--- a/00-首页/学生讲义Word/分光光度法-超级充实版（自学完整）.docx
+++ b/00-首页/学生讲义Word/分光光度法-超级充实版（自学完整）.docx
@@ -5250,7 +5250,37 @@
         <w:rPr>
           <w:rFonts w:hint="eastAsia" w:ascii="Times New Roman" w:hAnsi="Times New Roman" w:eastAsia="SimSun" w:cs="Times New Roman"/>
         </w:rPr>
-        <w:t>曲线向吸光度轴弯曲</w:t>
+        <w:t>曲线向浓度轴</w:t>
+      </w:r>
+      <w:r>
+        <w:rPr>
+          <w:rFonts w:hint="eastAsia" w:ascii="Times New Roman" w:hAnsi="Times New Roman" w:eastAsia="Times New Roman" w:cs="Times New Roman"/>
+        </w:rPr>
+        <w:t>（c</w:t>
+      </w:r>
+      <w:r>
+        <w:rPr>
+          <w:rFonts w:ascii="Times New Roman" w:hAnsi="Times New Roman" w:eastAsia="Times New Roman" w:cs="Times New Roman"/>
+        </w:rPr>
+        <w:t xml:space="preserve"> </w:t>
+      </w:r>
+      <w:r>
+        <w:rPr>
+          <w:rFonts w:hint="eastAsia" w:ascii="Times New Roman" w:hAnsi="Times New Roman" w:eastAsia="SimSun" w:cs="Times New Roman"/>
+        </w:rPr>
+        <w:t>轴</w:t>
+      </w:r>
+      <w:r>
+        <w:rPr>
+          <w:rFonts w:hint="eastAsia" w:ascii="Times New Roman" w:hAnsi="Times New Roman" w:eastAsia="Times New Roman" w:cs="Times New Roman"/>
+        </w:rPr>
+        <w:t>）</w:t>
+      </w:r>
+      <w:r>
+        <w:rPr>
+          <w:rFonts w:hint="eastAsia" w:ascii="Times New Roman" w:hAnsi="Times New Roman" w:eastAsia="SimSun" w:cs="Times New Roman"/>
+        </w:rPr>
+        <w:t>弯曲</w:t>
       </w:r>
       <w:r>
         <w:rPr>
@@ -10154,7 +10184,7 @@
                   <m:t>−</m:t>
                 </m:r>
                 <m:r>
-                  <m:t>6</m:t>
+                  <m:t>3</m:t>
                 </m:r>
               </m:sup>
             </m:sSup>
@@ -10172,12 +10202,6 @@
                 <m:sty m:val="p"/>
               </m:rPr>
               <m:t>/</m:t>
-            </m:r>
-            <m:r>
-              <m:rPr>
-                <m:sty m:val="p"/>
-              </m:rPr>
-              <m:t>m</m:t>
             </m:r>
             <m:r>
               <m:rPr>
@@ -16134,39 +16158,9 @@
       </w:pPr>
       <w:r>
         <w:rPr>
-          <w:rFonts w:hint="eastAsia" w:ascii="Times New Roman" w:hAnsi="Times New Roman" w:eastAsia="Times New Roman" w:cs="Times New Roman"/>
-        </w:rPr>
-        <w:t>[</w:t>
-      </w:r>
-      <w:r>
-        <w:rPr>
-          <w:rFonts w:hint="eastAsia" w:ascii="Times New Roman" w:hAnsi="Times New Roman" w:eastAsia="SimSun" w:cs="Times New Roman"/>
-        </w:rPr>
-        <w:t>赵鑫光</w:t>
-      </w:r>
-      <w:r>
-        <w:rPr>
-          <w:rFonts w:hint="eastAsia" w:ascii="Times New Roman" w:hAnsi="Times New Roman" w:eastAsia="Times New Roman" w:cs="Times New Roman"/>
-        </w:rPr>
-        <w:t>-</w:t>
-      </w:r>
-      <w:r>
-        <w:rPr>
-          <w:rFonts w:hint="eastAsia" w:ascii="Times New Roman" w:hAnsi="Times New Roman" w:eastAsia="SimSun" w:cs="Times New Roman"/>
-        </w:rPr>
-        <w:t>光度例</w:t>
-      </w:r>
-      <w:r>
-        <w:rPr>
-          <w:rFonts w:hint="eastAsia" w:ascii="Times New Roman" w:hAnsi="Times New Roman" w:eastAsia="Times New Roman" w:cs="Times New Roman"/>
-        </w:rPr>
-        <w:t>1]</w:t>
-      </w:r>
-      <w:r>
-        <w:rPr>
-          <w:rFonts w:ascii="Times New Roman" w:hAnsi="Times New Roman" w:eastAsia="Times New Roman" w:cs="Times New Roman"/>
-        </w:rPr>
-        <w:t xml:space="preserve"> 1.0 μg/mL Fe</w:t>
+          <w:rFonts w:ascii="Times New Roman" w:hAnsi="Times New Roman" w:eastAsia="Times New Roman" w:cs="Times New Roman"/>
+        </w:rPr>
+        <w:t>1.0 μg/mL Fe</w:t>
       </w:r>
       <w:r>
         <w:rPr>
@@ -16288,39 +16282,9 @@
       </w:pPr>
       <w:r>
         <w:rPr>
-          <w:rFonts w:hint="eastAsia" w:ascii="Times New Roman" w:hAnsi="Times New Roman" w:eastAsia="Times New Roman" w:cs="Times New Roman"/>
-        </w:rPr>
-        <w:t>[</w:t>
-      </w:r>
-      <w:r>
-        <w:rPr>
-          <w:rFonts w:hint="eastAsia" w:ascii="Times New Roman" w:hAnsi="Times New Roman" w:eastAsia="SimSun" w:cs="Times New Roman"/>
-        </w:rPr>
-        <w:t>赵鑫光</w:t>
-      </w:r>
-      <w:r>
-        <w:rPr>
-          <w:rFonts w:hint="eastAsia" w:ascii="Times New Roman" w:hAnsi="Times New Roman" w:eastAsia="Times New Roman" w:cs="Times New Roman"/>
-        </w:rPr>
-        <w:t>-</w:t>
-      </w:r>
-      <w:r>
-        <w:rPr>
-          <w:rFonts w:hint="eastAsia" w:ascii="Times New Roman" w:hAnsi="Times New Roman" w:eastAsia="SimSun" w:cs="Times New Roman"/>
-        </w:rPr>
-        <w:t>光度例</w:t>
-      </w:r>
-      <w:r>
-        <w:rPr>
-          <w:rFonts w:hint="eastAsia" w:ascii="Times New Roman" w:hAnsi="Times New Roman" w:eastAsia="Times New Roman" w:cs="Times New Roman"/>
-        </w:rPr>
-        <w:t>2]</w:t>
-      </w:r>
-      <w:r>
-        <w:rPr>
-          <w:rFonts w:ascii="Times New Roman" w:hAnsi="Times New Roman" w:eastAsia="Times New Roman" w:cs="Times New Roman"/>
-        </w:rPr>
-        <w:t xml:space="preserve"> 25.5 μg/50 mL Cu</w:t>
+          <w:rFonts w:ascii="Times New Roman" w:hAnsi="Times New Roman" w:eastAsia="Times New Roman" w:cs="Times New Roman"/>
+        </w:rPr>
+        <w:t>25.5 μg/50 mL Cu</w:t>
       </w:r>
       <w:r>
         <w:rPr>
@@ -16752,39 +16716,9 @@
       </w:pPr>
       <w:r>
         <w:rPr>
-          <w:rFonts w:hint="eastAsia" w:ascii="Times New Roman" w:hAnsi="Times New Roman" w:eastAsia="Times New Roman" w:cs="Times New Roman"/>
-        </w:rPr>
-        <w:t>[</w:t>
-      </w:r>
-      <w:r>
-        <w:rPr>
-          <w:rFonts w:hint="eastAsia" w:ascii="Times New Roman" w:hAnsi="Times New Roman" w:eastAsia="SimSun" w:cs="Times New Roman"/>
-        </w:rPr>
-        <w:t>赵鑫光</w:t>
-      </w:r>
-      <w:r>
-        <w:rPr>
-          <w:rFonts w:hint="eastAsia" w:ascii="Times New Roman" w:hAnsi="Times New Roman" w:eastAsia="Times New Roman" w:cs="Times New Roman"/>
-        </w:rPr>
-        <w:t>-</w:t>
-      </w:r>
-      <w:r>
-        <w:rPr>
-          <w:rFonts w:hint="eastAsia" w:ascii="Times New Roman" w:hAnsi="Times New Roman" w:eastAsia="SimSun" w:cs="Times New Roman"/>
-        </w:rPr>
-        <w:t>光度例</w:t>
-      </w:r>
-      <w:r>
-        <w:rPr>
-          <w:rFonts w:hint="eastAsia" w:ascii="Times New Roman" w:hAnsi="Times New Roman" w:eastAsia="Times New Roman" w:cs="Times New Roman"/>
-        </w:rPr>
-        <w:t>3]</w:t>
-      </w:r>
-      <w:r>
-        <w:rPr>
-          <w:rFonts w:ascii="Times New Roman" w:hAnsi="Times New Roman" w:eastAsia="Times New Roman" w:cs="Times New Roman"/>
-        </w:rPr>
-        <w:t xml:space="preserve"> Ti + V </w:t>
+          <w:rFonts w:ascii="Times New Roman" w:hAnsi="Times New Roman" w:eastAsia="Times New Roman" w:cs="Times New Roman"/>
+        </w:rPr>
+        <w:t xml:space="preserve">Ti + V </w:t>
       </w:r>
       <w:r>
         <w:rPr>
@@ -16844,42 +16778,6 @@
           <w:numId w:val="1011"/>
         </w:numPr>
       </w:pPr>
-      <w:r>
-        <w:rPr>
-          <w:rFonts w:hint="eastAsia" w:ascii="Times New Roman" w:hAnsi="Times New Roman" w:eastAsia="Times New Roman" w:cs="Times New Roman"/>
-        </w:rPr>
-        <w:t>[</w:t>
-      </w:r>
-      <w:r>
-        <w:rPr>
-          <w:rFonts w:hint="eastAsia" w:ascii="Times New Roman" w:hAnsi="Times New Roman" w:eastAsia="SimSun" w:cs="Times New Roman"/>
-        </w:rPr>
-        <w:t>赵鑫光</w:t>
-      </w:r>
-      <w:r>
-        <w:rPr>
-          <w:rFonts w:hint="eastAsia" w:ascii="Times New Roman" w:hAnsi="Times New Roman" w:eastAsia="Times New Roman" w:cs="Times New Roman"/>
-        </w:rPr>
-        <w:t>-</w:t>
-      </w:r>
-      <w:r>
-        <w:rPr>
-          <w:rFonts w:hint="eastAsia" w:ascii="Times New Roman" w:hAnsi="Times New Roman" w:eastAsia="SimSun" w:cs="Times New Roman"/>
-        </w:rPr>
-        <w:t>光度例</w:t>
-      </w:r>
-      <w:r>
-        <w:rPr>
-          <w:rFonts w:hint="eastAsia" w:ascii="Times New Roman" w:hAnsi="Times New Roman" w:eastAsia="Times New Roman" w:cs="Times New Roman"/>
-        </w:rPr>
-        <w:t>4]</w:t>
-      </w:r>
-      <w:r>
-        <w:rPr>
-          <w:rFonts w:ascii="Times New Roman" w:hAnsi="Times New Roman" w:eastAsia="Times New Roman" w:cs="Times New Roman"/>
-        </w:rPr>
-        <w:t xml:space="preserve"> </w:t>
-      </w:r>
       <w:r>
         <w:rPr>
           <w:rFonts w:hint="eastAsia" w:ascii="Times New Roman" w:hAnsi="Times New Roman" w:eastAsia="SimSun" w:cs="Times New Roman"/>
@@ -18027,7 +17925,7 @@
                   <m:t>−</m:t>
                 </m:r>
                 <m:r>
-                  <m:t>6</m:t>
+                  <m:t>3</m:t>
                 </m:r>
               </m:sup>
             </m:sSup>

--- a/00-首页/学生讲义Word/分光光度法-超级充实版（自学完整）.docx
+++ b/00-首页/学生讲义Word/分光光度法-超级充实版（自学完整）.docx
@@ -46,7 +46,7 @@
       </w:pPr>
       <w:r>
         <w:rPr>
-          <w:rFonts w:hint="eastAsia" w:ascii="Times New Roman" w:hAnsi="Times New Roman" w:eastAsia="SimSun" w:cs="Times New Roman"/>
+          <w:rFonts w:hint="eastAsia" w:ascii="Times New Roman" w:hAnsi="Times New Roman" w:eastAsia="FangSong" w:cs="Times New Roman"/>
           <w:b/>
           <w:bCs/>
         </w:rPr>
@@ -66,7 +66,7 @@
       </w:r>
       <w:r>
         <w:rPr>
-          <w:rFonts w:hint="eastAsia" w:ascii="Times New Roman" w:hAnsi="Times New Roman" w:eastAsia="SimSun" w:cs="Times New Roman"/>
+          <w:rFonts w:hint="eastAsia" w:ascii="Times New Roman" w:hAnsi="Times New Roman" w:eastAsia="FangSong" w:cs="Times New Roman"/>
         </w:rPr>
         <w:t xml:space="preserve">分光光度法</w:t>
       </w:r>
@@ -162,7 +162,7 @@
             </w:pPr>
             <w:r>
               <w:rPr>
-                <w:rFonts w:hint="eastAsia" w:ascii="Times New Roman" w:hAnsi="Times New Roman" w:eastAsia="SimSun" w:cs="Times New Roman"/>
+                <w:rFonts w:hint="eastAsia" w:ascii="Times New Roman" w:hAnsi="Times New Roman" w:eastAsia="FangSong" w:cs="Times New Roman"/>
                 <w:b/>
                 <w:bCs/>
               </w:rPr>
@@ -179,7 +179,7 @@
             </w:pPr>
             <w:r>
               <w:rPr>
-                <w:rFonts w:hint="eastAsia" w:ascii="Times New Roman" w:hAnsi="Times New Roman" w:eastAsia="SimSun" w:cs="Times New Roman"/>
+                <w:rFonts w:hint="eastAsia" w:ascii="Times New Roman" w:hAnsi="Times New Roman" w:eastAsia="FangSong" w:cs="Times New Roman"/>
               </w:rPr>
               <w:t xml:space="preserve">能叙述</w:t>
             </w:r>
@@ -191,7 +191,7 @@
             </w:r>
             <w:r>
               <w:rPr>
-                <w:rFonts w:hint="eastAsia" w:ascii="Times New Roman" w:hAnsi="Times New Roman" w:eastAsia="SimSun" w:cs="Times New Roman"/>
+                <w:rFonts w:hint="eastAsia" w:ascii="Times New Roman" w:hAnsi="Times New Roman" w:eastAsia="FangSong" w:cs="Times New Roman"/>
               </w:rPr>
               <w:t>定律及其成立条件</w:t>
             </w:r>
@@ -203,7 +203,7 @@
             </w:r>
             <w:r>
               <w:rPr>
-                <w:rFonts w:hint="eastAsia" w:ascii="Times New Roman" w:hAnsi="Times New Roman" w:eastAsia="SimSun" w:cs="Times New Roman"/>
+                <w:rFonts w:hint="eastAsia" w:ascii="Times New Roman" w:hAnsi="Times New Roman" w:eastAsia="FangSong" w:cs="Times New Roman"/>
               </w:rPr>
               <w:t>会</w:t>
             </w:r>
@@ -247,7 +247,7 @@
             </w:r>
             <w:r>
               <w:rPr>
-                <w:rFonts w:hint="eastAsia" w:ascii="Times New Roman" w:hAnsi="Times New Roman" w:eastAsia="SimSun" w:cs="Times New Roman"/>
+                <w:rFonts w:hint="eastAsia" w:ascii="Times New Roman" w:hAnsi="Times New Roman" w:eastAsia="FangSong" w:cs="Times New Roman"/>
               </w:rPr>
               <w:t xml:space="preserve">换算与</w:t>
             </w:r>
@@ -285,7 +285,7 @@
             </w:r>
             <w:r>
               <w:rPr>
-                <w:rFonts w:hint="eastAsia" w:ascii="Times New Roman" w:hAnsi="Times New Roman" w:eastAsia="SimSun" w:cs="Times New Roman"/>
+                <w:rFonts w:hint="eastAsia" w:ascii="Times New Roman" w:hAnsi="Times New Roman" w:eastAsia="FangSong" w:cs="Times New Roman"/>
               </w:rPr>
               <w:t xml:space="preserve">三变量互算</w:t>
             </w:r>
@@ -302,7 +302,7 @@
             </w:pPr>
             <w:r>
               <w:rPr>
-                <w:rFonts w:hint="eastAsia" w:ascii="Times New Roman" w:hAnsi="Times New Roman" w:eastAsia="SimSun" w:cs="Times New Roman"/>
+                <w:rFonts w:hint="eastAsia" w:ascii="Times New Roman" w:hAnsi="Times New Roman" w:eastAsia="FangSong" w:cs="Times New Roman"/>
                 <w:b/>
                 <w:bCs/>
               </w:rPr>
@@ -319,7 +319,7 @@
             </w:pPr>
             <w:r>
               <w:rPr>
-                <w:rFonts w:hint="eastAsia" w:ascii="Times New Roman" w:hAnsi="Times New Roman" w:eastAsia="SimSun" w:cs="Times New Roman"/>
+                <w:rFonts w:hint="eastAsia" w:ascii="Times New Roman" w:hAnsi="Times New Roman" w:eastAsia="FangSong" w:cs="Times New Roman"/>
               </w:rPr>
               <w:t>能选测定波长</w:t>
             </w:r>
@@ -354,7 +354,7 @@
             </w:r>
             <w:r>
               <w:rPr>
-                <w:rFonts w:hint="eastAsia" w:ascii="Times New Roman" w:hAnsi="Times New Roman" w:eastAsia="SimSun" w:cs="Times New Roman"/>
+                <w:rFonts w:hint="eastAsia" w:ascii="Times New Roman" w:hAnsi="Times New Roman" w:eastAsia="FangSong" w:cs="Times New Roman"/>
               </w:rPr>
               <w:t>或</w:t>
             </w:r>
@@ -366,7 +366,7 @@
             </w:r>
             <w:r>
               <w:rPr>
-                <w:rFonts w:hint="eastAsia" w:ascii="Times New Roman" w:hAnsi="Times New Roman" w:eastAsia="SimSun" w:cs="Times New Roman"/>
+                <w:rFonts w:hint="eastAsia" w:ascii="Times New Roman" w:hAnsi="Times New Roman" w:eastAsia="FangSong" w:cs="Times New Roman"/>
               </w:rPr>
               <w:t>吸收最大干扰最小</w:t>
             </w:r>
@@ -378,7 +378,7 @@
             </w:r>
             <w:r>
               <w:rPr>
-                <w:rFonts w:hint="eastAsia" w:ascii="Times New Roman" w:hAnsi="Times New Roman" w:eastAsia="SimSun" w:cs="Times New Roman"/>
+                <w:rFonts w:hint="eastAsia" w:ascii="Times New Roman" w:hAnsi="Times New Roman" w:eastAsia="FangSong" w:cs="Times New Roman"/>
               </w:rPr>
               <w:t>能解释偏离</w:t>
             </w:r>
@@ -390,7 +390,7 @@
             </w:r>
             <w:r>
               <w:rPr>
-                <w:rFonts w:hint="eastAsia" w:ascii="Times New Roman" w:hAnsi="Times New Roman" w:eastAsia="SimSun" w:cs="Times New Roman"/>
+                <w:rFonts w:hint="eastAsia" w:ascii="Times New Roman" w:hAnsi="Times New Roman" w:eastAsia="FangSong" w:cs="Times New Roman"/>
               </w:rPr>
               <w:t>定律的化学</w:t>
             </w:r>
@@ -402,7 +402,7 @@
             </w:r>
             <w:r>
               <w:rPr>
-                <w:rFonts w:hint="eastAsia" w:ascii="Times New Roman" w:hAnsi="Times New Roman" w:eastAsia="SimSun" w:cs="Times New Roman"/>
+                <w:rFonts w:hint="eastAsia" w:ascii="Times New Roman" w:hAnsi="Times New Roman" w:eastAsia="FangSong" w:cs="Times New Roman"/>
               </w:rPr>
               <w:t>光学原因</w:t>
             </w:r>
@@ -419,7 +419,7 @@
             </w:pPr>
             <w:r>
               <w:rPr>
-                <w:rFonts w:hint="eastAsia" w:ascii="Times New Roman" w:hAnsi="Times New Roman" w:eastAsia="SimSun" w:cs="Times New Roman"/>
+                <w:rFonts w:hint="eastAsia" w:ascii="Times New Roman" w:hAnsi="Times New Roman" w:eastAsia="FangSong" w:cs="Times New Roman"/>
                 <w:b/>
                 <w:bCs/>
               </w:rPr>
@@ -436,7 +436,7 @@
             </w:pPr>
             <w:r>
               <w:rPr>
-                <w:rFonts w:hint="eastAsia" w:ascii="Times New Roman" w:hAnsi="Times New Roman" w:eastAsia="SimSun" w:cs="Times New Roman"/>
+                <w:rFonts w:hint="eastAsia" w:ascii="Times New Roman" w:hAnsi="Times New Roman" w:eastAsia="FangSong" w:cs="Times New Roman"/>
               </w:rPr>
               <w:t>能设计显色反应条件</w:t>
             </w:r>
@@ -448,7 +448,7 @@
             </w:r>
             <w:r>
               <w:rPr>
-                <w:rFonts w:hint="eastAsia" w:ascii="Times New Roman" w:hAnsi="Times New Roman" w:eastAsia="SimSun" w:cs="Times New Roman"/>
+                <w:rFonts w:hint="eastAsia" w:ascii="Times New Roman" w:hAnsi="Times New Roman" w:eastAsia="FangSong" w:cs="Times New Roman"/>
               </w:rPr>
               <w:t>能选参比溶液</w:t>
             </w:r>
@@ -460,7 +460,7 @@
             </w:r>
             <w:r>
               <w:rPr>
-                <w:rFonts w:hint="eastAsia" w:ascii="Times New Roman" w:hAnsi="Times New Roman" w:eastAsia="SimSun" w:cs="Times New Roman"/>
+                <w:rFonts w:hint="eastAsia" w:ascii="Times New Roman" w:hAnsi="Times New Roman" w:eastAsia="FangSong" w:cs="Times New Roman"/>
               </w:rPr>
               <w:t>能画标准曲线并求未知浓度</w:t>
             </w:r>
@@ -477,7 +477,7 @@
             </w:pPr>
             <w:r>
               <w:rPr>
-                <w:rFonts w:hint="eastAsia" w:ascii="Times New Roman" w:hAnsi="Times New Roman" w:eastAsia="SimSun" w:cs="Times New Roman"/>
+                <w:rFonts w:hint="eastAsia" w:ascii="Times New Roman" w:hAnsi="Times New Roman" w:eastAsia="FangSong" w:cs="Times New Roman"/>
                 <w:b/>
                 <w:bCs/>
               </w:rPr>
@@ -494,7 +494,7 @@
             </w:pPr>
             <w:r>
               <w:rPr>
-                <w:rFonts w:hint="eastAsia" w:ascii="Times New Roman" w:hAnsi="Times New Roman" w:eastAsia="SimSun" w:cs="Times New Roman"/>
+                <w:rFonts w:hint="eastAsia" w:ascii="Times New Roman" w:hAnsi="Times New Roman" w:eastAsia="FangSong" w:cs="Times New Roman"/>
               </w:rPr>
               <w:t>知道桑德尔灵敏度</w:t>
             </w:r>
@@ -506,7 +506,7 @@
             </w:r>
             <w:r>
               <w:rPr>
-                <w:rFonts w:hint="eastAsia" w:ascii="Times New Roman" w:hAnsi="Times New Roman" w:eastAsia="SimSun" w:cs="Times New Roman"/>
+                <w:rFonts w:hint="eastAsia" w:ascii="Times New Roman" w:hAnsi="Times New Roman" w:eastAsia="FangSong" w:cs="Times New Roman"/>
               </w:rPr>
               <w:t>示差法</w:t>
             </w:r>
@@ -518,7 +518,7 @@
             </w:r>
             <w:r>
               <w:rPr>
-                <w:rFonts w:hint="eastAsia" w:ascii="Times New Roman" w:hAnsi="Times New Roman" w:eastAsia="SimSun" w:cs="Times New Roman"/>
+                <w:rFonts w:hint="eastAsia" w:ascii="Times New Roman" w:hAnsi="Times New Roman" w:eastAsia="FangSong" w:cs="Times New Roman"/>
               </w:rPr>
               <w:t>双波长法</w:t>
             </w:r>
@@ -530,7 +530,7 @@
             </w:r>
             <w:r>
               <w:rPr>
-                <w:rFonts w:hint="eastAsia" w:ascii="Times New Roman" w:hAnsi="Times New Roman" w:eastAsia="SimSun" w:cs="Times New Roman"/>
+                <w:rFonts w:hint="eastAsia" w:ascii="Times New Roman" w:hAnsi="Times New Roman" w:eastAsia="FangSong" w:cs="Times New Roman"/>
               </w:rPr>
               <w:t>摩尔比法的原理</w:t>
             </w:r>
@@ -586,7 +586,7 @@
       </w:pPr>
       <w:r>
         <w:rPr>
-          <w:rFonts w:hint="eastAsia" w:ascii="Times New Roman" w:hAnsi="Times New Roman" w:eastAsia="SimSun" w:cs="Times New Roman"/>
+          <w:rFonts w:hint="eastAsia" w:ascii="Times New Roman" w:hAnsi="Times New Roman" w:eastAsia="FangSong" w:cs="Times New Roman"/>
           <w:b/>
           <w:bCs/>
         </w:rPr>
@@ -600,7 +600,7 @@
       </w:r>
       <w:r>
         <w:rPr>
-          <w:rFonts w:hint="eastAsia" w:ascii="Times New Roman" w:hAnsi="Times New Roman" w:eastAsia="SimSun" w:cs="Times New Roman"/>
+          <w:rFonts w:hint="eastAsia" w:ascii="Times New Roman" w:hAnsi="Times New Roman" w:eastAsia="FangSong" w:cs="Times New Roman"/>
         </w:rPr>
         <w:t>知识点</w:t>
       </w:r>
@@ -612,7 +612,7 @@
       </w:r>
       <w:r>
         <w:rPr>
-          <w:rFonts w:hint="eastAsia" w:ascii="Times New Roman" w:hAnsi="Times New Roman" w:eastAsia="SimSun" w:cs="Times New Roman"/>
+          <w:rFonts w:hint="eastAsia" w:ascii="Times New Roman" w:hAnsi="Times New Roman" w:eastAsia="FangSong" w:cs="Times New Roman"/>
         </w:rPr>
         <w:t>分析化学</w:t>
       </w:r>
@@ -624,7 +624,7 @@
       </w:r>
       <w:r>
         <w:rPr>
-          <w:rFonts w:hint="eastAsia" w:ascii="Times New Roman" w:hAnsi="Times New Roman" w:eastAsia="SimSun" w:cs="Times New Roman"/>
+          <w:rFonts w:hint="eastAsia" w:ascii="Times New Roman" w:hAnsi="Times New Roman" w:eastAsia="FangSong" w:cs="Times New Roman"/>
         </w:rPr>
         <w:t>定律</w:t>
       </w:r>
@@ -642,7 +642,7 @@
       </w:r>
       <w:r>
         <w:rPr>
-          <w:rFonts w:hint="eastAsia" w:ascii="Times New Roman" w:hAnsi="Times New Roman" w:eastAsia="SimSun" w:cs="Times New Roman"/>
+          <w:rFonts w:hint="eastAsia" w:ascii="Times New Roman" w:hAnsi="Times New Roman" w:eastAsia="FangSong" w:cs="Times New Roman"/>
         </w:rPr>
         <w:t>知识点</w:t>
       </w:r>
@@ -654,7 +654,7 @@
       </w:r>
       <w:r>
         <w:rPr>
-          <w:rFonts w:hint="eastAsia" w:ascii="Times New Roman" w:hAnsi="Times New Roman" w:eastAsia="SimSun" w:cs="Times New Roman"/>
+          <w:rFonts w:hint="eastAsia" w:ascii="Times New Roman" w:hAnsi="Times New Roman" w:eastAsia="FangSong" w:cs="Times New Roman"/>
         </w:rPr>
         <w:t>分析化学</w:t>
       </w:r>
@@ -666,7 +666,7 @@
       </w:r>
       <w:r>
         <w:rPr>
-          <w:rFonts w:hint="eastAsia" w:ascii="Times New Roman" w:hAnsi="Times New Roman" w:eastAsia="SimSun" w:cs="Times New Roman"/>
+          <w:rFonts w:hint="eastAsia" w:ascii="Times New Roman" w:hAnsi="Times New Roman" w:eastAsia="FangSong" w:cs="Times New Roman"/>
         </w:rPr>
         <w:t>分光光度法</w:t>
       </w:r>
@@ -678,7 +678,7 @@
       </w:r>
       <w:r>
         <w:rPr>
-          <w:rFonts w:hint="eastAsia" w:ascii="Times New Roman" w:hAnsi="Times New Roman" w:eastAsia="SimSun" w:cs="Times New Roman"/>
+          <w:rFonts w:hint="eastAsia" w:ascii="Times New Roman" w:hAnsi="Times New Roman" w:eastAsia="FangSong" w:cs="Times New Roman"/>
           <w:b/>
           <w:bCs/>
         </w:rPr>
@@ -698,7 +698,7 @@
       </w:r>
       <w:r>
         <w:rPr>
-          <w:rFonts w:hint="eastAsia" w:ascii="Times New Roman" w:hAnsi="Times New Roman" w:eastAsia="SimSun" w:cs="Times New Roman"/>
+          <w:rFonts w:hint="eastAsia" w:ascii="Times New Roman" w:hAnsi="Times New Roman" w:eastAsia="FangSong" w:cs="Times New Roman"/>
         </w:rPr>
         <w:t xml:space="preserve">分光光度法</w:t>
       </w:r>
@@ -736,7 +736,7 @@
       </w:r>
       <w:r>
         <w:rPr>
-          <w:rFonts w:hint="eastAsia" w:ascii="Times New Roman" w:hAnsi="Times New Roman" w:eastAsia="SimSun" w:cs="Times New Roman"/>
+          <w:rFonts w:hint="eastAsia" w:ascii="Times New Roman" w:hAnsi="Times New Roman" w:eastAsia="FangSong" w:cs="Times New Roman"/>
           <w:b/>
           <w:bCs/>
         </w:rPr>
@@ -750,7 +750,7 @@
       </w:r>
       <w:r>
         <w:rPr>
-          <w:rFonts w:hint="eastAsia" w:ascii="Times New Roman" w:hAnsi="Times New Roman" w:eastAsia="SimSun" w:cs="Times New Roman"/>
+          <w:rFonts w:hint="eastAsia" w:ascii="Times New Roman" w:hAnsi="Times New Roman" w:eastAsia="FangSong" w:cs="Times New Roman"/>
         </w:rPr>
         <w:t>朗伯</w:t>
       </w:r>
@@ -762,7 +762,7 @@
       </w:r>
       <w:r>
         <w:rPr>
-          <w:rFonts w:hint="eastAsia" w:ascii="Times New Roman" w:hAnsi="Times New Roman" w:eastAsia="SimSun" w:cs="Times New Roman"/>
+          <w:rFonts w:hint="eastAsia" w:ascii="Times New Roman" w:hAnsi="Times New Roman" w:eastAsia="FangSong" w:cs="Times New Roman"/>
         </w:rPr>
         <w:t>比尔定律</w:t>
       </w:r>
@@ -774,7 +774,7 @@
       </w:r>
       <w:r>
         <w:rPr>
-          <w:rFonts w:hint="eastAsia" w:ascii="Times New Roman" w:hAnsi="Times New Roman" w:eastAsia="SimSun" w:cs="Times New Roman"/>
+          <w:rFonts w:hint="eastAsia" w:ascii="Times New Roman" w:hAnsi="Times New Roman" w:eastAsia="FangSong" w:cs="Times New Roman"/>
         </w:rPr>
         <w:t>是分光光度法定量分析的基石</w:t>
       </w:r>
@@ -982,7 +982,7 @@
             </w:pPr>
             <w:r>
               <w:rPr>
-                <w:rFonts w:hint="eastAsia" w:ascii="Times New Roman" w:hAnsi="Times New Roman" w:eastAsia="SimSun" w:cs="Times New Roman"/>
+                <w:rFonts w:hint="eastAsia" w:ascii="Times New Roman" w:hAnsi="Times New Roman" w:eastAsia="FangSong" w:cs="Times New Roman"/>
               </w:rPr>
               <w:t xml:space="preserve">吸光度</w:t>
             </w:r>
@@ -997,7 +997,7 @@
             </w:pPr>
             <w:r>
               <w:rPr>
-                <w:rFonts w:hint="eastAsia" w:ascii="Times New Roman" w:hAnsi="Times New Roman" w:eastAsia="SimSun" w:cs="Times New Roman"/>
+                <w:rFonts w:hint="eastAsia" w:ascii="Times New Roman" w:hAnsi="Times New Roman" w:eastAsia="FangSong" w:cs="Times New Roman"/>
               </w:rPr>
               <w:t xml:space="preserve">无量纲</w:t>
             </w:r>
@@ -1012,7 +1012,7 @@
             </w:pPr>
             <w:r>
               <w:rPr>
-                <w:rFonts w:hint="eastAsia" w:ascii="Times New Roman" w:hAnsi="Times New Roman" w:eastAsia="SimSun" w:cs="Times New Roman"/>
+                <w:rFonts w:hint="eastAsia" w:ascii="Times New Roman" w:hAnsi="Times New Roman" w:eastAsia="FangSong" w:cs="Times New Roman"/>
               </w:rPr>
               <w:t xml:space="preserve">反映溶液对光的吸收程度</w:t>
             </w:r>
@@ -1051,7 +1051,7 @@
             </w:pPr>
             <w:r>
               <w:rPr>
-                <w:rFonts w:hint="eastAsia" w:ascii="Times New Roman" w:hAnsi="Times New Roman" w:eastAsia="SimSun" w:cs="Times New Roman"/>
+                <w:rFonts w:hint="eastAsia" w:ascii="Times New Roman" w:hAnsi="Times New Roman" w:eastAsia="FangSong" w:cs="Times New Roman"/>
               </w:rPr>
               <w:t xml:space="preserve">入射光强度</w:t>
             </w:r>
@@ -1130,7 +1130,7 @@
             </w:pPr>
             <w:r>
               <w:rPr>
-                <w:rFonts w:hint="eastAsia" w:ascii="Times New Roman" w:hAnsi="Times New Roman" w:eastAsia="SimSun" w:cs="Times New Roman"/>
+                <w:rFonts w:hint="eastAsia" w:ascii="Times New Roman" w:hAnsi="Times New Roman" w:eastAsia="FangSong" w:cs="Times New Roman"/>
               </w:rPr>
               <w:t xml:space="preserve">透射光强度</w:t>
             </w:r>
@@ -1197,7 +1197,7 @@
             </w:pPr>
             <w:r>
               <w:rPr>
-                <w:rFonts w:hint="eastAsia" w:ascii="Times New Roman" w:hAnsi="Times New Roman" w:eastAsia="SimSun" w:cs="Times New Roman"/>
+                <w:rFonts w:hint="eastAsia" w:ascii="Times New Roman" w:hAnsi="Times New Roman" w:eastAsia="FangSong" w:cs="Times New Roman"/>
               </w:rPr>
               <w:t>透射比</w:t>
             </w:r>
@@ -1209,7 +1209,7 @@
             </w:r>
             <w:r>
               <w:rPr>
-                <w:rFonts w:hint="eastAsia" w:ascii="Times New Roman" w:hAnsi="Times New Roman" w:eastAsia="SimSun" w:cs="Times New Roman"/>
+                <w:rFonts w:hint="eastAsia" w:ascii="Times New Roman" w:hAnsi="Times New Roman" w:eastAsia="FangSong" w:cs="Times New Roman"/>
               </w:rPr>
               <w:t>透光度</w:t>
             </w:r>
@@ -1230,7 +1230,7 @@
             </w:pPr>
             <w:r>
               <w:rPr>
-                <w:rFonts w:hint="eastAsia" w:ascii="Times New Roman" w:hAnsi="Times New Roman" w:eastAsia="SimSun" w:cs="Times New Roman"/>
+                <w:rFonts w:hint="eastAsia" w:ascii="Times New Roman" w:hAnsi="Times New Roman" w:eastAsia="FangSong" w:cs="Times New Roman"/>
               </w:rPr>
               <w:t>无量纲</w:t>
             </w:r>
@@ -1242,7 +1242,7 @@
             </w:r>
             <w:r>
               <w:rPr>
-                <w:rFonts w:hint="eastAsia" w:ascii="Times New Roman" w:hAnsi="Times New Roman" w:eastAsia="SimSun" w:cs="Times New Roman"/>
+                <w:rFonts w:hint="eastAsia" w:ascii="Times New Roman" w:hAnsi="Times New Roman" w:eastAsia="FangSong" w:cs="Times New Roman"/>
               </w:rPr>
               <w:t>或</w:t>
             </w:r>
@@ -1341,7 +1341,7 @@
             </w:r>
             <w:r>
               <w:rPr>
-                <w:rFonts w:hint="eastAsia" w:ascii="Times New Roman" w:hAnsi="Times New Roman" w:eastAsia="SimSun" w:cs="Times New Roman"/>
+                <w:rFonts w:hint="eastAsia" w:ascii="Times New Roman" w:hAnsi="Times New Roman" w:eastAsia="FangSong" w:cs="Times New Roman"/>
               </w:rPr>
               <w:t>或</w:t>
             </w:r>
@@ -1373,7 +1373,7 @@
             </w:pPr>
             <w:r>
               <w:rPr>
-                <w:rFonts w:hint="eastAsia" w:ascii="Times New Roman" w:hAnsi="Times New Roman" w:eastAsia="SimSun" w:cs="Times New Roman"/>
+                <w:rFonts w:hint="eastAsia" w:ascii="Times New Roman" w:hAnsi="Times New Roman" w:eastAsia="FangSong" w:cs="Times New Roman"/>
               </w:rPr>
               <w:t xml:space="preserve">摩尔吸收系数</w:t>
             </w:r>
@@ -1489,7 +1489,7 @@
             </w:pPr>
             <w:r>
               <w:rPr>
-                <w:rFonts w:hint="eastAsia" w:ascii="Times New Roman" w:hAnsi="Times New Roman" w:eastAsia="SimSun" w:cs="Times New Roman"/>
+                <w:rFonts w:hint="eastAsia" w:ascii="Times New Roman" w:hAnsi="Times New Roman" w:eastAsia="FangSong" w:cs="Times New Roman"/>
               </w:rPr>
               <w:t xml:space="preserve">吸收灵敏度的特征常数</w:t>
             </w:r>
@@ -1526,7 +1526,7 @@
             </w:pPr>
             <w:r>
               <w:rPr>
-                <w:rFonts w:hint="eastAsia" w:ascii="Times New Roman" w:hAnsi="Times New Roman" w:eastAsia="SimSun" w:cs="Times New Roman"/>
+                <w:rFonts w:hint="eastAsia" w:ascii="Times New Roman" w:hAnsi="Times New Roman" w:eastAsia="FangSong" w:cs="Times New Roman"/>
               </w:rPr>
               <w:t>液层厚度</w:t>
             </w:r>
@@ -1538,7 +1538,7 @@
             </w:r>
             <w:r>
               <w:rPr>
-                <w:rFonts w:hint="eastAsia" w:ascii="Times New Roman" w:hAnsi="Times New Roman" w:eastAsia="SimSun" w:cs="Times New Roman"/>
+                <w:rFonts w:hint="eastAsia" w:ascii="Times New Roman" w:hAnsi="Times New Roman" w:eastAsia="FangSong" w:cs="Times New Roman"/>
               </w:rPr>
               <w:t>光程</w:t>
             </w:r>
@@ -1574,7 +1574,7 @@
             </w:pPr>
             <w:r>
               <w:rPr>
-                <w:rFonts w:hint="eastAsia" w:ascii="Times New Roman" w:hAnsi="Times New Roman" w:eastAsia="SimSun" w:cs="Times New Roman"/>
+                <w:rFonts w:hint="eastAsia" w:ascii="Times New Roman" w:hAnsi="Times New Roman" w:eastAsia="FangSong" w:cs="Times New Roman"/>
               </w:rPr>
               <w:t xml:space="preserve">通常用</w:t>
             </w:r>
@@ -1586,7 +1586,7 @@
             </w:r>
             <w:r>
               <w:rPr>
-                <w:rFonts w:hint="eastAsia" w:ascii="Times New Roman" w:hAnsi="Times New Roman" w:eastAsia="SimSun" w:cs="Times New Roman"/>
+                <w:rFonts w:hint="eastAsia" w:ascii="Times New Roman" w:hAnsi="Times New Roman" w:eastAsia="FangSong" w:cs="Times New Roman"/>
               </w:rPr>
               <w:t xml:space="preserve">吸收池</w:t>
             </w:r>
@@ -1623,7 +1623,7 @@
             </w:pPr>
             <w:r>
               <w:rPr>
-                <w:rFonts w:hint="eastAsia" w:ascii="Times New Roman" w:hAnsi="Times New Roman" w:eastAsia="SimSun" w:cs="Times New Roman"/>
+                <w:rFonts w:hint="eastAsia" w:ascii="Times New Roman" w:hAnsi="Times New Roman" w:eastAsia="FangSong" w:cs="Times New Roman"/>
               </w:rPr>
               <w:t xml:space="preserve">浓度</w:t>
             </w:r>
@@ -1931,7 +1931,7 @@
       </w:pPr>
       <w:r>
         <w:rPr>
-          <w:rFonts w:hint="eastAsia" w:ascii="Times New Roman" w:hAnsi="Times New Roman" w:eastAsia="SimSun" w:cs="Times New Roman"/>
+          <w:rFonts w:hint="eastAsia" w:ascii="Times New Roman" w:hAnsi="Times New Roman" w:eastAsia="FangSong" w:cs="Times New Roman"/>
         </w:rPr>
         <w:t xml:space="preserve">深入思考</w:t>
       </w:r>
@@ -1943,7 +1943,7 @@
       </w:r>
       <w:r>
         <w:rPr>
-          <w:rFonts w:hint="eastAsia" w:ascii="Times New Roman" w:hAnsi="Times New Roman" w:eastAsia="SimSun" w:cs="Times New Roman"/>
+          <w:rFonts w:hint="eastAsia" w:ascii="Times New Roman" w:hAnsi="Times New Roman" w:eastAsia="FangSong" w:cs="Times New Roman"/>
         </w:rPr>
         <w:t>吸收就像</w:t>
       </w:r>
@@ -1955,7 +1955,7 @@
       </w:r>
       <w:r>
         <w:rPr>
-          <w:rFonts w:hint="eastAsia" w:ascii="Times New Roman" w:hAnsi="Times New Roman" w:eastAsia="SimSun" w:cs="Times New Roman"/>
+          <w:rFonts w:hint="eastAsia" w:ascii="Times New Roman" w:hAnsi="Times New Roman" w:eastAsia="FangSong" w:cs="Times New Roman"/>
         </w:rPr>
         <w:t>光被切走几刀</w:t>
       </w:r>
@@ -1967,7 +1967,7 @@
       </w:r>
       <w:r>
         <w:rPr>
-          <w:rFonts w:hint="eastAsia" w:ascii="Times New Roman" w:hAnsi="Times New Roman" w:eastAsia="SimSun" w:cs="Times New Roman"/>
+          <w:rFonts w:hint="eastAsia" w:ascii="Times New Roman" w:hAnsi="Times New Roman" w:eastAsia="FangSong" w:cs="Times New Roman"/>
         </w:rPr>
         <w:t>浓度越高</w:t>
       </w:r>
@@ -1979,7 +1979,7 @@
       </w:r>
       <w:r>
         <w:rPr>
-          <w:rFonts w:hint="eastAsia" w:ascii="Times New Roman" w:hAnsi="Times New Roman" w:eastAsia="SimSun" w:cs="Times New Roman"/>
+          <w:rFonts w:hint="eastAsia" w:ascii="Times New Roman" w:hAnsi="Times New Roman" w:eastAsia="FangSong" w:cs="Times New Roman"/>
         </w:rPr>
         <w:t>光程越长</w:t>
       </w:r>
@@ -1991,7 +1991,7 @@
       </w:r>
       <w:r>
         <w:rPr>
-          <w:rFonts w:hint="eastAsia" w:ascii="Times New Roman" w:hAnsi="Times New Roman" w:eastAsia="SimSun" w:cs="Times New Roman"/>
+          <w:rFonts w:hint="eastAsia" w:ascii="Times New Roman" w:hAnsi="Times New Roman" w:eastAsia="FangSong" w:cs="Times New Roman"/>
         </w:rPr>
         <w:t>被切走的光越多</w:t>
       </w:r>
@@ -2003,13 +2003,13 @@
       </w:r>
       <w:r>
         <w:rPr>
-          <w:rFonts w:hint="eastAsia" w:ascii="Times New Roman" w:hAnsi="Times New Roman" w:eastAsia="SimSun" w:cs="Times New Roman"/>
+          <w:rFonts w:hint="eastAsia" w:ascii="Times New Roman" w:hAnsi="Times New Roman" w:eastAsia="FangSong" w:cs="Times New Roman"/>
         </w:rPr>
         <w:t>但吸光度是</w:t>
       </w:r>
       <w:r>
         <w:rPr>
-          <w:rFonts w:hint="eastAsia" w:ascii="Times New Roman" w:hAnsi="Times New Roman" w:eastAsia="SimSun" w:cs="Times New Roman"/>
+          <w:rFonts w:hint="eastAsia" w:ascii="Times New Roman" w:hAnsi="Times New Roman" w:eastAsia="FangSong" w:cs="Times New Roman"/>
           <w:b/>
           <w:bCs/>
         </w:rPr>
@@ -2023,7 +2023,7 @@
       </w:r>
       <w:r>
         <w:rPr>
-          <w:rFonts w:hint="eastAsia" w:ascii="Times New Roman" w:hAnsi="Times New Roman" w:eastAsia="SimSun" w:cs="Times New Roman"/>
+          <w:rFonts w:hint="eastAsia" w:ascii="Times New Roman" w:hAnsi="Times New Roman" w:eastAsia="FangSong" w:cs="Times New Roman"/>
         </w:rPr>
         <w:t>每切走</w:t>
       </w:r>
@@ -2035,7 +2035,7 @@
       </w:r>
       <w:r>
         <w:rPr>
-          <w:rFonts w:hint="eastAsia" w:ascii="Times New Roman" w:hAnsi="Times New Roman" w:eastAsia="SimSun" w:cs="Times New Roman"/>
+          <w:rFonts w:hint="eastAsia" w:ascii="Times New Roman" w:hAnsi="Times New Roman" w:eastAsia="FangSong" w:cs="Times New Roman"/>
         </w:rPr>
         <w:t>光</w:t>
       </w:r>
@@ -2058,7 +2058,7 @@
       </w:r>
       <w:r>
         <w:rPr>
-          <w:rFonts w:hint="eastAsia" w:ascii="Times New Roman" w:hAnsi="Times New Roman" w:eastAsia="SimSun" w:cs="Times New Roman"/>
+          <w:rFonts w:hint="eastAsia" w:ascii="Times New Roman" w:hAnsi="Times New Roman" w:eastAsia="FangSong" w:cs="Times New Roman"/>
         </w:rPr>
         <w:t xml:space="preserve">才</w:t>
       </w:r>
@@ -2179,7 +2179,7 @@
       </w:r>
       <w:r>
         <w:rPr>
-          <w:rFonts w:hint="eastAsia" w:ascii="Times New Roman" w:hAnsi="Times New Roman" w:eastAsia="SimSun" w:cs="Times New Roman"/>
+          <w:rFonts w:hint="eastAsia" w:ascii="Times New Roman" w:hAnsi="Times New Roman" w:eastAsia="FangSong" w:cs="Times New Roman"/>
         </w:rPr>
         <w:t xml:space="preserve">范围</w:t>
       </w:r>
@@ -2215,7 +2215,7 @@
       </w:r>
       <w:r>
         <w:rPr>
-          <w:rFonts w:hint="eastAsia" w:ascii="Times New Roman" w:hAnsi="Times New Roman" w:eastAsia="SimSun" w:cs="Times New Roman"/>
+          <w:rFonts w:hint="eastAsia" w:ascii="Times New Roman" w:hAnsi="Times New Roman" w:eastAsia="FangSong" w:cs="Times New Roman"/>
         </w:rPr>
         <w:t xml:space="preserve">范围</w:t>
       </w:r>
@@ -2249,7 +2249,7 @@
       </w:r>
       <w:r>
         <w:rPr>
-          <w:rFonts w:hint="eastAsia" w:ascii="Times New Roman" w:hAnsi="Times New Roman" w:eastAsia="SimSun" w:cs="Times New Roman"/>
+          <w:rFonts w:hint="eastAsia" w:ascii="Times New Roman" w:hAnsi="Times New Roman" w:eastAsia="FangSong" w:cs="Times New Roman"/>
           <w:b/>
           <w:bCs/>
         </w:rPr>
@@ -2265,7 +2265,7 @@
       </w:r>
       <w:r>
         <w:rPr>
-          <w:rFonts w:hint="eastAsia" w:ascii="Times New Roman" w:hAnsi="Times New Roman" w:eastAsia="SimSun" w:cs="Times New Roman"/>
+          <w:rFonts w:hint="eastAsia" w:ascii="Times New Roman" w:hAnsi="Times New Roman" w:eastAsia="FangSong" w:cs="Times New Roman"/>
           <w:b/>
           <w:bCs/>
         </w:rPr>
@@ -2294,7 +2294,7 @@
       </w:r>
       <w:r>
         <w:rPr>
-          <w:rFonts w:hint="eastAsia" w:ascii="Times New Roman" w:hAnsi="Times New Roman" w:eastAsia="SimSun" w:cs="Times New Roman"/>
+          <w:rFonts w:hint="eastAsia" w:ascii="Times New Roman" w:hAnsi="Times New Roman" w:eastAsia="FangSong" w:cs="Times New Roman"/>
           <w:b/>
           <w:bCs/>
         </w:rPr>
@@ -2316,7 +2316,7 @@
       </w:r>
       <w:r>
         <w:rPr>
-          <w:rFonts w:hint="eastAsia" w:ascii="Times New Roman" w:hAnsi="Times New Roman" w:eastAsia="SimSun" w:cs="Times New Roman"/>
+          <w:rFonts w:hint="eastAsia" w:ascii="Times New Roman" w:hAnsi="Times New Roman" w:eastAsia="FangSong" w:cs="Times New Roman"/>
         </w:rPr>
         <w:t>对数关系</w:t>
       </w:r>
@@ -2333,7 +2333,7 @@
       </w:pPr>
       <w:r>
         <w:rPr>
-          <w:rFonts w:hint="eastAsia" w:ascii="Times New Roman" w:hAnsi="Times New Roman" w:eastAsia="SimSun" w:cs="Times New Roman"/>
+          <w:rFonts w:hint="eastAsia" w:ascii="Times New Roman" w:hAnsi="Times New Roman" w:eastAsia="FangSong" w:cs="Times New Roman"/>
           <w:b/>
           <w:bCs/>
         </w:rPr>
@@ -2360,7 +2360,7 @@
       </w:r>
       <w:r>
         <w:rPr>
-          <w:rFonts w:hint="eastAsia" w:ascii="Times New Roman" w:hAnsi="Times New Roman" w:eastAsia="SimSun" w:cs="Times New Roman"/>
+          <w:rFonts w:hint="eastAsia" w:ascii="Times New Roman" w:hAnsi="Times New Roman" w:eastAsia="FangSong" w:cs="Times New Roman"/>
           <w:b/>
           <w:bCs/>
         </w:rPr>
@@ -2389,7 +2389,7 @@
       </w:r>
       <w:r>
         <w:rPr>
-          <w:rFonts w:hint="eastAsia" w:ascii="Times New Roman" w:hAnsi="Times New Roman" w:eastAsia="SimSun" w:cs="Times New Roman"/>
+          <w:rFonts w:hint="eastAsia" w:ascii="Times New Roman" w:hAnsi="Times New Roman" w:eastAsia="FangSong" w:cs="Times New Roman"/>
           <w:b/>
           <w:bCs/>
         </w:rPr>
@@ -2405,7 +2405,7 @@
       </w:r>
       <w:r>
         <w:rPr>
-          <w:rFonts w:hint="eastAsia" w:ascii="Times New Roman" w:hAnsi="Times New Roman" w:eastAsia="SimSun" w:cs="Times New Roman"/>
+          <w:rFonts w:hint="eastAsia" w:ascii="Times New Roman" w:hAnsi="Times New Roman" w:eastAsia="FangSong" w:cs="Times New Roman"/>
           <w:b/>
           <w:bCs/>
         </w:rPr>
@@ -2419,7 +2419,7 @@
       </w:r>
       <w:r>
         <w:rPr>
-          <w:rFonts w:hint="eastAsia" w:ascii="Times New Roman" w:hAnsi="Times New Roman" w:eastAsia="SimSun" w:cs="Times New Roman"/>
+          <w:rFonts w:hint="eastAsia" w:ascii="Times New Roman" w:hAnsi="Times New Roman" w:eastAsia="FangSong" w:cs="Times New Roman"/>
         </w:rPr>
         <w:t>浓度加倍</w:t>
       </w:r>
@@ -2448,7 +2448,7 @@
       </w:r>
       <w:r>
         <w:rPr>
-          <w:rFonts w:hint="eastAsia" w:ascii="Times New Roman" w:hAnsi="Times New Roman" w:eastAsia="SimSun" w:cs="Times New Roman"/>
+          <w:rFonts w:hint="eastAsia" w:ascii="Times New Roman" w:hAnsi="Times New Roman" w:eastAsia="FangSong" w:cs="Times New Roman"/>
         </w:rPr>
         <w:t xml:space="preserve">加倍</w:t>
       </w:r>
@@ -2477,13 +2477,13 @@
       </w:r>
       <w:r>
         <w:rPr>
-          <w:rFonts w:hint="eastAsia" w:ascii="Times New Roman" w:hAnsi="Times New Roman" w:eastAsia="SimSun" w:cs="Times New Roman"/>
+          <w:rFonts w:hint="eastAsia" w:ascii="Times New Roman" w:hAnsi="Times New Roman" w:eastAsia="FangSong" w:cs="Times New Roman"/>
         </w:rPr>
         <w:t xml:space="preserve">是原来的</w:t>
       </w:r>
       <w:r>
         <w:rPr>
-          <w:rFonts w:hint="eastAsia" w:ascii="Times New Roman" w:hAnsi="Times New Roman" w:eastAsia="SimSun" w:cs="Times New Roman"/>
+          <w:rFonts w:hint="eastAsia" w:ascii="Times New Roman" w:hAnsi="Times New Roman" w:eastAsia="FangSong" w:cs="Times New Roman"/>
           <w:b/>
           <w:bCs/>
         </w:rPr>
@@ -2497,7 +2497,7 @@
       </w:r>
       <w:r>
         <w:rPr>
-          <w:rFonts w:hint="eastAsia" w:ascii="Times New Roman" w:hAnsi="Times New Roman" w:eastAsia="SimSun" w:cs="Times New Roman"/>
+          <w:rFonts w:hint="eastAsia" w:ascii="Times New Roman" w:hAnsi="Times New Roman" w:eastAsia="FangSong" w:cs="Times New Roman"/>
         </w:rPr>
         <w:t>不是减半</w:t>
       </w:r>
@@ -2509,7 +2509,7 @@
       </w:r>
       <w:r>
         <w:rPr>
-          <w:rFonts w:hint="eastAsia" w:ascii="Times New Roman" w:hAnsi="Times New Roman" w:eastAsia="SimSun" w:cs="Times New Roman"/>
+          <w:rFonts w:hint="eastAsia" w:ascii="Times New Roman" w:hAnsi="Times New Roman" w:eastAsia="FangSong" w:cs="Times New Roman"/>
         </w:rPr>
         <w:t>例</w:t>
       </w:r>
@@ -2575,7 +2575,7 @@
       </w:r>
       <w:r>
         <w:rPr>
-          <w:rFonts w:hint="eastAsia" w:ascii="Times New Roman" w:hAnsi="Times New Roman" w:eastAsia="SimSun" w:cs="Times New Roman"/>
+          <w:rFonts w:hint="eastAsia" w:ascii="Times New Roman" w:hAnsi="Times New Roman" w:eastAsia="FangSong" w:cs="Times New Roman"/>
         </w:rPr>
         <w:t>浓度加倍</w:t>
       </w:r>
@@ -2664,7 +2664,7 @@
       </w:pPr>
       <w:r>
         <w:rPr>
-          <w:rFonts w:hint="eastAsia" w:ascii="Times New Roman" w:hAnsi="Times New Roman" w:eastAsia="SimSun" w:cs="Times New Roman"/>
+          <w:rFonts w:hint="eastAsia" w:ascii="Times New Roman" w:hAnsi="Times New Roman" w:eastAsia="FangSong" w:cs="Times New Roman"/>
         </w:rPr>
         <w:t xml:space="preserve">练一练</w:t>
       </w:r>
@@ -2710,7 +2710,7 @@
       </w:r>
       <w:r>
         <w:rPr>
-          <w:rFonts w:hint="eastAsia" w:ascii="Times New Roman" w:hAnsi="Times New Roman" w:eastAsia="SimSun" w:cs="Times New Roman"/>
+          <w:rFonts w:hint="eastAsia" w:ascii="Times New Roman" w:hAnsi="Times New Roman" w:eastAsia="FangSong" w:cs="Times New Roman"/>
         </w:rPr>
         <w:t xml:space="preserve">时</w:t>
       </w:r>
@@ -2817,7 +2817,7 @@
       </w:r>
       <w:r>
         <w:rPr>
-          <w:rFonts w:hint="eastAsia" w:ascii="Times New Roman" w:hAnsi="Times New Roman" w:eastAsia="SimSun" w:cs="Times New Roman"/>
+          <w:rFonts w:hint="eastAsia" w:ascii="Times New Roman" w:hAnsi="Times New Roman" w:eastAsia="FangSong" w:cs="Times New Roman"/>
         </w:rPr>
         <w:t xml:space="preserve">时</w:t>
       </w:r>
@@ -2857,7 +2857,7 @@
       </w:pPr>
       <w:r>
         <w:rPr>
-          <w:rFonts w:hint="eastAsia" w:ascii="Times New Roman" w:hAnsi="Times New Roman" w:eastAsia="SimSun" w:cs="Times New Roman"/>
+          <w:rFonts w:hint="eastAsia" w:ascii="Times New Roman" w:hAnsi="Times New Roman" w:eastAsia="FangSong" w:cs="Times New Roman"/>
           <w:b/>
           <w:bCs/>
         </w:rPr>
@@ -3051,7 +3051,7 @@
       </w:pPr>
       <w:r>
         <w:rPr>
-          <w:rFonts w:hint="eastAsia" w:ascii="Times New Roman" w:hAnsi="Times New Roman" w:eastAsia="SimSun" w:cs="Times New Roman"/>
+          <w:rFonts w:hint="eastAsia" w:ascii="Times New Roman" w:hAnsi="Times New Roman" w:eastAsia="FangSong" w:cs="Times New Roman"/>
         </w:rPr>
         <w:t>若溶液含多种吸光物质且无相互作用</w:t>
       </w:r>
@@ -3207,13 +3207,13 @@
       </w:pPr>
       <w:r>
         <w:rPr>
-          <w:rFonts w:hint="eastAsia" w:ascii="Times New Roman" w:hAnsi="Times New Roman" w:eastAsia="SimSun" w:cs="Times New Roman"/>
+          <w:rFonts w:hint="eastAsia" w:ascii="Times New Roman" w:hAnsi="Times New Roman" w:eastAsia="FangSong" w:cs="Times New Roman"/>
         </w:rPr>
         <w:t xml:space="preserve">这是</w:t>
       </w:r>
       <w:r>
         <w:rPr>
-          <w:rFonts w:hint="eastAsia" w:ascii="Times New Roman" w:hAnsi="Times New Roman" w:eastAsia="SimSun" w:cs="Times New Roman"/>
+          <w:rFonts w:hint="eastAsia" w:ascii="Times New Roman" w:hAnsi="Times New Roman" w:eastAsia="FangSong" w:cs="Times New Roman"/>
           <w:b/>
           <w:bCs/>
         </w:rPr>
@@ -3221,7 +3221,7 @@
       </w:r>
       <w:r>
         <w:rPr>
-          <w:rFonts w:hint="eastAsia" w:ascii="Times New Roman" w:hAnsi="Times New Roman" w:eastAsia="SimSun" w:cs="Times New Roman"/>
+          <w:rFonts w:hint="eastAsia" w:ascii="Times New Roman" w:hAnsi="Times New Roman" w:eastAsia="FangSong" w:cs="Times New Roman"/>
         </w:rPr>
         <w:t>的理论基础</w:t>
       </w:r>
@@ -3233,7 +3233,7 @@
       </w:r>
       <w:r>
         <w:rPr>
-          <w:rFonts w:hint="eastAsia" w:ascii="Times New Roman" w:hAnsi="Times New Roman" w:eastAsia="SimSun" w:cs="Times New Roman"/>
+          <w:rFonts w:hint="eastAsia" w:ascii="Times New Roman" w:hAnsi="Times New Roman" w:eastAsia="FangSong" w:cs="Times New Roman"/>
         </w:rPr>
         <w:t>双波长联立方程组</w:t>
       </w:r>
@@ -3287,7 +3287,7 @@
       </w:r>
       <w:r>
         <w:rPr>
-          <w:rFonts w:hint="eastAsia" w:ascii="Times New Roman" w:hAnsi="Times New Roman" w:eastAsia="SimSun" w:cs="Times New Roman"/>
+          <w:rFonts w:hint="eastAsia" w:ascii="Times New Roman" w:hAnsi="Times New Roman" w:eastAsia="FangSong" w:cs="Times New Roman"/>
           <w:b/>
           <w:bCs/>
         </w:rPr>
@@ -3301,7 +3301,7 @@
       </w:r>
       <w:r>
         <w:rPr>
-          <w:rFonts w:hint="eastAsia" w:ascii="Times New Roman" w:hAnsi="Times New Roman" w:eastAsia="SimSun" w:cs="Times New Roman"/>
+          <w:rFonts w:hint="eastAsia" w:ascii="Times New Roman" w:hAnsi="Times New Roman" w:eastAsia="FangSong" w:cs="Times New Roman"/>
         </w:rPr>
         <w:t>浓度</w:t>
       </w:r>
@@ -3319,7 +3319,7 @@
       </w:r>
       <w:r>
         <w:rPr>
-          <w:rFonts w:hint="eastAsia" w:ascii="Times New Roman" w:hAnsi="Times New Roman" w:eastAsia="SimSun" w:cs="Times New Roman"/>
+          <w:rFonts w:hint="eastAsia" w:ascii="Times New Roman" w:hAnsi="Times New Roman" w:eastAsia="FangSong" w:cs="Times New Roman"/>
         </w:rPr>
         <w:t>光程</w:t>
       </w:r>
@@ -3331,7 +3331,7 @@
       </w:r>
       <w:r>
         <w:rPr>
-          <w:rFonts w:hint="eastAsia" w:ascii="Times New Roman" w:hAnsi="Times New Roman" w:eastAsia="SimSun" w:cs="Times New Roman"/>
+          <w:rFonts w:hint="eastAsia" w:ascii="Times New Roman" w:hAnsi="Times New Roman" w:eastAsia="FangSong" w:cs="Times New Roman"/>
         </w:rPr>
         <w:t>时的吸光度</w:t>
       </w:r>
@@ -3343,7 +3343,7 @@
       </w:r>
       <w:r>
         <w:rPr>
-          <w:rFonts w:hint="eastAsia" w:ascii="Times New Roman" w:hAnsi="Times New Roman" w:eastAsia="SimSun" w:cs="Times New Roman"/>
+          <w:rFonts w:hint="eastAsia" w:ascii="Times New Roman" w:hAnsi="Times New Roman" w:eastAsia="FangSong" w:cs="Times New Roman"/>
         </w:rPr>
         <w:t>是物质固有的吸收本领</w:t>
       </w:r>
@@ -3371,7 +3371,7 @@
       </w:r>
       <w:r>
         <w:rPr>
-          <w:rFonts w:hint="eastAsia" w:ascii="Times New Roman" w:hAnsi="Times New Roman" w:eastAsia="SimSun" w:cs="Times New Roman"/>
+          <w:rFonts w:hint="eastAsia" w:ascii="Times New Roman" w:hAnsi="Times New Roman" w:eastAsia="FangSong" w:cs="Times New Roman"/>
           <w:b/>
           <w:bCs/>
         </w:rPr>
@@ -3411,7 +3411,7 @@
       </w:r>
       <w:r>
         <w:rPr>
-          <w:rFonts w:hint="eastAsia" w:ascii="Times New Roman" w:hAnsi="Times New Roman" w:eastAsia="SimSun" w:cs="Times New Roman"/>
+          <w:rFonts w:hint="eastAsia" w:ascii="Times New Roman" w:hAnsi="Times New Roman" w:eastAsia="FangSong" w:cs="Times New Roman"/>
         </w:rPr>
         <w:t>低</w:t>
       </w:r>
@@ -3478,7 +3478,7 @@
       </w:r>
       <w:r>
         <w:rPr>
-          <w:rFonts w:hint="eastAsia" w:ascii="Times New Roman" w:hAnsi="Times New Roman" w:eastAsia="SimSun" w:cs="Times New Roman"/>
+          <w:rFonts w:hint="eastAsia" w:ascii="Times New Roman" w:hAnsi="Times New Roman" w:eastAsia="FangSong" w:cs="Times New Roman"/>
         </w:rPr>
         <w:t>中</w:t>
       </w:r>
@@ -3545,7 +3545,7 @@
       </w:r>
       <w:r>
         <w:rPr>
-          <w:rFonts w:hint="eastAsia" w:ascii="Times New Roman" w:hAnsi="Times New Roman" w:eastAsia="SimSun" w:cs="Times New Roman"/>
+          <w:rFonts w:hint="eastAsia" w:ascii="Times New Roman" w:hAnsi="Times New Roman" w:eastAsia="FangSong" w:cs="Times New Roman"/>
         </w:rPr>
         <w:t>高</w:t>
       </w:r>
@@ -3583,7 +3583,7 @@
       </w:r>
       <w:r>
         <w:rPr>
-          <w:rFonts w:hint="eastAsia" w:ascii="Times New Roman" w:hAnsi="Times New Roman" w:eastAsia="SimSun" w:cs="Times New Roman"/>
+          <w:rFonts w:hint="eastAsia" w:ascii="Times New Roman" w:hAnsi="Times New Roman" w:eastAsia="FangSong" w:cs="Times New Roman"/>
         </w:rPr>
         <w:t xml:space="preserve">超高</w:t>
       </w:r>
@@ -3598,7 +3598,7 @@
       </w:pPr>
       <w:r>
         <w:rPr>
-          <w:rFonts w:hint="eastAsia" w:ascii="Times New Roman" w:hAnsi="Times New Roman" w:eastAsia="SimSun" w:cs="Times New Roman"/>
+          <w:rFonts w:hint="eastAsia" w:ascii="Times New Roman" w:hAnsi="Times New Roman" w:eastAsia="FangSong" w:cs="Times New Roman"/>
           <w:b/>
           <w:bCs/>
         </w:rPr>
@@ -3702,7 +3702,7 @@
       </w:r>
       <w:r>
         <w:rPr>
-          <w:rFonts w:hint="eastAsia" w:ascii="Times New Roman" w:hAnsi="Times New Roman" w:eastAsia="SimSun" w:cs="Times New Roman"/>
+          <w:rFonts w:hint="eastAsia" w:ascii="Times New Roman" w:hAnsi="Times New Roman" w:eastAsia="FangSong" w:cs="Times New Roman"/>
         </w:rPr>
         <w:t>能检出</w:t>
       </w:r>
@@ -3727,7 +3727,7 @@
       </w:r>
       <w:r>
         <w:rPr>
-          <w:rFonts w:hint="eastAsia" w:ascii="Times New Roman" w:hAnsi="Times New Roman" w:eastAsia="SimSun" w:cs="Times New Roman"/>
+          <w:rFonts w:hint="eastAsia" w:ascii="Times New Roman" w:hAnsi="Times New Roman" w:eastAsia="FangSong" w:cs="Times New Roman"/>
         </w:rPr>
         <w:t>截面上被测物的质量</w:t>
       </w:r>
@@ -3750,7 +3750,7 @@
       </w:r>
       <w:r>
         <w:rPr>
-          <w:rFonts w:hint="eastAsia" w:ascii="Times New Roman" w:hAnsi="Times New Roman" w:eastAsia="SimSun" w:cs="Times New Roman"/>
+          <w:rFonts w:hint="eastAsia" w:ascii="Times New Roman" w:hAnsi="Times New Roman" w:eastAsia="FangSong" w:cs="Times New Roman"/>
         </w:rPr>
         <w:t xml:space="preserve">越小灵敏度越高</w:t>
       </w:r>
@@ -3761,7 +3761,7 @@
       </w:pPr>
       <w:r>
         <w:rPr>
-          <w:rFonts w:hint="eastAsia" w:ascii="Times New Roman" w:hAnsi="Times New Roman" w:eastAsia="SimSun" w:cs="Times New Roman"/>
+          <w:rFonts w:hint="eastAsia" w:ascii="Times New Roman" w:hAnsi="Times New Roman" w:eastAsia="FangSong" w:cs="Times New Roman"/>
         </w:rPr>
         <w:t xml:space="preserve">竞赛中</w:t>
       </w:r>
@@ -3784,7 +3784,7 @@
       </w:r>
       <w:r>
         <w:rPr>
-          <w:rFonts w:hint="eastAsia" w:ascii="Times New Roman" w:hAnsi="Times New Roman" w:eastAsia="SimSun" w:cs="Times New Roman"/>
+          <w:rFonts w:hint="eastAsia" w:ascii="Times New Roman" w:hAnsi="Times New Roman" w:eastAsia="FangSong" w:cs="Times New Roman"/>
         </w:rPr>
         <w:t>常见数值</w:t>
       </w:r>
@@ -3796,7 +3796,7 @@
       </w:r>
       <w:r>
         <w:rPr>
-          <w:rFonts w:hint="eastAsia" w:ascii="Times New Roman" w:hAnsi="Times New Roman" w:eastAsia="SimSun" w:cs="Times New Roman"/>
+          <w:rFonts w:hint="eastAsia" w:ascii="Times New Roman" w:hAnsi="Times New Roman" w:eastAsia="FangSong" w:cs="Times New Roman"/>
         </w:rPr>
         <w:t>邻二氮菲</w:t>
       </w:r>
@@ -3867,7 +3867,7 @@
       </w:r>
       <w:r>
         <w:rPr>
-          <w:rFonts w:hint="eastAsia" w:ascii="Times New Roman" w:hAnsi="Times New Roman" w:eastAsia="SimSun" w:cs="Times New Roman"/>
+          <w:rFonts w:hint="eastAsia" w:ascii="Times New Roman" w:hAnsi="Times New Roman" w:eastAsia="FangSong" w:cs="Times New Roman"/>
         </w:rPr>
         <w:t>丁二酮肟</w:t>
       </w:r>
@@ -3980,7 +3980,7 @@
       </w:pPr>
       <w:r>
         <w:rPr>
-          <w:rFonts w:hint="eastAsia" w:ascii="Times New Roman" w:hAnsi="Times New Roman" w:eastAsia="SimSun" w:cs="Times New Roman"/>
+          <w:rFonts w:hint="eastAsia" w:ascii="Times New Roman" w:hAnsi="Times New Roman" w:eastAsia="FangSong" w:cs="Times New Roman"/>
           <w:b/>
           <w:bCs/>
         </w:rPr>
@@ -3994,7 +3994,7 @@
       </w:r>
       <w:r>
         <w:rPr>
-          <w:rFonts w:hint="eastAsia" w:ascii="Times New Roman" w:hAnsi="Times New Roman" w:eastAsia="SimSun" w:cs="Times New Roman"/>
+          <w:rFonts w:hint="eastAsia" w:ascii="Times New Roman" w:hAnsi="Times New Roman" w:eastAsia="FangSong" w:cs="Times New Roman"/>
         </w:rPr>
         <w:t>知识点</w:t>
       </w:r>
@@ -4006,7 +4006,7 @@
       </w:r>
       <w:r>
         <w:rPr>
-          <w:rFonts w:hint="eastAsia" w:ascii="Times New Roman" w:hAnsi="Times New Roman" w:eastAsia="SimSun" w:cs="Times New Roman"/>
+          <w:rFonts w:hint="eastAsia" w:ascii="Times New Roman" w:hAnsi="Times New Roman" w:eastAsia="FangSong" w:cs="Times New Roman"/>
         </w:rPr>
         <w:t>分析化学</w:t>
       </w:r>
@@ -4018,7 +4018,7 @@
       </w:r>
       <w:r>
         <w:rPr>
-          <w:rFonts w:hint="eastAsia" w:ascii="Times New Roman" w:hAnsi="Times New Roman" w:eastAsia="SimSun" w:cs="Times New Roman"/>
+          <w:rFonts w:hint="eastAsia" w:ascii="Times New Roman" w:hAnsi="Times New Roman" w:eastAsia="FangSong" w:cs="Times New Roman"/>
         </w:rPr>
         <w:t>分光光度法</w:t>
       </w:r>
@@ -4030,7 +4030,7 @@
       </w:r>
       <w:r>
         <w:rPr>
-          <w:rFonts w:hint="eastAsia" w:ascii="Times New Roman" w:hAnsi="Times New Roman" w:eastAsia="SimSun" w:cs="Times New Roman"/>
+          <w:rFonts w:hint="eastAsia" w:ascii="Times New Roman" w:hAnsi="Times New Roman" w:eastAsia="FangSong" w:cs="Times New Roman"/>
           <w:b/>
           <w:bCs/>
         </w:rPr>
@@ -4050,7 +4050,7 @@
       </w:r>
       <w:r>
         <w:rPr>
-          <w:rFonts w:hint="eastAsia" w:ascii="Times New Roman" w:hAnsi="Times New Roman" w:eastAsia="SimSun" w:cs="Times New Roman"/>
+          <w:rFonts w:hint="eastAsia" w:ascii="Times New Roman" w:hAnsi="Times New Roman" w:eastAsia="FangSong" w:cs="Times New Roman"/>
         </w:rPr>
         <w:t xml:space="preserve">分光光度法</w:t>
       </w:r>
@@ -4080,7 +4080,7 @@
       </w:pPr>
       <w:r>
         <w:rPr>
-          <w:rFonts w:hint="eastAsia" w:ascii="Times New Roman" w:hAnsi="Times New Roman" w:eastAsia="SimSun" w:cs="Times New Roman"/>
+          <w:rFonts w:hint="eastAsia" w:ascii="Times New Roman" w:hAnsi="Times New Roman" w:eastAsia="FangSong" w:cs="Times New Roman"/>
           <w:b/>
           <w:bCs/>
         </w:rPr>
@@ -4094,7 +4094,7 @@
       </w:r>
       <w:r>
         <w:rPr>
-          <w:rFonts w:hint="eastAsia" w:ascii="Times New Roman" w:hAnsi="Times New Roman" w:eastAsia="SimSun" w:cs="Times New Roman"/>
+          <w:rFonts w:hint="eastAsia" w:ascii="Times New Roman" w:hAnsi="Times New Roman" w:eastAsia="FangSong" w:cs="Times New Roman"/>
         </w:rPr>
         <w:t>吸收曲线</w:t>
       </w:r>
@@ -4106,13 +4106,13 @@
       </w:r>
       <w:r>
         <w:rPr>
-          <w:rFonts w:hint="eastAsia" w:ascii="Times New Roman" w:hAnsi="Times New Roman" w:eastAsia="SimSun" w:cs="Times New Roman"/>
+          <w:rFonts w:hint="eastAsia" w:ascii="Times New Roman" w:hAnsi="Times New Roman" w:eastAsia="FangSong" w:cs="Times New Roman"/>
         </w:rPr>
         <w:t>以</w:t>
       </w:r>
       <w:r>
         <w:rPr>
-          <w:rFonts w:hint="eastAsia" w:ascii="Times New Roman" w:hAnsi="Times New Roman" w:eastAsia="SimSun" w:cs="Times New Roman"/>
+          <w:rFonts w:hint="eastAsia" w:ascii="Times New Roman" w:hAnsi="Times New Roman" w:eastAsia="FangSong" w:cs="Times New Roman"/>
           <w:b/>
           <w:bCs/>
         </w:rPr>
@@ -4128,7 +4128,7 @@
       </w:r>
       <w:r>
         <w:rPr>
-          <w:rFonts w:hint="eastAsia" w:ascii="Times New Roman" w:hAnsi="Times New Roman" w:eastAsia="SimSun" w:cs="Times New Roman"/>
+          <w:rFonts w:hint="eastAsia" w:ascii="Times New Roman" w:hAnsi="Times New Roman" w:eastAsia="FangSong" w:cs="Times New Roman"/>
           <w:b/>
           <w:bCs/>
         </w:rPr>
@@ -4142,7 +4142,7 @@
       </w:r>
       <w:r>
         <w:rPr>
-          <w:rFonts w:hint="eastAsia" w:ascii="Times New Roman" w:hAnsi="Times New Roman" w:eastAsia="SimSun" w:cs="Times New Roman"/>
+          <w:rFonts w:hint="eastAsia" w:ascii="Times New Roman" w:hAnsi="Times New Roman" w:eastAsia="FangSong" w:cs="Times New Roman"/>
         </w:rPr>
         <w:t>关键特征</w:t>
       </w:r>
@@ -4172,7 +4172,7 @@
       </w:r>
       <w:r>
         <w:rPr>
-          <w:rFonts w:hint="eastAsia" w:ascii="Times New Roman" w:hAnsi="Times New Roman" w:eastAsia="SimSun" w:cs="Times New Roman"/>
+          <w:rFonts w:hint="eastAsia" w:ascii="Times New Roman" w:hAnsi="Times New Roman" w:eastAsia="FangSong" w:cs="Times New Roman"/>
           <w:b/>
           <w:bCs/>
         </w:rPr>
@@ -4209,7 +4209,7 @@
       </w:r>
       <w:r>
         <w:rPr>
-          <w:rFonts w:hint="eastAsia" w:ascii="Times New Roman" w:hAnsi="Times New Roman" w:eastAsia="SimSun" w:cs="Times New Roman"/>
+          <w:rFonts w:hint="eastAsia" w:ascii="Times New Roman" w:hAnsi="Times New Roman" w:eastAsia="FangSong" w:cs="Times New Roman"/>
         </w:rPr>
         <w:t>此处吸光度最大</w:t>
       </w:r>
@@ -4221,7 +4221,7 @@
       </w:r>
       <w:r>
         <w:rPr>
-          <w:rFonts w:hint="eastAsia" w:ascii="Times New Roman" w:hAnsi="Times New Roman" w:eastAsia="SimSun" w:cs="Times New Roman"/>
+          <w:rFonts w:hint="eastAsia" w:ascii="Times New Roman" w:hAnsi="Times New Roman" w:eastAsia="FangSong" w:cs="Times New Roman"/>
         </w:rPr>
         <w:t>灵敏度最高</w:t>
       </w:r>
@@ -4239,7 +4239,7 @@
       </w:r>
       <w:r>
         <w:rPr>
-          <w:rFonts w:hint="eastAsia" w:ascii="Times New Roman" w:hAnsi="Times New Roman" w:eastAsia="SimSun" w:cs="Times New Roman"/>
+          <w:rFonts w:hint="eastAsia" w:ascii="Times New Roman" w:hAnsi="Times New Roman" w:eastAsia="FangSong" w:cs="Times New Roman"/>
         </w:rPr>
         <w:t>同一物质不同浓度时</w:t>
       </w:r>
@@ -4251,7 +4251,7 @@
       </w:r>
       <w:r>
         <w:rPr>
-          <w:rFonts w:hint="eastAsia" w:ascii="Times New Roman" w:hAnsi="Times New Roman" w:eastAsia="SimSun" w:cs="Times New Roman"/>
+          <w:rFonts w:hint="eastAsia" w:ascii="Times New Roman" w:hAnsi="Times New Roman" w:eastAsia="FangSong" w:cs="Times New Roman"/>
         </w:rPr>
         <w:t>光谱形状和</w:t>
       </w:r>
@@ -4286,7 +4286,7 @@
       </w:r>
       <w:r>
         <w:rPr>
-          <w:rFonts w:hint="eastAsia" w:ascii="Times New Roman" w:hAnsi="Times New Roman" w:eastAsia="SimSun" w:cs="Times New Roman"/>
+          <w:rFonts w:hint="eastAsia" w:ascii="Times New Roman" w:hAnsi="Times New Roman" w:eastAsia="FangSong" w:cs="Times New Roman"/>
           <w:b/>
           <w:bCs/>
         </w:rPr>
@@ -4300,7 +4300,7 @@
       </w:r>
       <w:r>
         <w:rPr>
-          <w:rFonts w:hint="eastAsia" w:ascii="Times New Roman" w:hAnsi="Times New Roman" w:eastAsia="SimSun" w:cs="Times New Roman"/>
+          <w:rFonts w:hint="eastAsia" w:ascii="Times New Roman" w:hAnsi="Times New Roman" w:eastAsia="FangSong" w:cs="Times New Roman"/>
         </w:rPr>
         <w:t>仅</w:t>
       </w:r>
@@ -4323,7 +4323,7 @@
       </w:r>
       <w:r>
         <w:rPr>
-          <w:rFonts w:hint="eastAsia" w:ascii="Times New Roman" w:hAnsi="Times New Roman" w:eastAsia="SimSun" w:cs="Times New Roman"/>
+          <w:rFonts w:hint="eastAsia" w:ascii="Times New Roman" w:hAnsi="Times New Roman" w:eastAsia="FangSong" w:cs="Times New Roman"/>
         </w:rPr>
         <w:t>值改变</w:t>
       </w:r>
@@ -4335,7 +4335,7 @@
       </w:r>
       <w:r>
         <w:rPr>
-          <w:rFonts w:hint="eastAsia" w:ascii="Times New Roman" w:hAnsi="Times New Roman" w:eastAsia="SimSun" w:cs="Times New Roman"/>
+          <w:rFonts w:hint="eastAsia" w:ascii="Times New Roman" w:hAnsi="Times New Roman" w:eastAsia="FangSong" w:cs="Times New Roman"/>
         </w:rPr>
         <w:t>这是定量分析的依据</w:t>
       </w:r>
@@ -4604,7 +4604,7 @@
       </w:pPr>
       <w:r>
         <w:rPr>
-          <w:rFonts w:hint="eastAsia" w:ascii="Times New Roman" w:hAnsi="Times New Roman" w:eastAsia="SimSun" w:cs="Times New Roman"/>
+          <w:rFonts w:hint="eastAsia" w:ascii="Times New Roman" w:hAnsi="Times New Roman" w:eastAsia="FangSong" w:cs="Times New Roman"/>
           <w:b/>
           <w:bCs/>
         </w:rPr>
@@ -4643,7 +4643,7 @@
       </w:r>
       <w:r>
         <w:rPr>
-          <w:rFonts w:hint="eastAsia" w:ascii="Times New Roman" w:hAnsi="Times New Roman" w:eastAsia="SimSun" w:cs="Times New Roman"/>
+          <w:rFonts w:hint="eastAsia" w:ascii="Times New Roman" w:hAnsi="Times New Roman" w:eastAsia="FangSong" w:cs="Times New Roman"/>
         </w:rPr>
         <w:t>灵敏度最高</w:t>
       </w:r>
@@ -4655,7 +4655,7 @@
       </w:r>
       <w:r>
         <w:rPr>
-          <w:rFonts w:hint="eastAsia" w:ascii="Times New Roman" w:hAnsi="Times New Roman" w:eastAsia="SimSun" w:cs="Times New Roman"/>
+          <w:rFonts w:hint="eastAsia" w:ascii="Times New Roman" w:hAnsi="Times New Roman" w:eastAsia="FangSong" w:cs="Times New Roman"/>
         </w:rPr>
         <w:t>且此处吸收曲线最平坦</w:t>
       </w:r>
@@ -4678,7 +4678,7 @@
       </w:r>
       <w:r>
         <w:rPr>
-          <w:rFonts w:hint="eastAsia" w:ascii="Times New Roman" w:hAnsi="Times New Roman" w:eastAsia="SimSun" w:cs="Times New Roman"/>
+          <w:rFonts w:hint="eastAsia" w:ascii="Times New Roman" w:hAnsi="Times New Roman" w:eastAsia="FangSong" w:cs="Times New Roman"/>
         </w:rPr>
         <w:t>随波长变化小</w:t>
       </w:r>
@@ -4690,7 +4690,7 @@
       </w:r>
       <w:r>
         <w:rPr>
-          <w:rFonts w:hint="eastAsia" w:ascii="Times New Roman" w:hAnsi="Times New Roman" w:eastAsia="SimSun" w:cs="Times New Roman"/>
+          <w:rFonts w:hint="eastAsia" w:ascii="Times New Roman" w:hAnsi="Times New Roman" w:eastAsia="FangSong" w:cs="Times New Roman"/>
         </w:rPr>
         <w:t>非单色光影响小</w:t>
       </w:r>
@@ -4711,7 +4711,7 @@
       </w:pPr>
       <w:r>
         <w:rPr>
-          <w:rFonts w:hint="eastAsia" w:ascii="Times New Roman" w:hAnsi="Times New Roman" w:eastAsia="SimSun" w:cs="Times New Roman"/>
+          <w:rFonts w:hint="eastAsia" w:ascii="Times New Roman" w:hAnsi="Times New Roman" w:eastAsia="FangSong" w:cs="Times New Roman"/>
           <w:b/>
           <w:bCs/>
         </w:rPr>
@@ -4725,7 +4725,7 @@
       </w:r>
       <w:r>
         <w:rPr>
-          <w:rFonts w:hint="eastAsia" w:ascii="Times New Roman" w:hAnsi="Times New Roman" w:eastAsia="SimSun" w:cs="Times New Roman"/>
+          <w:rFonts w:hint="eastAsia" w:ascii="Times New Roman" w:hAnsi="Times New Roman" w:eastAsia="FangSong" w:cs="Times New Roman"/>
         </w:rPr>
         <w:t>选</w:t>
       </w:r>
@@ -4737,7 +4737,7 @@
       </w:r>
       <w:r>
         <w:rPr>
-          <w:rFonts w:hint="eastAsia" w:ascii="Times New Roman" w:hAnsi="Times New Roman" w:eastAsia="SimSun" w:cs="Times New Roman"/>
+          <w:rFonts w:hint="eastAsia" w:ascii="Times New Roman" w:hAnsi="Times New Roman" w:eastAsia="FangSong" w:cs="Times New Roman"/>
           <w:b/>
           <w:bCs/>
         </w:rPr>
@@ -4753,7 +4753,7 @@
       </w:r>
       <w:r>
         <w:rPr>
-          <w:rFonts w:hint="eastAsia" w:ascii="Times New Roman" w:hAnsi="Times New Roman" w:eastAsia="SimSun" w:cs="Times New Roman"/>
+          <w:rFonts w:hint="eastAsia" w:ascii="Times New Roman" w:hAnsi="Times New Roman" w:eastAsia="FangSong" w:cs="Times New Roman"/>
           <w:b/>
           <w:bCs/>
         </w:rPr>
@@ -4767,7 +4767,7 @@
       </w:r>
       <w:r>
         <w:rPr>
-          <w:rFonts w:hint="eastAsia" w:ascii="Times New Roman" w:hAnsi="Times New Roman" w:eastAsia="SimSun" w:cs="Times New Roman"/>
+          <w:rFonts w:hint="eastAsia" w:ascii="Times New Roman" w:hAnsi="Times New Roman" w:eastAsia="FangSong" w:cs="Times New Roman"/>
         </w:rPr>
         <w:t>的波长</w:t>
       </w:r>
@@ -4779,7 +4779,7 @@
       </w:r>
       <w:r>
         <w:rPr>
-          <w:rFonts w:hint="eastAsia" w:ascii="Times New Roman" w:hAnsi="Times New Roman" w:eastAsia="SimSun" w:cs="Times New Roman"/>
+          <w:rFonts w:hint="eastAsia" w:ascii="Times New Roman" w:hAnsi="Times New Roman" w:eastAsia="FangSong" w:cs="Times New Roman"/>
         </w:rPr>
         <w:t>即使灵敏度稍低</w:t>
       </w:r>
@@ -4791,7 +4791,7 @@
       </w:r>
       <w:r>
         <w:rPr>
-          <w:rFonts w:hint="eastAsia" w:ascii="Times New Roman" w:hAnsi="Times New Roman" w:eastAsia="SimSun" w:cs="Times New Roman"/>
+          <w:rFonts w:hint="eastAsia" w:ascii="Times New Roman" w:hAnsi="Times New Roman" w:eastAsia="FangSong" w:cs="Times New Roman"/>
         </w:rPr>
         <w:t>但准确度更高</w:t>
       </w:r>
@@ -4802,7 +4802,7 @@
       </w:pPr>
       <w:r>
         <w:rPr>
-          <w:rFonts w:hint="eastAsia" w:ascii="Times New Roman" w:hAnsi="Times New Roman" w:eastAsia="SimSun" w:cs="Times New Roman"/>
+          <w:rFonts w:hint="eastAsia" w:ascii="Times New Roman" w:hAnsi="Times New Roman" w:eastAsia="FangSong" w:cs="Times New Roman"/>
           <w:b/>
           <w:bCs/>
         </w:rPr>
@@ -4839,7 +4839,7 @@
       </w:r>
       <w:r>
         <w:rPr>
-          <w:rFonts w:hint="eastAsia" w:ascii="Times New Roman" w:hAnsi="Times New Roman" w:eastAsia="SimSun" w:cs="Times New Roman"/>
+          <w:rFonts w:hint="eastAsia" w:ascii="Times New Roman" w:hAnsi="Times New Roman" w:eastAsia="FangSong" w:cs="Times New Roman"/>
         </w:rPr>
         <w:t>不是无条件最优</w:t>
       </w:r>
@@ -4851,7 +4851,7 @@
       </w:r>
       <w:r>
         <w:rPr>
-          <w:rFonts w:hint="eastAsia" w:ascii="Times New Roman" w:hAnsi="Times New Roman" w:eastAsia="SimSun" w:cs="Times New Roman"/>
+          <w:rFonts w:hint="eastAsia" w:ascii="Times New Roman" w:hAnsi="Times New Roman" w:eastAsia="FangSong" w:cs="Times New Roman"/>
         </w:rPr>
         <w:t>如丁二酮肟镍</w:t>
       </w:r>
@@ -4909,7 +4909,7 @@
       </w:r>
       <w:r>
         <w:rPr>
-          <w:rFonts w:hint="eastAsia" w:ascii="Times New Roman" w:hAnsi="Times New Roman" w:eastAsia="SimSun" w:cs="Times New Roman"/>
+          <w:rFonts w:hint="eastAsia" w:ascii="Times New Roman" w:hAnsi="Times New Roman" w:eastAsia="FangSong" w:cs="Times New Roman"/>
         </w:rPr>
         <w:t xml:space="preserve">但</w:t>
       </w:r>
@@ -4921,7 +4921,7 @@
       </w:r>
       <w:r>
         <w:rPr>
-          <w:rFonts w:hint="eastAsia" w:ascii="Times New Roman" w:hAnsi="Times New Roman" w:eastAsia="SimSun" w:cs="Times New Roman"/>
+          <w:rFonts w:hint="eastAsia" w:ascii="Times New Roman" w:hAnsi="Times New Roman" w:eastAsia="FangSong" w:cs="Times New Roman"/>
         </w:rPr>
         <w:t>在此有干扰</w:t>
       </w:r>
@@ -4933,7 +4933,7 @@
       </w:r>
       <w:r>
         <w:rPr>
-          <w:rFonts w:hint="eastAsia" w:ascii="Times New Roman" w:hAnsi="Times New Roman" w:eastAsia="SimSun" w:cs="Times New Roman"/>
+          <w:rFonts w:hint="eastAsia" w:ascii="Times New Roman" w:hAnsi="Times New Roman" w:eastAsia="FangSong" w:cs="Times New Roman"/>
         </w:rPr>
         <w:t>可改选</w:t>
       </w:r>
@@ -4945,7 +4945,7 @@
       </w:r>
       <w:r>
         <w:rPr>
-          <w:rFonts w:hint="eastAsia" w:ascii="Times New Roman" w:hAnsi="Times New Roman" w:eastAsia="SimSun" w:cs="Times New Roman"/>
+          <w:rFonts w:hint="eastAsia" w:ascii="Times New Roman" w:hAnsi="Times New Roman" w:eastAsia="FangSong" w:cs="Times New Roman"/>
         </w:rPr>
         <w:t>测定</w:t>
       </w:r>
@@ -5011,7 +5011,7 @@
       </w:pPr>
       <w:r>
         <w:rPr>
-          <w:rFonts w:hint="eastAsia" w:ascii="Times New Roman" w:hAnsi="Times New Roman" w:eastAsia="SimSun" w:cs="Times New Roman"/>
+          <w:rFonts w:hint="eastAsia" w:ascii="Times New Roman" w:hAnsi="Times New Roman" w:eastAsia="FangSong" w:cs="Times New Roman"/>
           <w:b/>
           <w:bCs/>
         </w:rPr>
@@ -5031,7 +5031,7 @@
       </w:r>
       <w:r>
         <w:rPr>
-          <w:rFonts w:hint="eastAsia" w:ascii="Times New Roman" w:hAnsi="Times New Roman" w:eastAsia="SimSun" w:cs="Times New Roman"/>
+          <w:rFonts w:hint="eastAsia" w:ascii="Times New Roman" w:hAnsi="Times New Roman" w:eastAsia="FangSong" w:cs="Times New Roman"/>
         </w:rPr>
         <w:t xml:space="preserve">分光光度法</w:t>
       </w:r>
@@ -5042,7 +5042,7 @@
       </w:pPr>
       <w:r>
         <w:rPr>
-          <w:rFonts w:hint="eastAsia" w:ascii="Times New Roman" w:hAnsi="Times New Roman" w:eastAsia="SimSun" w:cs="Times New Roman"/>
+          <w:rFonts w:hint="eastAsia" w:ascii="Times New Roman" w:hAnsi="Times New Roman" w:eastAsia="FangSong" w:cs="Times New Roman"/>
         </w:rPr>
         <w:t>严格说</w:t>
       </w:r>
@@ -5060,13 +5060,13 @@
       </w:r>
       <w:r>
         <w:rPr>
-          <w:rFonts w:hint="eastAsia" w:ascii="Times New Roman" w:hAnsi="Times New Roman" w:eastAsia="SimSun" w:cs="Times New Roman"/>
+          <w:rFonts w:hint="eastAsia" w:ascii="Times New Roman" w:hAnsi="Times New Roman" w:eastAsia="FangSong" w:cs="Times New Roman"/>
         </w:rPr>
         <w:t xml:space="preserve">定律只在</w:t>
       </w:r>
       <w:r>
         <w:rPr>
-          <w:rFonts w:hint="eastAsia" w:ascii="Times New Roman" w:hAnsi="Times New Roman" w:eastAsia="SimSun" w:cs="Times New Roman"/>
+          <w:rFonts w:hint="eastAsia" w:ascii="Times New Roman" w:hAnsi="Times New Roman" w:eastAsia="FangSong" w:cs="Times New Roman"/>
           <w:b/>
           <w:bCs/>
         </w:rPr>
@@ -5074,13 +5074,13 @@
       </w:r>
       <w:r>
         <w:rPr>
-          <w:rFonts w:hint="eastAsia" w:ascii="Times New Roman" w:hAnsi="Times New Roman" w:eastAsia="SimSun" w:cs="Times New Roman"/>
+          <w:rFonts w:hint="eastAsia" w:ascii="Times New Roman" w:hAnsi="Times New Roman" w:eastAsia="FangSong" w:cs="Times New Roman"/>
         </w:rPr>
         <w:t xml:space="preserve">和</w:t>
       </w:r>
       <w:r>
         <w:rPr>
-          <w:rFonts w:hint="eastAsia" w:ascii="Times New Roman" w:hAnsi="Times New Roman" w:eastAsia="SimSun" w:cs="Times New Roman"/>
+          <w:rFonts w:hint="eastAsia" w:ascii="Times New Roman" w:hAnsi="Times New Roman" w:eastAsia="FangSong" w:cs="Times New Roman"/>
           <w:b/>
           <w:bCs/>
         </w:rPr>
@@ -5088,7 +5088,7 @@
       </w:r>
       <w:r>
         <w:rPr>
-          <w:rFonts w:hint="eastAsia" w:ascii="Times New Roman" w:hAnsi="Times New Roman" w:eastAsia="SimSun" w:cs="Times New Roman"/>
+          <w:rFonts w:hint="eastAsia" w:ascii="Times New Roman" w:hAnsi="Times New Roman" w:eastAsia="FangSong" w:cs="Times New Roman"/>
         </w:rPr>
         <w:t>下成立</w:t>
       </w:r>
@@ -5100,7 +5100,7 @@
       </w:r>
       <w:r>
         <w:rPr>
-          <w:rFonts w:hint="eastAsia" w:ascii="Times New Roman" w:hAnsi="Times New Roman" w:eastAsia="SimSun" w:cs="Times New Roman"/>
+          <w:rFonts w:hint="eastAsia" w:ascii="Times New Roman" w:hAnsi="Times New Roman" w:eastAsia="FangSong" w:cs="Times New Roman"/>
         </w:rPr>
         <w:t>两类偏离</w:t>
       </w:r>
@@ -5152,7 +5152,7 @@
       </w:pPr>
       <w:r>
         <w:rPr>
-          <w:rFonts w:hint="eastAsia" w:ascii="Times New Roman" w:hAnsi="Times New Roman" w:eastAsia="SimSun" w:cs="Times New Roman"/>
+          <w:rFonts w:hint="eastAsia" w:ascii="Times New Roman" w:hAnsi="Times New Roman" w:eastAsia="FangSong" w:cs="Times New Roman"/>
         </w:rPr>
         <w:t>实际仪器是复合光</w:t>
       </w:r>
@@ -5164,7 +5164,7 @@
       </w:r>
       <w:r>
         <w:rPr>
-          <w:rFonts w:hint="eastAsia" w:ascii="Times New Roman" w:hAnsi="Times New Roman" w:eastAsia="SimSun" w:cs="Times New Roman"/>
+          <w:rFonts w:hint="eastAsia" w:ascii="Times New Roman" w:hAnsi="Times New Roman" w:eastAsia="FangSong" w:cs="Times New Roman"/>
         </w:rPr>
         <w:t>非严格单色光</w:t>
       </w:r>
@@ -5185,7 +5185,7 @@
       </w:pPr>
       <w:r>
         <w:rPr>
-          <w:rFonts w:hint="eastAsia" w:ascii="Times New Roman" w:hAnsi="Times New Roman" w:eastAsia="SimSun" w:cs="Times New Roman"/>
+          <w:rFonts w:hint="eastAsia" w:ascii="Times New Roman" w:hAnsi="Times New Roman" w:eastAsia="FangSong" w:cs="Times New Roman"/>
         </w:rPr>
         <w:t xml:space="preserve">不同波长</w:t>
       </w:r>
@@ -5208,7 +5208,7 @@
       </w:r>
       <w:r>
         <w:rPr>
-          <w:rFonts w:hint="eastAsia" w:ascii="Times New Roman" w:hAnsi="Times New Roman" w:eastAsia="SimSun" w:cs="Times New Roman"/>
+          <w:rFonts w:hint="eastAsia" w:ascii="Times New Roman" w:hAnsi="Times New Roman" w:eastAsia="FangSong" w:cs="Times New Roman"/>
         </w:rPr>
         <w:t xml:space="preserve">不同</w:t>
       </w:r>
@@ -5248,7 +5248,7 @@
       </w:r>
       <w:r>
         <w:rPr>
-          <w:rFonts w:hint="eastAsia" w:ascii="Times New Roman" w:hAnsi="Times New Roman" w:eastAsia="SimSun" w:cs="Times New Roman"/>
+          <w:rFonts w:hint="eastAsia" w:ascii="Times New Roman" w:hAnsi="Times New Roman" w:eastAsia="FangSong" w:cs="Times New Roman"/>
         </w:rPr>
         <w:t>曲线向浓度轴</w:t>
       </w:r>
@@ -5266,7 +5266,7 @@
       </w:r>
       <w:r>
         <w:rPr>
-          <w:rFonts w:hint="eastAsia" w:ascii="Times New Roman" w:hAnsi="Times New Roman" w:eastAsia="SimSun" w:cs="Times New Roman"/>
+          <w:rFonts w:hint="eastAsia" w:ascii="Times New Roman" w:hAnsi="Times New Roman" w:eastAsia="FangSong" w:cs="Times New Roman"/>
         </w:rPr>
         <w:t>轴</w:t>
       </w:r>
@@ -5278,7 +5278,7 @@
       </w:r>
       <w:r>
         <w:rPr>
-          <w:rFonts w:hint="eastAsia" w:ascii="Times New Roman" w:hAnsi="Times New Roman" w:eastAsia="SimSun" w:cs="Times New Roman"/>
+          <w:rFonts w:hint="eastAsia" w:ascii="Times New Roman" w:hAnsi="Times New Roman" w:eastAsia="FangSong" w:cs="Times New Roman"/>
         </w:rPr>
         <w:t>弯曲</w:t>
       </w:r>
@@ -5290,7 +5290,7 @@
       </w:r>
       <w:r>
         <w:rPr>
-          <w:rFonts w:hint="eastAsia" w:ascii="Times New Roman" w:hAnsi="Times New Roman" w:eastAsia="SimSun" w:cs="Times New Roman"/>
+          <w:rFonts w:hint="eastAsia" w:ascii="Times New Roman" w:hAnsi="Times New Roman" w:eastAsia="FangSong" w:cs="Times New Roman"/>
           <w:b/>
           <w:bCs/>
         </w:rPr>
@@ -5313,7 +5313,7 @@
       </w:pPr>
       <w:r>
         <w:rPr>
-          <w:rFonts w:hint="eastAsia" w:ascii="Times New Roman" w:hAnsi="Times New Roman" w:eastAsia="SimSun" w:cs="Times New Roman"/>
+          <w:rFonts w:hint="eastAsia" w:ascii="Times New Roman" w:hAnsi="Times New Roman" w:eastAsia="FangSong" w:cs="Times New Roman"/>
           <w:b/>
           <w:bCs/>
         </w:rPr>
@@ -5327,7 +5327,7 @@
       </w:r>
       <w:r>
         <w:rPr>
-          <w:rFonts w:hint="eastAsia" w:ascii="Times New Roman" w:hAnsi="Times New Roman" w:eastAsia="SimSun" w:cs="Times New Roman"/>
+          <w:rFonts w:hint="eastAsia" w:ascii="Times New Roman" w:hAnsi="Times New Roman" w:eastAsia="FangSong" w:cs="Times New Roman"/>
         </w:rPr>
         <w:t>选</w:t>
       </w:r>
@@ -5362,7 +5362,7 @@
       </w:r>
       <w:r>
         <w:rPr>
-          <w:rFonts w:hint="eastAsia" w:ascii="Times New Roman" w:hAnsi="Times New Roman" w:eastAsia="SimSun" w:cs="Times New Roman"/>
+          <w:rFonts w:hint="eastAsia" w:ascii="Times New Roman" w:hAnsi="Times New Roman" w:eastAsia="FangSong" w:cs="Times New Roman"/>
         </w:rPr>
         <w:t>此处</w:t>
       </w:r>
@@ -5385,7 +5385,7 @@
       </w:r>
       <w:r>
         <w:rPr>
-          <w:rFonts w:hint="eastAsia" w:ascii="Times New Roman" w:hAnsi="Times New Roman" w:eastAsia="SimSun" w:cs="Times New Roman"/>
+          <w:rFonts w:hint="eastAsia" w:ascii="Times New Roman" w:hAnsi="Times New Roman" w:eastAsia="FangSong" w:cs="Times New Roman"/>
         </w:rPr>
         <w:t>随波长变化最小</w:t>
       </w:r>
@@ -5491,7 +5491,7 @@
             </w:pPr>
             <w:r>
               <w:rPr>
-                <w:rFonts w:hint="eastAsia" w:ascii="Times New Roman" w:hAnsi="Times New Roman" w:eastAsia="SimSun" w:cs="Times New Roman"/>
+                <w:rFonts w:hint="eastAsia" w:ascii="Times New Roman" w:hAnsi="Times New Roman" w:eastAsia="FangSong" w:cs="Times New Roman"/>
                 <w:b/>
                 <w:bCs/>
               </w:rPr>
@@ -5508,7 +5508,7 @@
             </w:pPr>
             <w:r>
               <w:rPr>
-                <w:rFonts w:hint="eastAsia" w:ascii="Times New Roman" w:hAnsi="Times New Roman" w:eastAsia="SimSun" w:cs="Times New Roman"/>
+                <w:rFonts w:hint="eastAsia" w:ascii="Times New Roman" w:hAnsi="Times New Roman" w:eastAsia="FangSong" w:cs="Times New Roman"/>
               </w:rPr>
               <w:t xml:space="preserve">酸碱型吸光物质随</w:t>
             </w:r>
@@ -5520,7 +5520,7 @@
             </w:r>
             <w:r>
               <w:rPr>
-                <w:rFonts w:hint="eastAsia" w:ascii="Times New Roman" w:hAnsi="Times New Roman" w:eastAsia="SimSun" w:cs="Times New Roman"/>
+                <w:rFonts w:hint="eastAsia" w:ascii="Times New Roman" w:hAnsi="Times New Roman" w:eastAsia="FangSong" w:cs="Times New Roman"/>
               </w:rPr>
               <w:t xml:space="preserve">变化</w:t>
             </w:r>
@@ -5535,7 +5535,7 @@
             </w:pPr>
             <w:r>
               <w:rPr>
-                <w:rFonts w:hint="eastAsia" w:ascii="Times New Roman" w:hAnsi="Times New Roman" w:eastAsia="SimSun" w:cs="Times New Roman"/>
+                <w:rFonts w:hint="eastAsia" w:ascii="Times New Roman" w:hAnsi="Times New Roman" w:eastAsia="FangSong" w:cs="Times New Roman"/>
               </w:rPr>
               <w:t xml:space="preserve">指示剂不同</w:t>
             </w:r>
@@ -5547,7 +5547,7 @@
             </w:r>
             <w:r>
               <w:rPr>
-                <w:rFonts w:hint="eastAsia" w:ascii="Times New Roman" w:hAnsi="Times New Roman" w:eastAsia="SimSun" w:cs="Times New Roman"/>
+                <w:rFonts w:hint="eastAsia" w:ascii="Times New Roman" w:hAnsi="Times New Roman" w:eastAsia="FangSong" w:cs="Times New Roman"/>
               </w:rPr>
               <w:t xml:space="preserve">颜色不同</w:t>
             </w:r>
@@ -5564,7 +5564,7 @@
             </w:pPr>
             <w:r>
               <w:rPr>
-                <w:rFonts w:hint="eastAsia" w:ascii="Times New Roman" w:hAnsi="Times New Roman" w:eastAsia="SimSun" w:cs="Times New Roman"/>
+                <w:rFonts w:hint="eastAsia" w:ascii="Times New Roman" w:hAnsi="Times New Roman" w:eastAsia="FangSong" w:cs="Times New Roman"/>
                 <w:b/>
                 <w:bCs/>
               </w:rPr>
@@ -5581,7 +5581,7 @@
             </w:pPr>
             <w:r>
               <w:rPr>
-                <w:rFonts w:hint="eastAsia" w:ascii="Times New Roman" w:hAnsi="Times New Roman" w:eastAsia="SimSun" w:cs="Times New Roman"/>
+                <w:rFonts w:hint="eastAsia" w:ascii="Times New Roman" w:hAnsi="Times New Roman" w:eastAsia="FangSong" w:cs="Times New Roman"/>
               </w:rPr>
               <w:t xml:space="preserve">高浓度时分子间作用改变吸收</w:t>
             </w:r>
@@ -5596,7 +5596,7 @@
             </w:pPr>
             <w:r>
               <w:rPr>
-                <w:rFonts w:hint="eastAsia" w:ascii="Times New Roman" w:hAnsi="Times New Roman" w:eastAsia="SimSun" w:cs="Times New Roman"/>
+                <w:rFonts w:hint="eastAsia" w:ascii="Times New Roman" w:hAnsi="Times New Roman" w:eastAsia="FangSong" w:cs="Times New Roman"/>
               </w:rPr>
               <w:t xml:space="preserve">高浓度标准曲线向下弯</w:t>
             </w:r>
@@ -5613,7 +5613,7 @@
             </w:pPr>
             <w:r>
               <w:rPr>
-                <w:rFonts w:hint="eastAsia" w:ascii="Times New Roman" w:hAnsi="Times New Roman" w:eastAsia="SimSun" w:cs="Times New Roman"/>
+                <w:rFonts w:hint="eastAsia" w:ascii="Times New Roman" w:hAnsi="Times New Roman" w:eastAsia="FangSong" w:cs="Times New Roman"/>
                 <w:b/>
                 <w:bCs/>
               </w:rPr>
@@ -5630,7 +5630,7 @@
             </w:pPr>
             <w:r>
               <w:rPr>
-                <w:rFonts w:hint="eastAsia" w:ascii="Times New Roman" w:hAnsi="Times New Roman" w:eastAsia="SimSun" w:cs="Times New Roman"/>
+                <w:rFonts w:hint="eastAsia" w:ascii="Times New Roman" w:hAnsi="Times New Roman" w:eastAsia="FangSong" w:cs="Times New Roman"/>
               </w:rPr>
               <w:t xml:space="preserve">多级配合物各级配比不同</w:t>
             </w:r>
@@ -5685,7 +5685,7 @@
             </w:r>
             <w:r>
               <w:rPr>
-                <w:rFonts w:hint="eastAsia" w:ascii="Times New Roman" w:hAnsi="Times New Roman" w:eastAsia="SimSun" w:cs="Times New Roman"/>
+                <w:rFonts w:hint="eastAsia" w:ascii="Times New Roman" w:hAnsi="Times New Roman" w:eastAsia="FangSong" w:cs="Times New Roman"/>
               </w:rPr>
               <w:t xml:space="preserve">随</w:t>
             </w:r>
@@ -5710,7 +5710,7 @@
             </w:r>
             <w:r>
               <w:rPr>
-                <w:rFonts w:hint="eastAsia" w:ascii="Times New Roman" w:hAnsi="Times New Roman" w:eastAsia="SimSun" w:cs="Times New Roman"/>
+                <w:rFonts w:hint="eastAsia" w:ascii="Times New Roman" w:hAnsi="Times New Roman" w:eastAsia="FangSong" w:cs="Times New Roman"/>
               </w:rPr>
               <w:t xml:space="preserve">增大颜色加深</w:t>
             </w:r>
@@ -5727,7 +5727,7 @@
             </w:pPr>
             <w:r>
               <w:rPr>
-                <w:rFonts w:hint="eastAsia" w:ascii="Times New Roman" w:hAnsi="Times New Roman" w:eastAsia="SimSun" w:cs="Times New Roman"/>
+                <w:rFonts w:hint="eastAsia" w:ascii="Times New Roman" w:hAnsi="Times New Roman" w:eastAsia="FangSong" w:cs="Times New Roman"/>
                 <w:b/>
                 <w:bCs/>
               </w:rPr>
@@ -5744,7 +5744,7 @@
             </w:pPr>
             <w:r>
               <w:rPr>
-                <w:rFonts w:hint="eastAsia" w:ascii="Times New Roman" w:hAnsi="Times New Roman" w:eastAsia="SimSun" w:cs="Times New Roman"/>
+                <w:rFonts w:hint="eastAsia" w:ascii="Times New Roman" w:hAnsi="Times New Roman" w:eastAsia="FangSong" w:cs="Times New Roman"/>
               </w:rPr>
               <w:t xml:space="preserve">同一物质不同结构吸收不同</w:t>
             </w:r>
@@ -5785,7 +5785,7 @@
             </w:r>
             <w:r>
               <w:rPr>
-                <w:rFonts w:hint="eastAsia" w:ascii="Times New Roman" w:hAnsi="Times New Roman" w:eastAsia="SimSun" w:cs="Times New Roman"/>
+                <w:rFonts w:hint="eastAsia" w:ascii="Times New Roman" w:hAnsi="Times New Roman" w:eastAsia="FangSong" w:cs="Times New Roman"/>
               </w:rPr>
               <w:t xml:space="preserve">酸中变</w:t>
             </w:r>
@@ -5833,7 +5833,7 @@
       </w:pPr>
       <w:r>
         <w:rPr>
-          <w:rFonts w:hint="eastAsia" w:ascii="Times New Roman" w:hAnsi="Times New Roman" w:eastAsia="SimSun" w:cs="Times New Roman"/>
+          <w:rFonts w:hint="eastAsia" w:ascii="Times New Roman" w:hAnsi="Times New Roman" w:eastAsia="FangSong" w:cs="Times New Roman"/>
           <w:b/>
           <w:bCs/>
         </w:rPr>
@@ -5847,13 +5847,13 @@
       </w:r>
       <w:r>
         <w:rPr>
-          <w:rFonts w:hint="eastAsia" w:ascii="Times New Roman" w:hAnsi="Times New Roman" w:eastAsia="SimSun" w:cs="Times New Roman"/>
+          <w:rFonts w:hint="eastAsia" w:ascii="Times New Roman" w:hAnsi="Times New Roman" w:eastAsia="FangSong" w:cs="Times New Roman"/>
         </w:rPr>
         <w:t>高浓度时标准曲线</w:t>
       </w:r>
       <w:r>
         <w:rPr>
-          <w:rFonts w:hint="eastAsia" w:ascii="Times New Roman" w:hAnsi="Times New Roman" w:eastAsia="SimSun" w:cs="Times New Roman"/>
+          <w:rFonts w:hint="eastAsia" w:ascii="Times New Roman" w:hAnsi="Times New Roman" w:eastAsia="FangSong" w:cs="Times New Roman"/>
           <w:b/>
           <w:bCs/>
         </w:rPr>
@@ -5882,7 +5882,7 @@
       </w:r>
       <w:r>
         <w:rPr>
-          <w:rFonts w:hint="eastAsia" w:ascii="Times New Roman" w:hAnsi="Times New Roman" w:eastAsia="SimSun" w:cs="Times New Roman"/>
+          <w:rFonts w:hint="eastAsia" w:ascii="Times New Roman" w:hAnsi="Times New Roman" w:eastAsia="FangSong" w:cs="Times New Roman"/>
           <w:b/>
           <w:bCs/>
         </w:rPr>
@@ -5896,7 +5896,7 @@
       </w:r>
       <w:r>
         <w:rPr>
-          <w:rFonts w:hint="eastAsia" w:ascii="Times New Roman" w:hAnsi="Times New Roman" w:eastAsia="SimSun" w:cs="Times New Roman"/>
+          <w:rFonts w:hint="eastAsia" w:ascii="Times New Roman" w:hAnsi="Times New Roman" w:eastAsia="FangSong" w:cs="Times New Roman"/>
         </w:rPr>
         <w:t>负偏离</w:t>
       </w:r>
@@ -5908,7 +5908,7 @@
       </w:r>
       <w:r>
         <w:rPr>
-          <w:rFonts w:hint="eastAsia" w:ascii="Times New Roman" w:hAnsi="Times New Roman" w:eastAsia="SimSun" w:cs="Times New Roman"/>
+          <w:rFonts w:hint="eastAsia" w:ascii="Times New Roman" w:hAnsi="Times New Roman" w:eastAsia="FangSong" w:cs="Times New Roman"/>
         </w:rPr>
         <w:t>分子间相互作用使有效吸光度小于预期</w:t>
       </w:r>
@@ -5925,7 +5925,7 @@
       </w:pPr>
       <w:r>
         <w:rPr>
-          <w:rFonts w:hint="eastAsia" w:ascii="Times New Roman" w:hAnsi="Times New Roman" w:eastAsia="SimSun" w:cs="Times New Roman"/>
+          <w:rFonts w:hint="eastAsia" w:ascii="Times New Roman" w:hAnsi="Times New Roman" w:eastAsia="FangSong" w:cs="Times New Roman"/>
         </w:rPr>
         <w:t xml:space="preserve">练一练</w:t>
       </w:r>
@@ -5937,7 +5937,7 @@
       </w:r>
       <w:r>
         <w:rPr>
-          <w:rFonts w:hint="eastAsia" w:ascii="Times New Roman" w:hAnsi="Times New Roman" w:eastAsia="SimSun" w:cs="Times New Roman"/>
+          <w:rFonts w:hint="eastAsia" w:ascii="Times New Roman" w:hAnsi="Times New Roman" w:eastAsia="FangSong" w:cs="Times New Roman"/>
         </w:rPr>
         <w:t>某学生发现高浓度区</w:t>
       </w:r>
@@ -6007,7 +6007,7 @@
       </w:r>
       <w:r>
         <w:rPr>
-          <w:rFonts w:hint="eastAsia" w:ascii="Times New Roman" w:hAnsi="Times New Roman" w:eastAsia="SimSun" w:cs="Times New Roman"/>
+          <w:rFonts w:hint="eastAsia" w:ascii="Times New Roman" w:hAnsi="Times New Roman" w:eastAsia="FangSong" w:cs="Times New Roman"/>
         </w:rPr>
         <w:t>的</w:t>
       </w:r>
@@ -6041,7 +6041,7 @@
       </w:r>
       <w:r>
         <w:rPr>
-          <w:rFonts w:hint="eastAsia" w:ascii="Times New Roman" w:hAnsi="Times New Roman" w:eastAsia="SimSun" w:cs="Times New Roman"/>
+          <w:rFonts w:hint="eastAsia" w:ascii="Times New Roman" w:hAnsi="Times New Roman" w:eastAsia="FangSong" w:cs="Times New Roman"/>
         </w:rPr>
         <w:t xml:space="preserve">点明显向</w:t>
       </w:r>
@@ -6064,7 +6064,7 @@
       </w:r>
       <w:r>
         <w:rPr>
-          <w:rFonts w:hint="eastAsia" w:ascii="Times New Roman" w:hAnsi="Times New Roman" w:eastAsia="SimSun" w:cs="Times New Roman"/>
+          <w:rFonts w:hint="eastAsia" w:ascii="Times New Roman" w:hAnsi="Times New Roman" w:eastAsia="FangSong" w:cs="Times New Roman"/>
         </w:rPr>
         <w:t>轴弯曲</w:t>
       </w:r>
@@ -6076,7 +6076,7 @@
       </w:r>
       <w:r>
         <w:rPr>
-          <w:rFonts w:hint="eastAsia" w:ascii="Times New Roman" w:hAnsi="Times New Roman" w:eastAsia="SimSun" w:cs="Times New Roman"/>
+          <w:rFonts w:hint="eastAsia" w:ascii="Times New Roman" w:hAnsi="Times New Roman" w:eastAsia="FangSong" w:cs="Times New Roman"/>
         </w:rPr>
         <w:t>可能原因</w:t>
       </w:r>
@@ -6088,7 +6088,7 @@
       </w:r>
       <w:r>
         <w:rPr>
-          <w:rFonts w:hint="eastAsia" w:ascii="Times New Roman" w:hAnsi="Times New Roman" w:eastAsia="SimSun" w:cs="Times New Roman"/>
+          <w:rFonts w:hint="eastAsia" w:ascii="Times New Roman" w:hAnsi="Times New Roman" w:eastAsia="FangSong" w:cs="Times New Roman"/>
         </w:rPr>
         <w:t>如何避免</w:t>
       </w:r>
@@ -6105,7 +6105,7 @@
       </w:pPr>
       <w:r>
         <w:rPr>
-          <w:rFonts w:hint="eastAsia" w:ascii="Times New Roman" w:hAnsi="Times New Roman" w:eastAsia="SimSun" w:cs="Times New Roman"/>
+          <w:rFonts w:hint="eastAsia" w:ascii="Times New Roman" w:hAnsi="Times New Roman" w:eastAsia="FangSong" w:cs="Times New Roman"/>
           <w:b/>
           <w:bCs/>
         </w:rPr>
@@ -6119,7 +6119,7 @@
       </w:r>
       <w:r>
         <w:rPr>
-          <w:rFonts w:hint="eastAsia" w:ascii="Times New Roman" w:hAnsi="Times New Roman" w:eastAsia="SimSun" w:cs="Times New Roman"/>
+          <w:rFonts w:hint="eastAsia" w:ascii="Times New Roman" w:hAnsi="Times New Roman" w:eastAsia="FangSong" w:cs="Times New Roman"/>
         </w:rPr>
         <w:t>化学因素主导</w:t>
       </w:r>
@@ -6131,7 +6131,7 @@
       </w:r>
       <w:r>
         <w:rPr>
-          <w:rFonts w:hint="eastAsia" w:ascii="Times New Roman" w:hAnsi="Times New Roman" w:eastAsia="SimSun" w:cs="Times New Roman"/>
+          <w:rFonts w:hint="eastAsia" w:ascii="Times New Roman" w:hAnsi="Times New Roman" w:eastAsia="FangSong" w:cs="Times New Roman"/>
         </w:rPr>
         <w:t>高浓度解离</w:t>
       </w:r>
@@ -6143,7 +6143,7 @@
       </w:r>
       <w:r>
         <w:rPr>
-          <w:rFonts w:hint="eastAsia" w:ascii="Times New Roman" w:hAnsi="Times New Roman" w:eastAsia="SimSun" w:cs="Times New Roman"/>
+          <w:rFonts w:hint="eastAsia" w:ascii="Times New Roman" w:hAnsi="Times New Roman" w:eastAsia="FangSong" w:cs="Times New Roman"/>
         </w:rPr>
         <w:t>缔合</w:t>
       </w:r>
@@ -6155,7 +6155,7 @@
       </w:r>
       <w:r>
         <w:rPr>
-          <w:rFonts w:hint="eastAsia" w:ascii="Times New Roman" w:hAnsi="Times New Roman" w:eastAsia="SimSun" w:cs="Times New Roman"/>
+          <w:rFonts w:hint="eastAsia" w:ascii="Times New Roman" w:hAnsi="Times New Roman" w:eastAsia="FangSong" w:cs="Times New Roman"/>
         </w:rPr>
         <w:t>配合比改变</w:t>
       </w:r>
@@ -6173,7 +6173,7 @@
       </w:r>
       <w:r>
         <w:rPr>
-          <w:rFonts w:hint="eastAsia" w:ascii="Times New Roman" w:hAnsi="Times New Roman" w:eastAsia="SimSun" w:cs="Times New Roman"/>
+          <w:rFonts w:hint="eastAsia" w:ascii="Times New Roman" w:hAnsi="Times New Roman" w:eastAsia="FangSong" w:cs="Times New Roman"/>
         </w:rPr>
         <w:t>光学因素</w:t>
       </w:r>
@@ -6185,7 +6185,7 @@
       </w:r>
       <w:r>
         <w:rPr>
-          <w:rFonts w:hint="eastAsia" w:ascii="Times New Roman" w:hAnsi="Times New Roman" w:eastAsia="SimSun" w:cs="Times New Roman"/>
+          <w:rFonts w:hint="eastAsia" w:ascii="Times New Roman" w:hAnsi="Times New Roman" w:eastAsia="FangSong" w:cs="Times New Roman"/>
         </w:rPr>
         <w:t>非单色光</w:t>
       </w:r>
@@ -6197,7 +6197,7 @@
       </w:r>
       <w:r>
         <w:rPr>
-          <w:rFonts w:hint="eastAsia" w:ascii="Times New Roman" w:hAnsi="Times New Roman" w:eastAsia="SimSun" w:cs="Times New Roman"/>
+          <w:rFonts w:hint="eastAsia" w:ascii="Times New Roman" w:hAnsi="Times New Roman" w:eastAsia="FangSong" w:cs="Times New Roman"/>
         </w:rPr>
         <w:t>避免</w:t>
       </w:r>
@@ -6209,7 +6209,7 @@
       </w:r>
       <w:r>
         <w:rPr>
-          <w:rFonts w:hint="eastAsia" w:ascii="Times New Roman" w:hAnsi="Times New Roman" w:eastAsia="SimSun" w:cs="Times New Roman"/>
+          <w:rFonts w:hint="eastAsia" w:ascii="Times New Roman" w:hAnsi="Times New Roman" w:eastAsia="FangSong" w:cs="Times New Roman"/>
         </w:rPr>
         <w:t>控制浓度在</w:t>
       </w:r>
@@ -6258,7 +6258,7 @@
       </w:r>
       <w:r>
         <w:rPr>
-          <w:rFonts w:hint="eastAsia" w:ascii="Times New Roman" w:hAnsi="Times New Roman" w:eastAsia="SimSun" w:cs="Times New Roman"/>
+          <w:rFonts w:hint="eastAsia" w:ascii="Times New Roman" w:hAnsi="Times New Roman" w:eastAsia="FangSong" w:cs="Times New Roman"/>
         </w:rPr>
         <w:t>线性范围内</w:t>
       </w:r>
@@ -6270,7 +6270,7 @@
       </w:r>
       <w:r>
         <w:rPr>
-          <w:rFonts w:hint="eastAsia" w:ascii="Times New Roman" w:hAnsi="Times New Roman" w:eastAsia="SimSun" w:cs="Times New Roman"/>
+          <w:rFonts w:hint="eastAsia" w:ascii="Times New Roman" w:hAnsi="Times New Roman" w:eastAsia="FangSong" w:cs="Times New Roman"/>
         </w:rPr>
         <w:t>必要时稀释</w:t>
       </w:r>
@@ -6282,7 +6282,7 @@
       </w:r>
       <w:r>
         <w:rPr>
-          <w:rFonts w:hint="eastAsia" w:ascii="Times New Roman" w:hAnsi="Times New Roman" w:eastAsia="SimSun" w:cs="Times New Roman"/>
+          <w:rFonts w:hint="eastAsia" w:ascii="Times New Roman" w:hAnsi="Times New Roman" w:eastAsia="FangSong" w:cs="Times New Roman"/>
         </w:rPr>
         <w:t>选</w:t>
       </w:r>
@@ -6360,7 +6360,7 @@
       </w:pPr>
       <w:r>
         <w:rPr>
-          <w:rFonts w:hint="eastAsia" w:ascii="Times New Roman" w:hAnsi="Times New Roman" w:eastAsia="SimSun" w:cs="Times New Roman"/>
+          <w:rFonts w:hint="eastAsia" w:ascii="Times New Roman" w:hAnsi="Times New Roman" w:eastAsia="FangSong" w:cs="Times New Roman"/>
           <w:b/>
           <w:bCs/>
         </w:rPr>
@@ -6380,7 +6380,7 @@
       </w:r>
       <w:r>
         <w:rPr>
-          <w:rFonts w:hint="eastAsia" w:ascii="Times New Roman" w:hAnsi="Times New Roman" w:eastAsia="SimSun" w:cs="Times New Roman"/>
+          <w:rFonts w:hint="eastAsia" w:ascii="Times New Roman" w:hAnsi="Times New Roman" w:eastAsia="FangSong" w:cs="Times New Roman"/>
         </w:rPr>
         <w:t xml:space="preserve">分光光度法</w:t>
       </w:r>
@@ -6460,7 +6460,7 @@
             </w:pPr>
             <w:r>
               <w:rPr>
-                <w:rFonts w:hint="eastAsia" w:ascii="Times New Roman" w:hAnsi="Times New Roman" w:eastAsia="SimSun" w:cs="Times New Roman"/>
+                <w:rFonts w:hint="eastAsia" w:ascii="Times New Roman" w:hAnsi="Times New Roman" w:eastAsia="FangSong" w:cs="Times New Roman"/>
               </w:rPr>
               <w:t xml:space="preserve">最佳吸光度范围</w:t>
             </w:r>
@@ -6554,7 +6554,7 @@
             </w:pPr>
             <w:r>
               <w:rPr>
-                <w:rFonts w:hint="eastAsia" w:ascii="Times New Roman" w:hAnsi="Times New Roman" w:eastAsia="SimSun" w:cs="Times New Roman"/>
+                <w:rFonts w:hint="eastAsia" w:ascii="Times New Roman" w:hAnsi="Times New Roman" w:eastAsia="FangSong" w:cs="Times New Roman"/>
               </w:rPr>
               <w:t xml:space="preserve">读数误差较小</w:t>
             </w:r>
@@ -6571,7 +6571,7 @@
             </w:pPr>
             <w:r>
               <w:rPr>
-                <w:rFonts w:hint="eastAsia" w:ascii="Times New Roman" w:hAnsi="Times New Roman" w:eastAsia="SimSun" w:cs="Times New Roman"/>
+                <w:rFonts w:hint="eastAsia" w:ascii="Times New Roman" w:hAnsi="Times New Roman" w:eastAsia="FangSong" w:cs="Times New Roman"/>
                 <w:b/>
                 <w:bCs/>
               </w:rPr>
@@ -6643,7 +6643,7 @@
             </w:pPr>
             <w:r>
               <w:rPr>
-                <w:rFonts w:hint="eastAsia" w:ascii="Times New Roman" w:hAnsi="Times New Roman" w:eastAsia="SimSun" w:cs="Times New Roman"/>
+                <w:rFonts w:hint="eastAsia" w:ascii="Times New Roman" w:hAnsi="Times New Roman" w:eastAsia="FangSong" w:cs="Times New Roman"/>
               </w:rPr>
               <w:t xml:space="preserve">相对误差最小</w:t>
             </w:r>
@@ -6660,7 +6660,7 @@
             </w:pPr>
             <w:r>
               <w:rPr>
-                <w:rFonts w:hint="eastAsia" w:ascii="Times New Roman" w:hAnsi="Times New Roman" w:eastAsia="SimSun" w:cs="Times New Roman"/>
+                <w:rFonts w:hint="eastAsia" w:ascii="Times New Roman" w:hAnsi="Times New Roman" w:eastAsia="FangSong" w:cs="Times New Roman"/>
               </w:rPr>
               <w:t xml:space="preserve">测定波长</w:t>
             </w:r>
@@ -6698,7 +6698,7 @@
             </w:r>
             <w:r>
               <w:rPr>
-                <w:rFonts w:hint="eastAsia" w:ascii="Times New Roman" w:hAnsi="Times New Roman" w:eastAsia="SimSun" w:cs="Times New Roman"/>
+                <w:rFonts w:hint="eastAsia" w:ascii="Times New Roman" w:hAnsi="Times New Roman" w:eastAsia="FangSong" w:cs="Times New Roman"/>
               </w:rPr>
               <w:t>或</w:t>
             </w:r>
@@ -6710,7 +6710,7 @@
             </w:r>
             <w:r>
               <w:rPr>
-                <w:rFonts w:hint="eastAsia" w:ascii="Times New Roman" w:hAnsi="Times New Roman" w:eastAsia="SimSun" w:cs="Times New Roman"/>
+                <w:rFonts w:hint="eastAsia" w:ascii="Times New Roman" w:hAnsi="Times New Roman" w:eastAsia="FangSong" w:cs="Times New Roman"/>
               </w:rPr>
               <w:t>吸收最大干扰最小</w:t>
             </w:r>
@@ -6731,7 +6731,7 @@
             </w:pPr>
             <w:r>
               <w:rPr>
-                <w:rFonts w:hint="eastAsia" w:ascii="Times New Roman" w:hAnsi="Times New Roman" w:eastAsia="SimSun" w:cs="Times New Roman"/>
+                <w:rFonts w:hint="eastAsia" w:ascii="Times New Roman" w:hAnsi="Times New Roman" w:eastAsia="FangSong" w:cs="Times New Roman"/>
               </w:rPr>
               <w:t xml:space="preserve">灵敏度</w:t>
             </w:r>
@@ -6743,7 +6743,7 @@
             </w:r>
             <w:r>
               <w:rPr>
-                <w:rFonts w:hint="eastAsia" w:ascii="Times New Roman" w:hAnsi="Times New Roman" w:eastAsia="SimSun" w:cs="Times New Roman"/>
+                <w:rFonts w:hint="eastAsia" w:ascii="Times New Roman" w:hAnsi="Times New Roman" w:eastAsia="FangSong" w:cs="Times New Roman"/>
               </w:rPr>
               <w:t xml:space="preserve">选择性</w:t>
             </w:r>
@@ -6758,7 +6758,7 @@
       </w:pPr>
       <w:r>
         <w:rPr>
-          <w:rFonts w:hint="eastAsia" w:ascii="Times New Roman" w:hAnsi="Times New Roman" w:eastAsia="SimSun" w:cs="Times New Roman"/>
+          <w:rFonts w:hint="eastAsia" w:ascii="Times New Roman" w:hAnsi="Times New Roman" w:eastAsia="FangSong" w:cs="Times New Roman"/>
         </w:rPr>
         <w:t xml:space="preserve">深入思考</w:t>
       </w:r>
@@ -6781,7 +6781,7 @@
       </w:r>
       <w:r>
         <w:rPr>
-          <w:rFonts w:hint="eastAsia" w:ascii="Times New Roman" w:hAnsi="Times New Roman" w:eastAsia="SimSun" w:cs="Times New Roman"/>
+          <w:rFonts w:hint="eastAsia" w:ascii="Times New Roman" w:hAnsi="Times New Roman" w:eastAsia="FangSong" w:cs="Times New Roman"/>
         </w:rPr>
         <w:t>太小</w:t>
       </w:r>
@@ -6793,7 +6793,7 @@
       </w:r>
       <w:r>
         <w:rPr>
-          <w:rFonts w:hint="eastAsia" w:ascii="Times New Roman" w:hAnsi="Times New Roman" w:eastAsia="SimSun" w:cs="Times New Roman"/>
+          <w:rFonts w:hint="eastAsia" w:ascii="Times New Roman" w:hAnsi="Times New Roman" w:eastAsia="FangSong" w:cs="Times New Roman"/>
         </w:rPr>
         <w:t>近</w:t>
       </w:r>
@@ -6811,7 +6811,7 @@
       </w:r>
       <w:r>
         <w:rPr>
-          <w:rFonts w:hint="eastAsia" w:ascii="Times New Roman" w:hAnsi="Times New Roman" w:eastAsia="SimSun" w:cs="Times New Roman"/>
+          <w:rFonts w:hint="eastAsia" w:ascii="Times New Roman" w:hAnsi="Times New Roman" w:eastAsia="FangSong" w:cs="Times New Roman"/>
         </w:rPr>
         <w:t>时测量信号弱</w:t>
       </w:r>
@@ -6834,7 +6834,7 @@
       </w:r>
       <w:r>
         <w:rPr>
-          <w:rFonts w:hint="eastAsia" w:ascii="Times New Roman" w:hAnsi="Times New Roman" w:eastAsia="SimSun" w:cs="Times New Roman"/>
+          <w:rFonts w:hint="eastAsia" w:ascii="Times New Roman" w:hAnsi="Times New Roman" w:eastAsia="FangSong" w:cs="Times New Roman"/>
         </w:rPr>
         <w:t>太大</w:t>
       </w:r>
@@ -6846,7 +6846,7 @@
       </w:r>
       <w:r>
         <w:rPr>
-          <w:rFonts w:hint="eastAsia" w:ascii="Times New Roman" w:hAnsi="Times New Roman" w:eastAsia="SimSun" w:cs="Times New Roman"/>
+          <w:rFonts w:hint="eastAsia" w:ascii="Times New Roman" w:hAnsi="Times New Roman" w:eastAsia="FangSong" w:cs="Times New Roman"/>
         </w:rPr>
         <w:t>近</w:t>
       </w:r>
@@ -6864,7 +6864,7 @@
       </w:r>
       <w:r>
         <w:rPr>
-          <w:rFonts w:hint="eastAsia" w:ascii="Times New Roman" w:hAnsi="Times New Roman" w:eastAsia="SimSun" w:cs="Times New Roman"/>
+          <w:rFonts w:hint="eastAsia" w:ascii="Times New Roman" w:hAnsi="Times New Roman" w:eastAsia="FangSong" w:cs="Times New Roman"/>
         </w:rPr>
         <w:t>时透射光太弱</w:t>
       </w:r>
@@ -6876,7 +6876,7 @@
       </w:r>
       <w:r>
         <w:rPr>
-          <w:rFonts w:hint="eastAsia" w:ascii="Times New Roman" w:hAnsi="Times New Roman" w:eastAsia="SimSun" w:cs="Times New Roman"/>
+          <w:rFonts w:hint="eastAsia" w:ascii="Times New Roman" w:hAnsi="Times New Roman" w:eastAsia="FangSong" w:cs="Times New Roman"/>
         </w:rPr>
         <w:t>仪器噪声占比大</w:t>
       </w:r>
@@ -6896,7 +6896,7 @@
       </w:r>
       <w:r>
         <w:rPr>
-          <w:rFonts w:hint="eastAsia" w:ascii="Times New Roman" w:hAnsi="Times New Roman" w:eastAsia="SimSun" w:cs="Times New Roman"/>
+          <w:rFonts w:hint="eastAsia" w:ascii="Times New Roman" w:hAnsi="Times New Roman" w:eastAsia="FangSong" w:cs="Times New Roman"/>
           <w:b/>
           <w:bCs/>
         </w:rPr>
@@ -6912,7 +6912,7 @@
       </w:r>
       <w:r>
         <w:rPr>
-          <w:rFonts w:hint="eastAsia" w:ascii="Times New Roman" w:hAnsi="Times New Roman" w:eastAsia="SimSun" w:cs="Times New Roman"/>
+          <w:rFonts w:hint="eastAsia" w:ascii="Times New Roman" w:hAnsi="Times New Roman" w:eastAsia="FangSong" w:cs="Times New Roman"/>
           <w:b/>
           <w:bCs/>
         </w:rPr>
@@ -6928,7 +6928,7 @@
       </w:r>
       <w:r>
         <w:rPr>
-          <w:rFonts w:hint="eastAsia" w:ascii="Times New Roman" w:hAnsi="Times New Roman" w:eastAsia="SimSun" w:cs="Times New Roman"/>
+          <w:rFonts w:hint="eastAsia" w:ascii="Times New Roman" w:hAnsi="Times New Roman" w:eastAsia="FangSong" w:cs="Times New Roman"/>
           <w:b/>
           <w:bCs/>
         </w:rPr>
@@ -6944,7 +6944,7 @@
       </w:r>
       <w:r>
         <w:rPr>
-          <w:rFonts w:hint="eastAsia" w:ascii="Times New Roman" w:hAnsi="Times New Roman" w:eastAsia="SimSun" w:cs="Times New Roman"/>
+          <w:rFonts w:hint="eastAsia" w:ascii="Times New Roman" w:hAnsi="Times New Roman" w:eastAsia="FangSong" w:cs="Times New Roman"/>
           <w:b/>
           <w:bCs/>
         </w:rPr>
@@ -6999,7 +6999,7 @@
       </w:pPr>
       <w:r>
         <w:rPr>
-          <w:rFonts w:hint="eastAsia" w:ascii="Times New Roman" w:hAnsi="Times New Roman" w:eastAsia="SimSun" w:cs="Times New Roman"/>
+          <w:rFonts w:hint="eastAsia" w:ascii="Times New Roman" w:hAnsi="Times New Roman" w:eastAsia="FangSong" w:cs="Times New Roman"/>
           <w:b/>
           <w:bCs/>
         </w:rPr>
@@ -7019,7 +7019,7 @@
       </w:r>
       <w:r>
         <w:rPr>
-          <w:rFonts w:hint="eastAsia" w:ascii="Times New Roman" w:hAnsi="Times New Roman" w:eastAsia="SimSun" w:cs="Times New Roman"/>
+          <w:rFonts w:hint="eastAsia" w:ascii="Times New Roman" w:hAnsi="Times New Roman" w:eastAsia="FangSong" w:cs="Times New Roman"/>
         </w:rPr>
         <w:t xml:space="preserve">分光光度法</w:t>
       </w:r>
@@ -7050,7 +7050,7 @@
       </w:pPr>
       <w:r>
         <w:rPr>
-          <w:rFonts w:hint="eastAsia" w:ascii="Times New Roman" w:hAnsi="Times New Roman" w:eastAsia="SimSun" w:cs="Times New Roman"/>
+          <w:rFonts w:hint="eastAsia" w:ascii="Times New Roman" w:hAnsi="Times New Roman" w:eastAsia="FangSong" w:cs="Times New Roman"/>
         </w:rPr>
         <w:t>将无色</w:t>
       </w:r>
@@ -7062,7 +7062,7 @@
       </w:r>
       <w:r>
         <w:rPr>
-          <w:rFonts w:hint="eastAsia" w:ascii="Times New Roman" w:hAnsi="Times New Roman" w:eastAsia="SimSun" w:cs="Times New Roman"/>
+          <w:rFonts w:hint="eastAsia" w:ascii="Times New Roman" w:hAnsi="Times New Roman" w:eastAsia="FangSong" w:cs="Times New Roman"/>
         </w:rPr>
         <w:t>浅色离子转化为有色配合物</w:t>
       </w:r>
@@ -7074,7 +7074,7 @@
       </w:r>
       <w:r>
         <w:rPr>
-          <w:rFonts w:hint="eastAsia" w:ascii="Times New Roman" w:hAnsi="Times New Roman" w:eastAsia="SimSun" w:cs="Times New Roman"/>
+          <w:rFonts w:hint="eastAsia" w:ascii="Times New Roman" w:hAnsi="Times New Roman" w:eastAsia="FangSong" w:cs="Times New Roman"/>
         </w:rPr>
         <w:t>要求</w:t>
       </w:r>
@@ -7159,7 +7159,7 @@
             </w:pPr>
             <w:r>
               <w:rPr>
-                <w:rFonts w:hint="eastAsia" w:ascii="Times New Roman" w:hAnsi="Times New Roman" w:eastAsia="SimSun" w:cs="Times New Roman"/>
+                <w:rFonts w:hint="eastAsia" w:ascii="Times New Roman" w:hAnsi="Times New Roman" w:eastAsia="FangSong" w:cs="Times New Roman"/>
               </w:rPr>
               <w:t xml:space="preserve">灵敏度高</w:t>
             </w:r>
@@ -7212,7 +7212,7 @@
             </w:pPr>
             <w:r>
               <w:rPr>
-                <w:rFonts w:hint="eastAsia" w:ascii="Times New Roman" w:hAnsi="Times New Roman" w:eastAsia="SimSun" w:cs="Times New Roman"/>
+                <w:rFonts w:hint="eastAsia" w:ascii="Times New Roman" w:hAnsi="Times New Roman" w:eastAsia="FangSong" w:cs="Times New Roman"/>
               </w:rPr>
               <w:t xml:space="preserve">可测低浓度</w:t>
             </w:r>
@@ -7229,7 +7229,7 @@
             </w:pPr>
             <w:r>
               <w:rPr>
-                <w:rFonts w:hint="eastAsia" w:ascii="Times New Roman" w:hAnsi="Times New Roman" w:eastAsia="SimSun" w:cs="Times New Roman"/>
+                <w:rFonts w:hint="eastAsia" w:ascii="Times New Roman" w:hAnsi="Times New Roman" w:eastAsia="FangSong" w:cs="Times New Roman"/>
               </w:rPr>
               <w:t xml:space="preserve">选择性好</w:t>
             </w:r>
@@ -7244,7 +7244,7 @@
             </w:pPr>
             <w:r>
               <w:rPr>
-                <w:rFonts w:hint="eastAsia" w:ascii="Times New Roman" w:hAnsi="Times New Roman" w:eastAsia="SimSun" w:cs="Times New Roman"/>
+                <w:rFonts w:hint="eastAsia" w:ascii="Times New Roman" w:hAnsi="Times New Roman" w:eastAsia="FangSong" w:cs="Times New Roman"/>
               </w:rPr>
               <w:t xml:space="preserve">干扰少或易消除</w:t>
             </w:r>
@@ -7259,7 +7259,7 @@
             </w:pPr>
             <w:r>
               <w:rPr>
-                <w:rFonts w:hint="eastAsia" w:ascii="Times New Roman" w:hAnsi="Times New Roman" w:eastAsia="SimSun" w:cs="Times New Roman"/>
+                <w:rFonts w:hint="eastAsia" w:ascii="Times New Roman" w:hAnsi="Times New Roman" w:eastAsia="FangSong" w:cs="Times New Roman"/>
               </w:rPr>
               <w:t xml:space="preserve">避免分离</w:t>
             </w:r>
@@ -7276,7 +7276,7 @@
             </w:pPr>
             <w:r>
               <w:rPr>
-                <w:rFonts w:hint="eastAsia" w:ascii="Times New Roman" w:hAnsi="Times New Roman" w:eastAsia="SimSun" w:cs="Times New Roman"/>
+                <w:rFonts w:hint="eastAsia" w:ascii="Times New Roman" w:hAnsi="Times New Roman" w:eastAsia="FangSong" w:cs="Times New Roman"/>
               </w:rPr>
               <w:t xml:space="preserve">组成恒定</w:t>
             </w:r>
@@ -7291,7 +7291,7 @@
             </w:pPr>
             <w:r>
               <w:rPr>
-                <w:rFonts w:hint="eastAsia" w:ascii="Times New Roman" w:hAnsi="Times New Roman" w:eastAsia="SimSun" w:cs="Times New Roman"/>
+                <w:rFonts w:hint="eastAsia" w:ascii="Times New Roman" w:hAnsi="Times New Roman" w:eastAsia="FangSong" w:cs="Times New Roman"/>
               </w:rPr>
               <w:t xml:space="preserve">配合比确定</w:t>
             </w:r>
@@ -7306,7 +7306,7 @@
             </w:pPr>
             <w:r>
               <w:rPr>
-                <w:rFonts w:hint="eastAsia" w:ascii="Times New Roman" w:hAnsi="Times New Roman" w:eastAsia="SimSun" w:cs="Times New Roman"/>
+                <w:rFonts w:hint="eastAsia" w:ascii="Times New Roman" w:hAnsi="Times New Roman" w:eastAsia="FangSong" w:cs="Times New Roman"/>
               </w:rPr>
               <w:t xml:space="preserve">计量关系稳定</w:t>
             </w:r>
@@ -7323,7 +7323,7 @@
             </w:pPr>
             <w:r>
               <w:rPr>
-                <w:rFonts w:hint="eastAsia" w:ascii="Times New Roman" w:hAnsi="Times New Roman" w:eastAsia="SimSun" w:cs="Times New Roman"/>
+                <w:rFonts w:hint="eastAsia" w:ascii="Times New Roman" w:hAnsi="Times New Roman" w:eastAsia="FangSong" w:cs="Times New Roman"/>
               </w:rPr>
               <w:t xml:space="preserve">性质稳定</w:t>
             </w:r>
@@ -7338,7 +7338,7 @@
             </w:pPr>
             <w:r>
               <w:rPr>
-                <w:rFonts w:hint="eastAsia" w:ascii="Times New Roman" w:hAnsi="Times New Roman" w:eastAsia="SimSun" w:cs="Times New Roman"/>
+                <w:rFonts w:hint="eastAsia" w:ascii="Times New Roman" w:hAnsi="Times New Roman" w:eastAsia="FangSong" w:cs="Times New Roman"/>
               </w:rPr>
               <w:t xml:space="preserve">配合物不易分解</w:t>
             </w:r>
@@ -7353,7 +7353,7 @@
             </w:pPr>
             <w:r>
               <w:rPr>
-                <w:rFonts w:hint="eastAsia" w:ascii="Times New Roman" w:hAnsi="Times New Roman" w:eastAsia="SimSun" w:cs="Times New Roman"/>
+                <w:rFonts w:hint="eastAsia" w:ascii="Times New Roman" w:hAnsi="Times New Roman" w:eastAsia="FangSong" w:cs="Times New Roman"/>
               </w:rPr>
               <w:t xml:space="preserve">重现性好</w:t>
             </w:r>
@@ -7370,7 +7370,7 @@
             </w:pPr>
             <w:r>
               <w:rPr>
-                <w:rFonts w:hint="eastAsia" w:ascii="Times New Roman" w:hAnsi="Times New Roman" w:eastAsia="SimSun" w:cs="Times New Roman"/>
+                <w:rFonts w:hint="eastAsia" w:ascii="Times New Roman" w:hAnsi="Times New Roman" w:eastAsia="FangSong" w:cs="Times New Roman"/>
               </w:rPr>
               <w:t xml:space="preserve">色差大</w:t>
             </w:r>
@@ -7426,7 +7426,7 @@
             </w:pPr>
             <w:r>
               <w:rPr>
-                <w:rFonts w:hint="eastAsia" w:ascii="Times New Roman" w:hAnsi="Times New Roman" w:eastAsia="SimSun" w:cs="Times New Roman"/>
+                <w:rFonts w:hint="eastAsia" w:ascii="Times New Roman" w:hAnsi="Times New Roman" w:eastAsia="FangSong" w:cs="Times New Roman"/>
               </w:rPr>
               <w:t xml:space="preserve">容易区分</w:t>
             </w:r>
@@ -7460,7 +7460,7 @@
       </w:pPr>
       <w:r>
         <w:rPr>
-          <w:rFonts w:hint="eastAsia" w:ascii="Times New Roman" w:hAnsi="Times New Roman" w:eastAsia="SimSun" w:cs="Times New Roman"/>
+          <w:rFonts w:hint="eastAsia" w:ascii="Times New Roman" w:hAnsi="Times New Roman" w:eastAsia="FangSong" w:cs="Times New Roman"/>
           <w:b/>
           <w:bCs/>
         </w:rPr>
@@ -7484,7 +7484,7 @@
       </w:r>
       <w:r>
         <w:rPr>
-          <w:rFonts w:hint="eastAsia" w:ascii="Times New Roman" w:hAnsi="Times New Roman" w:eastAsia="SimSun" w:cs="Times New Roman"/>
+          <w:rFonts w:hint="eastAsia" w:ascii="Times New Roman" w:hAnsi="Times New Roman" w:eastAsia="FangSong" w:cs="Times New Roman"/>
           <w:b/>
           <w:bCs/>
         </w:rPr>
@@ -7500,7 +7500,7 @@
       </w:r>
       <w:r>
         <w:rPr>
-          <w:rFonts w:hint="eastAsia" w:ascii="Times New Roman" w:hAnsi="Times New Roman" w:eastAsia="SimSun" w:cs="Times New Roman"/>
+          <w:rFonts w:hint="eastAsia" w:ascii="Times New Roman" w:hAnsi="Times New Roman" w:eastAsia="FangSong" w:cs="Times New Roman"/>
           <w:b/>
           <w:bCs/>
         </w:rPr>
@@ -7516,7 +7516,7 @@
       </w:r>
       <w:r>
         <w:rPr>
-          <w:rFonts w:hint="eastAsia" w:ascii="Times New Roman" w:hAnsi="Times New Roman" w:eastAsia="SimSun" w:cs="Times New Roman"/>
+          <w:rFonts w:hint="eastAsia" w:ascii="Times New Roman" w:hAnsi="Times New Roman" w:eastAsia="FangSong" w:cs="Times New Roman"/>
           <w:b/>
           <w:bCs/>
         </w:rPr>
@@ -7532,7 +7532,7 @@
       </w:r>
       <w:r>
         <w:rPr>
-          <w:rFonts w:hint="eastAsia" w:ascii="Times New Roman" w:hAnsi="Times New Roman" w:eastAsia="SimSun" w:cs="Times New Roman"/>
+          <w:rFonts w:hint="eastAsia" w:ascii="Times New Roman" w:hAnsi="Times New Roman" w:eastAsia="FangSong" w:cs="Times New Roman"/>
           <w:b/>
           <w:bCs/>
         </w:rPr>
@@ -7545,7 +7545,7 @@
       </w:pPr>
       <w:r>
         <w:rPr>
-          <w:rFonts w:hint="eastAsia" w:ascii="Times New Roman" w:hAnsi="Times New Roman" w:eastAsia="SimSun" w:cs="Times New Roman"/>
+          <w:rFonts w:hint="eastAsia" w:ascii="Times New Roman" w:hAnsi="Times New Roman" w:eastAsia="FangSong" w:cs="Times New Roman"/>
           <w:b/>
           <w:bCs/>
         </w:rPr>
@@ -7559,13 +7559,13 @@
       </w:r>
       <w:r>
         <w:rPr>
-          <w:rFonts w:hint="eastAsia" w:ascii="Times New Roman" w:hAnsi="Times New Roman" w:eastAsia="SimSun" w:cs="Times New Roman"/>
+          <w:rFonts w:hint="eastAsia" w:ascii="Times New Roman" w:hAnsi="Times New Roman" w:eastAsia="FangSong" w:cs="Times New Roman"/>
         </w:rPr>
         <w:t>标准曲线和样品测定必须在</w:t>
       </w:r>
       <w:r>
         <w:rPr>
-          <w:rFonts w:hint="eastAsia" w:ascii="Times New Roman" w:hAnsi="Times New Roman" w:eastAsia="SimSun" w:cs="Times New Roman"/>
+          <w:rFonts w:hint="eastAsia" w:ascii="Times New Roman" w:hAnsi="Times New Roman" w:eastAsia="FangSong" w:cs="Times New Roman"/>
           <w:b/>
           <w:bCs/>
         </w:rPr>
@@ -7573,7 +7573,7 @@
       </w:r>
       <w:r>
         <w:rPr>
-          <w:rFonts w:hint="eastAsia" w:ascii="Times New Roman" w:hAnsi="Times New Roman" w:eastAsia="SimSun" w:cs="Times New Roman"/>
+          <w:rFonts w:hint="eastAsia" w:ascii="Times New Roman" w:hAnsi="Times New Roman" w:eastAsia="FangSong" w:cs="Times New Roman"/>
         </w:rPr>
         <w:t>下进行</w:t>
       </w:r>
@@ -7585,7 +7585,7 @@
       </w:r>
       <w:r>
         <w:rPr>
-          <w:rFonts w:hint="eastAsia" w:ascii="Times New Roman" w:hAnsi="Times New Roman" w:eastAsia="SimSun" w:cs="Times New Roman"/>
+          <w:rFonts w:hint="eastAsia" w:ascii="Times New Roman" w:hAnsi="Times New Roman" w:eastAsia="FangSong" w:cs="Times New Roman"/>
         </w:rPr>
         <w:t>磺基水杨酸</w:t>
       </w:r>
@@ -7610,7 +7610,7 @@
       </w:r>
       <w:r>
         <w:rPr>
-          <w:rFonts w:hint="eastAsia" w:ascii="Times New Roman" w:hAnsi="Times New Roman" w:eastAsia="SimSun" w:cs="Times New Roman"/>
+          <w:rFonts w:hint="eastAsia" w:ascii="Times New Roman" w:hAnsi="Times New Roman" w:eastAsia="FangSong" w:cs="Times New Roman"/>
         </w:rPr>
         <w:t xml:space="preserve">在</w:t>
       </w:r>
@@ -7622,7 +7622,7 @@
       </w:r>
       <w:r>
         <w:rPr>
-          <w:rFonts w:hint="eastAsia" w:ascii="Times New Roman" w:hAnsi="Times New Roman" w:eastAsia="SimSun" w:cs="Times New Roman"/>
+          <w:rFonts w:hint="eastAsia" w:ascii="Times New Roman" w:hAnsi="Times New Roman" w:eastAsia="FangSong" w:cs="Times New Roman"/>
         </w:rPr>
         <w:t>紫红</w:t>
       </w:r>
@@ -7640,7 +7640,7 @@
       </w:r>
       <w:r>
         <w:rPr>
-          <w:rFonts w:hint="eastAsia" w:ascii="Times New Roman" w:hAnsi="Times New Roman" w:eastAsia="SimSun" w:cs="Times New Roman"/>
+          <w:rFonts w:hint="eastAsia" w:ascii="Times New Roman" w:hAnsi="Times New Roman" w:eastAsia="FangSong" w:cs="Times New Roman"/>
         </w:rPr>
         <w:t>橙</w:t>
       </w:r>
@@ -7658,7 +7658,7 @@
       </w:r>
       <w:r>
         <w:rPr>
-          <w:rFonts w:hint="eastAsia" w:ascii="Times New Roman" w:hAnsi="Times New Roman" w:eastAsia="SimSun" w:cs="Times New Roman"/>
+          <w:rFonts w:hint="eastAsia" w:ascii="Times New Roman" w:hAnsi="Times New Roman" w:eastAsia="FangSong" w:cs="Times New Roman"/>
         </w:rPr>
         <w:t>黄</w:t>
       </w:r>
@@ -7681,7 +7681,7 @@
       </w:r>
       <w:r>
         <w:rPr>
-          <w:rFonts w:hint="eastAsia" w:ascii="Times New Roman" w:hAnsi="Times New Roman" w:eastAsia="SimSun" w:cs="Times New Roman"/>
+          <w:rFonts w:hint="eastAsia" w:ascii="Times New Roman" w:hAnsi="Times New Roman" w:eastAsia="FangSong" w:cs="Times New Roman"/>
         </w:rPr>
         <w:t>完全不同</w:t>
       </w:r>
@@ -7693,7 +7693,7 @@
       </w:r>
       <w:r>
         <w:rPr>
-          <w:rFonts w:hint="eastAsia" w:ascii="Times New Roman" w:hAnsi="Times New Roman" w:eastAsia="SimSun" w:cs="Times New Roman"/>
+          <w:rFonts w:hint="eastAsia" w:ascii="Times New Roman" w:hAnsi="Times New Roman" w:eastAsia="FangSong" w:cs="Times New Roman"/>
         </w:rPr>
         <w:t>条件不一致结果不可比</w:t>
       </w:r>
@@ -7747,7 +7747,7 @@
       </w:pPr>
       <w:r>
         <w:rPr>
-          <w:rFonts w:hint="eastAsia" w:ascii="Times New Roman" w:hAnsi="Times New Roman" w:eastAsia="SimSun" w:cs="Times New Roman"/>
+          <w:rFonts w:hint="eastAsia" w:ascii="Times New Roman" w:hAnsi="Times New Roman" w:eastAsia="FangSong" w:cs="Times New Roman"/>
           <w:b/>
           <w:bCs/>
         </w:rPr>
@@ -7761,7 +7761,7 @@
       </w:r>
       <w:r>
         <w:rPr>
-          <w:rFonts w:hint="eastAsia" w:ascii="Times New Roman" w:hAnsi="Times New Roman" w:eastAsia="SimSun" w:cs="Times New Roman"/>
+          <w:rFonts w:hint="eastAsia" w:ascii="Times New Roman" w:hAnsi="Times New Roman" w:eastAsia="FangSong" w:cs="Times New Roman"/>
         </w:rPr>
         <w:t>知识点</w:t>
       </w:r>
@@ -7773,7 +7773,7 @@
       </w:r>
       <w:r>
         <w:rPr>
-          <w:rFonts w:hint="eastAsia" w:ascii="Times New Roman" w:hAnsi="Times New Roman" w:eastAsia="SimSun" w:cs="Times New Roman"/>
+          <w:rFonts w:hint="eastAsia" w:ascii="Times New Roman" w:hAnsi="Times New Roman" w:eastAsia="FangSong" w:cs="Times New Roman"/>
         </w:rPr>
         <w:t>分析化学</w:t>
       </w:r>
@@ -7785,7 +7785,7 @@
       </w:r>
       <w:r>
         <w:rPr>
-          <w:rFonts w:hint="eastAsia" w:ascii="Times New Roman" w:hAnsi="Times New Roman" w:eastAsia="SimSun" w:cs="Times New Roman"/>
+          <w:rFonts w:hint="eastAsia" w:ascii="Times New Roman" w:hAnsi="Times New Roman" w:eastAsia="FangSong" w:cs="Times New Roman"/>
         </w:rPr>
         <w:t>分光光度法</w:t>
       </w:r>
@@ -7797,7 +7797,7 @@
       </w:r>
       <w:r>
         <w:rPr>
-          <w:rFonts w:hint="eastAsia" w:ascii="Times New Roman" w:hAnsi="Times New Roman" w:eastAsia="SimSun" w:cs="Times New Roman"/>
+          <w:rFonts w:hint="eastAsia" w:ascii="Times New Roman" w:hAnsi="Times New Roman" w:eastAsia="FangSong" w:cs="Times New Roman"/>
           <w:b/>
           <w:bCs/>
         </w:rPr>
@@ -7817,7 +7817,7 @@
       </w:r>
       <w:r>
         <w:rPr>
-          <w:rFonts w:hint="eastAsia" w:ascii="Times New Roman" w:hAnsi="Times New Roman" w:eastAsia="SimSun" w:cs="Times New Roman"/>
+          <w:rFonts w:hint="eastAsia" w:ascii="Times New Roman" w:hAnsi="Times New Roman" w:eastAsia="FangSong" w:cs="Times New Roman"/>
         </w:rPr>
         <w:t xml:space="preserve">分光光度法</w:t>
       </w:r>
@@ -7993,7 +7993,7 @@
             </w:pPr>
             <w:r>
               <w:rPr>
-                <w:rFonts w:hint="eastAsia" w:ascii="Times New Roman" w:hAnsi="Times New Roman" w:eastAsia="SimSun" w:cs="Times New Roman"/>
+                <w:rFonts w:hint="eastAsia" w:ascii="Times New Roman" w:hAnsi="Times New Roman" w:eastAsia="FangSong" w:cs="Times New Roman"/>
               </w:rPr>
               <w:t xml:space="preserve">光源</w:t>
             </w:r>
@@ -8008,7 +8008,7 @@
             </w:pPr>
             <w:r>
               <w:rPr>
-                <w:rFonts w:hint="eastAsia" w:ascii="Times New Roman" w:hAnsi="Times New Roman" w:eastAsia="SimSun" w:cs="Times New Roman"/>
+                <w:rFonts w:hint="eastAsia" w:ascii="Times New Roman" w:hAnsi="Times New Roman" w:eastAsia="FangSong" w:cs="Times New Roman"/>
               </w:rPr>
               <w:t xml:space="preserve">提供复合光</w:t>
             </w:r>
@@ -8023,7 +8023,7 @@
             </w:pPr>
             <w:r>
               <w:rPr>
-                <w:rFonts w:hint="eastAsia" w:ascii="Times New Roman" w:hAnsi="Times New Roman" w:eastAsia="SimSun" w:cs="Times New Roman"/>
+                <w:rFonts w:hint="eastAsia" w:ascii="Times New Roman" w:hAnsi="Times New Roman" w:eastAsia="FangSong" w:cs="Times New Roman"/>
               </w:rPr>
               <w:t>钨丝灯</w:t>
             </w:r>
@@ -8058,7 +8058,7 @@
             </w:pPr>
             <w:r>
               <w:rPr>
-                <w:rFonts w:hint="eastAsia" w:ascii="Times New Roman" w:hAnsi="Times New Roman" w:eastAsia="SimSun" w:cs="Times New Roman"/>
+                <w:rFonts w:hint="eastAsia" w:ascii="Times New Roman" w:hAnsi="Times New Roman" w:eastAsia="FangSong" w:cs="Times New Roman"/>
               </w:rPr>
               <w:t xml:space="preserve">单色器</w:t>
             </w:r>
@@ -8073,7 +8073,7 @@
             </w:pPr>
             <w:r>
               <w:rPr>
-                <w:rFonts w:hint="eastAsia" w:ascii="Times New Roman" w:hAnsi="Times New Roman" w:eastAsia="SimSun" w:cs="Times New Roman"/>
+                <w:rFonts w:hint="eastAsia" w:ascii="Times New Roman" w:hAnsi="Times New Roman" w:eastAsia="FangSong" w:cs="Times New Roman"/>
               </w:rPr>
               <w:t xml:space="preserve">分解复合光</w:t>
             </w:r>
@@ -8088,7 +8088,7 @@
             </w:pPr>
             <w:r>
               <w:rPr>
-                <w:rFonts w:hint="eastAsia" w:ascii="Times New Roman" w:hAnsi="Times New Roman" w:eastAsia="SimSun" w:cs="Times New Roman"/>
+                <w:rFonts w:hint="eastAsia" w:ascii="Times New Roman" w:hAnsi="Times New Roman" w:eastAsia="FangSong" w:cs="Times New Roman"/>
               </w:rPr>
               <w:t>棱镜</w:t>
             </w:r>
@@ -8100,7 +8100,7 @@
             </w:r>
             <w:r>
               <w:rPr>
-                <w:rFonts w:hint="eastAsia" w:ascii="Times New Roman" w:hAnsi="Times New Roman" w:eastAsia="SimSun" w:cs="Times New Roman"/>
+                <w:rFonts w:hint="eastAsia" w:ascii="Times New Roman" w:hAnsi="Times New Roman" w:eastAsia="FangSong" w:cs="Times New Roman"/>
               </w:rPr>
               <w:t>玻璃</w:t>
             </w:r>
@@ -8112,7 +8112,7 @@
             </w:r>
             <w:r>
               <w:rPr>
-                <w:rFonts w:hint="eastAsia" w:ascii="Times New Roman" w:hAnsi="Times New Roman" w:eastAsia="SimSun" w:cs="Times New Roman"/>
+                <w:rFonts w:hint="eastAsia" w:ascii="Times New Roman" w:hAnsi="Times New Roman" w:eastAsia="FangSong" w:cs="Times New Roman"/>
               </w:rPr>
               <w:t>或光栅</w:t>
             </w:r>
@@ -8129,7 +8129,7 @@
             </w:pPr>
             <w:r>
               <w:rPr>
-                <w:rFonts w:hint="eastAsia" w:ascii="Times New Roman" w:hAnsi="Times New Roman" w:eastAsia="SimSun" w:cs="Times New Roman"/>
+                <w:rFonts w:hint="eastAsia" w:ascii="Times New Roman" w:hAnsi="Times New Roman" w:eastAsia="FangSong" w:cs="Times New Roman"/>
               </w:rPr>
               <w:t xml:space="preserve">吸收池</w:t>
             </w:r>
@@ -8144,7 +8144,7 @@
             </w:pPr>
             <w:r>
               <w:rPr>
-                <w:rFonts w:hint="eastAsia" w:ascii="Times New Roman" w:hAnsi="Times New Roman" w:eastAsia="SimSun" w:cs="Times New Roman"/>
+                <w:rFonts w:hint="eastAsia" w:ascii="Times New Roman" w:hAnsi="Times New Roman" w:eastAsia="FangSong" w:cs="Times New Roman"/>
               </w:rPr>
               <w:t xml:space="preserve">盛放试液</w:t>
             </w:r>
@@ -8159,7 +8159,7 @@
             </w:pPr>
             <w:r>
               <w:rPr>
-                <w:rFonts w:hint="eastAsia" w:ascii="Times New Roman" w:hAnsi="Times New Roman" w:eastAsia="SimSun" w:cs="Times New Roman"/>
+                <w:rFonts w:hint="eastAsia" w:ascii="Times New Roman" w:hAnsi="Times New Roman" w:eastAsia="FangSong" w:cs="Times New Roman"/>
               </w:rPr>
               <w:t>玻璃池</w:t>
             </w:r>
@@ -8171,7 +8171,7 @@
             </w:r>
             <w:r>
               <w:rPr>
-                <w:rFonts w:hint="eastAsia" w:ascii="Times New Roman" w:hAnsi="Times New Roman" w:eastAsia="SimSun" w:cs="Times New Roman"/>
+                <w:rFonts w:hint="eastAsia" w:ascii="Times New Roman" w:hAnsi="Times New Roman" w:eastAsia="FangSong" w:cs="Times New Roman"/>
               </w:rPr>
               <w:t>可见区</w:t>
             </w:r>
@@ -8183,7 +8183,7 @@
             </w:r>
             <w:r>
               <w:rPr>
-                <w:rFonts w:hint="eastAsia" w:ascii="Times New Roman" w:hAnsi="Times New Roman" w:eastAsia="SimSun" w:cs="Times New Roman"/>
+                <w:rFonts w:hint="eastAsia" w:ascii="Times New Roman" w:hAnsi="Times New Roman" w:eastAsia="FangSong" w:cs="Times New Roman"/>
               </w:rPr>
               <w:t>石英池</w:t>
             </w:r>
@@ -8195,7 +8195,7 @@
             </w:r>
             <w:r>
               <w:rPr>
-                <w:rFonts w:hint="eastAsia" w:ascii="Times New Roman" w:hAnsi="Times New Roman" w:eastAsia="SimSun" w:cs="Times New Roman"/>
+                <w:rFonts w:hint="eastAsia" w:ascii="Times New Roman" w:hAnsi="Times New Roman" w:eastAsia="FangSong" w:cs="Times New Roman"/>
               </w:rPr>
               <w:t>紫外区</w:t>
             </w:r>
@@ -8218,7 +8218,7 @@
             </w:pPr>
             <w:r>
               <w:rPr>
-                <w:rFonts w:hint="eastAsia" w:ascii="Times New Roman" w:hAnsi="Times New Roman" w:eastAsia="SimSun" w:cs="Times New Roman"/>
+                <w:rFonts w:hint="eastAsia" w:ascii="Times New Roman" w:hAnsi="Times New Roman" w:eastAsia="FangSong" w:cs="Times New Roman"/>
               </w:rPr>
               <w:t xml:space="preserve">检测器</w:t>
             </w:r>
@@ -8233,7 +8233,7 @@
             </w:pPr>
             <w:r>
               <w:rPr>
-                <w:rFonts w:hint="eastAsia" w:ascii="Times New Roman" w:hAnsi="Times New Roman" w:eastAsia="SimSun" w:cs="Times New Roman"/>
+                <w:rFonts w:hint="eastAsia" w:ascii="Times New Roman" w:hAnsi="Times New Roman" w:eastAsia="FangSong" w:cs="Times New Roman"/>
               </w:rPr>
               <w:t>光</w:t>
             </w:r>
@@ -8245,7 +8245,7 @@
             </w:r>
             <w:r>
               <w:rPr>
-                <w:rFonts w:hint="eastAsia" w:ascii="Times New Roman" w:hAnsi="Times New Roman" w:eastAsia="SimSun" w:cs="Times New Roman"/>
+                <w:rFonts w:hint="eastAsia" w:ascii="Times New Roman" w:hAnsi="Times New Roman" w:eastAsia="FangSong" w:cs="Times New Roman"/>
               </w:rPr>
               <w:t>电信号</w:t>
             </w:r>
@@ -8260,7 +8260,7 @@
             </w:pPr>
             <w:r>
               <w:rPr>
-                <w:rFonts w:hint="eastAsia" w:ascii="Times New Roman" w:hAnsi="Times New Roman" w:eastAsia="SimSun" w:cs="Times New Roman"/>
+                <w:rFonts w:hint="eastAsia" w:ascii="Times New Roman" w:hAnsi="Times New Roman" w:eastAsia="FangSong" w:cs="Times New Roman"/>
               </w:rPr>
               <w:t xml:space="preserve">光电管或光电倍增管</w:t>
             </w:r>
@@ -8586,7 +8586,7 @@
             </w:pPr>
             <w:r>
               <w:rPr>
-                <w:rFonts w:hint="eastAsia" w:ascii="Times New Roman" w:hAnsi="Times New Roman" w:eastAsia="SimSun" w:cs="Times New Roman"/>
+                <w:rFonts w:hint="eastAsia" w:ascii="Times New Roman" w:hAnsi="Times New Roman" w:eastAsia="FangSong" w:cs="Times New Roman"/>
               </w:rPr>
               <w:t xml:space="preserve">试液和显色剂均无色</w:t>
             </w:r>
@@ -8601,7 +8601,7 @@
             </w:pPr>
             <w:r>
               <w:rPr>
-                <w:rFonts w:hint="eastAsia" w:ascii="Times New Roman" w:hAnsi="Times New Roman" w:eastAsia="SimSun" w:cs="Times New Roman"/>
+                <w:rFonts w:hint="eastAsia" w:ascii="Times New Roman" w:hAnsi="Times New Roman" w:eastAsia="FangSong" w:cs="Times New Roman"/>
               </w:rPr>
               <w:t>蒸馏水</w:t>
             </w:r>
@@ -8613,7 +8613,7 @@
             </w:r>
             <w:r>
               <w:rPr>
-                <w:rFonts w:hint="eastAsia" w:ascii="Times New Roman" w:hAnsi="Times New Roman" w:eastAsia="SimSun" w:cs="Times New Roman"/>
+                <w:rFonts w:hint="eastAsia" w:ascii="Times New Roman" w:hAnsi="Times New Roman" w:eastAsia="FangSong" w:cs="Times New Roman"/>
               </w:rPr>
               <w:t>溶剂空白</w:t>
             </w:r>
@@ -8628,7 +8628,7 @@
             </w:pPr>
             <w:r>
               <w:rPr>
-                <w:rFonts w:hint="eastAsia" w:ascii="Times New Roman" w:hAnsi="Times New Roman" w:eastAsia="SimSun" w:cs="Times New Roman"/>
+                <w:rFonts w:hint="eastAsia" w:ascii="Times New Roman" w:hAnsi="Times New Roman" w:eastAsia="FangSong" w:cs="Times New Roman"/>
               </w:rPr>
               <w:t xml:space="preserve">扣除吸收池和溶剂影响</w:t>
             </w:r>
@@ -8645,7 +8645,7 @@
             </w:pPr>
             <w:r>
               <w:rPr>
-                <w:rFonts w:hint="eastAsia" w:ascii="Times New Roman" w:hAnsi="Times New Roman" w:eastAsia="SimSun" w:cs="Times New Roman"/>
+                <w:rFonts w:hint="eastAsia" w:ascii="Times New Roman" w:hAnsi="Times New Roman" w:eastAsia="FangSong" w:cs="Times New Roman"/>
               </w:rPr>
               <w:t>显色剂无色</w:t>
             </w:r>
@@ -8657,7 +8657,7 @@
             </w:r>
             <w:r>
               <w:rPr>
-                <w:rFonts w:hint="eastAsia" w:ascii="Times New Roman" w:hAnsi="Times New Roman" w:eastAsia="SimSun" w:cs="Times New Roman"/>
+                <w:rFonts w:hint="eastAsia" w:ascii="Times New Roman" w:hAnsi="Times New Roman" w:eastAsia="FangSong" w:cs="Times New Roman"/>
               </w:rPr>
               <w:t>试液有色</w:t>
             </w:r>
@@ -8672,7 +8672,7 @@
             </w:pPr>
             <w:r>
               <w:rPr>
-                <w:rFonts w:hint="eastAsia" w:ascii="Times New Roman" w:hAnsi="Times New Roman" w:eastAsia="SimSun" w:cs="Times New Roman"/>
+                <w:rFonts w:hint="eastAsia" w:ascii="Times New Roman" w:hAnsi="Times New Roman" w:eastAsia="FangSong" w:cs="Times New Roman"/>
                 <w:b/>
                 <w:bCs/>
               </w:rPr>
@@ -8689,7 +8689,7 @@
             </w:pPr>
             <w:r>
               <w:rPr>
-                <w:rFonts w:hint="eastAsia" w:ascii="Times New Roman" w:hAnsi="Times New Roman" w:eastAsia="SimSun" w:cs="Times New Roman"/>
+                <w:rFonts w:hint="eastAsia" w:ascii="Times New Roman" w:hAnsi="Times New Roman" w:eastAsia="FangSong" w:cs="Times New Roman"/>
               </w:rPr>
               <w:t xml:space="preserve">扣除试液本底</w:t>
             </w:r>
@@ -8706,7 +8706,7 @@
             </w:pPr>
             <w:r>
               <w:rPr>
-                <w:rFonts w:hint="eastAsia" w:ascii="Times New Roman" w:hAnsi="Times New Roman" w:eastAsia="SimSun" w:cs="Times New Roman"/>
+                <w:rFonts w:hint="eastAsia" w:ascii="Times New Roman" w:hAnsi="Times New Roman" w:eastAsia="FangSong" w:cs="Times New Roman"/>
               </w:rPr>
               <w:t xml:space="preserve">显色剂有色</w:t>
             </w:r>
@@ -8721,7 +8721,7 @@
             </w:pPr>
             <w:r>
               <w:rPr>
-                <w:rFonts w:hint="eastAsia" w:ascii="Times New Roman" w:hAnsi="Times New Roman" w:eastAsia="SimSun" w:cs="Times New Roman"/>
+                <w:rFonts w:hint="eastAsia" w:ascii="Times New Roman" w:hAnsi="Times New Roman" w:eastAsia="FangSong" w:cs="Times New Roman"/>
                 <w:b/>
                 <w:bCs/>
               </w:rPr>
@@ -8735,7 +8735,7 @@
             </w:r>
             <w:r>
               <w:rPr>
-                <w:rFonts w:hint="eastAsia" w:ascii="Times New Roman" w:hAnsi="Times New Roman" w:eastAsia="SimSun" w:cs="Times New Roman"/>
+                <w:rFonts w:hint="eastAsia" w:ascii="Times New Roman" w:hAnsi="Times New Roman" w:eastAsia="FangSong" w:cs="Times New Roman"/>
               </w:rPr>
               <w:t>仅显色剂</w:t>
             </w:r>
@@ -8756,7 +8756,7 @@
             </w:pPr>
             <w:r>
               <w:rPr>
-                <w:rFonts w:hint="eastAsia" w:ascii="Times New Roman" w:hAnsi="Times New Roman" w:eastAsia="SimSun" w:cs="Times New Roman"/>
+                <w:rFonts w:hint="eastAsia" w:ascii="Times New Roman" w:hAnsi="Times New Roman" w:eastAsia="FangSong" w:cs="Times New Roman"/>
               </w:rPr>
               <w:t xml:space="preserve">扣除显色剂颜色</w:t>
             </w:r>
@@ -8773,7 +8773,7 @@
             </w:pPr>
             <w:r>
               <w:rPr>
-                <w:rFonts w:hint="eastAsia" w:ascii="Times New Roman" w:hAnsi="Times New Roman" w:eastAsia="SimSun" w:cs="Times New Roman"/>
+                <w:rFonts w:hint="eastAsia" w:ascii="Times New Roman" w:hAnsi="Times New Roman" w:eastAsia="FangSong" w:cs="Times New Roman"/>
               </w:rPr>
               <w:t xml:space="preserve">两者均有色</w:t>
             </w:r>
@@ -8788,7 +8788,7 @@
             </w:pPr>
             <w:r>
               <w:rPr>
-                <w:rFonts w:hint="eastAsia" w:ascii="Times New Roman" w:hAnsi="Times New Roman" w:eastAsia="SimSun" w:cs="Times New Roman"/>
+                <w:rFonts w:hint="eastAsia" w:ascii="Times New Roman" w:hAnsi="Times New Roman" w:eastAsia="FangSong" w:cs="Times New Roman"/>
                 <w:b/>
                 <w:bCs/>
               </w:rPr>
@@ -8805,7 +8805,7 @@
             </w:pPr>
             <w:r>
               <w:rPr>
-                <w:rFonts w:hint="eastAsia" w:ascii="Times New Roman" w:hAnsi="Times New Roman" w:eastAsia="SimSun" w:cs="Times New Roman"/>
+                <w:rFonts w:hint="eastAsia" w:ascii="Times New Roman" w:hAnsi="Times New Roman" w:eastAsia="FangSong" w:cs="Times New Roman"/>
               </w:rPr>
               <w:t xml:space="preserve">扣除共同影响</w:t>
             </w:r>
@@ -8820,7 +8820,7 @@
       </w:pPr>
       <w:r>
         <w:rPr>
-          <w:rFonts w:hint="eastAsia" w:ascii="Times New Roman" w:hAnsi="Times New Roman" w:eastAsia="SimSun" w:cs="Times New Roman"/>
+          <w:rFonts w:hint="eastAsia" w:ascii="Times New Roman" w:hAnsi="Times New Roman" w:eastAsia="FangSong" w:cs="Times New Roman"/>
           <w:b/>
           <w:bCs/>
         </w:rPr>
@@ -8834,7 +8834,7 @@
       </w:r>
       <w:r>
         <w:rPr>
-          <w:rFonts w:hint="eastAsia" w:ascii="Times New Roman" w:hAnsi="Times New Roman" w:eastAsia="SimSun" w:cs="Times New Roman"/>
+          <w:rFonts w:hint="eastAsia" w:ascii="Times New Roman" w:hAnsi="Times New Roman" w:eastAsia="FangSong" w:cs="Times New Roman"/>
           <w:b/>
           <w:bCs/>
         </w:rPr>
@@ -8890,7 +8890,7 @@
       </w:pPr>
       <w:r>
         <w:rPr>
-          <w:rFonts w:hint="eastAsia" w:ascii="Times New Roman" w:hAnsi="Times New Roman" w:eastAsia="SimSun" w:cs="Times New Roman"/>
+          <w:rFonts w:hint="eastAsia" w:ascii="Times New Roman" w:hAnsi="Times New Roman" w:eastAsia="FangSong" w:cs="Times New Roman"/>
           <w:b/>
           <w:bCs/>
         </w:rPr>
@@ -8910,7 +8910,7 @@
       </w:r>
       <w:r>
         <w:rPr>
-          <w:rFonts w:hint="eastAsia" w:ascii="Times New Roman" w:hAnsi="Times New Roman" w:eastAsia="SimSun" w:cs="Times New Roman"/>
+          <w:rFonts w:hint="eastAsia" w:ascii="Times New Roman" w:hAnsi="Times New Roman" w:eastAsia="FangSong" w:cs="Times New Roman"/>
         </w:rPr>
         <w:t xml:space="preserve">分光光度法</w:t>
       </w:r>
@@ -8948,7 +8948,7 @@
       <w:r>
         <w:rPr>
           <w:rStyle w:val="VerbatimChar"/>
-          <w:rFonts w:hint="eastAsia" w:ascii="Times New Roman" w:hAnsi="Times New Roman" w:eastAsia="SimSun" w:cs="Times New Roman"/>
+          <w:rFonts w:hint="eastAsia" w:ascii="Times New Roman" w:hAnsi="Times New Roman" w:eastAsia="FangSong" w:cs="Times New Roman"/>
         </w:rPr>
         <w:t>配制系列标准溶液</w:t>
       </w:r>
@@ -8969,7 +8969,7 @@
       <w:r>
         <w:rPr>
           <w:rStyle w:val="VerbatimChar"/>
-          <w:rFonts w:hint="eastAsia" w:ascii="Times New Roman" w:hAnsi="Times New Roman" w:eastAsia="SimSun" w:cs="Times New Roman"/>
+          <w:rFonts w:hint="eastAsia" w:ascii="Times New Roman" w:hAnsi="Times New Roman" w:eastAsia="FangSong" w:cs="Times New Roman"/>
         </w:rPr>
         <w:t>个不同浓度</w:t>
       </w:r>
@@ -8996,7 +8996,7 @@
       <w:r>
         <w:rPr>
           <w:rStyle w:val="VerbatimChar"/>
-          <w:rFonts w:hint="eastAsia" w:ascii="Times New Roman" w:hAnsi="Times New Roman" w:eastAsia="SimSun" w:cs="Times New Roman"/>
+          <w:rFonts w:hint="eastAsia" w:ascii="Times New Roman" w:hAnsi="Times New Roman" w:eastAsia="FangSong" w:cs="Times New Roman"/>
         </w:rPr>
         <w:t xml:space="preserve">在</w:t>
       </w:r>
@@ -9010,7 +9010,7 @@
       <w:r>
         <w:rPr>
           <w:rStyle w:val="VerbatimChar"/>
-          <w:rFonts w:hint="eastAsia" w:ascii="Times New Roman" w:hAnsi="Times New Roman" w:eastAsia="SimSun" w:cs="Times New Roman"/>
+          <w:rFonts w:hint="eastAsia" w:ascii="Times New Roman" w:hAnsi="Times New Roman" w:eastAsia="FangSong" w:cs="Times New Roman"/>
         </w:rPr>
         <w:t xml:space="preserve">处测定各标准溶液的</w:t>
       </w:r>
@@ -9037,7 +9037,7 @@
       <w:r>
         <w:rPr>
           <w:rStyle w:val="VerbatimChar"/>
-          <w:rFonts w:hint="eastAsia" w:ascii="Times New Roman" w:hAnsi="Times New Roman" w:eastAsia="SimSun" w:cs="Times New Roman"/>
+          <w:rFonts w:hint="eastAsia" w:ascii="Times New Roman" w:hAnsi="Times New Roman" w:eastAsia="FangSong" w:cs="Times New Roman"/>
         </w:rPr>
         <w:t xml:space="preserve">以</w:t>
       </w:r>
@@ -9051,7 +9051,7 @@
       <w:r>
         <w:rPr>
           <w:rStyle w:val="VerbatimChar"/>
-          <w:rFonts w:hint="eastAsia" w:ascii="Times New Roman" w:hAnsi="Times New Roman" w:eastAsia="SimSun" w:cs="Times New Roman"/>
+          <w:rFonts w:hint="eastAsia" w:ascii="Times New Roman" w:hAnsi="Times New Roman" w:eastAsia="FangSong" w:cs="Times New Roman"/>
         </w:rPr>
         <w:t>为纵坐标</w:t>
       </w:r>
@@ -9072,7 +9072,7 @@
       <w:r>
         <w:rPr>
           <w:rStyle w:val="VerbatimChar"/>
-          <w:rFonts w:hint="eastAsia" w:ascii="Times New Roman" w:hAnsi="Times New Roman" w:eastAsia="SimSun" w:cs="Times New Roman"/>
+          <w:rFonts w:hint="eastAsia" w:ascii="Times New Roman" w:hAnsi="Times New Roman" w:eastAsia="FangSong" w:cs="Times New Roman"/>
         </w:rPr>
         <w:t xml:space="preserve">为横坐标作</w:t>
       </w:r>
@@ -9086,7 +9086,7 @@
       <w:r>
         <w:rPr>
           <w:rStyle w:val="VerbatimChar"/>
-          <w:rFonts w:hint="eastAsia" w:ascii="Times New Roman" w:hAnsi="Times New Roman" w:eastAsia="SimSun" w:cs="Times New Roman"/>
+          <w:rFonts w:hint="eastAsia" w:ascii="Times New Roman" w:hAnsi="Times New Roman" w:eastAsia="FangSong" w:cs="Times New Roman"/>
         </w:rPr>
         <w:t xml:space="preserve">标准曲线</w:t>
       </w:r>
@@ -9106,7 +9106,7 @@
       <w:r>
         <w:rPr>
           <w:rStyle w:val="VerbatimChar"/>
-          <w:rFonts w:hint="eastAsia" w:ascii="Times New Roman" w:hAnsi="Times New Roman" w:eastAsia="SimSun" w:cs="Times New Roman"/>
+          <w:rFonts w:hint="eastAsia" w:ascii="Times New Roman" w:hAnsi="Times New Roman" w:eastAsia="FangSong" w:cs="Times New Roman"/>
         </w:rPr>
         <w:t xml:space="preserve">测定未知样品的</w:t>
       </w:r>
@@ -9133,7 +9133,7 @@
       <w:r>
         <w:rPr>
           <w:rStyle w:val="VerbatimChar"/>
-          <w:rFonts w:hint="eastAsia" w:ascii="Times New Roman" w:hAnsi="Times New Roman" w:eastAsia="SimSun" w:cs="Times New Roman"/>
+          <w:rFonts w:hint="eastAsia" w:ascii="Times New Roman" w:hAnsi="Times New Roman" w:eastAsia="FangSong" w:cs="Times New Roman"/>
         </w:rPr>
         <w:t xml:space="preserve">在标准曲线上查得浓度</w:t>
       </w:r>
@@ -9151,7 +9151,7 @@
       </w:pPr>
       <w:r>
         <w:rPr>
-          <w:rFonts w:hint="eastAsia" w:ascii="Times New Roman" w:hAnsi="Times New Roman" w:eastAsia="SimSun" w:cs="Times New Roman"/>
+          <w:rFonts w:hint="eastAsia" w:ascii="Times New Roman" w:hAnsi="Times New Roman" w:eastAsia="FangSong" w:cs="Times New Roman"/>
           <w:b/>
           <w:bCs/>
         </w:rPr>
@@ -9165,13 +9165,13 @@
       </w:r>
       <w:r>
         <w:rPr>
-          <w:rFonts w:hint="eastAsia" w:ascii="Times New Roman" w:hAnsi="Times New Roman" w:eastAsia="SimSun" w:cs="Times New Roman"/>
+          <w:rFonts w:hint="eastAsia" w:ascii="Times New Roman" w:hAnsi="Times New Roman" w:eastAsia="FangSong" w:cs="Times New Roman"/>
         </w:rPr>
         <w:t>标准曲线必须在</w:t>
       </w:r>
       <w:r>
         <w:rPr>
-          <w:rFonts w:hint="eastAsia" w:ascii="Times New Roman" w:hAnsi="Times New Roman" w:eastAsia="SimSun" w:cs="Times New Roman"/>
+          <w:rFonts w:hint="eastAsia" w:ascii="Times New Roman" w:hAnsi="Times New Roman" w:eastAsia="FangSong" w:cs="Times New Roman"/>
           <w:b/>
           <w:bCs/>
         </w:rPr>
@@ -9179,7 +9179,7 @@
       </w:r>
       <w:r>
         <w:rPr>
-          <w:rFonts w:hint="eastAsia" w:ascii="Times New Roman" w:hAnsi="Times New Roman" w:eastAsia="SimSun" w:cs="Times New Roman"/>
+          <w:rFonts w:hint="eastAsia" w:ascii="Times New Roman" w:hAnsi="Times New Roman" w:eastAsia="FangSong" w:cs="Times New Roman"/>
         </w:rPr>
         <w:t>内使用</w:t>
       </w:r>
@@ -9228,7 +9228,7 @@
       </w:r>
       <w:r>
         <w:rPr>
-          <w:rFonts w:hint="eastAsia" w:ascii="Times New Roman" w:hAnsi="Times New Roman" w:eastAsia="SimSun" w:cs="Times New Roman"/>
+          <w:rFonts w:hint="eastAsia" w:ascii="Times New Roman" w:hAnsi="Times New Roman" w:eastAsia="FangSong" w:cs="Times New Roman"/>
         </w:rPr>
         <w:t>且每次测定需同时带标准曲线</w:t>
       </w:r>
@@ -9269,13 +9269,13 @@
       </w:pPr>
       <w:r>
         <w:rPr>
-          <w:rFonts w:hint="eastAsia" w:ascii="Times New Roman" w:hAnsi="Times New Roman" w:eastAsia="SimSun" w:cs="Times New Roman"/>
+          <w:rFonts w:hint="eastAsia" w:ascii="Times New Roman" w:hAnsi="Times New Roman" w:eastAsia="FangSong" w:cs="Times New Roman"/>
         </w:rPr>
         <w:t xml:space="preserve">标准曲线</w:t>
       </w:r>
       <w:r>
         <w:rPr>
-          <w:rFonts w:hint="eastAsia" w:ascii="Times New Roman" w:hAnsi="Times New Roman" w:eastAsia="SimSun" w:cs="Times New Roman"/>
+          <w:rFonts w:hint="eastAsia" w:ascii="Times New Roman" w:hAnsi="Times New Roman" w:eastAsia="FangSong" w:cs="Times New Roman"/>
           <w:b/>
           <w:bCs/>
         </w:rPr>
@@ -9289,7 +9289,7 @@
       </w:r>
       <w:r>
         <w:rPr>
-          <w:rFonts w:hint="eastAsia" w:ascii="Times New Roman" w:hAnsi="Times New Roman" w:eastAsia="SimSun" w:cs="Times New Roman"/>
+          <w:rFonts w:hint="eastAsia" w:ascii="Times New Roman" w:hAnsi="Times New Roman" w:eastAsia="FangSong" w:cs="Times New Roman"/>
         </w:rPr>
         <w:t>参比溶液选择不当</w:t>
       </w:r>
@@ -9301,7 +9301,7 @@
       </w:r>
       <w:r>
         <w:rPr>
-          <w:rFonts w:hint="eastAsia" w:ascii="Times New Roman" w:hAnsi="Times New Roman" w:eastAsia="SimSun" w:cs="Times New Roman"/>
+          <w:rFonts w:hint="eastAsia" w:ascii="Times New Roman" w:hAnsi="Times New Roman" w:eastAsia="FangSong" w:cs="Times New Roman"/>
         </w:rPr>
         <w:t>存在系统误差</w:t>
       </w:r>
@@ -9316,13 +9316,13 @@
       </w:pPr>
       <w:r>
         <w:rPr>
-          <w:rFonts w:hint="eastAsia" w:ascii="Times New Roman" w:hAnsi="Times New Roman" w:eastAsia="SimSun" w:cs="Times New Roman"/>
+          <w:rFonts w:hint="eastAsia" w:ascii="Times New Roman" w:hAnsi="Times New Roman" w:eastAsia="FangSong" w:cs="Times New Roman"/>
         </w:rPr>
         <w:t xml:space="preserve">标准曲线</w:t>
       </w:r>
       <w:r>
         <w:rPr>
-          <w:rFonts w:hint="eastAsia" w:ascii="Times New Roman" w:hAnsi="Times New Roman" w:eastAsia="SimSun" w:cs="Times New Roman"/>
+          <w:rFonts w:hint="eastAsia" w:ascii="Times New Roman" w:hAnsi="Times New Roman" w:eastAsia="FangSong" w:cs="Times New Roman"/>
           <w:b/>
           <w:bCs/>
         </w:rPr>
@@ -9336,7 +9336,7 @@
       </w:r>
       <w:r>
         <w:rPr>
-          <w:rFonts w:hint="eastAsia" w:ascii="Times New Roman" w:hAnsi="Times New Roman" w:eastAsia="SimSun" w:cs="Times New Roman"/>
+          <w:rFonts w:hint="eastAsia" w:ascii="Times New Roman" w:hAnsi="Times New Roman" w:eastAsia="FangSong" w:cs="Times New Roman"/>
         </w:rPr>
         <w:t>偏离</w:t>
       </w:r>
@@ -9348,7 +9348,7 @@
       </w:r>
       <w:r>
         <w:rPr>
-          <w:rFonts w:hint="eastAsia" w:ascii="Times New Roman" w:hAnsi="Times New Roman" w:eastAsia="SimSun" w:cs="Times New Roman"/>
+          <w:rFonts w:hint="eastAsia" w:ascii="Times New Roman" w:hAnsi="Times New Roman" w:eastAsia="FangSong" w:cs="Times New Roman"/>
         </w:rPr>
         <w:t>定律</w:t>
       </w:r>
@@ -9360,7 +9360,7 @@
       </w:r>
       <w:r>
         <w:rPr>
-          <w:rFonts w:hint="eastAsia" w:ascii="Times New Roman" w:hAnsi="Times New Roman" w:eastAsia="SimSun" w:cs="Times New Roman"/>
+          <w:rFonts w:hint="eastAsia" w:ascii="Times New Roman" w:hAnsi="Times New Roman" w:eastAsia="FangSong" w:cs="Times New Roman"/>
         </w:rPr>
         <w:t>高浓度或非单色光</w:t>
       </w:r>
@@ -9381,13 +9381,13 @@
       </w:pPr>
       <w:r>
         <w:rPr>
-          <w:rFonts w:hint="eastAsia" w:ascii="Times New Roman" w:hAnsi="Times New Roman" w:eastAsia="SimSun" w:cs="Times New Roman"/>
+          <w:rFonts w:hint="eastAsia" w:ascii="Times New Roman" w:hAnsi="Times New Roman" w:eastAsia="FangSong" w:cs="Times New Roman"/>
         </w:rPr>
         <w:t xml:space="preserve">标准曲线</w:t>
       </w:r>
       <w:r>
         <w:rPr>
-          <w:rFonts w:hint="eastAsia" w:ascii="Times New Roman" w:hAnsi="Times New Roman" w:eastAsia="SimSun" w:cs="Times New Roman"/>
+          <w:rFonts w:hint="eastAsia" w:ascii="Times New Roman" w:hAnsi="Times New Roman" w:eastAsia="FangSong" w:cs="Times New Roman"/>
           <w:b/>
           <w:bCs/>
         </w:rPr>
@@ -9401,7 +9401,7 @@
       </w:r>
       <w:r>
         <w:rPr>
-          <w:rFonts w:hint="eastAsia" w:ascii="Times New Roman" w:hAnsi="Times New Roman" w:eastAsia="SimSun" w:cs="Times New Roman"/>
+          <w:rFonts w:hint="eastAsia" w:ascii="Times New Roman" w:hAnsi="Times New Roman" w:eastAsia="FangSong" w:cs="Times New Roman"/>
         </w:rPr>
         <w:t>波长不准或显色条件</w:t>
       </w:r>
@@ -9413,7 +9413,7 @@
       </w:r>
       <w:r>
         <w:rPr>
-          <w:rFonts w:hint="eastAsia" w:ascii="Times New Roman" w:hAnsi="Times New Roman" w:eastAsia="SimSun" w:cs="Times New Roman"/>
+          <w:rFonts w:hint="eastAsia" w:ascii="Times New Roman" w:hAnsi="Times New Roman" w:eastAsia="FangSong" w:cs="Times New Roman"/>
         </w:rPr>
         <w:t>时间</w:t>
       </w:r>
@@ -9425,7 +9425,7 @@
       </w:r>
       <w:r>
         <w:rPr>
-          <w:rFonts w:hint="eastAsia" w:ascii="Times New Roman" w:hAnsi="Times New Roman" w:eastAsia="SimSun" w:cs="Times New Roman"/>
+          <w:rFonts w:hint="eastAsia" w:ascii="Times New Roman" w:hAnsi="Times New Roman" w:eastAsia="FangSong" w:cs="Times New Roman"/>
         </w:rPr>
         <w:t>不当</w:t>
       </w:r>
@@ -9436,7 +9436,7 @@
       </w:pPr>
       <w:r>
         <w:rPr>
-          <w:rFonts w:hint="eastAsia" w:ascii="Times New Roman" w:hAnsi="Times New Roman" w:eastAsia="SimSun" w:cs="Times New Roman"/>
+          <w:rFonts w:hint="eastAsia" w:ascii="Times New Roman" w:hAnsi="Times New Roman" w:eastAsia="FangSong" w:cs="Times New Roman"/>
         </w:rPr>
         <w:t xml:space="preserve">练一练</w:t>
       </w:r>
@@ -9448,7 +9448,7 @@
       </w:r>
       <w:r>
         <w:rPr>
-          <w:rFonts w:hint="eastAsia" w:ascii="Times New Roman" w:hAnsi="Times New Roman" w:eastAsia="SimSun" w:cs="Times New Roman"/>
+          <w:rFonts w:hint="eastAsia" w:ascii="Times New Roman" w:hAnsi="Times New Roman" w:eastAsia="FangSong" w:cs="Times New Roman"/>
         </w:rPr>
         <w:t xml:space="preserve">标准数据</w:t>
       </w:r>
@@ -9490,7 +9490,7 @@
       </w:r>
       <w:r>
         <w:rPr>
-          <w:rFonts w:hint="eastAsia" w:ascii="Times New Roman" w:hAnsi="Times New Roman" w:eastAsia="SimSun" w:cs="Times New Roman"/>
+          <w:rFonts w:hint="eastAsia" w:ascii="Times New Roman" w:hAnsi="Times New Roman" w:eastAsia="FangSong" w:cs="Times New Roman"/>
         </w:rPr>
         <w:t>未知样</w:t>
       </w:r>
@@ -9530,7 +9530,7 @@
       </w:r>
       <w:r>
         <w:rPr>
-          <w:rFonts w:hint="eastAsia" w:ascii="Times New Roman" w:hAnsi="Times New Roman" w:eastAsia="SimSun" w:cs="Times New Roman"/>
+          <w:rFonts w:hint="eastAsia" w:ascii="Times New Roman" w:hAnsi="Times New Roman" w:eastAsia="FangSong" w:cs="Times New Roman"/>
         </w:rPr>
         <w:t>求浓度</w:t>
       </w:r>
@@ -9547,7 +9547,7 @@
       </w:pPr>
       <w:r>
         <w:rPr>
-          <w:rFonts w:hint="eastAsia" w:ascii="Times New Roman" w:hAnsi="Times New Roman" w:eastAsia="SimSun" w:cs="Times New Roman"/>
+          <w:rFonts w:hint="eastAsia" w:ascii="Times New Roman" w:hAnsi="Times New Roman" w:eastAsia="FangSong" w:cs="Times New Roman"/>
           <w:b/>
           <w:bCs/>
         </w:rPr>
@@ -9561,7 +9561,7 @@
       </w:r>
       <w:r>
         <w:rPr>
-          <w:rFonts w:hint="eastAsia" w:ascii="Times New Roman" w:hAnsi="Times New Roman" w:eastAsia="SimSun" w:cs="Times New Roman"/>
+          <w:rFonts w:hint="eastAsia" w:ascii="Times New Roman" w:hAnsi="Times New Roman" w:eastAsia="FangSong" w:cs="Times New Roman"/>
         </w:rPr>
         <w:t>斜率</w:t>
       </w:r>
@@ -9910,7 +9910,7 @@
       </w:r>
       <w:r>
         <w:rPr>
-          <w:rFonts w:hint="eastAsia" w:ascii="Times New Roman" w:hAnsi="Times New Roman" w:eastAsia="SimSun" w:cs="Times New Roman"/>
+          <w:rFonts w:hint="eastAsia" w:ascii="Times New Roman" w:hAnsi="Times New Roman" w:eastAsia="FangSong" w:cs="Times New Roman"/>
         </w:rPr>
         <w:t>邻二氮菲显色</w:t>
       </w:r>
@@ -9962,7 +9962,7 @@
       </w:r>
       <w:r>
         <w:rPr>
-          <w:rFonts w:hint="eastAsia" w:ascii="Times New Roman" w:hAnsi="Times New Roman" w:eastAsia="SimSun" w:cs="Times New Roman"/>
+          <w:rFonts w:hint="eastAsia" w:ascii="Times New Roman" w:hAnsi="Times New Roman" w:eastAsia="FangSong" w:cs="Times New Roman"/>
         </w:rPr>
         <w:t>求</w:t>
       </w:r>
@@ -9985,7 +9985,7 @@
       </w:r>
       <w:r>
         <w:rPr>
-          <w:rFonts w:hint="eastAsia" w:ascii="Times New Roman" w:hAnsi="Times New Roman" w:eastAsia="SimSun" w:cs="Times New Roman"/>
+          <w:rFonts w:hint="eastAsia" w:ascii="Times New Roman" w:hAnsi="Times New Roman" w:eastAsia="FangSong" w:cs="Times New Roman"/>
         </w:rPr>
         <w:t>吸光系数</w:t>
       </w:r>
@@ -10008,7 +10008,7 @@
       </w:r>
       <w:r>
         <w:rPr>
-          <w:rFonts w:hint="eastAsia" w:ascii="Times New Roman" w:hAnsi="Times New Roman" w:eastAsia="SimSun" w:cs="Times New Roman"/>
+          <w:rFonts w:hint="eastAsia" w:ascii="Times New Roman" w:hAnsi="Times New Roman" w:eastAsia="FangSong" w:cs="Times New Roman"/>
         </w:rPr>
         <w:t>摩尔吸收系数</w:t>
       </w:r>
@@ -10036,7 +10036,7 @@
       </w:pPr>
       <w:r>
         <w:rPr>
-          <w:rFonts w:hint="eastAsia" w:ascii="Times New Roman" w:hAnsi="Times New Roman" w:eastAsia="SimSun" w:cs="Times New Roman"/>
+          <w:rFonts w:hint="eastAsia" w:ascii="Times New Roman" w:hAnsi="Times New Roman" w:eastAsia="FangSong" w:cs="Times New Roman"/>
           <w:b/>
           <w:bCs/>
         </w:rPr>
@@ -10322,7 +10322,7 @@
       </w:r>
       <w:r>
         <w:rPr>
-          <w:rFonts w:hint="eastAsia" w:ascii="Times New Roman" w:hAnsi="Times New Roman" w:eastAsia="SimSun" w:cs="Times New Roman"/>
+          <w:rFonts w:hint="eastAsia" w:ascii="Times New Roman" w:hAnsi="Times New Roman" w:eastAsia="FangSong" w:cs="Times New Roman"/>
         </w:rPr>
         <w:t>换算为摩尔</w:t>
       </w:r>
@@ -10603,7 +10603,7 @@
       </w:pPr>
       <w:r>
         <w:rPr>
-          <w:rFonts w:hint="eastAsia" w:ascii="Times New Roman" w:hAnsi="Times New Roman" w:eastAsia="SimSun" w:cs="Times New Roman"/>
+          <w:rFonts w:hint="eastAsia" w:ascii="Times New Roman" w:hAnsi="Times New Roman" w:eastAsia="FangSong" w:cs="Times New Roman"/>
           <w:b/>
           <w:bCs/>
         </w:rPr>
@@ -10742,7 +10742,7 @@
       </w:pPr>
       <w:r>
         <w:rPr>
-          <w:rFonts w:hint="eastAsia" w:ascii="Times New Roman" w:hAnsi="Times New Roman" w:eastAsia="SimSun" w:cs="Times New Roman"/>
+          <w:rFonts w:hint="eastAsia" w:ascii="Times New Roman" w:hAnsi="Times New Roman" w:eastAsia="FangSong" w:cs="Times New Roman"/>
           <w:b/>
           <w:bCs/>
         </w:rPr>
@@ -10778,7 +10778,7 @@
       </w:r>
       <w:r>
         <w:rPr>
-          <w:rFonts w:hint="eastAsia" w:ascii="Times New Roman" w:hAnsi="Times New Roman" w:eastAsia="SimSun" w:cs="Times New Roman"/>
+          <w:rFonts w:hint="eastAsia" w:ascii="Times New Roman" w:hAnsi="Times New Roman" w:eastAsia="FangSong" w:cs="Times New Roman"/>
         </w:rPr>
         <w:t>换算</w:t>
       </w:r>
@@ -10790,7 +10790,7 @@
       </w:r>
       <w:r>
         <w:rPr>
-          <w:rFonts w:hint="eastAsia" w:ascii="Times New Roman" w:hAnsi="Times New Roman" w:eastAsia="SimSun" w:cs="Times New Roman"/>
+          <w:rFonts w:hint="eastAsia" w:ascii="Times New Roman" w:hAnsi="Times New Roman" w:eastAsia="FangSong" w:cs="Times New Roman"/>
         </w:rPr>
         <w:t>对数</w:t>
       </w:r>
@@ -10802,7 +10802,7 @@
       </w:r>
       <w:r>
         <w:rPr>
-          <w:rFonts w:hint="eastAsia" w:ascii="Times New Roman" w:hAnsi="Times New Roman" w:eastAsia="SimSun" w:cs="Times New Roman"/>
+          <w:rFonts w:hint="eastAsia" w:ascii="Times New Roman" w:hAnsi="Times New Roman" w:eastAsia="FangSong" w:cs="Times New Roman"/>
         </w:rPr>
         <w:t>与</w:t>
       </w:r>
@@ -10814,7 +10814,7 @@
       </w:r>
       <w:r>
         <w:rPr>
-          <w:rFonts w:hint="eastAsia" w:ascii="Times New Roman" w:hAnsi="Times New Roman" w:eastAsia="SimSun" w:cs="Times New Roman"/>
+          <w:rFonts w:hint="eastAsia" w:ascii="Times New Roman" w:hAnsi="Times New Roman" w:eastAsia="FangSong" w:cs="Times New Roman"/>
         </w:rPr>
         <w:t>单位转换是这类题的两个关键动作</w:t>
       </w:r>
@@ -10936,7 +10936,7 @@
       </w:r>
       <w:r>
         <w:rPr>
-          <w:rFonts w:hint="eastAsia" w:ascii="Times New Roman" w:hAnsi="Times New Roman" w:eastAsia="SimSun" w:cs="Times New Roman"/>
+          <w:rFonts w:hint="eastAsia" w:ascii="Times New Roman" w:hAnsi="Times New Roman" w:eastAsia="FangSong" w:cs="Times New Roman"/>
         </w:rPr>
         <w:t>双环己酮草酰二腙</w:t>
       </w:r>
@@ -10994,7 +10994,7 @@
       </w:r>
       <w:r>
         <w:rPr>
-          <w:rFonts w:hint="eastAsia" w:ascii="Times New Roman" w:hAnsi="Times New Roman" w:eastAsia="SimSun" w:cs="Times New Roman"/>
+          <w:rFonts w:hint="eastAsia" w:ascii="Times New Roman" w:hAnsi="Times New Roman" w:eastAsia="FangSong" w:cs="Times New Roman"/>
         </w:rPr>
         <w:t>求</w:t>
       </w:r>
@@ -11017,7 +11017,7 @@
       </w:r>
       <w:r>
         <w:rPr>
-          <w:rFonts w:hint="eastAsia" w:ascii="Times New Roman" w:hAnsi="Times New Roman" w:eastAsia="SimSun" w:cs="Times New Roman"/>
+          <w:rFonts w:hint="eastAsia" w:ascii="Times New Roman" w:hAnsi="Times New Roman" w:eastAsia="FangSong" w:cs="Times New Roman"/>
         </w:rPr>
         <w:t xml:space="preserve">和桑德尔灵敏度</w:t>
       </w:r>
@@ -11045,7 +11045,7 @@
       </w:pPr>
       <w:r>
         <w:rPr>
-          <w:rFonts w:hint="eastAsia" w:ascii="Times New Roman" w:hAnsi="Times New Roman" w:eastAsia="SimSun" w:cs="Times New Roman"/>
+          <w:rFonts w:hint="eastAsia" w:ascii="Times New Roman" w:hAnsi="Times New Roman" w:eastAsia="FangSong" w:cs="Times New Roman"/>
           <w:b/>
           <w:bCs/>
         </w:rPr>
@@ -11555,7 +11555,7 @@
       </w:pPr>
       <w:r>
         <w:rPr>
-          <w:rFonts w:hint="eastAsia" w:ascii="Times New Roman" w:hAnsi="Times New Roman" w:eastAsia="SimSun" w:cs="Times New Roman"/>
+          <w:rFonts w:hint="eastAsia" w:ascii="Times New Roman" w:hAnsi="Times New Roman" w:eastAsia="FangSong" w:cs="Times New Roman"/>
           <w:b/>
           <w:bCs/>
         </w:rPr>
@@ -11764,7 +11764,7 @@
       </w:r>
       <w:r>
         <w:rPr>
-          <w:rFonts w:hint="eastAsia" w:ascii="Times New Roman" w:hAnsi="Times New Roman" w:eastAsia="SimSun" w:cs="Times New Roman"/>
+          <w:rFonts w:hint="eastAsia" w:ascii="Times New Roman" w:hAnsi="Times New Roman" w:eastAsia="FangSong" w:cs="Times New Roman"/>
         </w:rPr>
         <w:t xml:space="preserve">与</w:t>
       </w:r>
@@ -11802,7 +11802,7 @@
       </w:r>
       <w:r>
         <w:rPr>
-          <w:rFonts w:hint="eastAsia" w:ascii="Times New Roman" w:hAnsi="Times New Roman" w:eastAsia="SimSun" w:cs="Times New Roman"/>
+          <w:rFonts w:hint="eastAsia" w:ascii="Times New Roman" w:hAnsi="Times New Roman" w:eastAsia="FangSong" w:cs="Times New Roman"/>
         </w:rPr>
         <w:t>络合</w:t>
       </w:r>
@@ -11820,7 +11820,7 @@
       </w:r>
       <w:r>
         <w:rPr>
-          <w:rFonts w:hint="eastAsia" w:ascii="Times New Roman" w:hAnsi="Times New Roman" w:eastAsia="SimSun" w:cs="Times New Roman"/>
+          <w:rFonts w:hint="eastAsia" w:ascii="Times New Roman" w:hAnsi="Times New Roman" w:eastAsia="FangSong" w:cs="Times New Roman"/>
         </w:rPr>
         <w:t>双波长联立</w:t>
       </w:r>
@@ -11832,7 +11832,7 @@
       </w:r>
       <w:r>
         <w:rPr>
-          <w:rFonts w:hint="eastAsia" w:ascii="Times New Roman" w:hAnsi="Times New Roman" w:eastAsia="SimSun" w:cs="Times New Roman"/>
+          <w:rFonts w:hint="eastAsia" w:ascii="Times New Roman" w:hAnsi="Times New Roman" w:eastAsia="FangSong" w:cs="Times New Roman"/>
         </w:rPr>
         <w:t>由加和性列方程组</w:t>
       </w:r>
@@ -11844,7 +11844,7 @@
       </w:r>
       <w:r>
         <w:rPr>
-          <w:rFonts w:hint="eastAsia" w:ascii="Times New Roman" w:hAnsi="Times New Roman" w:eastAsia="SimSun" w:cs="Times New Roman"/>
+          <w:rFonts w:hint="eastAsia" w:ascii="Times New Roman" w:hAnsi="Times New Roman" w:eastAsia="FangSong" w:cs="Times New Roman"/>
         </w:rPr>
         <w:t>解出各组分浓度</w:t>
       </w:r>
@@ -11861,7 +11861,7 @@
       </w:pPr>
       <w:r>
         <w:rPr>
-          <w:rFonts w:hint="eastAsia" w:ascii="Times New Roman" w:hAnsi="Times New Roman" w:eastAsia="SimSun" w:cs="Times New Roman"/>
+          <w:rFonts w:hint="eastAsia" w:ascii="Times New Roman" w:hAnsi="Times New Roman" w:eastAsia="FangSong" w:cs="Times New Roman"/>
           <w:b/>
           <w:bCs/>
         </w:rPr>
@@ -12159,7 +12159,7 @@
       </w:r>
       <w:r>
         <w:rPr>
-          <w:rFonts w:hint="eastAsia" w:ascii="Times New Roman" w:hAnsi="Times New Roman" w:eastAsia="SimSun" w:cs="Times New Roman"/>
+          <w:rFonts w:hint="eastAsia" w:ascii="Times New Roman" w:hAnsi="Times New Roman" w:eastAsia="FangSong" w:cs="Times New Roman"/>
         </w:rPr>
         <w:t>已知各</w:t>
       </w:r>
@@ -12182,7 +12182,7 @@
       </w:r>
       <w:r>
         <w:rPr>
-          <w:rFonts w:hint="eastAsia" w:ascii="Times New Roman" w:hAnsi="Times New Roman" w:eastAsia="SimSun" w:cs="Times New Roman"/>
+          <w:rFonts w:hint="eastAsia" w:ascii="Times New Roman" w:hAnsi="Times New Roman" w:eastAsia="FangSong" w:cs="Times New Roman"/>
         </w:rPr>
         <w:t>后解二元一次方程组</w:t>
       </w:r>
@@ -12194,7 +12194,7 @@
       </w:r>
       <w:r>
         <w:rPr>
-          <w:rFonts w:hint="eastAsia" w:ascii="Times New Roman" w:hAnsi="Times New Roman" w:eastAsia="SimSun" w:cs="Times New Roman"/>
+          <w:rFonts w:hint="eastAsia" w:ascii="Times New Roman" w:hAnsi="Times New Roman" w:eastAsia="FangSong" w:cs="Times New Roman"/>
         </w:rPr>
         <w:t>注意稀释倍数回算</w:t>
       </w:r>
@@ -12211,7 +12211,7 @@
       </w:pPr>
       <w:r>
         <w:rPr>
-          <w:rFonts w:hint="eastAsia" w:ascii="Times New Roman" w:hAnsi="Times New Roman" w:eastAsia="SimSun" w:cs="Times New Roman"/>
+          <w:rFonts w:hint="eastAsia" w:ascii="Times New Roman" w:hAnsi="Times New Roman" w:eastAsia="FangSong" w:cs="Times New Roman"/>
           <w:b/>
           <w:bCs/>
         </w:rPr>
@@ -12225,7 +12225,7 @@
       </w:r>
       <w:r>
         <w:rPr>
-          <w:rFonts w:hint="eastAsia" w:ascii="Times New Roman" w:hAnsi="Times New Roman" w:eastAsia="SimSun" w:cs="Times New Roman"/>
+          <w:rFonts w:hint="eastAsia" w:ascii="Times New Roman" w:hAnsi="Times New Roman" w:eastAsia="FangSong" w:cs="Times New Roman"/>
         </w:rPr>
         <w:t>见题库文件</w:t>
       </w:r>
@@ -12237,7 +12237,7 @@
       </w:r>
       <w:r>
         <w:rPr>
-          <w:rFonts w:hint="eastAsia" w:ascii="Times New Roman" w:hAnsi="Times New Roman" w:eastAsia="SimSun" w:cs="Times New Roman"/>
+          <w:rFonts w:hint="eastAsia" w:ascii="Times New Roman" w:hAnsi="Times New Roman" w:eastAsia="FangSong" w:cs="Times New Roman"/>
         </w:rPr>
         <w:t>双波长联立</w:t>
       </w:r>
@@ -12306,7 +12306,7 @@
       </w:pPr>
       <w:r>
         <w:rPr>
-          <w:rFonts w:hint="eastAsia" w:ascii="Times New Roman" w:hAnsi="Times New Roman" w:eastAsia="SimSun" w:cs="Times New Roman"/>
+          <w:rFonts w:hint="eastAsia" w:ascii="Times New Roman" w:hAnsi="Times New Roman" w:eastAsia="FangSong" w:cs="Times New Roman"/>
           <w:b/>
           <w:bCs/>
         </w:rPr>
@@ -12320,13 +12320,13 @@
       </w:r>
       <w:r>
         <w:rPr>
-          <w:rFonts w:hint="eastAsia" w:ascii="Times New Roman" w:hAnsi="Times New Roman" w:eastAsia="SimSun" w:cs="Times New Roman"/>
+          <w:rFonts w:hint="eastAsia" w:ascii="Times New Roman" w:hAnsi="Times New Roman" w:eastAsia="FangSong" w:cs="Times New Roman"/>
         </w:rPr>
         <w:t>多组分测定的前提是</w:t>
       </w:r>
       <w:r>
         <w:rPr>
-          <w:rFonts w:hint="eastAsia" w:ascii="Times New Roman" w:hAnsi="Times New Roman" w:eastAsia="SimSun" w:cs="Times New Roman"/>
+          <w:rFonts w:hint="eastAsia" w:ascii="Times New Roman" w:hAnsi="Times New Roman" w:eastAsia="FangSong" w:cs="Times New Roman"/>
           <w:b/>
           <w:bCs/>
         </w:rPr>
@@ -12340,7 +12340,7 @@
       </w:r>
       <w:r>
         <w:rPr>
-          <w:rFonts w:hint="eastAsia" w:ascii="Times New Roman" w:hAnsi="Times New Roman" w:eastAsia="SimSun" w:cs="Times New Roman"/>
+          <w:rFonts w:hint="eastAsia" w:ascii="Times New Roman" w:hAnsi="Times New Roman" w:eastAsia="FangSong" w:cs="Times New Roman"/>
         </w:rPr>
         <w:t>各组分无相互作用</w:t>
       </w:r>
@@ -12352,7 +12352,7 @@
       </w:r>
       <w:r>
         <w:rPr>
-          <w:rFonts w:hint="eastAsia" w:ascii="Times New Roman" w:hAnsi="Times New Roman" w:eastAsia="SimSun" w:cs="Times New Roman"/>
+          <w:rFonts w:hint="eastAsia" w:ascii="Times New Roman" w:hAnsi="Times New Roman" w:eastAsia="FangSong" w:cs="Times New Roman"/>
         </w:rPr>
         <w:t>分别在两波长有不同</w:t>
       </w:r>
@@ -12466,7 +12466,7 @@
       </w:pPr>
       <w:r>
         <w:rPr>
-          <w:rFonts w:hint="eastAsia" w:ascii="Times New Roman" w:hAnsi="Times New Roman" w:eastAsia="SimSun" w:cs="Times New Roman"/>
+          <w:rFonts w:hint="eastAsia" w:ascii="Times New Roman" w:hAnsi="Times New Roman" w:eastAsia="FangSong" w:cs="Times New Roman"/>
         </w:rPr>
         <w:t xml:space="preserve">固定</w:t>
       </w:r>
@@ -12572,7 +12572,7 @@
       </w:r>
       <w:r>
         <w:rPr>
-          <w:rFonts w:hint="eastAsia" w:ascii="Times New Roman" w:hAnsi="Times New Roman" w:eastAsia="SimSun" w:cs="Times New Roman"/>
+          <w:rFonts w:hint="eastAsia" w:ascii="Times New Roman" w:hAnsi="Times New Roman" w:eastAsia="FangSong" w:cs="Times New Roman"/>
         </w:rPr>
         <w:t>改变</w:t>
       </w:r>
@@ -12692,7 +12692,7 @@
       </w:r>
       <w:r>
         <w:rPr>
-          <w:rFonts w:hint="eastAsia" w:ascii="Times New Roman" w:hAnsi="Times New Roman" w:eastAsia="SimSun" w:cs="Times New Roman"/>
+          <w:rFonts w:hint="eastAsia" w:ascii="Times New Roman" w:hAnsi="Times New Roman" w:eastAsia="FangSong" w:cs="Times New Roman"/>
         </w:rPr>
         <w:t xml:space="preserve">时</w:t>
       </w:r>
@@ -12715,7 +12715,7 @@
       </w:r>
       <w:r>
         <w:rPr>
-          <w:rFonts w:hint="eastAsia" w:ascii="Times New Roman" w:hAnsi="Times New Roman" w:eastAsia="SimSun" w:cs="Times New Roman"/>
+          <w:rFonts w:hint="eastAsia" w:ascii="Times New Roman" w:hAnsi="Times New Roman" w:eastAsia="FangSong" w:cs="Times New Roman"/>
         </w:rPr>
         <w:t xml:space="preserve">平台</w:t>
       </w:r>
@@ -12766,7 +12766,7 @@
       </w:r>
       <w:r>
         <w:rPr>
-          <w:rFonts w:hint="eastAsia" w:ascii="Times New Roman" w:hAnsi="Times New Roman" w:eastAsia="SimSun" w:cs="Times New Roman"/>
+          <w:rFonts w:hint="eastAsia" w:ascii="Times New Roman" w:hAnsi="Times New Roman" w:eastAsia="FangSong" w:cs="Times New Roman"/>
         </w:rPr>
         <w:t>由离解度</w:t>
       </w:r>
@@ -12789,7 +12789,7 @@
       </w:r>
       <w:r>
         <w:rPr>
-          <w:rFonts w:hint="eastAsia" w:ascii="Times New Roman" w:hAnsi="Times New Roman" w:eastAsia="SimSun" w:cs="Times New Roman"/>
+          <w:rFonts w:hint="eastAsia" w:ascii="Times New Roman" w:hAnsi="Times New Roman" w:eastAsia="FangSong" w:cs="Times New Roman"/>
         </w:rPr>
         <w:t xml:space="preserve">算</w:t>
       </w:r>
@@ -12830,7 +12830,7 @@
       </w:pPr>
       <w:r>
         <w:rPr>
-          <w:rFonts w:hint="eastAsia" w:ascii="Times New Roman" w:hAnsi="Times New Roman" w:eastAsia="SimSun" w:cs="Times New Roman"/>
+          <w:rFonts w:hint="eastAsia" w:ascii="Times New Roman" w:hAnsi="Times New Roman" w:eastAsia="FangSong" w:cs="Times New Roman"/>
           <w:b/>
           <w:bCs/>
         </w:rPr>
@@ -12844,7 +12844,7 @@
       </w:r>
       <w:r>
         <w:rPr>
-          <w:rFonts w:hint="eastAsia" w:ascii="Times New Roman" w:hAnsi="Times New Roman" w:eastAsia="SimSun" w:cs="Times New Roman"/>
+          <w:rFonts w:hint="eastAsia" w:ascii="Times New Roman" w:hAnsi="Times New Roman" w:eastAsia="FangSong" w:cs="Times New Roman"/>
         </w:rPr>
         <w:t>摩尔比法</w:t>
       </w:r>
@@ -12856,7 +12856,7 @@
       </w:r>
       <w:r>
         <w:rPr>
-          <w:rFonts w:hint="eastAsia" w:ascii="Times New Roman" w:hAnsi="Times New Roman" w:eastAsia="SimSun" w:cs="Times New Roman"/>
+          <w:rFonts w:hint="eastAsia" w:ascii="Times New Roman" w:hAnsi="Times New Roman" w:eastAsia="FangSong" w:cs="Times New Roman"/>
         </w:rPr>
         <w:t>配位剂浓度增大到配位饱和时</w:t>
       </w:r>
@@ -12879,7 +12879,7 @@
       </w:r>
       <w:r>
         <w:rPr>
-          <w:rFonts w:hint="eastAsia" w:ascii="Times New Roman" w:hAnsi="Times New Roman" w:eastAsia="SimSun" w:cs="Times New Roman"/>
+          <w:rFonts w:hint="eastAsia" w:ascii="Times New Roman" w:hAnsi="Times New Roman" w:eastAsia="FangSong" w:cs="Times New Roman"/>
         </w:rPr>
         <w:t>不再增加</w:t>
       </w:r>
@@ -12891,7 +12891,7 @@
       </w:r>
       <w:r>
         <w:rPr>
-          <w:rFonts w:hint="eastAsia" w:ascii="Times New Roman" w:hAnsi="Times New Roman" w:eastAsia="SimSun" w:cs="Times New Roman"/>
+          <w:rFonts w:hint="eastAsia" w:ascii="Times New Roman" w:hAnsi="Times New Roman" w:eastAsia="FangSong" w:cs="Times New Roman"/>
         </w:rPr>
         <w:t>拐点对应配比</w:t>
       </w:r>
@@ -12923,7 +12923,7 @@
       </w:r>
       <w:r>
         <w:rPr>
-          <w:rFonts w:hint="eastAsia" w:ascii="Times New Roman" w:hAnsi="Times New Roman" w:eastAsia="SimSun" w:cs="Times New Roman"/>
+          <w:rFonts w:hint="eastAsia" w:ascii="Times New Roman" w:hAnsi="Times New Roman" w:eastAsia="FangSong" w:cs="Times New Roman"/>
         </w:rPr>
         <w:t xml:space="preserve">说明</w:t>
       </w:r>
@@ -12954,7 +12954,7 @@
       </w:r>
       <w:r>
         <w:rPr>
-          <w:rFonts w:hint="eastAsia" w:ascii="Times New Roman" w:hAnsi="Times New Roman" w:eastAsia="SimSun" w:cs="Times New Roman"/>
+          <w:rFonts w:hint="eastAsia" w:ascii="Times New Roman" w:hAnsi="Times New Roman" w:eastAsia="FangSong" w:cs="Times New Roman"/>
         </w:rPr>
         <w:t>由拐点前后离解度求稳定常数</w:t>
       </w:r>
@@ -12971,7 +12971,7 @@
       </w:pPr>
       <w:r>
         <w:rPr>
-          <w:rFonts w:hint="eastAsia" w:ascii="Times New Roman" w:hAnsi="Times New Roman" w:eastAsia="SimSun" w:cs="Times New Roman"/>
+          <w:rFonts w:hint="eastAsia" w:ascii="Times New Roman" w:hAnsi="Times New Roman" w:eastAsia="FangSong" w:cs="Times New Roman"/>
           <w:b/>
           <w:bCs/>
         </w:rPr>
@@ -13057,7 +13057,7 @@
       </w:r>
       <w:r>
         <w:rPr>
-          <w:rFonts w:hint="eastAsia" w:ascii="Times New Roman" w:hAnsi="Times New Roman" w:eastAsia="SimSun" w:cs="Times New Roman"/>
+          <w:rFonts w:hint="eastAsia" w:ascii="Times New Roman" w:hAnsi="Times New Roman" w:eastAsia="FangSong" w:cs="Times New Roman"/>
         </w:rPr>
         <w:t>见题库文件</w:t>
       </w:r>
@@ -13233,7 +13233,7 @@
       </w:r>
       <w:r>
         <w:rPr>
-          <w:rFonts w:hint="eastAsia" w:ascii="Times New Roman" w:hAnsi="Times New Roman" w:eastAsia="SimSun" w:cs="Times New Roman"/>
+          <w:rFonts w:hint="eastAsia" w:ascii="Times New Roman" w:hAnsi="Times New Roman" w:eastAsia="FangSong" w:cs="Times New Roman"/>
         </w:rPr>
         <w:t>指示剂</w:t>
       </w:r>
@@ -13245,7 +13245,7 @@
       </w:r>
       <w:r>
         <w:rPr>
-          <w:rFonts w:hint="eastAsia" w:ascii="Times New Roman" w:hAnsi="Times New Roman" w:eastAsia="SimSun" w:cs="Times New Roman"/>
+          <w:rFonts w:hint="eastAsia" w:ascii="Times New Roman" w:hAnsi="Times New Roman" w:eastAsia="FangSong" w:cs="Times New Roman"/>
         </w:rPr>
         <w:t>三波长强酸</w:t>
       </w:r>
@@ -13257,7 +13257,7 @@
       </w:r>
       <w:r>
         <w:rPr>
-          <w:rFonts w:hint="eastAsia" w:ascii="Times New Roman" w:hAnsi="Times New Roman" w:eastAsia="SimSun" w:cs="Times New Roman"/>
+          <w:rFonts w:hint="eastAsia" w:ascii="Times New Roman" w:hAnsi="Times New Roman" w:eastAsia="FangSong" w:cs="Times New Roman"/>
         </w:rPr>
         <w:t>强碱</w:t>
       </w:r>
@@ -13280,7 +13280,7 @@
       </w:r>
       <w:r>
         <w:rPr>
-          <w:rFonts w:hint="eastAsia" w:ascii="Times New Roman" w:hAnsi="Times New Roman" w:eastAsia="SimSun" w:cs="Times New Roman"/>
+          <w:rFonts w:hint="eastAsia" w:ascii="Times New Roman" w:hAnsi="Times New Roman" w:eastAsia="FangSong" w:cs="Times New Roman"/>
         </w:rPr>
         <w:t>数据</w:t>
       </w:r>
@@ -13292,7 +13292,7 @@
       </w:r>
       <w:r>
         <w:rPr>
-          <w:rFonts w:hint="eastAsia" w:ascii="Times New Roman" w:hAnsi="Times New Roman" w:eastAsia="SimSun" w:cs="Times New Roman"/>
+          <w:rFonts w:hint="eastAsia" w:ascii="Times New Roman" w:hAnsi="Times New Roman" w:eastAsia="FangSong" w:cs="Times New Roman"/>
         </w:rPr>
         <w:t>求等吸收点</w:t>
       </w:r>
@@ -13304,7 +13304,7 @@
       </w:r>
       <w:r>
         <w:rPr>
-          <w:rFonts w:hint="eastAsia" w:ascii="Times New Roman" w:hAnsi="Times New Roman" w:eastAsia="SimSun" w:cs="Times New Roman"/>
+          <w:rFonts w:hint="eastAsia" w:ascii="Times New Roman" w:hAnsi="Times New Roman" w:eastAsia="FangSong" w:cs="Times New Roman"/>
         </w:rPr>
         <w:t>酸型颜色</w:t>
       </w:r>
@@ -13322,7 +13322,7 @@
       </w:r>
       <w:r>
         <w:rPr>
-          <w:rFonts w:hint="eastAsia" w:ascii="Times New Roman" w:hAnsi="Times New Roman" w:eastAsia="SimSun" w:cs="Times New Roman"/>
+          <w:rFonts w:hint="eastAsia" w:ascii="Times New Roman" w:hAnsi="Times New Roman" w:eastAsia="FangSong" w:cs="Times New Roman"/>
         </w:rPr>
         <w:t xml:space="preserve">为</w:t>
       </w:r>
@@ -13334,7 +13334,7 @@
       </w:r>
       <w:r>
         <w:rPr>
-          <w:rFonts w:hint="eastAsia" w:ascii="Times New Roman" w:hAnsi="Times New Roman" w:eastAsia="SimSun" w:cs="Times New Roman"/>
+          <w:rFonts w:hint="eastAsia" w:ascii="Times New Roman" w:hAnsi="Times New Roman" w:eastAsia="FangSong" w:cs="Times New Roman"/>
         </w:rPr>
         <w:t>时的组成</w:t>
       </w:r>
@@ -13351,7 +13351,7 @@
       </w:pPr>
       <w:r>
         <w:rPr>
-          <w:rFonts w:hint="eastAsia" w:ascii="Times New Roman" w:hAnsi="Times New Roman" w:eastAsia="SimSun" w:cs="Times New Roman"/>
+          <w:rFonts w:hint="eastAsia" w:ascii="Times New Roman" w:hAnsi="Times New Roman" w:eastAsia="FangSong" w:cs="Times New Roman"/>
           <w:b/>
           <w:bCs/>
         </w:rPr>
@@ -13365,7 +13365,7 @@
       </w:r>
       <w:r>
         <w:rPr>
-          <w:rFonts w:hint="eastAsia" w:ascii="Times New Roman" w:hAnsi="Times New Roman" w:eastAsia="SimSun" w:cs="Times New Roman"/>
+          <w:rFonts w:hint="eastAsia" w:ascii="Times New Roman" w:hAnsi="Times New Roman" w:eastAsia="FangSong" w:cs="Times New Roman"/>
         </w:rPr>
         <w:t>等吸收点</w:t>
       </w:r>
@@ -13389,7 +13389,7 @@
       </w:r>
       <w:r>
         <w:rPr>
-          <w:rFonts w:hint="eastAsia" w:ascii="Times New Roman" w:hAnsi="Times New Roman" w:eastAsia="SimSun" w:cs="Times New Roman"/>
+          <w:rFonts w:hint="eastAsia" w:ascii="Times New Roman" w:hAnsi="Times New Roman" w:eastAsia="FangSong" w:cs="Times New Roman"/>
         </w:rPr>
         <w:t>处</w:t>
       </w:r>
@@ -13412,7 +13412,7 @@
       </w:r>
       <w:r>
         <w:rPr>
-          <w:rFonts w:hint="eastAsia" w:ascii="Times New Roman" w:hAnsi="Times New Roman" w:eastAsia="SimSun" w:cs="Times New Roman"/>
+          <w:rFonts w:hint="eastAsia" w:ascii="Times New Roman" w:hAnsi="Times New Roman" w:eastAsia="FangSong" w:cs="Times New Roman"/>
         </w:rPr>
         <w:t xml:space="preserve">与</w:t>
       </w:r>
@@ -13424,7 +13424,7 @@
       </w:r>
       <w:r>
         <w:rPr>
-          <w:rFonts w:hint="eastAsia" w:ascii="Times New Roman" w:hAnsi="Times New Roman" w:eastAsia="SimSun" w:cs="Times New Roman"/>
+          <w:rFonts w:hint="eastAsia" w:ascii="Times New Roman" w:hAnsi="Times New Roman" w:eastAsia="FangSong" w:cs="Times New Roman"/>
         </w:rPr>
         <w:t>无关</w:t>
       </w:r>
@@ -13436,7 +13436,7 @@
       </w:r>
       <w:r>
         <w:rPr>
-          <w:rFonts w:hint="eastAsia" w:ascii="Times New Roman" w:hAnsi="Times New Roman" w:eastAsia="SimSun" w:cs="Times New Roman"/>
+          <w:rFonts w:hint="eastAsia" w:ascii="Times New Roman" w:hAnsi="Times New Roman" w:eastAsia="FangSong" w:cs="Times New Roman"/>
         </w:rPr>
         <w:t>由</w:t>
       </w:r>
@@ -13587,7 +13587,7 @@
       </w:r>
       <w:r>
         <w:rPr>
-          <w:rFonts w:hint="eastAsia" w:ascii="Times New Roman" w:hAnsi="Times New Roman" w:eastAsia="SimSun" w:cs="Times New Roman"/>
+          <w:rFonts w:hint="eastAsia" w:ascii="Times New Roman" w:hAnsi="Times New Roman" w:eastAsia="FangSong" w:cs="Times New Roman"/>
         </w:rPr>
         <w:t>求型体比</w:t>
       </w:r>
@@ -13610,7 +13610,7 @@
       </w:r>
       <w:r>
         <w:rPr>
-          <w:rFonts w:hint="eastAsia" w:ascii="Times New Roman" w:hAnsi="Times New Roman" w:eastAsia="SimSun" w:cs="Times New Roman"/>
+          <w:rFonts w:hint="eastAsia" w:ascii="Times New Roman" w:hAnsi="Times New Roman" w:eastAsia="FangSong" w:cs="Times New Roman"/>
         </w:rPr>
         <w:t>加合性验证</w:t>
       </w:r>
@@ -13627,7 +13627,7 @@
       </w:pPr>
       <w:r>
         <w:rPr>
-          <w:rFonts w:hint="eastAsia" w:ascii="Times New Roman" w:hAnsi="Times New Roman" w:eastAsia="SimSun" w:cs="Times New Roman"/>
+          <w:rFonts w:hint="eastAsia" w:ascii="Times New Roman" w:hAnsi="Times New Roman" w:eastAsia="FangSong" w:cs="Times New Roman"/>
           <w:b/>
           <w:bCs/>
         </w:rPr>
@@ -13641,7 +13641,7 @@
       </w:r>
       <w:r>
         <w:rPr>
-          <w:rFonts w:hint="eastAsia" w:ascii="Times New Roman" w:hAnsi="Times New Roman" w:eastAsia="SimSun" w:cs="Times New Roman"/>
+          <w:rFonts w:hint="eastAsia" w:ascii="Times New Roman" w:hAnsi="Times New Roman" w:eastAsia="FangSong" w:cs="Times New Roman"/>
         </w:rPr>
         <w:t>见题库文件</w:t>
       </w:r>
@@ -13653,7 +13653,7 @@
       </w:r>
       <w:r>
         <w:rPr>
-          <w:rFonts w:hint="eastAsia" w:ascii="Times New Roman" w:hAnsi="Times New Roman" w:eastAsia="SimSun" w:cs="Times New Roman"/>
+          <w:rFonts w:hint="eastAsia" w:ascii="Times New Roman" w:hAnsi="Times New Roman" w:eastAsia="FangSong" w:cs="Times New Roman"/>
         </w:rPr>
         <w:t>等吸收点</w:t>
       </w:r>
@@ -13688,7 +13688,7 @@
       </w:pPr>
       <w:r>
         <w:rPr>
-          <w:rFonts w:hint="eastAsia" w:ascii="Times New Roman" w:hAnsi="Times New Roman" w:eastAsia="SimSun" w:cs="Times New Roman"/>
+          <w:rFonts w:hint="eastAsia" w:ascii="Times New Roman" w:hAnsi="Times New Roman" w:eastAsia="FangSong" w:cs="Times New Roman"/>
           <w:b/>
           <w:bCs/>
         </w:rPr>
@@ -13702,7 +13702,7 @@
       </w:r>
       <w:r>
         <w:rPr>
-          <w:rFonts w:hint="eastAsia" w:ascii="Times New Roman" w:hAnsi="Times New Roman" w:eastAsia="SimSun" w:cs="Times New Roman"/>
+          <w:rFonts w:hint="eastAsia" w:ascii="Times New Roman" w:hAnsi="Times New Roman" w:eastAsia="FangSong" w:cs="Times New Roman"/>
         </w:rPr>
         <w:t>酸碱型指示剂吸光度随</w:t>
       </w:r>
@@ -13714,7 +13714,7 @@
       </w:r>
       <w:r>
         <w:rPr>
-          <w:rFonts w:hint="eastAsia" w:ascii="Times New Roman" w:hAnsi="Times New Roman" w:eastAsia="SimSun" w:cs="Times New Roman"/>
+          <w:rFonts w:hint="eastAsia" w:ascii="Times New Roman" w:hAnsi="Times New Roman" w:eastAsia="FangSong" w:cs="Times New Roman"/>
         </w:rPr>
         <w:t>变化的本质是两种型体比例改变</w:t>
       </w:r>
@@ -13726,13 +13726,13 @@
       </w:r>
       <w:r>
         <w:rPr>
-          <w:rFonts w:hint="eastAsia" w:ascii="Times New Roman" w:hAnsi="Times New Roman" w:eastAsia="SimSun" w:cs="Times New Roman"/>
+          <w:rFonts w:hint="eastAsia" w:ascii="Times New Roman" w:hAnsi="Times New Roman" w:eastAsia="FangSong" w:cs="Times New Roman"/>
         </w:rPr>
         <w:t>这同时是</w:t>
       </w:r>
       <w:r>
         <w:rPr>
-          <w:rFonts w:hint="eastAsia" w:ascii="Times New Roman" w:hAnsi="Times New Roman" w:eastAsia="SimSun" w:cs="Times New Roman"/>
+          <w:rFonts w:hint="eastAsia" w:ascii="Times New Roman" w:hAnsi="Times New Roman" w:eastAsia="FangSong" w:cs="Times New Roman"/>
           <w:b/>
           <w:bCs/>
         </w:rPr>
@@ -13754,7 +13754,7 @@
       </w:r>
       <w:r>
         <w:rPr>
-          <w:rFonts w:hint="eastAsia" w:ascii="Times New Roman" w:hAnsi="Times New Roman" w:eastAsia="SimSun" w:cs="Times New Roman"/>
+          <w:rFonts w:hint="eastAsia" w:ascii="Times New Roman" w:hAnsi="Times New Roman" w:eastAsia="FangSong" w:cs="Times New Roman"/>
         </w:rPr>
         <w:t>的原理</w:t>
       </w:r>
@@ -13766,7 +13766,7 @@
       </w:r>
       <w:r>
         <w:rPr>
-          <w:rFonts w:hint="eastAsia" w:ascii="Times New Roman" w:hAnsi="Times New Roman" w:eastAsia="SimSun" w:cs="Times New Roman"/>
+          <w:rFonts w:hint="eastAsia" w:ascii="Times New Roman" w:hAnsi="Times New Roman" w:eastAsia="FangSong" w:cs="Times New Roman"/>
         </w:rPr>
         <w:t>衔接初赛</w:t>
       </w:r>
@@ -13778,7 +13778,7 @@
       </w:r>
       <w:r>
         <w:rPr>
-          <w:rFonts w:hint="eastAsia" w:ascii="Times New Roman" w:hAnsi="Times New Roman" w:eastAsia="SimSun" w:cs="Times New Roman"/>
+          <w:rFonts w:hint="eastAsia" w:ascii="Times New Roman" w:hAnsi="Times New Roman" w:eastAsia="FangSong" w:cs="Times New Roman"/>
         </w:rPr>
         <w:t>二甲基黄</w:t>
       </w:r>
@@ -13976,7 +13976,7 @@
             </w:r>
             <w:r>
               <w:rPr>
-                <w:rFonts w:hint="eastAsia" w:ascii="Times New Roman" w:hAnsi="Times New Roman" w:eastAsia="SimSun" w:cs="Times New Roman"/>
+                <w:rFonts w:hint="eastAsia" w:ascii="Times New Roman" w:hAnsi="Times New Roman" w:eastAsia="FangSong" w:cs="Times New Roman"/>
               </w:rPr>
               <w:t xml:space="preserve">与</w:t>
             </w:r>
@@ -13999,7 +13999,7 @@
             </w:r>
             <w:r>
               <w:rPr>
-                <w:rFonts w:hint="eastAsia" w:ascii="Times New Roman" w:hAnsi="Times New Roman" w:eastAsia="SimSun" w:cs="Times New Roman"/>
+                <w:rFonts w:hint="eastAsia" w:ascii="Times New Roman" w:hAnsi="Times New Roman" w:eastAsia="FangSong" w:cs="Times New Roman"/>
               </w:rPr>
               <w:t xml:space="preserve">成正比</w:t>
             </w:r>
@@ -14038,7 +14038,7 @@
             </w:r>
             <w:r>
               <w:rPr>
-                <w:rFonts w:hint="eastAsia" w:ascii="Times New Roman" w:hAnsi="Times New Roman" w:eastAsia="SimSun" w:cs="Times New Roman"/>
+                <w:rFonts w:hint="eastAsia" w:ascii="Times New Roman" w:hAnsi="Times New Roman" w:eastAsia="FangSong" w:cs="Times New Roman"/>
               </w:rPr>
               <w:t xml:space="preserve">关系</w:t>
             </w:r>
@@ -14094,7 +14094,7 @@
             </w:pPr>
             <w:r>
               <w:rPr>
-                <w:rFonts w:hint="eastAsia" w:ascii="Times New Roman" w:hAnsi="Times New Roman" w:eastAsia="SimSun" w:cs="Times New Roman"/>
+                <w:rFonts w:hint="eastAsia" w:ascii="Times New Roman" w:hAnsi="Times New Roman" w:eastAsia="FangSong" w:cs="Times New Roman"/>
               </w:rPr>
               <w:t>对数关系</w:t>
             </w:r>
@@ -14106,7 +14106,7 @@
             </w:r>
             <w:r>
               <w:rPr>
-                <w:rFonts w:hint="eastAsia" w:ascii="Times New Roman" w:hAnsi="Times New Roman" w:eastAsia="SimSun" w:cs="Times New Roman"/>
+                <w:rFonts w:hint="eastAsia" w:ascii="Times New Roman" w:hAnsi="Times New Roman" w:eastAsia="FangSong" w:cs="Times New Roman"/>
               </w:rPr>
               <w:t>非反比</w:t>
             </w:r>
@@ -14123,7 +14123,7 @@
             </w:pPr>
             <w:r>
               <w:rPr>
-                <w:rFonts w:hint="eastAsia" w:ascii="Times New Roman" w:hAnsi="Times New Roman" w:eastAsia="SimSun" w:cs="Times New Roman"/>
+                <w:rFonts w:hint="eastAsia" w:ascii="Times New Roman" w:hAnsi="Times New Roman" w:eastAsia="FangSong" w:cs="Times New Roman"/>
               </w:rPr>
               <w:t xml:space="preserve">加和性</w:t>
             </w:r>
@@ -14210,7 +14210,7 @@
             </w:pPr>
             <w:r>
               <w:rPr>
-                <w:rFonts w:hint="eastAsia" w:ascii="Times New Roman" w:hAnsi="Times New Roman" w:eastAsia="SimSun" w:cs="Times New Roman"/>
+                <w:rFonts w:hint="eastAsia" w:ascii="Times New Roman" w:hAnsi="Times New Roman" w:eastAsia="FangSong" w:cs="Times New Roman"/>
               </w:rPr>
               <w:t xml:space="preserve">多组分同时测定基础</w:t>
             </w:r>
@@ -14227,7 +14227,7 @@
             </w:pPr>
             <w:r>
               <w:rPr>
-                <w:rFonts w:hint="eastAsia" w:ascii="Times New Roman" w:hAnsi="Times New Roman" w:eastAsia="SimSun" w:cs="Times New Roman"/>
+                <w:rFonts w:hint="eastAsia" w:ascii="Times New Roman" w:hAnsi="Times New Roman" w:eastAsia="FangSong" w:cs="Times New Roman"/>
               </w:rPr>
               <w:t xml:space="preserve">摩尔吸收系数</w:t>
             </w:r>
@@ -14295,7 +14295,7 @@
             </w:pPr>
             <w:r>
               <w:rPr>
-                <w:rFonts w:hint="eastAsia" w:ascii="Times New Roman" w:hAnsi="Times New Roman" w:eastAsia="SimSun" w:cs="Times New Roman"/>
+                <w:rFonts w:hint="eastAsia" w:ascii="Times New Roman" w:hAnsi="Times New Roman" w:eastAsia="FangSong" w:cs="Times New Roman"/>
               </w:rPr>
               <w:t xml:space="preserve">物质固有吸收本领</w:t>
             </w:r>
@@ -14312,7 +14312,7 @@
             </w:pPr>
             <w:r>
               <w:rPr>
-                <w:rFonts w:hint="eastAsia" w:ascii="Times New Roman" w:hAnsi="Times New Roman" w:eastAsia="SimSun" w:cs="Times New Roman"/>
+                <w:rFonts w:hint="eastAsia" w:ascii="Times New Roman" w:hAnsi="Times New Roman" w:eastAsia="FangSong" w:cs="Times New Roman"/>
               </w:rPr>
               <w:t xml:space="preserve">桑德尔灵敏度</w:t>
             </w:r>
@@ -14365,7 +14365,7 @@
             </w:pPr>
             <w:r>
               <w:rPr>
-                <w:rFonts w:hint="eastAsia" w:ascii="Times New Roman" w:hAnsi="Times New Roman" w:eastAsia="SimSun" w:cs="Times New Roman"/>
+                <w:rFonts w:hint="eastAsia" w:ascii="Times New Roman" w:hAnsi="Times New Roman" w:eastAsia="FangSong" w:cs="Times New Roman"/>
               </w:rPr>
               <w:t xml:space="preserve">越小灵敏度越高</w:t>
             </w:r>
@@ -14382,7 +14382,7 @@
             </w:pPr>
             <w:r>
               <w:rPr>
-                <w:rFonts w:hint="eastAsia" w:ascii="Times New Roman" w:hAnsi="Times New Roman" w:eastAsia="SimSun" w:cs="Times New Roman"/>
+                <w:rFonts w:hint="eastAsia" w:ascii="Times New Roman" w:hAnsi="Times New Roman" w:eastAsia="FangSong" w:cs="Times New Roman"/>
               </w:rPr>
               <w:t xml:space="preserve">最佳范围</w:t>
             </w:r>
@@ -14487,7 +14487,7 @@
             </w:pPr>
             <w:r>
               <w:rPr>
-                <w:rFonts w:hint="eastAsia" w:ascii="Times New Roman" w:hAnsi="Times New Roman" w:eastAsia="SimSun" w:cs="Times New Roman"/>
+                <w:rFonts w:hint="eastAsia" w:ascii="Times New Roman" w:hAnsi="Times New Roman" w:eastAsia="FangSong" w:cs="Times New Roman"/>
               </w:rPr>
               <w:t xml:space="preserve">最小误差点</w:t>
             </w:r>
@@ -14568,7 +14568,7 @@
             </w:pPr>
             <w:r>
               <w:rPr>
-                <w:rFonts w:hint="eastAsia" w:ascii="Times New Roman" w:hAnsi="Times New Roman" w:eastAsia="SimSun" w:cs="Times New Roman"/>
+                <w:rFonts w:hint="eastAsia" w:ascii="Times New Roman" w:hAnsi="Times New Roman" w:eastAsia="FangSong" w:cs="Times New Roman"/>
               </w:rPr>
               <w:t xml:space="preserve">波长选择</w:t>
             </w:r>
@@ -14606,7 +14606,7 @@
             </w:r>
             <w:r>
               <w:rPr>
-                <w:rFonts w:hint="eastAsia" w:ascii="Times New Roman" w:hAnsi="Times New Roman" w:eastAsia="SimSun" w:cs="Times New Roman"/>
+                <w:rFonts w:hint="eastAsia" w:ascii="Times New Roman" w:hAnsi="Times New Roman" w:eastAsia="FangSong" w:cs="Times New Roman"/>
               </w:rPr>
               <w:t>或</w:t>
             </w:r>
@@ -14618,7 +14618,7 @@
             </w:r>
             <w:r>
               <w:rPr>
-                <w:rFonts w:hint="eastAsia" w:ascii="Times New Roman" w:hAnsi="Times New Roman" w:eastAsia="SimSun" w:cs="Times New Roman"/>
+                <w:rFonts w:hint="eastAsia" w:ascii="Times New Roman" w:hAnsi="Times New Roman" w:eastAsia="FangSong" w:cs="Times New Roman"/>
               </w:rPr>
               <w:t>吸收最大干扰最小</w:t>
             </w:r>
@@ -14639,7 +14639,7 @@
             </w:pPr>
             <w:r>
               <w:rPr>
-                <w:rFonts w:hint="eastAsia" w:ascii="Times New Roman" w:hAnsi="Times New Roman" w:eastAsia="SimSun" w:cs="Times New Roman"/>
+                <w:rFonts w:hint="eastAsia" w:ascii="Times New Roman" w:hAnsi="Times New Roman" w:eastAsia="FangSong" w:cs="Times New Roman"/>
               </w:rPr>
               <w:t xml:space="preserve">有干扰时舍灵敏度保准确</w:t>
             </w:r>
@@ -14656,7 +14656,7 @@
             </w:pPr>
             <w:r>
               <w:rPr>
-                <w:rFonts w:hint="eastAsia" w:ascii="Times New Roman" w:hAnsi="Times New Roman" w:eastAsia="SimSun" w:cs="Times New Roman"/>
+                <w:rFonts w:hint="eastAsia" w:ascii="Times New Roman" w:hAnsi="Times New Roman" w:eastAsia="FangSong" w:cs="Times New Roman"/>
               </w:rPr>
               <w:t xml:space="preserve">偏离定律</w:t>
             </w:r>
@@ -14671,7 +14671,7 @@
             </w:pPr>
             <w:r>
               <w:rPr>
-                <w:rFonts w:hint="eastAsia" w:ascii="Times New Roman" w:hAnsi="Times New Roman" w:eastAsia="SimSun" w:cs="Times New Roman"/>
+                <w:rFonts w:hint="eastAsia" w:ascii="Times New Roman" w:hAnsi="Times New Roman" w:eastAsia="FangSong" w:cs="Times New Roman"/>
               </w:rPr>
               <w:t>化学</w:t>
             </w:r>
@@ -14683,7 +14683,7 @@
             </w:r>
             <w:r>
               <w:rPr>
-                <w:rFonts w:hint="eastAsia" w:ascii="Times New Roman" w:hAnsi="Times New Roman" w:eastAsia="SimSun" w:cs="Times New Roman"/>
+                <w:rFonts w:hint="eastAsia" w:ascii="Times New Roman" w:hAnsi="Times New Roman" w:eastAsia="FangSong" w:cs="Times New Roman"/>
               </w:rPr>
               <w:t>解离</w:t>
             </w:r>
@@ -14695,7 +14695,7 @@
             </w:r>
             <w:r>
               <w:rPr>
-                <w:rFonts w:hint="eastAsia" w:ascii="Times New Roman" w:hAnsi="Times New Roman" w:eastAsia="SimSun" w:cs="Times New Roman"/>
+                <w:rFonts w:hint="eastAsia" w:ascii="Times New Roman" w:hAnsi="Times New Roman" w:eastAsia="FangSong" w:cs="Times New Roman"/>
               </w:rPr>
               <w:t>缔合</w:t>
             </w:r>
@@ -14707,7 +14707,7 @@
             </w:r>
             <w:r>
               <w:rPr>
-                <w:rFonts w:hint="eastAsia" w:ascii="Times New Roman" w:hAnsi="Times New Roman" w:eastAsia="SimSun" w:cs="Times New Roman"/>
+                <w:rFonts w:hint="eastAsia" w:ascii="Times New Roman" w:hAnsi="Times New Roman" w:eastAsia="FangSong" w:cs="Times New Roman"/>
               </w:rPr>
               <w:t>配位</w:t>
             </w:r>
@@ -14725,7 +14725,7 @@
             </w:r>
             <w:r>
               <w:rPr>
-                <w:rFonts w:hint="eastAsia" w:ascii="Times New Roman" w:hAnsi="Times New Roman" w:eastAsia="SimSun" w:cs="Times New Roman"/>
+                <w:rFonts w:hint="eastAsia" w:ascii="Times New Roman" w:hAnsi="Times New Roman" w:eastAsia="FangSong" w:cs="Times New Roman"/>
               </w:rPr>
               <w:t>光学</w:t>
             </w:r>
@@ -14737,7 +14737,7 @@
             </w:r>
             <w:r>
               <w:rPr>
-                <w:rFonts w:hint="eastAsia" w:ascii="Times New Roman" w:hAnsi="Times New Roman" w:eastAsia="SimSun" w:cs="Times New Roman"/>
+                <w:rFonts w:hint="eastAsia" w:ascii="Times New Roman" w:hAnsi="Times New Roman" w:eastAsia="FangSong" w:cs="Times New Roman"/>
               </w:rPr>
               <w:t>非单色光</w:t>
             </w:r>
@@ -14758,7 +14758,7 @@
             </w:pPr>
             <w:r>
               <w:rPr>
-                <w:rFonts w:hint="eastAsia" w:ascii="Times New Roman" w:hAnsi="Times New Roman" w:eastAsia="SimSun" w:cs="Times New Roman"/>
+                <w:rFonts w:hint="eastAsia" w:ascii="Times New Roman" w:hAnsi="Times New Roman" w:eastAsia="FangSong" w:cs="Times New Roman"/>
               </w:rPr>
               <w:t xml:space="preserve">稀溶液</w:t>
             </w:r>
@@ -14770,7 +14770,7 @@
             </w:r>
             <w:r>
               <w:rPr>
-                <w:rFonts w:hint="eastAsia" w:ascii="Times New Roman" w:hAnsi="Times New Roman" w:eastAsia="SimSun" w:cs="Times New Roman"/>
+                <w:rFonts w:hint="eastAsia" w:ascii="Times New Roman" w:hAnsi="Times New Roman" w:eastAsia="FangSong" w:cs="Times New Roman"/>
               </w:rPr>
               <w:t xml:space="preserve">单色光</w:t>
             </w:r>
@@ -14782,7 +14782,7 @@
             </w:r>
             <w:r>
               <w:rPr>
-                <w:rFonts w:hint="eastAsia" w:ascii="Times New Roman" w:hAnsi="Times New Roman" w:eastAsia="SimSun" w:cs="Times New Roman"/>
+                <w:rFonts w:hint="eastAsia" w:ascii="Times New Roman" w:hAnsi="Times New Roman" w:eastAsia="FangSong" w:cs="Times New Roman"/>
               </w:rPr>
               <w:t xml:space="preserve">均匀介质</w:t>
             </w:r>
@@ -14810,7 +14810,7 @@
       <w:r>
         <w:rPr>
           <w:rStyle w:val="VerbatimChar"/>
-          <w:rFonts w:hint="eastAsia" w:ascii="Times New Roman" w:hAnsi="Times New Roman" w:eastAsia="SimSun" w:cs="Times New Roman"/>
+          <w:rFonts w:hint="eastAsia" w:ascii="Times New Roman" w:hAnsi="Times New Roman" w:eastAsia="FangSong" w:cs="Times New Roman"/>
         </w:rPr>
         <w:t xml:space="preserve">配标准系列</w:t>
       </w:r>
@@ -14824,7 +14824,7 @@
       <w:r>
         <w:rPr>
           <w:rStyle w:val="VerbatimChar"/>
-          <w:rFonts w:hint="eastAsia" w:ascii="Times New Roman" w:hAnsi="Times New Roman" w:eastAsia="SimSun" w:cs="Times New Roman"/>
+          <w:rFonts w:hint="eastAsia" w:ascii="Times New Roman" w:hAnsi="Times New Roman" w:eastAsia="FangSong" w:cs="Times New Roman"/>
         </w:rPr>
         <w:t xml:space="preserve">选</w:t>
       </w:r>
@@ -14838,7 +14838,7 @@
       <w:r>
         <w:rPr>
           <w:rStyle w:val="VerbatimChar"/>
-          <w:rFonts w:hint="eastAsia" w:ascii="Times New Roman" w:hAnsi="Times New Roman" w:eastAsia="SimSun" w:cs="Times New Roman"/>
+          <w:rFonts w:hint="eastAsia" w:ascii="Times New Roman" w:hAnsi="Times New Roman" w:eastAsia="FangSong" w:cs="Times New Roman"/>
         </w:rPr>
         <w:t xml:space="preserve">测</w:t>
       </w:r>
@@ -14852,7 +14852,7 @@
       <w:r>
         <w:rPr>
           <w:rStyle w:val="VerbatimChar"/>
-          <w:rFonts w:hint="eastAsia" w:ascii="Times New Roman" w:hAnsi="Times New Roman" w:eastAsia="SimSun" w:cs="Times New Roman"/>
+          <w:rFonts w:hint="eastAsia" w:ascii="Times New Roman" w:hAnsi="Times New Roman" w:eastAsia="FangSong" w:cs="Times New Roman"/>
         </w:rPr>
         <w:t xml:space="preserve">画</w:t>
       </w:r>
@@ -14866,7 +14866,7 @@
       <w:r>
         <w:rPr>
           <w:rStyle w:val="VerbatimChar"/>
-          <w:rFonts w:hint="eastAsia" w:ascii="Times New Roman" w:hAnsi="Times New Roman" w:eastAsia="SimSun" w:cs="Times New Roman"/>
+          <w:rFonts w:hint="eastAsia" w:ascii="Times New Roman" w:hAnsi="Times New Roman" w:eastAsia="FangSong" w:cs="Times New Roman"/>
         </w:rPr>
         <w:t xml:space="preserve">曲线</w:t>
       </w:r>
@@ -14880,7 +14880,7 @@
       <w:r>
         <w:rPr>
           <w:rStyle w:val="VerbatimChar"/>
-          <w:rFonts w:hint="eastAsia" w:ascii="Times New Roman" w:hAnsi="Times New Roman" w:eastAsia="SimSun" w:cs="Times New Roman"/>
+          <w:rFonts w:hint="eastAsia" w:ascii="Times New Roman" w:hAnsi="Times New Roman" w:eastAsia="FangSong" w:cs="Times New Roman"/>
         </w:rPr>
         <w:t xml:space="preserve">测样品</w:t>
       </w:r>
@@ -14894,7 +14894,7 @@
       <w:r>
         <w:rPr>
           <w:rStyle w:val="VerbatimChar"/>
-          <w:rFonts w:hint="eastAsia" w:ascii="Times New Roman" w:hAnsi="Times New Roman" w:eastAsia="SimSun" w:cs="Times New Roman"/>
+          <w:rFonts w:hint="eastAsia" w:ascii="Times New Roman" w:hAnsi="Times New Roman" w:eastAsia="FangSong" w:cs="Times New Roman"/>
         </w:rPr>
         <w:t xml:space="preserve">查浓度</w:t>
       </w:r>
@@ -14921,7 +14921,7 @@
       <w:r>
         <w:rPr>
           <w:rStyle w:val="VerbatimChar"/>
-          <w:rFonts w:hint="eastAsia" w:ascii="Times New Roman" w:hAnsi="Times New Roman" w:eastAsia="SimSun" w:cs="Times New Roman"/>
+          <w:rFonts w:hint="eastAsia" w:ascii="Times New Roman" w:hAnsi="Times New Roman" w:eastAsia="FangSong" w:cs="Times New Roman"/>
         </w:rPr>
         <w:t>个</w:t>
       </w:r>
@@ -14949,7 +14949,7 @@
       <w:r>
         <w:rPr>
           <w:rStyle w:val="VerbatimChar"/>
-          <w:rFonts w:hint="eastAsia" w:ascii="Times New Roman" w:hAnsi="Times New Roman" w:eastAsia="SimSun" w:cs="Times New Roman"/>
+          <w:rFonts w:hint="eastAsia" w:ascii="Times New Roman" w:hAnsi="Times New Roman" w:eastAsia="FangSong" w:cs="Times New Roman"/>
         </w:rPr>
         <w:t>灵敏度</w:t>
       </w:r>
@@ -14977,7 +14977,7 @@
       <w:r>
         <w:rPr>
           <w:rStyle w:val="VerbatimChar"/>
-          <w:rFonts w:hint="eastAsia" w:ascii="Times New Roman" w:hAnsi="Times New Roman" w:eastAsia="SimSun" w:cs="Times New Roman"/>
+          <w:rFonts w:hint="eastAsia" w:ascii="Times New Roman" w:hAnsi="Times New Roman" w:eastAsia="FangSong" w:cs="Times New Roman"/>
         </w:rPr>
         <w:t>线性范围</w:t>
       </w:r>
@@ -15005,7 +15005,7 @@
       <w:r>
         <w:rPr>
           <w:rStyle w:val="VerbatimChar"/>
-          <w:rFonts w:hint="eastAsia" w:ascii="Times New Roman" w:hAnsi="Times New Roman" w:eastAsia="SimSun" w:cs="Times New Roman"/>
+          <w:rFonts w:hint="eastAsia" w:ascii="Times New Roman" w:hAnsi="Times New Roman" w:eastAsia="FangSong" w:cs="Times New Roman"/>
         </w:rPr>
         <w:t>相同显色条件</w:t>
       </w:r>
@@ -15060,7 +15060,7 @@
       </w:pPr>
       <w:r>
         <w:rPr>
-          <w:rFonts w:hint="eastAsia" w:ascii="Times New Roman" w:hAnsi="Times New Roman" w:eastAsia="SimSun" w:cs="Times New Roman"/>
+          <w:rFonts w:hint="eastAsia" w:ascii="Times New Roman" w:hAnsi="Times New Roman" w:eastAsia="FangSong" w:cs="Times New Roman"/>
           <w:b/>
           <w:bCs/>
         </w:rPr>
@@ -15074,7 +15074,7 @@
       </w:r>
       <w:r>
         <w:rPr>
-          <w:rFonts w:hint="eastAsia" w:ascii="Times New Roman" w:hAnsi="Times New Roman" w:eastAsia="SimSun" w:cs="Times New Roman"/>
+          <w:rFonts w:hint="eastAsia" w:ascii="Times New Roman" w:hAnsi="Times New Roman" w:eastAsia="FangSong" w:cs="Times New Roman"/>
         </w:rPr>
         <w:t>本讲配套即时训练</w:t>
       </w:r>
@@ -15086,7 +15086,7 @@
       </w:r>
       <w:r>
         <w:rPr>
-          <w:rFonts w:hint="eastAsia" w:ascii="Times New Roman" w:hAnsi="Times New Roman" w:eastAsia="SimSun" w:cs="Times New Roman"/>
+          <w:rFonts w:hint="eastAsia" w:ascii="Times New Roman" w:hAnsi="Times New Roman" w:eastAsia="FangSong" w:cs="Times New Roman"/>
         </w:rPr>
         <w:t>题</w:t>
       </w:r>
@@ -15098,7 +15098,7 @@
       </w:r>
       <w:r>
         <w:rPr>
-          <w:rFonts w:hint="eastAsia" w:ascii="Times New Roman" w:hAnsi="Times New Roman" w:eastAsia="SimSun" w:cs="Times New Roman"/>
+          <w:rFonts w:hint="eastAsia" w:ascii="Times New Roman" w:hAnsi="Times New Roman" w:eastAsia="FangSong" w:cs="Times New Roman"/>
         </w:rPr>
         <w:t>题源</w:t>
       </w:r>
@@ -15110,7 +15110,7 @@
       </w:r>
       <w:r>
         <w:rPr>
-          <w:rFonts w:hint="eastAsia" w:ascii="Times New Roman" w:hAnsi="Times New Roman" w:eastAsia="SimSun" w:cs="Times New Roman"/>
+          <w:rFonts w:hint="eastAsia" w:ascii="Times New Roman" w:hAnsi="Times New Roman" w:eastAsia="FangSong" w:cs="Times New Roman"/>
         </w:rPr>
         <w:t>赵鑫光容量分析题集</w:t>
       </w:r>
@@ -15122,7 +15122,7 @@
       </w:r>
       <w:r>
         <w:rPr>
-          <w:rFonts w:hint="eastAsia" w:ascii="Times New Roman" w:hAnsi="Times New Roman" w:eastAsia="SimSun" w:cs="Times New Roman"/>
+          <w:rFonts w:hint="eastAsia" w:ascii="Times New Roman" w:hAnsi="Times New Roman" w:eastAsia="FangSong" w:cs="Times New Roman"/>
         </w:rPr>
         <w:t>光度例</w:t>
       </w:r>
@@ -15134,7 +15134,7 @@
       </w:r>
       <w:r>
         <w:rPr>
-          <w:rFonts w:hint="eastAsia" w:ascii="Times New Roman" w:hAnsi="Times New Roman" w:eastAsia="SimSun" w:cs="Times New Roman"/>
+          <w:rFonts w:hint="eastAsia" w:ascii="Times New Roman" w:hAnsi="Times New Roman" w:eastAsia="FangSong" w:cs="Times New Roman"/>
         </w:rPr>
         <w:t>初赛讲义第</w:t>
       </w:r>
@@ -15146,7 +15146,7 @@
       </w:r>
       <w:r>
         <w:rPr>
-          <w:rFonts w:hint="eastAsia" w:ascii="Times New Roman" w:hAnsi="Times New Roman" w:eastAsia="SimSun" w:cs="Times New Roman"/>
+          <w:rFonts w:hint="eastAsia" w:ascii="Times New Roman" w:hAnsi="Times New Roman" w:eastAsia="FangSong" w:cs="Times New Roman"/>
         </w:rPr>
         <w:t>讲</w:t>
       </w:r>
@@ -15158,7 +15158,7 @@
       </w:r>
       <w:r>
         <w:rPr>
-          <w:rFonts w:hint="eastAsia" w:ascii="Times New Roman" w:hAnsi="Times New Roman" w:eastAsia="SimSun" w:cs="Times New Roman"/>
+          <w:rFonts w:hint="eastAsia" w:ascii="Times New Roman" w:hAnsi="Times New Roman" w:eastAsia="FangSong" w:cs="Times New Roman"/>
         </w:rPr>
         <w:t>分析化学第六版第</w:t>
       </w:r>
@@ -15170,7 +15170,7 @@
       </w:r>
       <w:r>
         <w:rPr>
-          <w:rFonts w:hint="eastAsia" w:ascii="Times New Roman" w:hAnsi="Times New Roman" w:eastAsia="SimSun" w:cs="Times New Roman"/>
+          <w:rFonts w:hint="eastAsia" w:ascii="Times New Roman" w:hAnsi="Times New Roman" w:eastAsia="FangSong" w:cs="Times New Roman"/>
         </w:rPr>
         <w:t>章</w:t>
       </w:r>
@@ -15187,7 +15187,7 @@
       </w:pPr>
       <w:r>
         <w:rPr>
-          <w:rFonts w:hint="eastAsia" w:ascii="Times New Roman" w:hAnsi="Times New Roman" w:eastAsia="SimSun" w:cs="Times New Roman"/>
+          <w:rFonts w:hint="eastAsia" w:ascii="Times New Roman" w:hAnsi="Times New Roman" w:eastAsia="FangSong" w:cs="Times New Roman"/>
           <w:b/>
           <w:bCs/>
         </w:rPr>
@@ -15201,7 +15201,7 @@
       </w:r>
       <w:r>
         <w:rPr>
-          <w:rFonts w:hint="eastAsia" w:ascii="Times New Roman" w:hAnsi="Times New Roman" w:eastAsia="SimSun" w:cs="Times New Roman"/>
+          <w:rFonts w:hint="eastAsia" w:ascii="Times New Roman" w:hAnsi="Times New Roman" w:eastAsia="FangSong" w:cs="Times New Roman"/>
         </w:rPr>
         <w:t>基础巩固聚焦</w:t>
       </w:r>
@@ -15235,7 +15235,7 @@
       </w:r>
       <w:r>
         <w:rPr>
-          <w:rFonts w:hint="eastAsia" w:ascii="Times New Roman" w:hAnsi="Times New Roman" w:eastAsia="SimSun" w:cs="Times New Roman"/>
+          <w:rFonts w:hint="eastAsia" w:ascii="Times New Roman" w:hAnsi="Times New Roman" w:eastAsia="FangSong" w:cs="Times New Roman"/>
         </w:rPr>
         <w:t xml:space="preserve">换算与</w:t>
       </w:r>
@@ -15247,7 +15247,7 @@
       </w:r>
       <w:r>
         <w:rPr>
-          <w:rFonts w:hint="eastAsia" w:ascii="Times New Roman" w:hAnsi="Times New Roman" w:eastAsia="SimSun" w:cs="Times New Roman"/>
+          <w:rFonts w:hint="eastAsia" w:ascii="Times New Roman" w:hAnsi="Times New Roman" w:eastAsia="FangSong" w:cs="Times New Roman"/>
         </w:rPr>
         <w:t>计算</w:t>
       </w:r>
@@ -15259,7 +15259,7 @@
       </w:r>
       <w:r>
         <w:rPr>
-          <w:rFonts w:hint="eastAsia" w:ascii="Times New Roman" w:hAnsi="Times New Roman" w:eastAsia="SimSun" w:cs="Times New Roman"/>
+          <w:rFonts w:hint="eastAsia" w:ascii="Times New Roman" w:hAnsi="Times New Roman" w:eastAsia="FangSong" w:cs="Times New Roman"/>
         </w:rPr>
         <w:t>竞赛入门需综合显色条件</w:t>
       </w:r>
@@ -15271,7 +15271,7 @@
       </w:r>
       <w:r>
         <w:rPr>
-          <w:rFonts w:hint="eastAsia" w:ascii="Times New Roman" w:hAnsi="Times New Roman" w:eastAsia="SimSun" w:cs="Times New Roman"/>
+          <w:rFonts w:hint="eastAsia" w:ascii="Times New Roman" w:hAnsi="Times New Roman" w:eastAsia="FangSong" w:cs="Times New Roman"/>
         </w:rPr>
         <w:t>标准曲线</w:t>
       </w:r>
@@ -15283,7 +15283,7 @@
       </w:r>
       <w:r>
         <w:rPr>
-          <w:rFonts w:hint="eastAsia" w:ascii="Times New Roman" w:hAnsi="Times New Roman" w:eastAsia="SimSun" w:cs="Times New Roman"/>
+          <w:rFonts w:hint="eastAsia" w:ascii="Times New Roman" w:hAnsi="Times New Roman" w:eastAsia="FangSong" w:cs="Times New Roman"/>
         </w:rPr>
         <w:t>灵敏度</w:t>
       </w:r>
@@ -15295,7 +15295,7 @@
       </w:r>
       <w:r>
         <w:rPr>
-          <w:rFonts w:hint="eastAsia" w:ascii="Times New Roman" w:hAnsi="Times New Roman" w:eastAsia="SimSun" w:cs="Times New Roman"/>
+          <w:rFonts w:hint="eastAsia" w:ascii="Times New Roman" w:hAnsi="Times New Roman" w:eastAsia="FangSong" w:cs="Times New Roman"/>
         </w:rPr>
         <w:t>真题挑战为竞赛题</w:t>
       </w:r>
@@ -15355,7 +15355,7 @@
       </w:pPr>
       <w:r>
         <w:rPr>
-          <w:rFonts w:hint="eastAsia" w:ascii="Times New Roman" w:hAnsi="Times New Roman" w:eastAsia="SimSun" w:cs="Times New Roman"/>
+          <w:rFonts w:hint="eastAsia" w:ascii="Times New Roman" w:hAnsi="Times New Roman" w:eastAsia="FangSong" w:cs="Times New Roman"/>
           <w:b/>
           <w:bCs/>
         </w:rPr>
@@ -15379,7 +15379,7 @@
       </w:r>
       <w:r>
         <w:rPr>
-          <w:rFonts w:hint="eastAsia" w:ascii="Times New Roman" w:hAnsi="Times New Roman" w:eastAsia="SimSun" w:cs="Times New Roman"/>
+          <w:rFonts w:hint="eastAsia" w:ascii="Times New Roman" w:hAnsi="Times New Roman" w:eastAsia="FangSong" w:cs="Times New Roman"/>
           <w:b/>
           <w:bCs/>
         </w:rPr>
@@ -15429,7 +15429,7 @@
       </w:r>
       <w:r>
         <w:rPr>
-          <w:rFonts w:hint="eastAsia" w:ascii="Times New Roman" w:hAnsi="Times New Roman" w:eastAsia="SimSun" w:cs="Times New Roman"/>
+          <w:rFonts w:hint="eastAsia" w:ascii="Times New Roman" w:hAnsi="Times New Roman" w:eastAsia="FangSong" w:cs="Times New Roman"/>
         </w:rPr>
         <w:t xml:space="preserve">时</w:t>
       </w:r>
@@ -15492,7 +15492,7 @@
       </w:r>
       <w:r>
         <w:rPr>
-          <w:rFonts w:hint="eastAsia" w:ascii="Times New Roman" w:hAnsi="Times New Roman" w:eastAsia="SimSun" w:cs="Times New Roman"/>
+          <w:rFonts w:hint="eastAsia" w:ascii="Times New Roman" w:hAnsi="Times New Roman" w:eastAsia="FangSong" w:cs="Times New Roman"/>
         </w:rPr>
         <w:t xml:space="preserve">时</w:t>
       </w:r>
@@ -15629,7 +15629,7 @@
       </w:r>
       <w:r>
         <w:rPr>
-          <w:rFonts w:hint="eastAsia" w:ascii="Times New Roman" w:hAnsi="Times New Roman" w:eastAsia="SimSun" w:cs="Times New Roman"/>
+          <w:rFonts w:hint="eastAsia" w:ascii="Times New Roman" w:hAnsi="Times New Roman" w:eastAsia="FangSong" w:cs="Times New Roman"/>
         </w:rPr>
         <w:t>求浓度</w:t>
       </w:r>
@@ -15660,7 +15660,7 @@
       </w:pPr>
       <w:r>
         <w:rPr>
-          <w:rFonts w:hint="eastAsia" w:ascii="Times New Roman" w:hAnsi="Times New Roman" w:eastAsia="SimSun" w:cs="Times New Roman"/>
+          <w:rFonts w:hint="eastAsia" w:ascii="Times New Roman" w:hAnsi="Times New Roman" w:eastAsia="FangSong" w:cs="Times New Roman"/>
         </w:rPr>
         <w:t xml:space="preserve">浓度加倍后</w:t>
       </w:r>
@@ -15683,7 +15683,7 @@
       </w:r>
       <w:r>
         <w:rPr>
-          <w:rFonts w:hint="eastAsia" w:ascii="Times New Roman" w:hAnsi="Times New Roman" w:eastAsia="SimSun" w:cs="Times New Roman"/>
+          <w:rFonts w:hint="eastAsia" w:ascii="Times New Roman" w:hAnsi="Times New Roman" w:eastAsia="FangSong" w:cs="Times New Roman"/>
         </w:rPr>
         <w:t>如何变化</w:t>
       </w:r>
@@ -15755,7 +15755,7 @@
       </w:pPr>
       <w:r>
         <w:rPr>
-          <w:rFonts w:hint="eastAsia" w:ascii="Times New Roman" w:hAnsi="Times New Roman" w:eastAsia="SimSun" w:cs="Times New Roman"/>
+          <w:rFonts w:hint="eastAsia" w:ascii="Times New Roman" w:hAnsi="Times New Roman" w:eastAsia="FangSong" w:cs="Times New Roman"/>
           <w:b/>
           <w:bCs/>
         </w:rPr>
@@ -15771,7 +15771,7 @@
       </w:r>
       <w:r>
         <w:rPr>
-          <w:rFonts w:hint="eastAsia" w:ascii="Times New Roman" w:hAnsi="Times New Roman" w:eastAsia="SimSun" w:cs="Times New Roman"/>
+          <w:rFonts w:hint="eastAsia" w:ascii="Times New Roman" w:hAnsi="Times New Roman" w:eastAsia="FangSong" w:cs="Times New Roman"/>
           <w:b/>
           <w:bCs/>
         </w:rPr>
@@ -15787,7 +15787,7 @@
       </w:pPr>
       <w:r>
         <w:rPr>
-          <w:rFonts w:hint="eastAsia" w:ascii="Times New Roman" w:hAnsi="Times New Roman" w:eastAsia="SimSun" w:cs="Times New Roman"/>
+          <w:rFonts w:hint="eastAsia" w:ascii="Times New Roman" w:hAnsi="Times New Roman" w:eastAsia="FangSong" w:cs="Times New Roman"/>
         </w:rPr>
         <w:t xml:space="preserve">为什么选</w:t>
       </w:r>
@@ -15822,7 +15822,7 @@
       </w:r>
       <w:r>
         <w:rPr>
-          <w:rFonts w:hint="eastAsia" w:ascii="Times New Roman" w:hAnsi="Times New Roman" w:eastAsia="SimSun" w:cs="Times New Roman"/>
+          <w:rFonts w:hint="eastAsia" w:ascii="Times New Roman" w:hAnsi="Times New Roman" w:eastAsia="FangSong" w:cs="Times New Roman"/>
         </w:rPr>
         <w:t>作为测定波长</w:t>
       </w:r>
@@ -15834,7 +15834,7 @@
       </w:r>
       <w:r>
         <w:rPr>
-          <w:rFonts w:hint="eastAsia" w:ascii="Times New Roman" w:hAnsi="Times New Roman" w:eastAsia="SimSun" w:cs="Times New Roman"/>
+          <w:rFonts w:hint="eastAsia" w:ascii="Times New Roman" w:hAnsi="Times New Roman" w:eastAsia="FangSong" w:cs="Times New Roman"/>
         </w:rPr>
         <w:t>有干扰时怎么办</w:t>
       </w:r>
@@ -15854,7 +15854,7 @@
       </w:pPr>
       <w:r>
         <w:rPr>
-          <w:rFonts w:hint="eastAsia" w:ascii="Times New Roman" w:hAnsi="Times New Roman" w:eastAsia="SimSun" w:cs="Times New Roman"/>
+          <w:rFonts w:hint="eastAsia" w:ascii="Times New Roman" w:hAnsi="Times New Roman" w:eastAsia="FangSong" w:cs="Times New Roman"/>
         </w:rPr>
         <w:t xml:space="preserve">高浓度时标准曲线向</w:t>
       </w:r>
@@ -15877,7 +15877,7 @@
       </w:r>
       <w:r>
         <w:rPr>
-          <w:rFonts w:hint="eastAsia" w:ascii="Times New Roman" w:hAnsi="Times New Roman" w:eastAsia="SimSun" w:cs="Times New Roman"/>
+          <w:rFonts w:hint="eastAsia" w:ascii="Times New Roman" w:hAnsi="Times New Roman" w:eastAsia="FangSong" w:cs="Times New Roman"/>
         </w:rPr>
         <w:t>轴弯曲</w:t>
       </w:r>
@@ -15889,7 +15889,7 @@
       </w:r>
       <w:r>
         <w:rPr>
-          <w:rFonts w:hint="eastAsia" w:ascii="Times New Roman" w:hAnsi="Times New Roman" w:eastAsia="SimSun" w:cs="Times New Roman"/>
+          <w:rFonts w:hint="eastAsia" w:ascii="Times New Roman" w:hAnsi="Times New Roman" w:eastAsia="FangSong" w:cs="Times New Roman"/>
         </w:rPr>
         <w:t>可能原因是什么</w:t>
       </w:r>
@@ -15901,7 +15901,7 @@
       </w:r>
       <w:r>
         <w:rPr>
-          <w:rFonts w:hint="eastAsia" w:ascii="Times New Roman" w:hAnsi="Times New Roman" w:eastAsia="SimSun" w:cs="Times New Roman"/>
+          <w:rFonts w:hint="eastAsia" w:ascii="Times New Roman" w:hAnsi="Times New Roman" w:eastAsia="FangSong" w:cs="Times New Roman"/>
         </w:rPr>
         <w:t>化学</w:t>
       </w:r>
@@ -15913,7 +15913,7 @@
       </w:r>
       <w:r>
         <w:rPr>
-          <w:rFonts w:hint="eastAsia" w:ascii="Times New Roman" w:hAnsi="Times New Roman" w:eastAsia="SimSun" w:cs="Times New Roman"/>
+          <w:rFonts w:hint="eastAsia" w:ascii="Times New Roman" w:hAnsi="Times New Roman" w:eastAsia="FangSong" w:cs="Times New Roman"/>
         </w:rPr>
         <w:t>光学</w:t>
       </w:r>
@@ -15930,7 +15930,7 @@
       </w:pPr>
       <w:r>
         <w:rPr>
-          <w:rFonts w:hint="eastAsia" w:ascii="Times New Roman" w:hAnsi="Times New Roman" w:eastAsia="SimSun" w:cs="Times New Roman"/>
+          <w:rFonts w:hint="eastAsia" w:ascii="Times New Roman" w:hAnsi="Times New Roman" w:eastAsia="FangSong" w:cs="Times New Roman"/>
           <w:b/>
           <w:bCs/>
         </w:rPr>
@@ -15946,7 +15946,7 @@
       </w:r>
       <w:r>
         <w:rPr>
-          <w:rFonts w:hint="eastAsia" w:ascii="Times New Roman" w:hAnsi="Times New Roman" w:eastAsia="SimSun" w:cs="Times New Roman"/>
+          <w:rFonts w:hint="eastAsia" w:ascii="Times New Roman" w:hAnsi="Times New Roman" w:eastAsia="FangSong" w:cs="Times New Roman"/>
           <w:b/>
           <w:bCs/>
         </w:rPr>
@@ -15963,7 +15963,7 @@
       </w:pPr>
       <w:r>
         <w:rPr>
-          <w:rFonts w:hint="eastAsia" w:ascii="Times New Roman" w:hAnsi="Times New Roman" w:eastAsia="SimSun" w:cs="Times New Roman"/>
+          <w:rFonts w:hint="eastAsia" w:ascii="Times New Roman" w:hAnsi="Times New Roman" w:eastAsia="FangSong" w:cs="Times New Roman"/>
         </w:rPr>
         <w:t xml:space="preserve">标准数据</w:t>
       </w:r>
@@ -16005,7 +16005,7 @@
       </w:r>
       <w:r>
         <w:rPr>
-          <w:rFonts w:hint="eastAsia" w:ascii="Times New Roman" w:hAnsi="Times New Roman" w:eastAsia="SimSun" w:cs="Times New Roman"/>
+          <w:rFonts w:hint="eastAsia" w:ascii="Times New Roman" w:hAnsi="Times New Roman" w:eastAsia="FangSong" w:cs="Times New Roman"/>
         </w:rPr>
         <w:t>未知样</w:t>
       </w:r>
@@ -16045,7 +16045,7 @@
       </w:r>
       <w:r>
         <w:rPr>
-          <w:rFonts w:hint="eastAsia" w:ascii="Times New Roman" w:hAnsi="Times New Roman" w:eastAsia="SimSun" w:cs="Times New Roman"/>
+          <w:rFonts w:hint="eastAsia" w:ascii="Times New Roman" w:hAnsi="Times New Roman" w:eastAsia="FangSong" w:cs="Times New Roman"/>
         </w:rPr>
         <w:t>求</w:t>
       </w:r>
@@ -16126,7 +16126,7 @@
       </w:pPr>
       <w:r>
         <w:rPr>
-          <w:rFonts w:hint="eastAsia" w:ascii="Times New Roman" w:hAnsi="Times New Roman" w:eastAsia="SimSun" w:cs="Times New Roman"/>
+          <w:rFonts w:hint="eastAsia" w:ascii="Times New Roman" w:hAnsi="Times New Roman" w:eastAsia="FangSong" w:cs="Times New Roman"/>
           <w:b/>
           <w:bCs/>
         </w:rPr>
@@ -16142,7 +16142,7 @@
       </w:r>
       <w:r>
         <w:rPr>
-          <w:rFonts w:hint="eastAsia" w:ascii="Times New Roman" w:hAnsi="Times New Roman" w:eastAsia="SimSun" w:cs="Times New Roman"/>
+          <w:rFonts w:hint="eastAsia" w:ascii="Times New Roman" w:hAnsi="Times New Roman" w:eastAsia="FangSong" w:cs="Times New Roman"/>
           <w:b/>
           <w:bCs/>
         </w:rPr>
@@ -16177,7 +16177,7 @@
       </w:r>
       <w:r>
         <w:rPr>
-          <w:rFonts w:hint="eastAsia" w:ascii="Times New Roman" w:hAnsi="Times New Roman" w:eastAsia="SimSun" w:cs="Times New Roman"/>
+          <w:rFonts w:hint="eastAsia" w:ascii="Times New Roman" w:hAnsi="Times New Roman" w:eastAsia="FangSong" w:cs="Times New Roman"/>
         </w:rPr>
         <w:t>邻二氮菲</w:t>
       </w:r>
@@ -16229,7 +16229,7 @@
       </w:r>
       <w:r>
         <w:rPr>
-          <w:rFonts w:hint="eastAsia" w:ascii="Times New Roman" w:hAnsi="Times New Roman" w:eastAsia="SimSun" w:cs="Times New Roman"/>
+          <w:rFonts w:hint="eastAsia" w:ascii="Times New Roman" w:hAnsi="Times New Roman" w:eastAsia="FangSong" w:cs="Times New Roman"/>
         </w:rPr>
         <w:t>求</w:t>
       </w:r>
@@ -16301,7 +16301,7 @@
       </w:r>
       <w:r>
         <w:rPr>
-          <w:rFonts w:hint="eastAsia" w:ascii="Times New Roman" w:hAnsi="Times New Roman" w:eastAsia="SimSun" w:cs="Times New Roman"/>
+          <w:rFonts w:hint="eastAsia" w:ascii="Times New Roman" w:hAnsi="Times New Roman" w:eastAsia="FangSong" w:cs="Times New Roman"/>
         </w:rPr>
         <w:t>双环己酮草酰二腙</w:t>
       </w:r>
@@ -16359,7 +16359,7 @@
       </w:r>
       <w:r>
         <w:rPr>
-          <w:rFonts w:hint="eastAsia" w:ascii="Times New Roman" w:hAnsi="Times New Roman" w:eastAsia="SimSun" w:cs="Times New Roman"/>
+          <w:rFonts w:hint="eastAsia" w:ascii="Times New Roman" w:hAnsi="Times New Roman" w:eastAsia="FangSong" w:cs="Times New Roman"/>
         </w:rPr>
         <w:t>求</w:t>
       </w:r>
@@ -16382,7 +16382,7 @@
       </w:r>
       <w:r>
         <w:rPr>
-          <w:rFonts w:hint="eastAsia" w:ascii="Times New Roman" w:hAnsi="Times New Roman" w:eastAsia="SimSun" w:cs="Times New Roman"/>
+          <w:rFonts w:hint="eastAsia" w:ascii="Times New Roman" w:hAnsi="Times New Roman" w:eastAsia="FangSong" w:cs="Times New Roman"/>
         </w:rPr>
         <w:t>桑德尔灵敏度</w:t>
       </w:r>
@@ -16408,7 +16408,7 @@
       </w:r>
       <w:r>
         <w:rPr>
-          <w:rFonts w:hint="eastAsia" w:ascii="Times New Roman" w:hAnsi="Times New Roman" w:eastAsia="SimSun" w:cs="Times New Roman"/>
+          <w:rFonts w:hint="eastAsia" w:ascii="Times New Roman" w:hAnsi="Times New Roman" w:eastAsia="FangSong" w:cs="Times New Roman"/>
         </w:rPr>
         <w:t>初赛讲义</w:t>
       </w:r>
@@ -16426,7 +16426,7 @@
       </w:r>
       <w:r>
         <w:rPr>
-          <w:rFonts w:hint="eastAsia" w:ascii="Times New Roman" w:hAnsi="Times New Roman" w:eastAsia="SimSun" w:cs="Times New Roman"/>
+          <w:rFonts w:hint="eastAsia" w:ascii="Times New Roman" w:hAnsi="Times New Roman" w:eastAsia="FangSong" w:cs="Times New Roman"/>
         </w:rPr>
         <w:t>二甲基黄吸光度</w:t>
       </w:r>
@@ -16444,7 +16444,7 @@
       </w:r>
       <w:r>
         <w:rPr>
-          <w:rFonts w:hint="eastAsia" w:ascii="Times New Roman" w:hAnsi="Times New Roman" w:eastAsia="SimSun" w:cs="Times New Roman"/>
+          <w:rFonts w:hint="eastAsia" w:ascii="Times New Roman" w:hAnsi="Times New Roman" w:eastAsia="FangSong" w:cs="Times New Roman"/>
         </w:rPr>
         <w:t xml:space="preserve">测</w:t>
       </w:r>
@@ -16462,7 +16462,7 @@
       </w:r>
       <w:r>
         <w:rPr>
-          <w:rFonts w:hint="eastAsia" w:ascii="Times New Roman" w:hAnsi="Times New Roman" w:eastAsia="SimSun" w:cs="Times New Roman"/>
+          <w:rFonts w:hint="eastAsia" w:ascii="Times New Roman" w:hAnsi="Times New Roman" w:eastAsia="FangSong" w:cs="Times New Roman"/>
         </w:rPr>
         <w:t>由不同</w:t>
       </w:r>
@@ -16474,7 +16474,7 @@
       </w:r>
       <w:r>
         <w:rPr>
-          <w:rFonts w:hint="eastAsia" w:ascii="Times New Roman" w:hAnsi="Times New Roman" w:eastAsia="SimSun" w:cs="Times New Roman"/>
+          <w:rFonts w:hint="eastAsia" w:ascii="Times New Roman" w:hAnsi="Times New Roman" w:eastAsia="FangSong" w:cs="Times New Roman"/>
         </w:rPr>
         <w:t xml:space="preserve">下</w:t>
       </w:r>
@@ -16497,7 +16497,7 @@
       </w:r>
       <w:r>
         <w:rPr>
-          <w:rFonts w:hint="eastAsia" w:ascii="Times New Roman" w:hAnsi="Times New Roman" w:eastAsia="SimSun" w:cs="Times New Roman"/>
+          <w:rFonts w:hint="eastAsia" w:ascii="Times New Roman" w:hAnsi="Times New Roman" w:eastAsia="FangSong" w:cs="Times New Roman"/>
         </w:rPr>
         <w:t xml:space="preserve">值求指示剂</w:t>
       </w:r>
@@ -16514,7 +16514,7 @@
       </w:pPr>
       <w:r>
         <w:rPr>
-          <w:rFonts w:hint="eastAsia" w:ascii="Times New Roman" w:hAnsi="Times New Roman" w:eastAsia="SimSun" w:cs="Times New Roman"/>
+          <w:rFonts w:hint="eastAsia" w:ascii="Times New Roman" w:hAnsi="Times New Roman" w:eastAsia="FangSong" w:cs="Times New Roman"/>
           <w:b/>
           <w:bCs/>
         </w:rPr>
@@ -16530,7 +16530,7 @@
       </w:r>
       <w:r>
         <w:rPr>
-          <w:rFonts w:hint="eastAsia" w:ascii="Times New Roman" w:hAnsi="Times New Roman" w:eastAsia="SimSun" w:cs="Times New Roman"/>
+          <w:rFonts w:hint="eastAsia" w:ascii="Times New Roman" w:hAnsi="Times New Roman" w:eastAsia="FangSong" w:cs="Times New Roman"/>
           <w:b/>
           <w:bCs/>
         </w:rPr>
@@ -16546,7 +16546,7 @@
       </w:pPr>
       <w:r>
         <w:rPr>
-          <w:rFonts w:hint="eastAsia" w:ascii="Times New Roman" w:hAnsi="Times New Roman" w:eastAsia="SimSun" w:cs="Times New Roman"/>
+          <w:rFonts w:hint="eastAsia" w:ascii="Times New Roman" w:hAnsi="Times New Roman" w:eastAsia="FangSong" w:cs="Times New Roman"/>
         </w:rPr>
         <w:t>磺基水杨酸</w:t>
       </w:r>
@@ -16571,7 +16571,7 @@
       </w:r>
       <w:r>
         <w:rPr>
-          <w:rFonts w:hint="eastAsia" w:ascii="Times New Roman" w:hAnsi="Times New Roman" w:eastAsia="SimSun" w:cs="Times New Roman"/>
+          <w:rFonts w:hint="eastAsia" w:ascii="Times New Roman" w:hAnsi="Times New Roman" w:eastAsia="FangSong" w:cs="Times New Roman"/>
         </w:rPr>
         <w:t xml:space="preserve">在</w:t>
       </w:r>
@@ -16596,7 +16596,7 @@
       </w:r>
       <w:r>
         <w:rPr>
-          <w:rFonts w:hint="eastAsia" w:ascii="Times New Roman" w:hAnsi="Times New Roman" w:eastAsia="SimSun" w:cs="Times New Roman"/>
+          <w:rFonts w:hint="eastAsia" w:ascii="Times New Roman" w:hAnsi="Times New Roman" w:eastAsia="FangSong" w:cs="Times New Roman"/>
         </w:rPr>
         <w:t>颜色和配比如何</w:t>
       </w:r>
@@ -16608,7 +16608,7 @@
       </w:r>
       <w:r>
         <w:rPr>
-          <w:rFonts w:hint="eastAsia" w:ascii="Times New Roman" w:hAnsi="Times New Roman" w:eastAsia="SimSun" w:cs="Times New Roman"/>
+          <w:rFonts w:hint="eastAsia" w:ascii="Times New Roman" w:hAnsi="Times New Roman" w:eastAsia="FangSong" w:cs="Times New Roman"/>
         </w:rPr>
         <w:t>为什么显色条件必须一致</w:t>
       </w:r>
@@ -16628,7 +16628,7 @@
       </w:pPr>
       <w:r>
         <w:rPr>
-          <w:rFonts w:hint="eastAsia" w:ascii="Times New Roman" w:hAnsi="Times New Roman" w:eastAsia="SimSun" w:cs="Times New Roman"/>
+          <w:rFonts w:hint="eastAsia" w:ascii="Times New Roman" w:hAnsi="Times New Roman" w:eastAsia="FangSong" w:cs="Times New Roman"/>
         </w:rPr>
         <w:t>试液无色</w:t>
       </w:r>
@@ -16640,7 +16640,7 @@
       </w:r>
       <w:r>
         <w:rPr>
-          <w:rFonts w:hint="eastAsia" w:ascii="Times New Roman" w:hAnsi="Times New Roman" w:eastAsia="SimSun" w:cs="Times New Roman"/>
+          <w:rFonts w:hint="eastAsia" w:ascii="Times New Roman" w:hAnsi="Times New Roman" w:eastAsia="FangSong" w:cs="Times New Roman"/>
         </w:rPr>
         <w:t>显色剂有色时</w:t>
       </w:r>
@@ -16652,7 +16652,7 @@
       </w:r>
       <w:r>
         <w:rPr>
-          <w:rFonts w:hint="eastAsia" w:ascii="Times New Roman" w:hAnsi="Times New Roman" w:eastAsia="SimSun" w:cs="Times New Roman"/>
+          <w:rFonts w:hint="eastAsia" w:ascii="Times New Roman" w:hAnsi="Times New Roman" w:eastAsia="FangSong" w:cs="Times New Roman"/>
         </w:rPr>
         <w:t>参比溶液应选什么</w:t>
       </w:r>
@@ -16722,7 +16722,7 @@
       </w:r>
       <w:r>
         <w:rPr>
-          <w:rFonts w:hint="eastAsia" w:ascii="Times New Roman" w:hAnsi="Times New Roman" w:eastAsia="SimSun" w:cs="Times New Roman"/>
+          <w:rFonts w:hint="eastAsia" w:ascii="Times New Roman" w:hAnsi="Times New Roman" w:eastAsia="FangSong" w:cs="Times New Roman"/>
         </w:rPr>
         <w:t xml:space="preserve">与</w:t>
       </w:r>
@@ -16760,7 +16760,7 @@
       </w:r>
       <w:r>
         <w:rPr>
-          <w:rFonts w:hint="eastAsia" w:ascii="Times New Roman" w:hAnsi="Times New Roman" w:eastAsia="SimSun" w:cs="Times New Roman"/>
+          <w:rFonts w:hint="eastAsia" w:ascii="Times New Roman" w:hAnsi="Times New Roman" w:eastAsia="FangSong" w:cs="Times New Roman"/>
         </w:rPr>
         <w:t>双波长联立求浓度</w:t>
       </w:r>
@@ -16780,7 +16780,7 @@
       </w:pPr>
       <w:r>
         <w:rPr>
-          <w:rFonts w:hint="eastAsia" w:ascii="Times New Roman" w:hAnsi="Times New Roman" w:eastAsia="SimSun" w:cs="Times New Roman"/>
+          <w:rFonts w:hint="eastAsia" w:ascii="Times New Roman" w:hAnsi="Times New Roman" w:eastAsia="FangSong" w:cs="Times New Roman"/>
         </w:rPr>
         <w:t xml:space="preserve">摩尔比法测</w:t>
       </w:r>
@@ -16805,7 +16805,7 @@
       </w:r>
       <w:r>
         <w:rPr>
-          <w:rFonts w:hint="eastAsia" w:ascii="Times New Roman" w:hAnsi="Times New Roman" w:eastAsia="SimSun" w:cs="Times New Roman"/>
+          <w:rFonts w:hint="eastAsia" w:ascii="Times New Roman" w:hAnsi="Times New Roman" w:eastAsia="FangSong" w:cs="Times New Roman"/>
         </w:rPr>
         <w:t>组成与稳定常数</w:t>
       </w:r>
@@ -16831,7 +16831,7 @@
       </w:r>
       <w:r>
         <w:rPr>
-          <w:rFonts w:hint="eastAsia" w:ascii="Times New Roman" w:hAnsi="Times New Roman" w:eastAsia="SimSun" w:cs="Times New Roman"/>
+          <w:rFonts w:hint="eastAsia" w:ascii="Times New Roman" w:hAnsi="Times New Roman" w:eastAsia="FangSong" w:cs="Times New Roman"/>
         </w:rPr>
         <w:t>初赛讲义</w:t>
       </w:r>
@@ -16849,7 +16849,7 @@
       </w:r>
       <w:r>
         <w:rPr>
-          <w:rFonts w:hint="eastAsia" w:ascii="Times New Roman" w:hAnsi="Times New Roman" w:eastAsia="SimSun" w:cs="Times New Roman"/>
+          <w:rFonts w:hint="eastAsia" w:ascii="Times New Roman" w:hAnsi="Times New Roman" w:eastAsia="FangSong" w:cs="Times New Roman"/>
         </w:rPr>
         <w:t>多波长吸光度加和</w:t>
       </w:r>
@@ -16861,7 +16861,7 @@
       </w:r>
       <w:r>
         <w:rPr>
-          <w:rFonts w:hint="eastAsia" w:ascii="Times New Roman" w:hAnsi="Times New Roman" w:eastAsia="SimSun" w:cs="Times New Roman"/>
+          <w:rFonts w:hint="eastAsia" w:ascii="Times New Roman" w:hAnsi="Times New Roman" w:eastAsia="FangSong" w:cs="Times New Roman"/>
         </w:rPr>
         <w:t>硝酸根干扰排除</w:t>
       </w:r>
@@ -17202,7 +17202,7 @@
       </w:r>
       <w:r>
         <w:rPr>
-          <w:rFonts w:hint="eastAsia" w:ascii="Times New Roman" w:hAnsi="Times New Roman" w:eastAsia="SimSun" w:cs="Times New Roman"/>
+          <w:rFonts w:hint="eastAsia" w:ascii="Times New Roman" w:hAnsi="Times New Roman" w:eastAsia="FangSong" w:cs="Times New Roman"/>
         </w:rPr>
         <w:t xml:space="preserve">浓度加倍</w:t>
       </w:r>
@@ -17231,7 +17231,7 @@
       </w:r>
       <w:r>
         <w:rPr>
-          <w:rFonts w:hint="eastAsia" w:ascii="Times New Roman" w:hAnsi="Times New Roman" w:eastAsia="SimSun" w:cs="Times New Roman"/>
+          <w:rFonts w:hint="eastAsia" w:ascii="Times New Roman" w:hAnsi="Times New Roman" w:eastAsia="FangSong" w:cs="Times New Roman"/>
         </w:rPr>
         <w:t xml:space="preserve">加倍</w:t>
       </w:r>
@@ -17260,7 +17260,7 @@
       </w:r>
       <w:r>
         <w:rPr>
-          <w:rFonts w:hint="eastAsia" w:ascii="Times New Roman" w:hAnsi="Times New Roman" w:eastAsia="SimSun" w:cs="Times New Roman"/>
+          <w:rFonts w:hint="eastAsia" w:ascii="Times New Roman" w:hAnsi="Times New Roman" w:eastAsia="FangSong" w:cs="Times New Roman"/>
         </w:rPr>
         <w:t>平方</w:t>
       </w:r>
@@ -17378,7 +17378,7 @@
       </w:r>
       <w:r>
         <w:rPr>
-          <w:rFonts w:hint="eastAsia" w:ascii="Times New Roman" w:hAnsi="Times New Roman" w:eastAsia="SimSun" w:cs="Times New Roman"/>
+          <w:rFonts w:hint="eastAsia" w:ascii="Times New Roman" w:hAnsi="Times New Roman" w:eastAsia="FangSong" w:cs="Times New Roman"/>
         </w:rPr>
         <w:t xml:space="preserve">灵敏度最高且</w:t>
       </w:r>
@@ -17401,7 +17401,7 @@
       </w:r>
       <w:r>
         <w:rPr>
-          <w:rFonts w:hint="eastAsia" w:ascii="Times New Roman" w:hAnsi="Times New Roman" w:eastAsia="SimSun" w:cs="Times New Roman"/>
+          <w:rFonts w:hint="eastAsia" w:ascii="Times New Roman" w:hAnsi="Times New Roman" w:eastAsia="FangSong" w:cs="Times New Roman"/>
         </w:rPr>
         <w:t>随波长变化小</w:t>
       </w:r>
@@ -17413,7 +17413,7 @@
       </w:r>
       <w:r>
         <w:rPr>
-          <w:rFonts w:hint="eastAsia" w:ascii="Times New Roman" w:hAnsi="Times New Roman" w:eastAsia="SimSun" w:cs="Times New Roman"/>
+          <w:rFonts w:hint="eastAsia" w:ascii="Times New Roman" w:hAnsi="Times New Roman" w:eastAsia="FangSong" w:cs="Times New Roman"/>
         </w:rPr>
         <w:t>非单色光影响小</w:t>
       </w:r>
@@ -17425,7 +17425,7 @@
       </w:r>
       <w:r>
         <w:rPr>
-          <w:rFonts w:hint="eastAsia" w:ascii="Times New Roman" w:hAnsi="Times New Roman" w:eastAsia="SimSun" w:cs="Times New Roman"/>
+          <w:rFonts w:hint="eastAsia" w:ascii="Times New Roman" w:hAnsi="Times New Roman" w:eastAsia="FangSong" w:cs="Times New Roman"/>
         </w:rPr>
         <w:t>有干扰时选</w:t>
       </w:r>
@@ -17437,7 +17437,7 @@
       </w:r>
       <w:r>
         <w:rPr>
-          <w:rFonts w:hint="eastAsia" w:ascii="Times New Roman" w:hAnsi="Times New Roman" w:eastAsia="SimSun" w:cs="Times New Roman"/>
+          <w:rFonts w:hint="eastAsia" w:ascii="Times New Roman" w:hAnsi="Times New Roman" w:eastAsia="FangSong" w:cs="Times New Roman"/>
         </w:rPr>
         <w:t>吸收最大干扰最小</w:t>
       </w:r>
@@ -17449,7 +17449,7 @@
       </w:r>
       <w:r>
         <w:rPr>
-          <w:rFonts w:hint="eastAsia" w:ascii="Times New Roman" w:hAnsi="Times New Roman" w:eastAsia="SimSun" w:cs="Times New Roman"/>
+          <w:rFonts w:hint="eastAsia" w:ascii="Times New Roman" w:hAnsi="Times New Roman" w:eastAsia="FangSong" w:cs="Times New Roman"/>
         </w:rPr>
         <w:t>波长</w:t>
       </w:r>
@@ -17480,7 +17480,7 @@
       </w:r>
       <w:r>
         <w:rPr>
-          <w:rFonts w:hint="eastAsia" w:ascii="Times New Roman" w:hAnsi="Times New Roman" w:eastAsia="SimSun" w:cs="Times New Roman"/>
+          <w:rFonts w:hint="eastAsia" w:ascii="Times New Roman" w:hAnsi="Times New Roman" w:eastAsia="FangSong" w:cs="Times New Roman"/>
         </w:rPr>
         <w:t>化学因素</w:t>
       </w:r>
@@ -17492,7 +17492,7 @@
       </w:r>
       <w:r>
         <w:rPr>
-          <w:rFonts w:hint="eastAsia" w:ascii="Times New Roman" w:hAnsi="Times New Roman" w:eastAsia="SimSun" w:cs="Times New Roman"/>
+          <w:rFonts w:hint="eastAsia" w:ascii="Times New Roman" w:hAnsi="Times New Roman" w:eastAsia="FangSong" w:cs="Times New Roman"/>
         </w:rPr>
         <w:t>高浓度解离</w:t>
       </w:r>
@@ -17504,7 +17504,7 @@
       </w:r>
       <w:r>
         <w:rPr>
-          <w:rFonts w:hint="eastAsia" w:ascii="Times New Roman" w:hAnsi="Times New Roman" w:eastAsia="SimSun" w:cs="Times New Roman"/>
+          <w:rFonts w:hint="eastAsia" w:ascii="Times New Roman" w:hAnsi="Times New Roman" w:eastAsia="FangSong" w:cs="Times New Roman"/>
         </w:rPr>
         <w:t>缔合</w:t>
       </w:r>
@@ -17516,7 +17516,7 @@
       </w:r>
       <w:r>
         <w:rPr>
-          <w:rFonts w:hint="eastAsia" w:ascii="Times New Roman" w:hAnsi="Times New Roman" w:eastAsia="SimSun" w:cs="Times New Roman"/>
+          <w:rFonts w:hint="eastAsia" w:ascii="Times New Roman" w:hAnsi="Times New Roman" w:eastAsia="FangSong" w:cs="Times New Roman"/>
         </w:rPr>
         <w:t>配合比改变</w:t>
       </w:r>
@@ -17534,7 +17534,7 @@
       </w:r>
       <w:r>
         <w:rPr>
-          <w:rFonts w:hint="eastAsia" w:ascii="Times New Roman" w:hAnsi="Times New Roman" w:eastAsia="SimSun" w:cs="Times New Roman"/>
+          <w:rFonts w:hint="eastAsia" w:ascii="Times New Roman" w:hAnsi="Times New Roman" w:eastAsia="FangSong" w:cs="Times New Roman"/>
         </w:rPr>
         <w:t>光学因素</w:t>
       </w:r>
@@ -17546,7 +17546,7 @@
       </w:r>
       <w:r>
         <w:rPr>
-          <w:rFonts w:hint="eastAsia" w:ascii="Times New Roman" w:hAnsi="Times New Roman" w:eastAsia="SimSun" w:cs="Times New Roman"/>
+          <w:rFonts w:hint="eastAsia" w:ascii="Times New Roman" w:hAnsi="Times New Roman" w:eastAsia="FangSong" w:cs="Times New Roman"/>
         </w:rPr>
         <w:t>非单色光</w:t>
       </w:r>
@@ -17564,7 +17564,7 @@
       </w:r>
       <w:r>
         <w:rPr>
-          <w:rFonts w:hint="eastAsia" w:ascii="Times New Roman" w:hAnsi="Times New Roman" w:eastAsia="SimSun" w:cs="Times New Roman"/>
+          <w:rFonts w:hint="eastAsia" w:ascii="Times New Roman" w:hAnsi="Times New Roman" w:eastAsia="FangSong" w:cs="Times New Roman"/>
         </w:rPr>
         <w:t>负偏离</w:t>
       </w:r>
@@ -17576,7 +17576,7 @@
       </w:r>
       <w:r>
         <w:rPr>
-          <w:rFonts w:hint="eastAsia" w:ascii="Times New Roman" w:hAnsi="Times New Roman" w:eastAsia="SimSun" w:cs="Times New Roman"/>
+          <w:rFonts w:hint="eastAsia" w:ascii="Times New Roman" w:hAnsi="Times New Roman" w:eastAsia="FangSong" w:cs="Times New Roman"/>
         </w:rPr>
         <w:t>曲线向</w:t>
       </w:r>
@@ -17599,7 +17599,7 @@
       </w:r>
       <w:r>
         <w:rPr>
-          <w:rFonts w:hint="eastAsia" w:ascii="Times New Roman" w:hAnsi="Times New Roman" w:eastAsia="SimSun" w:cs="Times New Roman"/>
+          <w:rFonts w:hint="eastAsia" w:ascii="Times New Roman" w:hAnsi="Times New Roman" w:eastAsia="FangSong" w:cs="Times New Roman"/>
         </w:rPr>
         <w:t>轴弯</w:t>
       </w:r>
@@ -17630,7 +17630,7 @@
       </w:r>
       <w:r>
         <w:rPr>
-          <w:rFonts w:hint="eastAsia" w:ascii="Times New Roman" w:hAnsi="Times New Roman" w:eastAsia="SimSun" w:cs="Times New Roman"/>
+          <w:rFonts w:hint="eastAsia" w:ascii="Times New Roman" w:hAnsi="Times New Roman" w:eastAsia="FangSong" w:cs="Times New Roman"/>
         </w:rPr>
         <w:t xml:space="preserve">斜率</w:t>
       </w:r>
@@ -18271,7 +18271,7 @@
       </w:r>
       <w:r>
         <w:rPr>
-          <w:rFonts w:hint="eastAsia" w:ascii="Times New Roman" w:hAnsi="Times New Roman" w:eastAsia="SimSun" w:cs="Times New Roman"/>
+          <w:rFonts w:hint="eastAsia" w:ascii="Times New Roman" w:hAnsi="Times New Roman" w:eastAsia="FangSong" w:cs="Times New Roman"/>
         </w:rPr>
         <w:t xml:space="preserve">见初赛讲义</w:t>
       </w:r>
@@ -18283,7 +18283,7 @@
       </w:r>
       <w:r>
         <w:rPr>
-          <w:rFonts w:hint="eastAsia" w:ascii="Times New Roman" w:hAnsi="Times New Roman" w:eastAsia="SimSun" w:cs="Times New Roman"/>
+          <w:rFonts w:hint="eastAsia" w:ascii="Times New Roman" w:hAnsi="Times New Roman" w:eastAsia="FangSong" w:cs="Times New Roman"/>
         </w:rPr>
         <w:t>答案文件</w:t>
       </w:r>
@@ -18295,7 +18295,7 @@
       </w:r>
       <w:r>
         <w:rPr>
-          <w:rFonts w:hint="eastAsia" w:ascii="Times New Roman" w:hAnsi="Times New Roman" w:eastAsia="SimSun" w:cs="Times New Roman"/>
+          <w:rFonts w:hint="eastAsia" w:ascii="Times New Roman" w:hAnsi="Times New Roman" w:eastAsia="FangSong" w:cs="Times New Roman"/>
         </w:rPr>
         <w:t>吸光度法测</w:t>
       </w:r>
@@ -18319,7 +18319,7 @@
       </w:r>
       <w:r>
         <w:rPr>
-          <w:rFonts w:hint="eastAsia" w:ascii="Times New Roman" w:hAnsi="Times New Roman" w:eastAsia="SimSun" w:cs="Times New Roman"/>
+          <w:rFonts w:hint="eastAsia" w:ascii="Times New Roman" w:hAnsi="Times New Roman" w:eastAsia="FangSong" w:cs="Times New Roman"/>
         </w:rPr>
         <w:t>应用</w:t>
       </w:r>
@@ -18356,7 +18356,7 @@
       </w:r>
       <w:r>
         <w:rPr>
-          <w:rFonts w:hint="eastAsia" w:ascii="Times New Roman" w:hAnsi="Times New Roman" w:eastAsia="SimSun" w:cs="Times New Roman"/>
+          <w:rFonts w:hint="eastAsia" w:ascii="Times New Roman" w:hAnsi="Times New Roman" w:eastAsia="FangSong" w:cs="Times New Roman"/>
         </w:rPr>
         <w:t>紫红</w:t>
       </w:r>
@@ -18374,7 +18374,7 @@
       </w:r>
       <w:r>
         <w:rPr>
-          <w:rFonts w:hint="eastAsia" w:ascii="Times New Roman" w:hAnsi="Times New Roman" w:eastAsia="SimSun" w:cs="Times New Roman"/>
+          <w:rFonts w:hint="eastAsia" w:ascii="Times New Roman" w:hAnsi="Times New Roman" w:eastAsia="FangSong" w:cs="Times New Roman"/>
         </w:rPr>
         <w:t>橙</w:t>
       </w:r>
@@ -18392,7 +18392,7 @@
       </w:r>
       <w:r>
         <w:rPr>
-          <w:rFonts w:hint="eastAsia" w:ascii="Times New Roman" w:hAnsi="Times New Roman" w:eastAsia="SimSun" w:cs="Times New Roman"/>
+          <w:rFonts w:hint="eastAsia" w:ascii="Times New Roman" w:hAnsi="Times New Roman" w:eastAsia="FangSong" w:cs="Times New Roman"/>
         </w:rPr>
         <w:t>黄</w:t>
       </w:r>
@@ -18415,7 +18415,7 @@
       </w:r>
       <w:r>
         <w:rPr>
-          <w:rFonts w:hint="eastAsia" w:ascii="Times New Roman" w:hAnsi="Times New Roman" w:eastAsia="SimSun" w:cs="Times New Roman"/>
+          <w:rFonts w:hint="eastAsia" w:ascii="Times New Roman" w:hAnsi="Times New Roman" w:eastAsia="FangSong" w:cs="Times New Roman"/>
         </w:rPr>
         <w:t>完全不同</w:t>
       </w:r>
@@ -18427,7 +18427,7 @@
       </w:r>
       <w:r>
         <w:rPr>
-          <w:rFonts w:hint="eastAsia" w:ascii="Times New Roman" w:hAnsi="Times New Roman" w:eastAsia="SimSun" w:cs="Times New Roman"/>
+          <w:rFonts w:hint="eastAsia" w:ascii="Times New Roman" w:hAnsi="Times New Roman" w:eastAsia="FangSong" w:cs="Times New Roman"/>
         </w:rPr>
         <w:t>条件不一致则</w:t>
       </w:r>
@@ -18450,7 +18450,7 @@
       </w:r>
       <w:r>
         <w:rPr>
-          <w:rFonts w:hint="eastAsia" w:ascii="Times New Roman" w:hAnsi="Times New Roman" w:eastAsia="SimSun" w:cs="Times New Roman"/>
+          <w:rFonts w:hint="eastAsia" w:ascii="Times New Roman" w:hAnsi="Times New Roman" w:eastAsia="FangSong" w:cs="Times New Roman"/>
         </w:rPr>
         <w:t>不可比</w:t>
       </w:r>
@@ -18481,7 +18481,7 @@
       </w:r>
       <w:r>
         <w:rPr>
-          <w:rFonts w:hint="eastAsia" w:ascii="Times New Roman" w:hAnsi="Times New Roman" w:eastAsia="SimSun" w:cs="Times New Roman"/>
+          <w:rFonts w:hint="eastAsia" w:ascii="Times New Roman" w:hAnsi="Times New Roman" w:eastAsia="FangSong" w:cs="Times New Roman"/>
         </w:rPr>
         <w:t>试剂空白</w:t>
       </w:r>
@@ -18493,7 +18493,7 @@
       </w:r>
       <w:r>
         <w:rPr>
-          <w:rFonts w:hint="eastAsia" w:ascii="Times New Roman" w:hAnsi="Times New Roman" w:eastAsia="SimSun" w:cs="Times New Roman"/>
+          <w:rFonts w:hint="eastAsia" w:ascii="Times New Roman" w:hAnsi="Times New Roman" w:eastAsia="FangSong" w:cs="Times New Roman"/>
         </w:rPr>
         <w:t>仅加显色剂</w:t>
       </w:r>
@@ -18505,7 +18505,7 @@
       </w:r>
       <w:r>
         <w:rPr>
-          <w:rFonts w:hint="eastAsia" w:ascii="Times New Roman" w:hAnsi="Times New Roman" w:eastAsia="SimSun" w:cs="Times New Roman"/>
+          <w:rFonts w:hint="eastAsia" w:ascii="Times New Roman" w:hAnsi="Times New Roman" w:eastAsia="FangSong" w:cs="Times New Roman"/>
         </w:rPr>
         <w:t>扣除显色剂颜色</w:t>
       </w:r>
@@ -18550,7 +18550,7 @@
       </w:r>
       <w:r>
         <w:rPr>
-          <w:rFonts w:hint="eastAsia" w:ascii="Times New Roman" w:hAnsi="Times New Roman" w:eastAsia="SimSun" w:cs="Times New Roman"/>
+          <w:rFonts w:hint="eastAsia" w:ascii="Times New Roman" w:hAnsi="Times New Roman" w:eastAsia="FangSong" w:cs="Times New Roman"/>
         </w:rPr>
         <w:t>见赵鑫光</w:t>
       </w:r>
@@ -18562,7 +18562,7 @@
       </w:r>
       <w:r>
         <w:rPr>
-          <w:rFonts w:hint="eastAsia" w:ascii="Times New Roman" w:hAnsi="Times New Roman" w:eastAsia="SimSun" w:cs="Times New Roman"/>
+          <w:rFonts w:hint="eastAsia" w:ascii="Times New Roman" w:hAnsi="Times New Roman" w:eastAsia="FangSong" w:cs="Times New Roman"/>
         </w:rPr>
         <w:t>光度例</w:t>
       </w:r>
@@ -18580,7 +18580,7 @@
       </w:r>
       <w:r>
         <w:rPr>
-          <w:rFonts w:hint="eastAsia" w:ascii="Times New Roman" w:hAnsi="Times New Roman" w:eastAsia="SimSun" w:cs="Times New Roman"/>
+          <w:rFonts w:hint="eastAsia" w:ascii="Times New Roman" w:hAnsi="Times New Roman" w:eastAsia="FangSong" w:cs="Times New Roman"/>
         </w:rPr>
         <w:t>题库文件</w:t>
       </w:r>
@@ -18592,7 +18592,7 @@
       </w:r>
       <w:r>
         <w:rPr>
-          <w:rFonts w:hint="eastAsia" w:ascii="Times New Roman" w:hAnsi="Times New Roman" w:eastAsia="SimSun" w:cs="Times New Roman"/>
+          <w:rFonts w:hint="eastAsia" w:ascii="Times New Roman" w:hAnsi="Times New Roman" w:eastAsia="FangSong" w:cs="Times New Roman"/>
         </w:rPr>
         <w:t>双波长联立方程组求解</w:t>
       </w:r>
@@ -18623,7 +18623,7 @@
       </w:r>
       <w:r>
         <w:rPr>
-          <w:rFonts w:hint="eastAsia" w:ascii="Times New Roman" w:hAnsi="Times New Roman" w:eastAsia="SimSun" w:cs="Times New Roman"/>
+          <w:rFonts w:hint="eastAsia" w:ascii="Times New Roman" w:hAnsi="Times New Roman" w:eastAsia="FangSong" w:cs="Times New Roman"/>
         </w:rPr>
         <w:t>见赵鑫光</w:t>
       </w:r>
@@ -18635,7 +18635,7 @@
       </w:r>
       <w:r>
         <w:rPr>
-          <w:rFonts w:hint="eastAsia" w:ascii="Times New Roman" w:hAnsi="Times New Roman" w:eastAsia="SimSun" w:cs="Times New Roman"/>
+          <w:rFonts w:hint="eastAsia" w:ascii="Times New Roman" w:hAnsi="Times New Roman" w:eastAsia="FangSong" w:cs="Times New Roman"/>
         </w:rPr>
         <w:t>光度例</w:t>
       </w:r>
@@ -18653,7 +18653,7 @@
       </w:r>
       <w:r>
         <w:rPr>
-          <w:rFonts w:hint="eastAsia" w:ascii="Times New Roman" w:hAnsi="Times New Roman" w:eastAsia="SimSun" w:cs="Times New Roman"/>
+          <w:rFonts w:hint="eastAsia" w:ascii="Times New Roman" w:hAnsi="Times New Roman" w:eastAsia="FangSong" w:cs="Times New Roman"/>
         </w:rPr>
         <w:t>题库文件</w:t>
       </w:r>
@@ -18665,7 +18665,7 @@
       </w:r>
       <w:r>
         <w:rPr>
-          <w:rFonts w:hint="eastAsia" w:ascii="Times New Roman" w:hAnsi="Times New Roman" w:eastAsia="SimSun" w:cs="Times New Roman"/>
+          <w:rFonts w:hint="eastAsia" w:ascii="Times New Roman" w:hAnsi="Times New Roman" w:eastAsia="FangSong" w:cs="Times New Roman"/>
         </w:rPr>
         <w:t>摩尔比法</w:t>
       </w:r>
@@ -18768,7 +18768,7 @@
       </w:r>
       <w:r>
         <w:rPr>
-          <w:rFonts w:hint="eastAsia" w:ascii="Times New Roman" w:hAnsi="Times New Roman" w:eastAsia="SimSun" w:cs="Times New Roman"/>
+          <w:rFonts w:hint="eastAsia" w:ascii="Times New Roman" w:hAnsi="Times New Roman" w:eastAsia="FangSong" w:cs="Times New Roman"/>
         </w:rPr>
         <w:t xml:space="preserve">见初赛讲义</w:t>
       </w:r>
@@ -18780,7 +18780,7 @@
       </w:r>
       <w:r>
         <w:rPr>
-          <w:rFonts w:hint="eastAsia" w:ascii="Times New Roman" w:hAnsi="Times New Roman" w:eastAsia="SimSun" w:cs="Times New Roman"/>
+          <w:rFonts w:hint="eastAsia" w:ascii="Times New Roman" w:hAnsi="Times New Roman" w:eastAsia="FangSong" w:cs="Times New Roman"/>
         </w:rPr>
         <w:t>答案文件</w:t>
       </w:r>
@@ -18792,7 +18792,7 @@
       </w:r>
       <w:r>
         <w:rPr>
-          <w:rFonts w:hint="eastAsia" w:ascii="Times New Roman" w:hAnsi="Times New Roman" w:eastAsia="SimSun" w:cs="Times New Roman"/>
+          <w:rFonts w:hint="eastAsia" w:ascii="Times New Roman" w:hAnsi="Times New Roman" w:eastAsia="FangSong" w:cs="Times New Roman"/>
         </w:rPr>
         <w:t>吸光度加和性</w:t>
       </w:r>
@@ -18804,7 +18804,7 @@
       </w:r>
       <w:r>
         <w:rPr>
-          <w:rFonts w:hint="eastAsia" w:ascii="Times New Roman" w:hAnsi="Times New Roman" w:eastAsia="SimSun" w:cs="Times New Roman"/>
+          <w:rFonts w:hint="eastAsia" w:ascii="Times New Roman" w:hAnsi="Times New Roman" w:eastAsia="FangSong" w:cs="Times New Roman"/>
         </w:rPr>
         <w:t>干扰排除</w:t>
       </w:r>
@@ -18910,7 +18910,7 @@
             </w:pPr>
             <w:r>
               <w:rPr>
-                <w:rFonts w:hint="eastAsia" w:ascii="Times New Roman" w:hAnsi="Times New Roman" w:eastAsia="SimSun" w:cs="Times New Roman"/>
+                <w:rFonts w:hint="eastAsia" w:ascii="Times New Roman" w:hAnsi="Times New Roman" w:eastAsia="FangSong" w:cs="Times New Roman"/>
               </w:rPr>
               <w:t xml:space="preserve">定量原理</w:t>
             </w:r>
@@ -18983,7 +18983,7 @@
             </w:r>
             <w:r>
               <w:rPr>
-                <w:rFonts w:hint="eastAsia" w:ascii="Times New Roman" w:hAnsi="Times New Roman" w:eastAsia="SimSun" w:cs="Times New Roman"/>
+                <w:rFonts w:hint="eastAsia" w:ascii="Times New Roman" w:hAnsi="Times New Roman" w:eastAsia="FangSong" w:cs="Times New Roman"/>
               </w:rPr>
               <w:t>对数</w:t>
             </w:r>
@@ -18995,7 +18995,7 @@
             </w:r>
             <w:r>
               <w:rPr>
-                <w:rFonts w:hint="eastAsia" w:ascii="Times New Roman" w:hAnsi="Times New Roman" w:eastAsia="SimSun" w:cs="Times New Roman"/>
+                <w:rFonts w:hint="eastAsia" w:ascii="Times New Roman" w:hAnsi="Times New Roman" w:eastAsia="FangSong" w:cs="Times New Roman"/>
               </w:rPr>
               <w:t>加和性</w:t>
             </w:r>
@@ -19012,7 +19012,7 @@
             </w:pPr>
             <w:r>
               <w:rPr>
-                <w:rFonts w:hint="eastAsia" w:ascii="Times New Roman" w:hAnsi="Times New Roman" w:eastAsia="SimSun" w:cs="Times New Roman"/>
+                <w:rFonts w:hint="eastAsia" w:ascii="Times New Roman" w:hAnsi="Times New Roman" w:eastAsia="FangSong" w:cs="Times New Roman"/>
               </w:rPr>
               <w:t xml:space="preserve">测量条件</w:t>
             </w:r>
@@ -19027,7 +19027,7 @@
             </w:pPr>
             <w:r>
               <w:rPr>
-                <w:rFonts w:hint="eastAsia" w:ascii="Times New Roman" w:hAnsi="Times New Roman" w:eastAsia="SimSun" w:cs="Times New Roman"/>
+                <w:rFonts w:hint="eastAsia" w:ascii="Times New Roman" w:hAnsi="Times New Roman" w:eastAsia="FangSong" w:cs="Times New Roman"/>
               </w:rPr>
               <w:t xml:space="preserve">选</w:t>
             </w:r>
@@ -19062,7 +19062,7 @@
             </w:r>
             <w:r>
               <w:rPr>
-                <w:rFonts w:hint="eastAsia" w:ascii="Times New Roman" w:hAnsi="Times New Roman" w:eastAsia="SimSun" w:cs="Times New Roman"/>
+                <w:rFonts w:hint="eastAsia" w:ascii="Times New Roman" w:hAnsi="Times New Roman" w:eastAsia="FangSong" w:cs="Times New Roman"/>
               </w:rPr>
               <w:t>或吸收最大干扰最小</w:t>
             </w:r>
@@ -19103,7 +19103,7 @@
             </w:r>
             <w:r>
               <w:rPr>
-                <w:rFonts w:hint="eastAsia" w:ascii="Times New Roman" w:hAnsi="Times New Roman" w:eastAsia="SimSun" w:cs="Times New Roman"/>
+                <w:rFonts w:hint="eastAsia" w:ascii="Times New Roman" w:hAnsi="Times New Roman" w:eastAsia="FangSong" w:cs="Times New Roman"/>
               </w:rPr>
               <w:t>最小误差</w:t>
             </w:r>
@@ -19140,7 +19140,7 @@
             </w:pPr>
             <w:r>
               <w:rPr>
-                <w:rFonts w:hint="eastAsia" w:ascii="Times New Roman" w:hAnsi="Times New Roman" w:eastAsia="SimSun" w:cs="Times New Roman"/>
+                <w:rFonts w:hint="eastAsia" w:ascii="Times New Roman" w:hAnsi="Times New Roman" w:eastAsia="FangSong" w:cs="Times New Roman"/>
               </w:rPr>
               <w:t xml:space="preserve">偏离定律</w:t>
             </w:r>
@@ -19155,7 +19155,7 @@
             </w:pPr>
             <w:r>
               <w:rPr>
-                <w:rFonts w:hint="eastAsia" w:ascii="Times New Roman" w:hAnsi="Times New Roman" w:eastAsia="SimSun" w:cs="Times New Roman"/>
+                <w:rFonts w:hint="eastAsia" w:ascii="Times New Roman" w:hAnsi="Times New Roman" w:eastAsia="FangSong" w:cs="Times New Roman"/>
               </w:rPr>
               <w:t>化学</w:t>
             </w:r>
@@ -19167,7 +19167,7 @@
             </w:r>
             <w:r>
               <w:rPr>
-                <w:rFonts w:hint="eastAsia" w:ascii="Times New Roman" w:hAnsi="Times New Roman" w:eastAsia="SimSun" w:cs="Times New Roman"/>
+                <w:rFonts w:hint="eastAsia" w:ascii="Times New Roman" w:hAnsi="Times New Roman" w:eastAsia="FangSong" w:cs="Times New Roman"/>
               </w:rPr>
               <w:t>解离</w:t>
             </w:r>
@@ -19179,7 +19179,7 @@
             </w:r>
             <w:r>
               <w:rPr>
-                <w:rFonts w:hint="eastAsia" w:ascii="Times New Roman" w:hAnsi="Times New Roman" w:eastAsia="SimSun" w:cs="Times New Roman"/>
+                <w:rFonts w:hint="eastAsia" w:ascii="Times New Roman" w:hAnsi="Times New Roman" w:eastAsia="FangSong" w:cs="Times New Roman"/>
               </w:rPr>
               <w:t>缔合</w:t>
             </w:r>
@@ -19191,7 +19191,7 @@
             </w:r>
             <w:r>
               <w:rPr>
-                <w:rFonts w:hint="eastAsia" w:ascii="Times New Roman" w:hAnsi="Times New Roman" w:eastAsia="SimSun" w:cs="Times New Roman"/>
+                <w:rFonts w:hint="eastAsia" w:ascii="Times New Roman" w:hAnsi="Times New Roman" w:eastAsia="FangSong" w:cs="Times New Roman"/>
               </w:rPr>
               <w:t>配位</w:t>
             </w:r>
@@ -19203,7 +19203,7 @@
             </w:r>
             <w:r>
               <w:rPr>
-                <w:rFonts w:hint="eastAsia" w:ascii="Times New Roman" w:hAnsi="Times New Roman" w:eastAsia="SimSun" w:cs="Times New Roman"/>
+                <w:rFonts w:hint="eastAsia" w:ascii="Times New Roman" w:hAnsi="Times New Roman" w:eastAsia="FangSong" w:cs="Times New Roman"/>
               </w:rPr>
               <w:t>互变</w:t>
             </w:r>
@@ -19221,7 +19221,7 @@
             </w:r>
             <w:r>
               <w:rPr>
-                <w:rFonts w:hint="eastAsia" w:ascii="Times New Roman" w:hAnsi="Times New Roman" w:eastAsia="SimSun" w:cs="Times New Roman"/>
+                <w:rFonts w:hint="eastAsia" w:ascii="Times New Roman" w:hAnsi="Times New Roman" w:eastAsia="FangSong" w:cs="Times New Roman"/>
               </w:rPr>
               <w:t>光学</w:t>
             </w:r>
@@ -19233,7 +19233,7 @@
             </w:r>
             <w:r>
               <w:rPr>
-                <w:rFonts w:hint="eastAsia" w:ascii="Times New Roman" w:hAnsi="Times New Roman" w:eastAsia="SimSun" w:cs="Times New Roman"/>
+                <w:rFonts w:hint="eastAsia" w:ascii="Times New Roman" w:hAnsi="Times New Roman" w:eastAsia="FangSong" w:cs="Times New Roman"/>
               </w:rPr>
               <w:t>非单色光</w:t>
             </w:r>
@@ -19256,7 +19256,7 @@
             </w:pPr>
             <w:r>
               <w:rPr>
-                <w:rFonts w:hint="eastAsia" w:ascii="Times New Roman" w:hAnsi="Times New Roman" w:eastAsia="SimSun" w:cs="Times New Roman"/>
+                <w:rFonts w:hint="eastAsia" w:ascii="Times New Roman" w:hAnsi="Times New Roman" w:eastAsia="FangSong" w:cs="Times New Roman"/>
               </w:rPr>
               <w:t xml:space="preserve">方法实现</w:t>
             </w:r>
@@ -19271,7 +19271,7 @@
             </w:pPr>
             <w:r>
               <w:rPr>
-                <w:rFonts w:hint="eastAsia" w:ascii="Times New Roman" w:hAnsi="Times New Roman" w:eastAsia="SimSun" w:cs="Times New Roman"/>
+                <w:rFonts w:hint="eastAsia" w:ascii="Times New Roman" w:hAnsi="Times New Roman" w:eastAsia="FangSong" w:cs="Times New Roman"/>
               </w:rPr>
               <w:t xml:space="preserve">显色条件一致</w:t>
             </w:r>
@@ -19283,7 +19283,7 @@
             </w:r>
             <w:r>
               <w:rPr>
-                <w:rFonts w:hint="eastAsia" w:ascii="Times New Roman" w:hAnsi="Times New Roman" w:eastAsia="SimSun" w:cs="Times New Roman"/>
+                <w:rFonts w:hint="eastAsia" w:ascii="Times New Roman" w:hAnsi="Times New Roman" w:eastAsia="FangSong" w:cs="Times New Roman"/>
               </w:rPr>
               <w:t xml:space="preserve">参比溶液</w:t>
             </w:r>
@@ -19295,7 +19295,7 @@
             </w:r>
             <w:r>
               <w:rPr>
-                <w:rFonts w:hint="eastAsia" w:ascii="Times New Roman" w:hAnsi="Times New Roman" w:eastAsia="SimSun" w:cs="Times New Roman"/>
+                <w:rFonts w:hint="eastAsia" w:ascii="Times New Roman" w:hAnsi="Times New Roman" w:eastAsia="FangSong" w:cs="Times New Roman"/>
               </w:rPr>
               <w:t xml:space="preserve">标准曲线法查浓度</w:t>
             </w:r>
@@ -19312,7 +19312,7 @@
             </w:pPr>
             <w:r>
               <w:rPr>
-                <w:rFonts w:hint="eastAsia" w:ascii="Times New Roman" w:hAnsi="Times New Roman" w:eastAsia="SimSun" w:cs="Times New Roman"/>
+                <w:rFonts w:hint="eastAsia" w:ascii="Times New Roman" w:hAnsi="Times New Roman" w:eastAsia="FangSong" w:cs="Times New Roman"/>
               </w:rPr>
               <w:t xml:space="preserve">视野</w:t>
             </w:r>
@@ -19327,7 +19327,7 @@
             </w:pPr>
             <w:r>
               <w:rPr>
-                <w:rFonts w:hint="eastAsia" w:ascii="Times New Roman" w:hAnsi="Times New Roman" w:eastAsia="SimSun" w:cs="Times New Roman"/>
+                <w:rFonts w:hint="eastAsia" w:ascii="Times New Roman" w:hAnsi="Times New Roman" w:eastAsia="FangSong" w:cs="Times New Roman"/>
               </w:rPr>
               <w:t>桑德尔灵敏度</w:t>
             </w:r>
@@ -19339,7 +19339,7 @@
             </w:r>
             <w:r>
               <w:rPr>
-                <w:rFonts w:hint="eastAsia" w:ascii="Times New Roman" w:hAnsi="Times New Roman" w:eastAsia="SimSun" w:cs="Times New Roman"/>
+                <w:rFonts w:hint="eastAsia" w:ascii="Times New Roman" w:hAnsi="Times New Roman" w:eastAsia="FangSong" w:cs="Times New Roman"/>
               </w:rPr>
               <w:t>示差</w:t>
             </w:r>
@@ -19351,7 +19351,7 @@
             </w:r>
             <w:r>
               <w:rPr>
-                <w:rFonts w:hint="eastAsia" w:ascii="Times New Roman" w:hAnsi="Times New Roman" w:eastAsia="SimSun" w:cs="Times New Roman"/>
+                <w:rFonts w:hint="eastAsia" w:ascii="Times New Roman" w:hAnsi="Times New Roman" w:eastAsia="FangSong" w:cs="Times New Roman"/>
               </w:rPr>
               <w:t>双波长</w:t>
             </w:r>
@@ -19363,7 +19363,7 @@
             </w:r>
             <w:r>
               <w:rPr>
-                <w:rFonts w:hint="eastAsia" w:ascii="Times New Roman" w:hAnsi="Times New Roman" w:eastAsia="SimSun" w:cs="Times New Roman"/>
+                <w:rFonts w:hint="eastAsia" w:ascii="Times New Roman" w:hAnsi="Times New Roman" w:eastAsia="FangSong" w:cs="Times New Roman"/>
               </w:rPr>
               <w:t>摩尔比法测组成</w:t>
             </w:r>
@@ -19378,7 +19378,7 @@
       </w:pPr>
       <w:r>
         <w:rPr>
-          <w:rFonts w:hint="eastAsia" w:ascii="Times New Roman" w:hAnsi="Times New Roman" w:eastAsia="SimSun" w:cs="Times New Roman"/>
+          <w:rFonts w:hint="eastAsia" w:ascii="Times New Roman" w:hAnsi="Times New Roman" w:eastAsia="FangSong" w:cs="Times New Roman"/>
           <w:b/>
           <w:bCs/>
         </w:rPr>
@@ -19392,7 +19392,7 @@
       </w:r>
       <w:r>
         <w:rPr>
-          <w:rFonts w:hint="eastAsia" w:ascii="Times New Roman" w:hAnsi="Times New Roman" w:eastAsia="SimSun" w:cs="Times New Roman"/>
+          <w:rFonts w:hint="eastAsia" w:ascii="Times New Roman" w:hAnsi="Times New Roman" w:eastAsia="FangSong" w:cs="Times New Roman"/>
         </w:rPr>
         <w:t>分光光度法建立了</w:t>
       </w:r>
@@ -19404,7 +19404,7 @@
       </w:r>
       <w:r>
         <w:rPr>
-          <w:rFonts w:hint="eastAsia" w:ascii="Times New Roman" w:hAnsi="Times New Roman" w:eastAsia="SimSun" w:cs="Times New Roman"/>
+          <w:rFonts w:hint="eastAsia" w:ascii="Times New Roman" w:hAnsi="Times New Roman" w:eastAsia="FangSong" w:cs="Times New Roman"/>
         </w:rPr>
         <w:t>信号</w:t>
       </w:r>
@@ -19416,7 +19416,7 @@
       </w:r>
       <w:r>
         <w:rPr>
-          <w:rFonts w:hint="eastAsia" w:ascii="Times New Roman" w:hAnsi="Times New Roman" w:eastAsia="SimSun" w:cs="Times New Roman"/>
+          <w:rFonts w:hint="eastAsia" w:ascii="Times New Roman" w:hAnsi="Times New Roman" w:eastAsia="FangSong" w:cs="Times New Roman"/>
         </w:rPr>
         <w:t>浓度</w:t>
       </w:r>
@@ -19428,7 +19428,7 @@
       </w:r>
       <w:r>
         <w:rPr>
-          <w:rFonts w:hint="eastAsia" w:ascii="Times New Roman" w:hAnsi="Times New Roman" w:eastAsia="SimSun" w:cs="Times New Roman"/>
+          <w:rFonts w:hint="eastAsia" w:ascii="Times New Roman" w:hAnsi="Times New Roman" w:eastAsia="FangSong" w:cs="Times New Roman"/>
         </w:rPr>
         <w:t>的定量思维</w:t>
       </w:r>
@@ -19440,7 +19440,7 @@
       </w:r>
       <w:r>
         <w:rPr>
-          <w:rFonts w:hint="eastAsia" w:ascii="Times New Roman" w:hAnsi="Times New Roman" w:eastAsia="SimSun" w:cs="Times New Roman"/>
+          <w:rFonts w:hint="eastAsia" w:ascii="Times New Roman" w:hAnsi="Times New Roman" w:eastAsia="FangSong" w:cs="Times New Roman"/>
         </w:rPr>
         <w:t>第三轮仪器分析</w:t>
       </w:r>
@@ -19452,7 +19452,7 @@
       </w:r>
       <w:r>
         <w:rPr>
-          <w:rFonts w:hint="eastAsia" w:ascii="Times New Roman" w:hAnsi="Times New Roman" w:eastAsia="SimSun" w:cs="Times New Roman"/>
+          <w:rFonts w:hint="eastAsia" w:ascii="Times New Roman" w:hAnsi="Times New Roman" w:eastAsia="FangSong" w:cs="Times New Roman"/>
         </w:rPr>
         <w:t>电位法</w:t>
       </w:r>
@@ -19464,7 +19464,7 @@
       </w:r>
       <w:r>
         <w:rPr>
-          <w:rFonts w:hint="eastAsia" w:ascii="Times New Roman" w:hAnsi="Times New Roman" w:eastAsia="SimSun" w:cs="Times New Roman"/>
+          <w:rFonts w:hint="eastAsia" w:ascii="Times New Roman" w:hAnsi="Times New Roman" w:eastAsia="FangSong" w:cs="Times New Roman"/>
         </w:rPr>
         <w:t>色谱基础</w:t>
       </w:r>
@@ -19476,7 +19476,7 @@
       </w:r>
       <w:r>
         <w:rPr>
-          <w:rFonts w:hint="eastAsia" w:ascii="Times New Roman" w:hAnsi="Times New Roman" w:eastAsia="SimSun" w:cs="Times New Roman"/>
+          <w:rFonts w:hint="eastAsia" w:ascii="Times New Roman" w:hAnsi="Times New Roman" w:eastAsia="FangSong" w:cs="Times New Roman"/>
         </w:rPr>
         <w:t>在此基础上扩展信号种类</w:t>
       </w:r>
@@ -19488,7 +19488,7 @@
       </w:r>
       <w:r>
         <w:rPr>
-          <w:rFonts w:hint="eastAsia" w:ascii="Times New Roman" w:hAnsi="Times New Roman" w:eastAsia="SimSun" w:cs="Times New Roman"/>
+          <w:rFonts w:hint="eastAsia" w:ascii="Times New Roman" w:hAnsi="Times New Roman" w:eastAsia="FangSong" w:cs="Times New Roman"/>
         </w:rPr>
         <w:t>第四轮谱图辅助结构推断则把信号用于定性</w:t>
       </w:r>
@@ -19531,7 +19531,7 @@
       </w:pPr>
       <w:r>
         <w:rPr>
-          <w:rFonts w:hint="eastAsia" w:ascii="Times New Roman" w:hAnsi="Times New Roman" w:eastAsia="SimSun" w:cs="Times New Roman"/>
+          <w:rFonts w:hint="eastAsia" w:ascii="Times New Roman" w:hAnsi="Times New Roman" w:eastAsia="FangSong" w:cs="Times New Roman"/>
         </w:rPr>
         <w:t>考前一张纸</w:t>
       </w:r>
@@ -19543,7 +19543,7 @@
       </w:r>
       <w:r>
         <w:rPr>
-          <w:rFonts w:hint="eastAsia" w:ascii="Times New Roman" w:hAnsi="Times New Roman" w:eastAsia="SimSun" w:cs="Times New Roman"/>
+          <w:rFonts w:hint="eastAsia" w:ascii="Times New Roman" w:hAnsi="Times New Roman" w:eastAsia="FangSong" w:cs="Times New Roman"/>
         </w:rPr>
         <w:t>按模块查公式</w:t>
       </w:r>
@@ -19555,7 +19555,7 @@
       </w:r>
       <w:r>
         <w:rPr>
-          <w:rFonts w:hint="eastAsia" w:ascii="Times New Roman" w:hAnsi="Times New Roman" w:eastAsia="SimSun" w:cs="Times New Roman"/>
+          <w:rFonts w:hint="eastAsia" w:ascii="Times New Roman" w:hAnsi="Times New Roman" w:eastAsia="FangSong" w:cs="Times New Roman"/>
         </w:rPr>
         <w:t>易错提醒与正文各节</w:t>
       </w:r>
@@ -19567,7 +19567,7 @@
       </w:r>
       <w:r>
         <w:rPr>
-          <w:rFonts w:hint="eastAsia" w:ascii="Times New Roman" w:hAnsi="Times New Roman" w:eastAsia="SimSun" w:cs="Times New Roman"/>
+          <w:rFonts w:hint="eastAsia" w:ascii="Times New Roman" w:hAnsi="Times New Roman" w:eastAsia="FangSong" w:cs="Times New Roman"/>
         </w:rPr>
         <w:t>呼应</w:t>
       </w:r>
@@ -19741,7 +19741,7 @@
             </w:pPr>
             <w:r>
               <w:rPr>
-                <w:rFonts w:hint="eastAsia" w:ascii="Times New Roman" w:hAnsi="Times New Roman" w:eastAsia="SimSun" w:cs="Times New Roman"/>
+                <w:rFonts w:hint="eastAsia" w:ascii="Times New Roman" w:hAnsi="Times New Roman" w:eastAsia="FangSong" w:cs="Times New Roman"/>
               </w:rPr>
               <w:t>单色光</w:t>
             </w:r>
@@ -19753,7 +19753,7 @@
             </w:r>
             <w:r>
               <w:rPr>
-                <w:rFonts w:hint="eastAsia" w:ascii="Times New Roman" w:hAnsi="Times New Roman" w:eastAsia="SimSun" w:cs="Times New Roman"/>
+                <w:rFonts w:hint="eastAsia" w:ascii="Times New Roman" w:hAnsi="Times New Roman" w:eastAsia="FangSong" w:cs="Times New Roman"/>
               </w:rPr>
               <w:t>稀溶液</w:t>
             </w:r>
@@ -19765,7 +19765,7 @@
             </w:r>
             <w:r>
               <w:rPr>
-                <w:rFonts w:hint="eastAsia" w:ascii="Times New Roman" w:hAnsi="Times New Roman" w:eastAsia="SimSun" w:cs="Times New Roman"/>
+                <w:rFonts w:hint="eastAsia" w:ascii="Times New Roman" w:hAnsi="Times New Roman" w:eastAsia="FangSong" w:cs="Times New Roman"/>
               </w:rPr>
               <w:t>均匀介质</w:t>
             </w:r>
@@ -19777,7 +19777,7 @@
             </w:r>
             <w:r>
               <w:rPr>
-                <w:rFonts w:hint="eastAsia" w:ascii="Times New Roman" w:hAnsi="Times New Roman" w:eastAsia="SimSun" w:cs="Times New Roman"/>
+                <w:rFonts w:hint="eastAsia" w:ascii="Times New Roman" w:hAnsi="Times New Roman" w:eastAsia="FangSong" w:cs="Times New Roman"/>
               </w:rPr>
               <w:t>无散射</w:t>
             </w:r>
@@ -19803,7 +19803,7 @@
             </w:r>
             <w:r>
               <w:rPr>
-                <w:rFonts w:hint="eastAsia" w:ascii="Times New Roman" w:hAnsi="Times New Roman" w:eastAsia="SimSun" w:cs="Times New Roman"/>
+                <w:rFonts w:hint="eastAsia" w:ascii="Times New Roman" w:hAnsi="Times New Roman" w:eastAsia="FangSong" w:cs="Times New Roman"/>
               </w:rPr>
               <w:t>必须换成摩尔浓度</w:t>
             </w:r>
@@ -19826,7 +19826,7 @@
             </w:r>
             <w:r>
               <w:rPr>
-                <w:rFonts w:hint="eastAsia" w:ascii="Times New Roman" w:hAnsi="Times New Roman" w:eastAsia="SimSun" w:cs="Times New Roman"/>
+                <w:rFonts w:hint="eastAsia" w:ascii="Times New Roman" w:hAnsi="Times New Roman" w:eastAsia="FangSong" w:cs="Times New Roman"/>
               </w:rPr>
               <w:t xml:space="preserve">单位</w:t>
             </w:r>
@@ -19963,7 +19963,7 @@
             </w:r>
             <w:r>
               <w:rPr>
-                <w:rFonts w:hint="eastAsia" w:ascii="Times New Roman" w:hAnsi="Times New Roman" w:eastAsia="SimSun" w:cs="Times New Roman"/>
+                <w:rFonts w:hint="eastAsia" w:ascii="Times New Roman" w:hAnsi="Times New Roman" w:eastAsia="FangSong" w:cs="Times New Roman"/>
               </w:rPr>
               <w:t>为透光率</w:t>
             </w:r>
@@ -19981,7 +19981,7 @@
             </w:r>
             <w:r>
               <w:rPr>
-                <w:rFonts w:hint="eastAsia" w:ascii="Times New Roman" w:hAnsi="Times New Roman" w:eastAsia="SimSun" w:cs="Times New Roman"/>
+                <w:rFonts w:hint="eastAsia" w:ascii="Times New Roman" w:hAnsi="Times New Roman" w:eastAsia="FangSong" w:cs="Times New Roman"/>
               </w:rPr>
               <w:t xml:space="preserve">先</w:t>
             </w:r>
@@ -20013,7 +20013,7 @@
             </w:r>
             <w:r>
               <w:rPr>
-                <w:rFonts w:hint="eastAsia" w:ascii="Times New Roman" w:hAnsi="Times New Roman" w:eastAsia="SimSun" w:cs="Times New Roman"/>
+                <w:rFonts w:hint="eastAsia" w:ascii="Times New Roman" w:hAnsi="Times New Roman" w:eastAsia="FangSong" w:cs="Times New Roman"/>
               </w:rPr>
               <w:t xml:space="preserve">减半</w:t>
             </w:r>
@@ -20042,7 +20042,7 @@
             </w:r>
             <w:r>
               <w:rPr>
-                <w:rFonts w:hint="eastAsia" w:ascii="Times New Roman" w:hAnsi="Times New Roman" w:eastAsia="SimSun" w:cs="Times New Roman"/>
+                <w:rFonts w:hint="eastAsia" w:ascii="Times New Roman" w:hAnsi="Times New Roman" w:eastAsia="FangSong" w:cs="Times New Roman"/>
               </w:rPr>
               <w:t>减半</w:t>
             </w:r>
@@ -20065,7 +20065,7 @@
             </w:r>
             <w:r>
               <w:rPr>
-                <w:rFonts w:hint="eastAsia" w:ascii="Times New Roman" w:hAnsi="Times New Roman" w:eastAsia="SimSun" w:cs="Times New Roman"/>
+                <w:rFonts w:hint="eastAsia" w:ascii="Times New Roman" w:hAnsi="Times New Roman" w:eastAsia="FangSong" w:cs="Times New Roman"/>
               </w:rPr>
               <w:t xml:space="preserve">平方</w:t>
             </w:r>
@@ -20094,7 +20094,7 @@
             </w:r>
             <w:r>
               <w:rPr>
-                <w:rFonts w:hint="eastAsia" w:ascii="Times New Roman" w:hAnsi="Times New Roman" w:eastAsia="SimSun" w:cs="Times New Roman"/>
+                <w:rFonts w:hint="eastAsia" w:ascii="Times New Roman" w:hAnsi="Times New Roman" w:eastAsia="FangSong" w:cs="Times New Roman"/>
               </w:rPr>
               <w:t>加倍</w:t>
             </w:r>
@@ -20106,7 +20106,7 @@
             </w:r>
             <w:r>
               <w:rPr>
-                <w:rFonts w:hint="eastAsia" w:ascii="Times New Roman" w:hAnsi="Times New Roman" w:eastAsia="SimSun" w:cs="Times New Roman"/>
+                <w:rFonts w:hint="eastAsia" w:ascii="Times New Roman" w:hAnsi="Times New Roman" w:eastAsia="FangSong" w:cs="Times New Roman"/>
               </w:rPr>
               <w:t>对数刻度</w:t>
             </w:r>
@@ -20197,7 +20197,7 @@
             </w:pPr>
             <w:r>
               <w:rPr>
-                <w:rFonts w:hint="eastAsia" w:ascii="Times New Roman" w:hAnsi="Times New Roman" w:eastAsia="SimSun" w:cs="Times New Roman"/>
+                <w:rFonts w:hint="eastAsia" w:ascii="Times New Roman" w:hAnsi="Times New Roman" w:eastAsia="FangSong" w:cs="Times New Roman"/>
               </w:rPr>
               <w:t xml:space="preserve">多组分彼此无相互作用</w:t>
             </w:r>
@@ -20212,7 +20212,7 @@
             </w:pPr>
             <w:r>
               <w:rPr>
-                <w:rFonts w:hint="eastAsia" w:ascii="Times New Roman" w:hAnsi="Times New Roman" w:eastAsia="SimSun" w:cs="Times New Roman"/>
+                <w:rFonts w:hint="eastAsia" w:ascii="Times New Roman" w:hAnsi="Times New Roman" w:eastAsia="FangSong" w:cs="Times New Roman"/>
               </w:rPr>
               <w:t>加和的是吸光度</w:t>
             </w:r>
@@ -20224,7 +20224,7 @@
             </w:r>
             <w:r>
               <w:rPr>
-                <w:rFonts w:hint="eastAsia" w:ascii="Times New Roman" w:hAnsi="Times New Roman" w:eastAsia="SimSun" w:cs="Times New Roman"/>
+                <w:rFonts w:hint="eastAsia" w:ascii="Times New Roman" w:hAnsi="Times New Roman" w:eastAsia="FangSong" w:cs="Times New Roman"/>
               </w:rPr>
               <w:t>不是透光率</w:t>
             </w:r>
@@ -20361,7 +20361,7 @@
             </w:pPr>
             <w:r>
               <w:rPr>
-                <w:rFonts w:hint="eastAsia" w:ascii="Times New Roman" w:hAnsi="Times New Roman" w:eastAsia="SimSun" w:cs="Times New Roman"/>
+                <w:rFonts w:hint="eastAsia" w:ascii="Times New Roman" w:hAnsi="Times New Roman" w:eastAsia="FangSong" w:cs="Times New Roman"/>
               </w:rPr>
               <w:t xml:space="preserve">选</w:t>
             </w:r>
@@ -20399,7 +20399,7 @@
             </w:pPr>
             <w:r>
               <w:rPr>
-                <w:rFonts w:hint="eastAsia" w:ascii="Times New Roman" w:hAnsi="Times New Roman" w:eastAsia="SimSun" w:cs="Times New Roman"/>
+                <w:rFonts w:hint="eastAsia" w:ascii="Times New Roman" w:hAnsi="Times New Roman" w:eastAsia="FangSong" w:cs="Times New Roman"/>
               </w:rPr>
               <w:t xml:space="preserve">无干扰时取最大吸收波长</w:t>
             </w:r>
@@ -20414,7 +20414,7 @@
             </w:pPr>
             <w:r>
               <w:rPr>
-                <w:rFonts w:hint="eastAsia" w:ascii="Times New Roman" w:hAnsi="Times New Roman" w:eastAsia="SimSun" w:cs="Times New Roman"/>
+                <w:rFonts w:hint="eastAsia" w:ascii="Times New Roman" w:hAnsi="Times New Roman" w:eastAsia="FangSong" w:cs="Times New Roman"/>
               </w:rPr>
               <w:t>有干扰时选</w:t>
             </w:r>
@@ -20426,7 +20426,7 @@
             </w:r>
             <w:r>
               <w:rPr>
-                <w:rFonts w:hint="eastAsia" w:ascii="Times New Roman" w:hAnsi="Times New Roman" w:eastAsia="SimSun" w:cs="Times New Roman"/>
+                <w:rFonts w:hint="eastAsia" w:ascii="Times New Roman" w:hAnsi="Times New Roman" w:eastAsia="FangSong" w:cs="Times New Roman"/>
               </w:rPr>
               <w:t>吸收最大</w:t>
             </w:r>
@@ -20438,7 +20438,7 @@
             </w:r>
             <w:r>
               <w:rPr>
-                <w:rFonts w:hint="eastAsia" w:ascii="Times New Roman" w:hAnsi="Times New Roman" w:eastAsia="SimSun" w:cs="Times New Roman"/>
+                <w:rFonts w:hint="eastAsia" w:ascii="Times New Roman" w:hAnsi="Times New Roman" w:eastAsia="FangSong" w:cs="Times New Roman"/>
               </w:rPr>
               <w:t>干扰最小</w:t>
             </w:r>
@@ -20450,7 +20450,7 @@
             </w:r>
             <w:r>
               <w:rPr>
-                <w:rFonts w:hint="eastAsia" w:ascii="Times New Roman" w:hAnsi="Times New Roman" w:eastAsia="SimSun" w:cs="Times New Roman"/>
+                <w:rFonts w:hint="eastAsia" w:ascii="Times New Roman" w:hAnsi="Times New Roman" w:eastAsia="FangSong" w:cs="Times New Roman"/>
               </w:rPr>
               <w:t>波长</w:t>
             </w:r>
@@ -20485,7 +20485,7 @@
             </w:r>
             <w:r>
               <w:rPr>
-                <w:rFonts w:hint="eastAsia" w:ascii="Times New Roman" w:hAnsi="Times New Roman" w:eastAsia="SimSun" w:cs="Times New Roman"/>
+                <w:rFonts w:hint="eastAsia" w:ascii="Times New Roman" w:hAnsi="Times New Roman" w:eastAsia="FangSong" w:cs="Times New Roman"/>
               </w:rPr>
               <w:t xml:space="preserve">并非无条件最优</w:t>
             </w:r>
@@ -20540,7 +20540,7 @@
             </w:pPr>
             <w:r>
               <w:rPr>
-                <w:rFonts w:hint="eastAsia" w:ascii="Times New Roman" w:hAnsi="Times New Roman" w:eastAsia="SimSun" w:cs="Times New Roman"/>
+                <w:rFonts w:hint="eastAsia" w:ascii="Times New Roman" w:hAnsi="Times New Roman" w:eastAsia="FangSong" w:cs="Times New Roman"/>
               </w:rPr>
               <w:t xml:space="preserve">最佳测量范围</w:t>
             </w:r>
@@ -20555,7 +20555,7 @@
             </w:pPr>
             <w:r>
               <w:rPr>
-                <w:rFonts w:hint="eastAsia" w:ascii="Times New Roman" w:hAnsi="Times New Roman" w:eastAsia="SimSun" w:cs="Times New Roman"/>
+                <w:rFonts w:hint="eastAsia" w:ascii="Times New Roman" w:hAnsi="Times New Roman" w:eastAsia="FangSong" w:cs="Times New Roman"/>
               </w:rPr>
               <w:t xml:space="preserve">最小相对误差在</w:t>
             </w:r>
@@ -20587,7 +20587,7 @@
             </w:r>
             <w:r>
               <w:rPr>
-                <w:rFonts w:hint="eastAsia" w:ascii="Times New Roman" w:hAnsi="Times New Roman" w:eastAsia="SimSun" w:cs="Times New Roman"/>
+                <w:rFonts w:hint="eastAsia" w:ascii="Times New Roman" w:hAnsi="Times New Roman" w:eastAsia="FangSong" w:cs="Times New Roman"/>
               </w:rPr>
               <w:t>即</w:t>
             </w:r>
@@ -20636,7 +20636,7 @@
             </w:pPr>
             <w:r>
               <w:rPr>
-                <w:rFonts w:hint="eastAsia" w:ascii="Times New Roman" w:hAnsi="Times New Roman" w:eastAsia="SimSun" w:cs="Times New Roman"/>
+                <w:rFonts w:hint="eastAsia" w:ascii="Times New Roman" w:hAnsi="Times New Roman" w:eastAsia="FangSong" w:cs="Times New Roman"/>
               </w:rPr>
               <w:t xml:space="preserve">标准曲线</w:t>
             </w:r>
@@ -20683,7 +20683,7 @@
             </w:pPr>
             <w:r>
               <w:rPr>
-                <w:rFonts w:hint="eastAsia" w:ascii="Times New Roman" w:hAnsi="Times New Roman" w:eastAsia="SimSun" w:cs="Times New Roman"/>
+                <w:rFonts w:hint="eastAsia" w:ascii="Times New Roman" w:hAnsi="Times New Roman" w:eastAsia="FangSong" w:cs="Times New Roman"/>
               </w:rPr>
               <w:t xml:space="preserve">参比溶液校正系统误差</w:t>
             </w:r>
@@ -20698,7 +20698,7 @@
             </w:pPr>
             <w:r>
               <w:rPr>
-                <w:rFonts w:hint="eastAsia" w:ascii="Times New Roman" w:hAnsi="Times New Roman" w:eastAsia="SimSun" w:cs="Times New Roman"/>
+                <w:rFonts w:hint="eastAsia" w:ascii="Times New Roman" w:hAnsi="Times New Roman" w:eastAsia="FangSong" w:cs="Times New Roman"/>
               </w:rPr>
               <w:t>不过原点未必废弃</w:t>
             </w:r>
@@ -20710,7 +20710,7 @@
             </w:r>
             <w:r>
               <w:rPr>
-                <w:rFonts w:hint="eastAsia" w:ascii="Times New Roman" w:hAnsi="Times New Roman" w:eastAsia="SimSun" w:cs="Times New Roman"/>
+                <w:rFonts w:hint="eastAsia" w:ascii="Times New Roman" w:hAnsi="Times New Roman" w:eastAsia="FangSong" w:cs="Times New Roman"/>
               </w:rPr>
               <w:t>先查参比与显色条件</w:t>
             </w:r>
@@ -20722,7 +20722,7 @@
             </w:r>
             <w:r>
               <w:rPr>
-                <w:rFonts w:hint="eastAsia" w:ascii="Times New Roman" w:hAnsi="Times New Roman" w:eastAsia="SimSun" w:cs="Times New Roman"/>
+                <w:rFonts w:hint="eastAsia" w:ascii="Times New Roman" w:hAnsi="Times New Roman" w:eastAsia="FangSong" w:cs="Times New Roman"/>
               </w:rPr>
               <w:t>必要时用</w:t>
             </w:r>
@@ -20766,7 +20766,7 @@
             </w:r>
             <w:r>
               <w:rPr>
-                <w:rFonts w:hint="eastAsia" w:ascii="Times New Roman" w:hAnsi="Times New Roman" w:eastAsia="SimSun" w:cs="Times New Roman"/>
+                <w:rFonts w:hint="eastAsia" w:ascii="Times New Roman" w:hAnsi="Times New Roman" w:eastAsia="FangSong" w:cs="Times New Roman"/>
               </w:rPr>
               <w:t xml:space="preserve">截距式</w:t>
             </w:r>
@@ -20956,7 +20956,7 @@
             </w:pPr>
             <w:r>
               <w:rPr>
-                <w:rFonts w:hint="eastAsia" w:ascii="Times New Roman" w:hAnsi="Times New Roman" w:eastAsia="SimSun" w:cs="Times New Roman"/>
+                <w:rFonts w:hint="eastAsia" w:ascii="Times New Roman" w:hAnsi="Times New Roman" w:eastAsia="FangSong" w:cs="Times New Roman"/>
               </w:rPr>
               <w:t xml:space="preserve">先统一到摩尔浓度</w:t>
             </w:r>
@@ -20971,7 +20971,7 @@
             </w:pPr>
             <w:r>
               <w:rPr>
-                <w:rFonts w:hint="eastAsia" w:ascii="Times New Roman" w:hAnsi="Times New Roman" w:eastAsia="SimSun" w:cs="Times New Roman"/>
+                <w:rFonts w:hint="eastAsia" w:ascii="Times New Roman" w:hAnsi="Times New Roman" w:eastAsia="FangSong" w:cs="Times New Roman"/>
               </w:rPr>
               <w:t xml:space="preserve">样品</w:t>
             </w:r>
@@ -20983,7 +20983,7 @@
             </w:r>
             <w:r>
               <w:rPr>
-                <w:rFonts w:hint="eastAsia" w:ascii="Times New Roman" w:hAnsi="Times New Roman" w:eastAsia="SimSun" w:cs="Times New Roman"/>
+                <w:rFonts w:hint="eastAsia" w:ascii="Times New Roman" w:hAnsi="Times New Roman" w:eastAsia="FangSong" w:cs="Times New Roman"/>
               </w:rPr>
               <w:t xml:space="preserve">必须先换</w:t>
             </w:r>
@@ -20995,7 +20995,7 @@
             </w:r>
             <w:r>
               <w:rPr>
-                <w:rFonts w:hint="eastAsia" w:ascii="Times New Roman" w:hAnsi="Times New Roman" w:eastAsia="SimSun" w:cs="Times New Roman"/>
+                <w:rFonts w:hint="eastAsia" w:ascii="Times New Roman" w:hAnsi="Times New Roman" w:eastAsia="FangSong" w:cs="Times New Roman"/>
               </w:rPr>
               <w:t xml:space="preserve">再算</w:t>
             </w:r>
@@ -21023,7 +21023,7 @@
             </w:pPr>
             <w:r>
               <w:rPr>
-                <w:rFonts w:hint="eastAsia" w:ascii="Times New Roman" w:hAnsi="Times New Roman" w:eastAsia="SimSun" w:cs="Times New Roman"/>
+                <w:rFonts w:hint="eastAsia" w:ascii="Times New Roman" w:hAnsi="Times New Roman" w:eastAsia="FangSong" w:cs="Times New Roman"/>
                 <w:b/>
                 <w:bCs/>
               </w:rPr>
@@ -21087,7 +21087,7 @@
             </w:pPr>
             <w:r>
               <w:rPr>
-                <w:rFonts w:hint="eastAsia" w:ascii="Times New Roman" w:hAnsi="Times New Roman" w:eastAsia="SimSun" w:cs="Times New Roman"/>
+                <w:rFonts w:hint="eastAsia" w:ascii="Times New Roman" w:hAnsi="Times New Roman" w:eastAsia="FangSong" w:cs="Times New Roman"/>
               </w:rPr>
               <w:t>稀释后测定</w:t>
             </w:r>
@@ -21110,7 +21110,7 @@
             </w:r>
             <w:r>
               <w:rPr>
-                <w:rFonts w:hint="eastAsia" w:ascii="Times New Roman" w:hAnsi="Times New Roman" w:eastAsia="SimSun" w:cs="Times New Roman"/>
+                <w:rFonts w:hint="eastAsia" w:ascii="Times New Roman" w:hAnsi="Times New Roman" w:eastAsia="FangSong" w:cs="Times New Roman"/>
               </w:rPr>
               <w:t xml:space="preserve">为稀释倍数</w:t>
             </w:r>
@@ -21125,7 +21125,7 @@
             </w:pPr>
             <w:r>
               <w:rPr>
-                <w:rFonts w:hint="eastAsia" w:ascii="Times New Roman" w:hAnsi="Times New Roman" w:eastAsia="SimSun" w:cs="Times New Roman"/>
+                <w:rFonts w:hint="eastAsia" w:ascii="Times New Roman" w:hAnsi="Times New Roman" w:eastAsia="FangSong" w:cs="Times New Roman"/>
               </w:rPr>
               <w:t>忘记乘稀释倍数是高频失误</w:t>
             </w:r>
@@ -21137,7 +21137,7 @@
             </w:r>
             <w:r>
               <w:rPr>
-                <w:rFonts w:hint="eastAsia" w:ascii="Times New Roman" w:hAnsi="Times New Roman" w:eastAsia="SimSun" w:cs="Times New Roman"/>
+                <w:rFonts w:hint="eastAsia" w:ascii="Times New Roman" w:hAnsi="Times New Roman" w:eastAsia="FangSong" w:cs="Times New Roman"/>
               </w:rPr>
               <w:t>原始浓度会偏低</w:t>
             </w:r>
@@ -21154,7 +21154,7 @@
             </w:pPr>
             <w:r>
               <w:rPr>
-                <w:rFonts w:hint="eastAsia" w:ascii="Times New Roman" w:hAnsi="Times New Roman" w:eastAsia="SimSun" w:cs="Times New Roman"/>
+                <w:rFonts w:hint="eastAsia" w:ascii="Times New Roman" w:hAnsi="Times New Roman" w:eastAsia="FangSong" w:cs="Times New Roman"/>
               </w:rPr>
               <w:t xml:space="preserve">显色条件一致</w:t>
             </w:r>
@@ -21169,7 +21169,7 @@
             </w:pPr>
             <w:r>
               <w:rPr>
-                <w:rFonts w:hint="eastAsia" w:ascii="Times New Roman" w:hAnsi="Times New Roman" w:eastAsia="SimSun" w:cs="Times New Roman"/>
+                <w:rFonts w:hint="eastAsia" w:ascii="Times New Roman" w:hAnsi="Times New Roman" w:eastAsia="FangSong" w:cs="Times New Roman"/>
               </w:rPr>
               <w:t xml:space="preserve">标准曲线与样品同步操作</w:t>
             </w:r>
@@ -21184,7 +21184,7 @@
             </w:pPr>
             <w:r>
               <w:rPr>
-                <w:rFonts w:hint="eastAsia" w:ascii="Times New Roman" w:hAnsi="Times New Roman" w:eastAsia="SimSun" w:cs="Times New Roman"/>
+                <w:rFonts w:hint="eastAsia" w:ascii="Times New Roman" w:hAnsi="Times New Roman" w:eastAsia="FangSong" w:cs="Times New Roman"/>
               </w:rPr>
               <w:t>显色剂用量</w:t>
             </w:r>
@@ -21196,7 +21196,7 @@
             </w:r>
             <w:r>
               <w:rPr>
-                <w:rFonts w:hint="eastAsia" w:ascii="Times New Roman" w:hAnsi="Times New Roman" w:eastAsia="SimSun" w:cs="Times New Roman"/>
+                <w:rFonts w:hint="eastAsia" w:ascii="Times New Roman" w:hAnsi="Times New Roman" w:eastAsia="FangSong" w:cs="Times New Roman"/>
               </w:rPr>
               <w:t>时间</w:t>
             </w:r>
@@ -21208,7 +21208,7 @@
             </w:r>
             <w:r>
               <w:rPr>
-                <w:rFonts w:hint="eastAsia" w:ascii="Times New Roman" w:hAnsi="Times New Roman" w:eastAsia="SimSun" w:cs="Times New Roman"/>
+                <w:rFonts w:hint="eastAsia" w:ascii="Times New Roman" w:hAnsi="Times New Roman" w:eastAsia="FangSong" w:cs="Times New Roman"/>
               </w:rPr>
               <w:t>温度必须完全相同</w:t>
             </w:r>
@@ -21329,7 +21329,7 @@
             </w:pPr>
             <w:r>
               <w:rPr>
-                <w:rFonts w:hint="eastAsia" w:ascii="Times New Roman" w:hAnsi="Times New Roman" w:eastAsia="SimSun" w:cs="Times New Roman"/>
+                <w:rFonts w:hint="eastAsia" w:ascii="Times New Roman" w:hAnsi="Times New Roman" w:eastAsia="FangSong" w:cs="Times New Roman"/>
               </w:rPr>
               <w:t xml:space="preserve">化学偏离</w:t>
             </w:r>
@@ -21344,7 +21344,7 @@
             </w:pPr>
             <w:r>
               <w:rPr>
-                <w:rFonts w:hint="eastAsia" w:ascii="Times New Roman" w:hAnsi="Times New Roman" w:eastAsia="SimSun" w:cs="Times New Roman"/>
+                <w:rFonts w:hint="eastAsia" w:ascii="Times New Roman" w:hAnsi="Times New Roman" w:eastAsia="FangSong" w:cs="Times New Roman"/>
               </w:rPr>
               <w:t>解离</w:t>
             </w:r>
@@ -21356,7 +21356,7 @@
             </w:r>
             <w:r>
               <w:rPr>
-                <w:rFonts w:hint="eastAsia" w:ascii="Times New Roman" w:hAnsi="Times New Roman" w:eastAsia="SimSun" w:cs="Times New Roman"/>
+                <w:rFonts w:hint="eastAsia" w:ascii="Times New Roman" w:hAnsi="Times New Roman" w:eastAsia="FangSong" w:cs="Times New Roman"/>
               </w:rPr>
               <w:t>缔合</w:t>
             </w:r>
@@ -21368,7 +21368,7 @@
             </w:r>
             <w:r>
               <w:rPr>
-                <w:rFonts w:hint="eastAsia" w:ascii="Times New Roman" w:hAnsi="Times New Roman" w:eastAsia="SimSun" w:cs="Times New Roman"/>
+                <w:rFonts w:hint="eastAsia" w:ascii="Times New Roman" w:hAnsi="Times New Roman" w:eastAsia="FangSong" w:cs="Times New Roman"/>
               </w:rPr>
               <w:t>配位</w:t>
             </w:r>
@@ -21380,7 +21380,7 @@
             </w:r>
             <w:r>
               <w:rPr>
-                <w:rFonts w:hint="eastAsia" w:ascii="Times New Roman" w:hAnsi="Times New Roman" w:eastAsia="SimSun" w:cs="Times New Roman"/>
+                <w:rFonts w:hint="eastAsia" w:ascii="Times New Roman" w:hAnsi="Times New Roman" w:eastAsia="FangSong" w:cs="Times New Roman"/>
               </w:rPr>
               <w:t>互变异构</w:t>
             </w:r>
@@ -21395,7 +21395,7 @@
             </w:pPr>
             <w:r>
               <w:rPr>
-                <w:rFonts w:hint="eastAsia" w:ascii="Times New Roman" w:hAnsi="Times New Roman" w:eastAsia="SimSun" w:cs="Times New Roman"/>
+                <w:rFonts w:hint="eastAsia" w:ascii="Times New Roman" w:hAnsi="Times New Roman" w:eastAsia="FangSong" w:cs="Times New Roman"/>
               </w:rPr>
               <w:t>高浓度弯曲常见</w:t>
             </w:r>
@@ -21407,7 +21407,7 @@
             </w:r>
             <w:r>
               <w:rPr>
-                <w:rFonts w:hint="eastAsia" w:ascii="Times New Roman" w:hAnsi="Times New Roman" w:eastAsia="SimSun" w:cs="Times New Roman"/>
+                <w:rFonts w:hint="eastAsia" w:ascii="Times New Roman" w:hAnsi="Times New Roman" w:eastAsia="FangSong" w:cs="Times New Roman"/>
               </w:rPr>
               <w:t>稀释后</w:t>
             </w:r>
@@ -21441,7 +21441,7 @@
             </w:r>
             <w:r>
               <w:rPr>
-                <w:rFonts w:hint="eastAsia" w:ascii="Times New Roman" w:hAnsi="Times New Roman" w:eastAsia="SimSun" w:cs="Times New Roman"/>
+                <w:rFonts w:hint="eastAsia" w:ascii="Times New Roman" w:hAnsi="Times New Roman" w:eastAsia="FangSong" w:cs="Times New Roman"/>
               </w:rPr>
               <w:t xml:space="preserve">仍非线性</w:t>
             </w:r>
@@ -21458,7 +21458,7 @@
             </w:pPr>
             <w:r>
               <w:rPr>
-                <w:rFonts w:hint="eastAsia" w:ascii="Times New Roman" w:hAnsi="Times New Roman" w:eastAsia="SimSun" w:cs="Times New Roman"/>
+                <w:rFonts w:hint="eastAsia" w:ascii="Times New Roman" w:hAnsi="Times New Roman" w:eastAsia="FangSong" w:cs="Times New Roman"/>
               </w:rPr>
               <w:t xml:space="preserve">光学偏离</w:t>
             </w:r>
@@ -21473,7 +21473,7 @@
             </w:pPr>
             <w:r>
               <w:rPr>
-                <w:rFonts w:hint="eastAsia" w:ascii="Times New Roman" w:hAnsi="Times New Roman" w:eastAsia="SimSun" w:cs="Times New Roman"/>
+                <w:rFonts w:hint="eastAsia" w:ascii="Times New Roman" w:hAnsi="Times New Roman" w:eastAsia="FangSong" w:cs="Times New Roman"/>
               </w:rPr>
               <w:t xml:space="preserve">非单色光</w:t>
             </w:r>
@@ -21488,7 +21488,7 @@
             </w:pPr>
             <w:r>
               <w:rPr>
-                <w:rFonts w:hint="eastAsia" w:ascii="Times New Roman" w:hAnsi="Times New Roman" w:eastAsia="SimSun" w:cs="Times New Roman"/>
+                <w:rFonts w:hint="eastAsia" w:ascii="Times New Roman" w:hAnsi="Times New Roman" w:eastAsia="FangSong" w:cs="Times New Roman"/>
               </w:rPr>
               <w:t>吸收光谱越宽偏离越明显</w:t>
             </w:r>
@@ -21500,7 +21500,7 @@
             </w:r>
             <w:r>
               <w:rPr>
-                <w:rFonts w:hint="eastAsia" w:ascii="Times New Roman" w:hAnsi="Times New Roman" w:eastAsia="SimSun" w:cs="Times New Roman"/>
+                <w:rFonts w:hint="eastAsia" w:ascii="Times New Roman" w:hAnsi="Times New Roman" w:eastAsia="FangSong" w:cs="Times New Roman"/>
               </w:rPr>
               <w:t>可用窄带滤光或锐线光源</w:t>
             </w:r>
@@ -21551,7 +21551,7 @@
       </w:r>
       <w:r>
         <w:rPr>
-          <w:rFonts w:hint="eastAsia" w:ascii="Times New Roman" w:hAnsi="Times New Roman" w:eastAsia="SimSun" w:cs="Times New Roman"/>
+          <w:rFonts w:hint="eastAsia" w:ascii="Times New Roman" w:hAnsi="Times New Roman" w:eastAsia="FangSong" w:cs="Times New Roman"/>
         </w:rPr>
         <w:t>知识点</w:t>
       </w:r>
@@ -21563,7 +21563,7 @@
       </w:r>
       <w:r>
         <w:rPr>
-          <w:rFonts w:hint="eastAsia" w:ascii="Times New Roman" w:hAnsi="Times New Roman" w:eastAsia="SimSun" w:cs="Times New Roman"/>
+          <w:rFonts w:hint="eastAsia" w:ascii="Times New Roman" w:hAnsi="Times New Roman" w:eastAsia="FangSong" w:cs="Times New Roman"/>
         </w:rPr>
         <w:t>分析化学</w:t>
       </w:r>
@@ -21575,7 +21575,7 @@
       </w:r>
       <w:r>
         <w:rPr>
-          <w:rFonts w:hint="eastAsia" w:ascii="Times New Roman" w:hAnsi="Times New Roman" w:eastAsia="SimSun" w:cs="Times New Roman"/>
+          <w:rFonts w:hint="eastAsia" w:ascii="Times New Roman" w:hAnsi="Times New Roman" w:eastAsia="FangSong" w:cs="Times New Roman"/>
         </w:rPr>
         <w:t>定律</w:t>
       </w:r>
@@ -21593,7 +21593,7 @@
       </w:r>
       <w:r>
         <w:rPr>
-          <w:rFonts w:hint="eastAsia" w:ascii="Times New Roman" w:hAnsi="Times New Roman" w:eastAsia="SimSun" w:cs="Times New Roman"/>
+          <w:rFonts w:hint="eastAsia" w:ascii="Times New Roman" w:hAnsi="Times New Roman" w:eastAsia="FangSong" w:cs="Times New Roman"/>
         </w:rPr>
         <w:t>知识点</w:t>
       </w:r>
@@ -21605,7 +21605,7 @@
       </w:r>
       <w:r>
         <w:rPr>
-          <w:rFonts w:hint="eastAsia" w:ascii="Times New Roman" w:hAnsi="Times New Roman" w:eastAsia="SimSun" w:cs="Times New Roman"/>
+          <w:rFonts w:hint="eastAsia" w:ascii="Times New Roman" w:hAnsi="Times New Roman" w:eastAsia="FangSong" w:cs="Times New Roman"/>
         </w:rPr>
         <w:t>分析化学</w:t>
       </w:r>
@@ -21617,7 +21617,7 @@
       </w:r>
       <w:r>
         <w:rPr>
-          <w:rFonts w:hint="eastAsia" w:ascii="Times New Roman" w:hAnsi="Times New Roman" w:eastAsia="SimSun" w:cs="Times New Roman"/>
+          <w:rFonts w:hint="eastAsia" w:ascii="Times New Roman" w:hAnsi="Times New Roman" w:eastAsia="FangSong" w:cs="Times New Roman"/>
         </w:rPr>
         <w:t>分光光度法</w:t>
       </w:r>
@@ -21635,7 +21635,7 @@
       </w:r>
       <w:r>
         <w:rPr>
-          <w:rFonts w:hint="eastAsia" w:ascii="Times New Roman" w:hAnsi="Times New Roman" w:eastAsia="SimSun" w:cs="Times New Roman"/>
+          <w:rFonts w:hint="eastAsia" w:ascii="Times New Roman" w:hAnsi="Times New Roman" w:eastAsia="FangSong" w:cs="Times New Roman"/>
         </w:rPr>
         <w:t>知识点</w:t>
       </w:r>
@@ -21647,7 +21647,7 @@
       </w:r>
       <w:r>
         <w:rPr>
-          <w:rFonts w:hint="eastAsia" w:ascii="Times New Roman" w:hAnsi="Times New Roman" w:eastAsia="SimSun" w:cs="Times New Roman"/>
+          <w:rFonts w:hint="eastAsia" w:ascii="Times New Roman" w:hAnsi="Times New Roman" w:eastAsia="FangSong" w:cs="Times New Roman"/>
         </w:rPr>
         <w:t>分析化学</w:t>
       </w:r>
@@ -21659,7 +21659,7 @@
       </w:r>
       <w:r>
         <w:rPr>
-          <w:rFonts w:hint="eastAsia" w:ascii="Times New Roman" w:hAnsi="Times New Roman" w:eastAsia="SimSun" w:cs="Times New Roman"/>
+          <w:rFonts w:hint="eastAsia" w:ascii="Times New Roman" w:hAnsi="Times New Roman" w:eastAsia="FangSong" w:cs="Times New Roman"/>
         </w:rPr>
         <w:t>比色分析</w:t>
       </w:r>
@@ -21680,7 +21680,7 @@
       </w:r>
       <w:r>
         <w:rPr>
-          <w:rFonts w:hint="eastAsia" w:ascii="Times New Roman" w:hAnsi="Times New Roman" w:eastAsia="SimSun" w:cs="Times New Roman"/>
+          <w:rFonts w:hint="eastAsia" w:ascii="Times New Roman" w:hAnsi="Times New Roman" w:eastAsia="FangSong" w:cs="Times New Roman"/>
         </w:rPr>
         <w:t>资料提炼</w:t>
       </w:r>
@@ -21692,7 +21692,7 @@
       </w:r>
       <w:r>
         <w:rPr>
-          <w:rFonts w:hint="eastAsia" w:ascii="Times New Roman" w:hAnsi="Times New Roman" w:eastAsia="SimSun" w:cs="Times New Roman"/>
+          <w:rFonts w:hint="eastAsia" w:ascii="Times New Roman" w:hAnsi="Times New Roman" w:eastAsia="FangSong" w:cs="Times New Roman"/>
         </w:rPr>
         <w:t>书籍提炼</w:t>
       </w:r>
@@ -21704,7 +21704,7 @@
       </w:r>
       <w:r>
         <w:rPr>
-          <w:rFonts w:hint="eastAsia" w:ascii="Times New Roman" w:hAnsi="Times New Roman" w:eastAsia="SimSun" w:cs="Times New Roman"/>
+          <w:rFonts w:hint="eastAsia" w:ascii="Times New Roman" w:hAnsi="Times New Roman" w:eastAsia="FangSong" w:cs="Times New Roman"/>
         </w:rPr>
         <w:t>提炼</w:t>
       </w:r>
@@ -21716,7 +21716,7 @@
       </w:r>
       <w:r>
         <w:rPr>
-          <w:rFonts w:hint="eastAsia" w:ascii="Times New Roman" w:hAnsi="Times New Roman" w:eastAsia="SimSun" w:cs="Times New Roman"/>
+          <w:rFonts w:hint="eastAsia" w:ascii="Times New Roman" w:hAnsi="Times New Roman" w:eastAsia="FangSong" w:cs="Times New Roman"/>
         </w:rPr>
         <w:t>分析化学第六版</w:t>
       </w:r>
@@ -21728,7 +21728,7 @@
       </w:r>
       <w:r>
         <w:rPr>
-          <w:rFonts w:hint="eastAsia" w:ascii="Times New Roman" w:hAnsi="Times New Roman" w:eastAsia="SimSun" w:cs="Times New Roman"/>
+          <w:rFonts w:hint="eastAsia" w:ascii="Times New Roman" w:hAnsi="Times New Roman" w:eastAsia="FangSong" w:cs="Times New Roman"/>
         </w:rPr>
         <w:t>第</w:t>
       </w:r>
@@ -21740,7 +21740,7 @@
       </w:r>
       <w:r>
         <w:rPr>
-          <w:rFonts w:hint="eastAsia" w:ascii="Times New Roman" w:hAnsi="Times New Roman" w:eastAsia="SimSun" w:cs="Times New Roman"/>
+          <w:rFonts w:hint="eastAsia" w:ascii="Times New Roman" w:hAnsi="Times New Roman" w:eastAsia="FangSong" w:cs="Times New Roman"/>
         </w:rPr>
         <w:t>章</w:t>
       </w:r>
@@ -21752,7 +21752,7 @@
       </w:r>
       <w:r>
         <w:rPr>
-          <w:rFonts w:hint="eastAsia" w:ascii="Times New Roman" w:hAnsi="Times New Roman" w:eastAsia="SimSun" w:cs="Times New Roman"/>
+          <w:rFonts w:hint="eastAsia" w:ascii="Times New Roman" w:hAnsi="Times New Roman" w:eastAsia="FangSong" w:cs="Times New Roman"/>
         </w:rPr>
         <w:t>氧化还原沉淀重量与光度法</w:t>
       </w:r>
@@ -21764,7 +21764,7 @@
       </w:r>
       <w:r>
         <w:rPr>
-          <w:rFonts w:hint="eastAsia" w:ascii="Times New Roman" w:hAnsi="Times New Roman" w:eastAsia="SimSun" w:cs="Times New Roman"/>
+          <w:rFonts w:hint="eastAsia" w:ascii="Times New Roman" w:hAnsi="Times New Roman" w:eastAsia="FangSong" w:cs="Times New Roman"/>
         </w:rPr>
         <w:t>第</w:t>
       </w:r>
@@ -21776,7 +21776,7 @@
       </w:r>
       <w:r>
         <w:rPr>
-          <w:rFonts w:hint="eastAsia" w:ascii="Times New Roman" w:hAnsi="Times New Roman" w:eastAsia="SimSun" w:cs="Times New Roman"/>
+          <w:rFonts w:hint="eastAsia" w:ascii="Times New Roman" w:hAnsi="Times New Roman" w:eastAsia="FangSong" w:cs="Times New Roman"/>
         </w:rPr>
         <w:t>章权威源</w:t>
       </w:r>
@@ -21803,7 +21803,7 @@
       </w:r>
       <w:r>
         <w:rPr>
-          <w:rFonts w:hint="eastAsia" w:ascii="Times New Roman" w:hAnsi="Times New Roman" w:eastAsia="SimSun" w:cs="Times New Roman"/>
+          <w:rFonts w:hint="eastAsia" w:ascii="Times New Roman" w:hAnsi="Times New Roman" w:eastAsia="FangSong" w:cs="Times New Roman"/>
         </w:rPr>
         <w:t>资料提炼</w:t>
       </w:r>
@@ -21815,7 +21815,7 @@
       </w:r>
       <w:r>
         <w:rPr>
-          <w:rFonts w:hint="eastAsia" w:ascii="Times New Roman" w:hAnsi="Times New Roman" w:eastAsia="SimSun" w:cs="Times New Roman"/>
+          <w:rFonts w:hint="eastAsia" w:ascii="Times New Roman" w:hAnsi="Times New Roman" w:eastAsia="FangSong" w:cs="Times New Roman"/>
         </w:rPr>
         <w:t>赵鑫光</w:t>
       </w:r>
@@ -21827,7 +21827,7 @@
       </w:r>
       <w:r>
         <w:rPr>
-          <w:rFonts w:hint="eastAsia" w:ascii="Times New Roman" w:hAnsi="Times New Roman" w:eastAsia="SimSun" w:cs="Times New Roman"/>
+          <w:rFonts w:hint="eastAsia" w:ascii="Times New Roman" w:hAnsi="Times New Roman" w:eastAsia="FangSong" w:cs="Times New Roman"/>
         </w:rPr>
         <w:t>容量分析</w:t>
       </w:r>
@@ -21839,7 +21839,7 @@
       </w:r>
       <w:r>
         <w:rPr>
-          <w:rFonts w:hint="eastAsia" w:ascii="Times New Roman" w:hAnsi="Times New Roman" w:eastAsia="SimSun" w:cs="Times New Roman"/>
+          <w:rFonts w:hint="eastAsia" w:ascii="Times New Roman" w:hAnsi="Times New Roman" w:eastAsia="FangSong" w:cs="Times New Roman"/>
         </w:rPr>
         <w:t>竞赛题集</w:t>
       </w:r>
@@ -21851,7 +21851,7 @@
       </w:r>
       <w:r>
         <w:rPr>
-          <w:rFonts w:hint="eastAsia" w:ascii="Times New Roman" w:hAnsi="Times New Roman" w:eastAsia="SimSun" w:cs="Times New Roman"/>
+          <w:rFonts w:hint="eastAsia" w:ascii="Times New Roman" w:hAnsi="Times New Roman" w:eastAsia="FangSong" w:cs="Times New Roman"/>
         </w:rPr>
         <w:t>光度例</w:t>
       </w:r>
@@ -21863,7 +21863,7 @@
       </w:r>
       <w:r>
         <w:rPr>
-          <w:rFonts w:hint="eastAsia" w:ascii="Times New Roman" w:hAnsi="Times New Roman" w:eastAsia="SimSun" w:cs="Times New Roman"/>
+          <w:rFonts w:hint="eastAsia" w:ascii="Times New Roman" w:hAnsi="Times New Roman" w:eastAsia="FangSong" w:cs="Times New Roman"/>
         </w:rPr>
         <w:t>桑德尔</w:t>
       </w:r>
@@ -21875,7 +21875,7 @@
       </w:r>
       <w:r>
         <w:rPr>
-          <w:rFonts w:hint="eastAsia" w:ascii="Times New Roman" w:hAnsi="Times New Roman" w:eastAsia="SimSun" w:cs="Times New Roman"/>
+          <w:rFonts w:hint="eastAsia" w:ascii="Times New Roman" w:hAnsi="Times New Roman" w:eastAsia="FangSong" w:cs="Times New Roman"/>
         </w:rPr>
         <w:t>双波长</w:t>
       </w:r>
@@ -21887,7 +21887,7 @@
       </w:r>
       <w:r>
         <w:rPr>
-          <w:rFonts w:hint="eastAsia" w:ascii="Times New Roman" w:hAnsi="Times New Roman" w:eastAsia="SimSun" w:cs="Times New Roman"/>
+          <w:rFonts w:hint="eastAsia" w:ascii="Times New Roman" w:hAnsi="Times New Roman" w:eastAsia="FangSong" w:cs="Times New Roman"/>
         </w:rPr>
         <w:t>摩尔比</w:t>
       </w:r>
@@ -21899,7 +21899,7 @@
       </w:r>
       <w:r>
         <w:rPr>
-          <w:rFonts w:hint="eastAsia" w:ascii="Times New Roman" w:hAnsi="Times New Roman" w:eastAsia="SimSun" w:cs="Times New Roman"/>
+          <w:rFonts w:hint="eastAsia" w:ascii="Times New Roman" w:hAnsi="Times New Roman" w:eastAsia="FangSong" w:cs="Times New Roman"/>
         </w:rPr>
         <w:t>指示剂</w:t>
       </w:r>
@@ -21926,7 +21926,7 @@
       </w:r>
       <w:r>
         <w:rPr>
-          <w:rFonts w:hint="eastAsia" w:ascii="Times New Roman" w:hAnsi="Times New Roman" w:eastAsia="SimSun" w:cs="Times New Roman"/>
+          <w:rFonts w:hint="eastAsia" w:ascii="Times New Roman" w:hAnsi="Times New Roman" w:eastAsia="FangSong" w:cs="Times New Roman"/>
         </w:rPr>
         <w:t>资料提炼</w:t>
       </w:r>
@@ -21938,7 +21938,7 @@
       </w:r>
       <w:r>
         <w:rPr>
-          <w:rFonts w:hint="eastAsia" w:ascii="Times New Roman" w:hAnsi="Times New Roman" w:eastAsia="SimSun" w:cs="Times New Roman"/>
+          <w:rFonts w:hint="eastAsia" w:ascii="Times New Roman" w:hAnsi="Times New Roman" w:eastAsia="FangSong" w:cs="Times New Roman"/>
         </w:rPr>
         <w:t>书籍提炼</w:t>
       </w:r>
@@ -21950,7 +21950,7 @@
       </w:r>
       <w:r>
         <w:rPr>
-          <w:rFonts w:hint="eastAsia" w:ascii="Times New Roman" w:hAnsi="Times New Roman" w:eastAsia="SimSun" w:cs="Times New Roman"/>
+          <w:rFonts w:hint="eastAsia" w:ascii="Times New Roman" w:hAnsi="Times New Roman" w:eastAsia="FangSong" w:cs="Times New Roman"/>
         </w:rPr>
         <w:t>提炼</w:t>
       </w:r>
@@ -21962,7 +21962,7 @@
       </w:r>
       <w:r>
         <w:rPr>
-          <w:rFonts w:hint="eastAsia" w:ascii="Times New Roman" w:hAnsi="Times New Roman" w:eastAsia="SimSun" w:cs="Times New Roman"/>
+          <w:rFonts w:hint="eastAsia" w:ascii="Times New Roman" w:hAnsi="Times New Roman" w:eastAsia="FangSong" w:cs="Times New Roman"/>
         </w:rPr>
         <w:t>化学竞赛初赛讲义</w:t>
       </w:r>
@@ -21974,7 +21974,7 @@
       </w:r>
       <w:r>
         <w:rPr>
-          <w:rFonts w:hint="eastAsia" w:ascii="Times New Roman" w:hAnsi="Times New Roman" w:eastAsia="SimSun" w:cs="Times New Roman"/>
+          <w:rFonts w:hint="eastAsia" w:ascii="Times New Roman" w:hAnsi="Times New Roman" w:eastAsia="FangSong" w:cs="Times New Roman"/>
         </w:rPr>
         <w:t>第</w:t>
       </w:r>
@@ -21986,7 +21986,7 @@
       </w:r>
       <w:r>
         <w:rPr>
-          <w:rFonts w:hint="eastAsia" w:ascii="Times New Roman" w:hAnsi="Times New Roman" w:eastAsia="SimSun" w:cs="Times New Roman"/>
+          <w:rFonts w:hint="eastAsia" w:ascii="Times New Roman" w:hAnsi="Times New Roman" w:eastAsia="FangSong" w:cs="Times New Roman"/>
         </w:rPr>
         <w:t>讲</w:t>
       </w:r>
@@ -21998,7 +21998,7 @@
       </w:r>
       <w:r>
         <w:rPr>
-          <w:rFonts w:hint="eastAsia" w:ascii="Times New Roman" w:hAnsi="Times New Roman" w:eastAsia="SimSun" w:cs="Times New Roman"/>
+          <w:rFonts w:hint="eastAsia" w:ascii="Times New Roman" w:hAnsi="Times New Roman" w:eastAsia="FangSong" w:cs="Times New Roman"/>
         </w:rPr>
         <w:t>溶液与化学分析</w:t>
       </w:r>
@@ -22010,7 +22010,7 @@
       </w:r>
       <w:r>
         <w:rPr>
-          <w:rFonts w:hint="eastAsia" w:ascii="Times New Roman" w:hAnsi="Times New Roman" w:eastAsia="SimSun" w:cs="Times New Roman"/>
+          <w:rFonts w:hint="eastAsia" w:ascii="Times New Roman" w:hAnsi="Times New Roman" w:eastAsia="FangSong" w:cs="Times New Roman"/>
         </w:rPr>
         <w:t>例</w:t>
       </w:r>
@@ -22028,7 +22028,7 @@
       </w:r>
       <w:r>
         <w:rPr>
-          <w:rFonts w:hint="eastAsia" w:ascii="Times New Roman" w:hAnsi="Times New Roman" w:eastAsia="SimSun" w:cs="Times New Roman"/>
+          <w:rFonts w:hint="eastAsia" w:ascii="Times New Roman" w:hAnsi="Times New Roman" w:eastAsia="FangSong" w:cs="Times New Roman"/>
         </w:rPr>
         <w:t>双波长与示差法</w:t>
       </w:r>
@@ -22055,7 +22055,7 @@
       </w:r>
       <w:r>
         <w:rPr>
-          <w:rFonts w:hint="eastAsia" w:ascii="Times New Roman" w:hAnsi="Times New Roman" w:eastAsia="SimSun" w:cs="Times New Roman"/>
+          <w:rFonts w:hint="eastAsia" w:ascii="Times New Roman" w:hAnsi="Times New Roman" w:eastAsia="FangSong" w:cs="Times New Roman"/>
         </w:rPr>
         <w:t>分析化学</w:t>
       </w:r>
@@ -22067,7 +22067,7 @@
       </w:r>
       <w:r>
         <w:rPr>
-          <w:rFonts w:hint="eastAsia" w:ascii="Times New Roman" w:hAnsi="Times New Roman" w:eastAsia="SimSun" w:cs="Times New Roman"/>
+          <w:rFonts w:hint="eastAsia" w:ascii="Times New Roman" w:hAnsi="Times New Roman" w:eastAsia="FangSong" w:cs="Times New Roman"/>
         </w:rPr>
         <w:t>第六版</w:t>
       </w:r>
@@ -22079,7 +22079,7 @@
       </w:r>
       <w:r>
         <w:rPr>
-          <w:rFonts w:hint="eastAsia" w:ascii="Times New Roman" w:hAnsi="Times New Roman" w:eastAsia="SimSun" w:cs="Times New Roman"/>
+          <w:rFonts w:hint="eastAsia" w:ascii="Times New Roman" w:hAnsi="Times New Roman" w:eastAsia="FangSong" w:cs="Times New Roman"/>
         </w:rPr>
         <w:t>第</w:t>
       </w:r>
@@ -22091,7 +22091,7 @@
       </w:r>
       <w:r>
         <w:rPr>
-          <w:rFonts w:hint="eastAsia" w:ascii="Times New Roman" w:hAnsi="Times New Roman" w:eastAsia="SimSun" w:cs="Times New Roman"/>
+          <w:rFonts w:hint="eastAsia" w:ascii="Times New Roman" w:hAnsi="Times New Roman" w:eastAsia="FangSong" w:cs="Times New Roman"/>
         </w:rPr>
         <w:t>章</w:t>
       </w:r>
@@ -22103,7 +22103,7 @@
       </w:r>
       <w:r>
         <w:rPr>
-          <w:rFonts w:hint="eastAsia" w:ascii="Times New Roman" w:hAnsi="Times New Roman" w:eastAsia="SimSun" w:cs="Times New Roman"/>
+          <w:rFonts w:hint="eastAsia" w:ascii="Times New Roman" w:hAnsi="Times New Roman" w:eastAsia="FangSong" w:cs="Times New Roman"/>
         </w:rPr>
         <w:t xml:space="preserve">吸光光度法</w:t>
       </w:r>
@@ -23097,7 +23097,7 @@
     <ns0:name ns0:val="Normal"/>
     <ns0:qFormat/>
     <ns0:rPr>
-      <ns0:rFonts ns0:ascii="Times New Roman" ns0:cs="Times New Roman" ns0:eastAsia="SimSun" ns0:hAnsi="Times New Roman"/>
+      <ns0:rFonts ns0:ascii="Times New Roman" ns0:cs="Times New Roman" ns0:eastAsia="FangSong" ns0:hAnsi="Times New Roman"/>
       <ns0:b ns0:val="0"/>
       <ns0:sz ns0:val="23"/>
     </ns0:rPr>
@@ -23111,7 +23111,7 @@
       <ns0:spacing ns0:after="180" ns0:before="180"/>
     </ns0:pPr>
     <ns0:rPr>
-      <ns0:rFonts ns0:ascii="Times New Roman" ns0:hAnsi="Times New Roman" ns0:eastAsia="SimSun" ns0:cs="Times New Roman"/>
+      <ns0:rFonts ns0:ascii="Times New Roman" ns0:hAnsi="Times New Roman" ns0:eastAsia="FangSong" ns0:cs="Times New Roman"/>
     </ns0:rPr>
   </ns0:style>
   <ns0:style ns0:customStyle="1" ns0:styleId="FirstParagraph" ns0:type="paragraph">
@@ -23120,7 +23120,7 @@
     <ns0:next ns0:val="BodyText"/>
     <ns0:qFormat/>
     <ns0:rPr>
-      <ns0:rFonts ns0:ascii="Times New Roman" ns0:hAnsi="Times New Roman" ns0:eastAsia="SimSun" ns0:cs="Times New Roman"/>
+      <ns0:rFonts ns0:ascii="Times New Roman" ns0:hAnsi="Times New Roman" ns0:eastAsia="FangSong" ns0:cs="Times New Roman"/>
     </ns0:rPr>
   </ns0:style>
   <ns0:style ns0:customStyle="1" ns0:styleId="Compact" ns0:type="paragraph">
@@ -23131,7 +23131,7 @@
       <ns0:spacing ns0:after="36" ns0:before="36"/>
     </ns0:pPr>
     <ns0:rPr>
-      <ns0:rFonts ns0:ascii="Times New Roman" ns0:hAnsi="Times New Roman" ns0:eastAsia="SimSun" ns0:cs="Times New Roman"/>
+      <ns0:rFonts ns0:ascii="Times New Roman" ns0:hAnsi="Times New Roman" ns0:eastAsia="FangSong" ns0:cs="Times New Roman"/>
     </ns0:rPr>
   </ns0:style>
   <ns0:style ns0:styleId="Title" ns0:type="paragraph">
@@ -23162,7 +23162,7 @@
     <ns0:uiPriority ns0:val="10"/>
     <ns0:rsid ns0:val="00A10FD9"/>
     <ns0:rPr>
-      <ns0:rFonts ns0:ascii="Times New Roman" ns0:hAnsi="Times New Roman" ns0:eastAsia="SimSun" ns0:cs="Times New Roman"/>
+      <ns0:rFonts ns0:ascii="Times New Roman" ns0:hAnsi="Times New Roman" ns0:eastAsia="FangSong" ns0:cs="Times New Roman"/>
       <ns0:sz ns0:val="56"/>
       <ns0:szCs ns0:val="56"/>
     </ns0:rPr>
@@ -23181,7 +23181,7 @@
       </ns0:numPr>
     </ns0:pPr>
     <ns0:rPr>
-      <ns0:rFonts ns0:ascii="Times New Roman" ns0:cs="Times New Roman" ns0:eastAsia="SimSun" ns0:hAnsi="Times New Roman"/>
+      <ns0:rFonts ns0:ascii="Times New Roman" ns0:cs="Times New Roman" ns0:eastAsia="SimHei" ns0:hAnsi="Times New Roman"/>
       <ns0:b ns0:val="0"/>
       <ns0:color ns0:val="5B6975"/>
       <ns0:sz ns0:val="24"/>
@@ -23195,7 +23195,7 @@
     <ns0:uiPriority ns0:val="11"/>
     <ns0:rsid ns0:val="00A10FD9"/>
     <ns0:rPr>
-      <ns0:rFonts ns0:ascii="Times New Roman" ns0:hAnsi="Times New Roman" ns0:eastAsia="SimSun" ns0:cs="Times New Roman"/>
+      <ns0:rFonts ns0:ascii="Times New Roman" ns0:hAnsi="Times New Roman" ns0:eastAsia="FangSong" ns0:cs="Times New Roman"/>
       <ns0:color ns0:themeColor="text1" ns0:themeTint="A6" ns0:val="595959"/>
       <ns0:sz ns0:val="28"/>
       <ns0:szCs ns0:val="28"/>
@@ -23211,7 +23211,7 @@
       <ns0:keepLines/>
     </ns0:pPr>
     <ns0:rPr>
-      <ns0:rFonts ns0:ascii="Times New Roman" ns0:hAnsi="Times New Roman" ns0:eastAsia="SimSun" ns0:cs="Times New Roman"/>
+      <ns0:rFonts ns0:ascii="Times New Roman" ns0:hAnsi="Times New Roman" ns0:eastAsia="FangSong" ns0:cs="Times New Roman"/>
       <ns0:sz ns0:val="24"/>
       <ns0:szCs ns0:val="24"/>
     </ns0:rPr>
@@ -23226,7 +23226,7 @@
       <ns0:keepLines/>
     </ns0:pPr>
     <ns0:rPr>
-      <ns0:rFonts ns0:ascii="Times New Roman" ns0:hAnsi="Times New Roman" ns0:eastAsia="SimSun" ns0:cs="Times New Roman"/>
+      <ns0:rFonts ns0:ascii="Times New Roman" ns0:hAnsi="Times New Roman" ns0:eastAsia="FangSong" ns0:cs="Times New Roman"/>
       <ns0:sz ns0:val="24"/>
       <ns0:szCs ns0:val="24"/>
     </ns0:rPr>
@@ -23243,7 +23243,7 @@
       <ns0:jc ns0:val="center"/>
     </ns0:pPr>
     <ns0:rPr>
-      <ns0:rFonts ns0:ascii="Times New Roman" ns0:hAnsi="Times New Roman" ns0:eastAsia="SimSun" ns0:cs="Times New Roman"/>
+      <ns0:rFonts ns0:ascii="Times New Roman" ns0:hAnsi="Times New Roman" ns0:eastAsia="FangSong" ns0:cs="Times New Roman"/>
       <ns0:b/>
       <ns0:sz ns0:val="20"/>
       <ns0:szCs ns0:val="20"/>
@@ -23260,7 +23260,7 @@
       <ns0:spacing ns0:after="300" ns0:before="100"/>
     </ns0:pPr>
     <ns0:rPr>
-      <ns0:rFonts ns0:ascii="Times New Roman" ns0:hAnsi="Times New Roman" ns0:eastAsia="SimSun" ns0:cs="Times New Roman"/>
+      <ns0:rFonts ns0:ascii="Times New Roman" ns0:hAnsi="Times New Roman" ns0:eastAsia="FangSong" ns0:cs="Times New Roman"/>
       <ns0:sz ns0:val="20"/>
       <ns0:szCs ns0:val="20"/>
     </ns0:rPr>
@@ -23272,7 +23272,7 @@
     <ns0:qFormat/>
     <ns0:pPr/>
     <ns0:rPr>
-      <ns0:rFonts ns0:ascii="Times New Roman" ns0:hAnsi="Times New Roman" ns0:eastAsia="SimSun" ns0:cs="Times New Roman"/>
+      <ns0:rFonts ns0:ascii="Times New Roman" ns0:hAnsi="Times New Roman" ns0:eastAsia="FangSong" ns0:cs="Times New Roman"/>
     </ns0:rPr>
   </ns0:style>
   <ns0:style ns0:styleId="Heading1" ns0:type="paragraph">
@@ -23608,7 +23608,7 @@
       <ns0:ind ns0:firstLine="0" ns0:left="480" ns0:right="480"/>
     </ns0:pPr>
     <ns0:rPr>
-      <ns0:rFonts ns0:ascii="Times New Roman" ns0:hAnsi="Times New Roman" ns0:eastAsia="SimSun" ns0:cs="Times New Roman"/>
+      <ns0:rFonts ns0:ascii="Times New Roman" ns0:hAnsi="Times New Roman" ns0:eastAsia="FangSong" ns0:cs="Times New Roman"/>
     </ns0:rPr>
   </ns0:style>
   <ns0:style ns0:styleId="FootnoteText" ns0:type="paragraph">
@@ -23619,7 +23619,7 @@
     <ns0:unhideWhenUsed/>
     <ns0:qFormat/>
     <ns0:rPr>
-      <ns0:rFonts ns0:ascii="Times New Roman" ns0:hAnsi="Times New Roman" ns0:eastAsia="SimSun" ns0:cs="Times New Roman"/>
+      <ns0:rFonts ns0:ascii="Times New Roman" ns0:hAnsi="Times New Roman" ns0:eastAsia="FangSong" ns0:cs="Times New Roman"/>
     </ns0:rPr>
   </ns0:style>
   <ns0:style ns0:styleId="FootnoteBlockText" ns0:type="paragraph">
@@ -23634,7 +23634,7 @@
       <ns0:ind ns0:firstLine="0" ns0:left="480" ns0:right="480"/>
     </ns0:pPr>
     <ns0:rPr>
-      <ns0:rFonts ns0:ascii="Times New Roman" ns0:hAnsi="Times New Roman" ns0:eastAsia="SimSun" ns0:cs="Times New Roman"/>
+      <ns0:rFonts ns0:ascii="Times New Roman" ns0:hAnsi="Times New Roman" ns0:eastAsia="FangSong" ns0:cs="Times New Roman"/>
     </ns0:rPr>
   </ns0:style>
   <ns0:style ns0:default="1" ns0:styleId="DefaultParagraphFont" ns0:type="character">
@@ -23642,7 +23642,7 @@
     <ns0:semiHidden/>
     <ns0:unhideWhenUsed/>
     <ns0:rPr>
-      <ns0:rFonts ns0:ascii="Times New Roman" ns0:hAnsi="Times New Roman" ns0:eastAsia="SimSun" ns0:cs="Times New Roman"/>
+      <ns0:rFonts ns0:ascii="Times New Roman" ns0:hAnsi="Times New Roman" ns0:eastAsia="FangSong" ns0:cs="Times New Roman"/>
     </ns0:rPr>
   </ns0:style>
   <ns0:style ns0:default="1" ns0:styleId="Table" ns0:type="table">
@@ -23652,7 +23652,7 @@
     <ns0:unhideWhenUsed/>
     <ns0:qFormat/>
     <ns0:rPr>
-      <ns0:rFonts ns0:ascii="Times New Roman" ns0:hAnsi="Times New Roman" ns0:eastAsia="SimSun" ns0:cs="Times New Roman"/>
+      <ns0:rFonts ns0:ascii="Times New Roman" ns0:hAnsi="Times New Roman" ns0:eastAsia="FangSong" ns0:cs="Times New Roman"/>
     </ns0:rPr>
     <ns0:tblPr>
       <ns0:tblInd ns0:type="dxa" ns0:w="0"/>
@@ -23682,7 +23682,7 @@
       <ns0:spacing ns0:after="0"/>
     </ns0:pPr>
     <ns0:rPr>
-      <ns0:rFonts ns0:ascii="Times New Roman" ns0:hAnsi="Times New Roman" ns0:eastAsia="SimSun" ns0:cs="Times New Roman"/>
+      <ns0:rFonts ns0:ascii="Times New Roman" ns0:hAnsi="Times New Roman" ns0:eastAsia="FangSong" ns0:cs="Times New Roman"/>
       <ns0:b/>
     </ns0:rPr>
   </ns0:style>
@@ -23690,7 +23690,7 @@
     <ns0:name ns0:val="Definition"/>
     <ns0:basedOn ns0:val="Normal"/>
     <ns0:rPr>
-      <ns0:rFonts ns0:ascii="Times New Roman" ns0:hAnsi="Times New Roman" ns0:eastAsia="SimSun" ns0:cs="Times New Roman"/>
+      <ns0:rFonts ns0:ascii="Times New Roman" ns0:hAnsi="Times New Roman" ns0:eastAsia="FangSong" ns0:cs="Times New Roman"/>
     </ns0:rPr>
   </ns0:style>
   <ns0:style ns0:styleId="Caption" ns0:type="paragraph">
@@ -23714,21 +23714,21 @@
       <ns0:keepNext/>
     </ns0:pPr>
     <ns0:rPr>
-      <ns0:rFonts ns0:ascii="Times New Roman" ns0:hAnsi="Times New Roman" ns0:eastAsia="SimSun" ns0:cs="Times New Roman"/>
+      <ns0:rFonts ns0:ascii="Times New Roman" ns0:hAnsi="Times New Roman" ns0:eastAsia="FangSong" ns0:cs="Times New Roman"/>
     </ns0:rPr>
   </ns0:style>
   <ns0:style ns0:customStyle="1" ns0:styleId="ImageCaption" ns0:type="paragraph">
     <ns0:name ns0:val="Image Caption"/>
     <ns0:basedOn ns0:val="Caption"/>
     <ns0:rPr>
-      <ns0:rFonts ns0:ascii="Times New Roman" ns0:hAnsi="Times New Roman" ns0:eastAsia="SimSun" ns0:cs="Times New Roman"/>
+      <ns0:rFonts ns0:ascii="Times New Roman" ns0:hAnsi="Times New Roman" ns0:eastAsia="FangSong" ns0:cs="Times New Roman"/>
     </ns0:rPr>
   </ns0:style>
   <ns0:style ns0:customStyle="1" ns0:styleId="Figure" ns0:type="paragraph">
     <ns0:name ns0:val="Figure"/>
     <ns0:basedOn ns0:val="Normal"/>
     <ns0:rPr>
-      <ns0:rFonts ns0:ascii="Times New Roman" ns0:hAnsi="Times New Roman" ns0:eastAsia="SimSun" ns0:cs="Times New Roman"/>
+      <ns0:rFonts ns0:ascii="Times New Roman" ns0:hAnsi="Times New Roman" ns0:eastAsia="FangSong" ns0:cs="Times New Roman"/>
     </ns0:rPr>
   </ns0:style>
   <ns0:style ns0:customStyle="1" ns0:styleId="CaptionedFigure" ns0:type="paragraph">
@@ -23738,7 +23738,7 @@
       <ns0:keepNext/>
     </ns0:pPr>
     <ns0:rPr>
-      <ns0:rFonts ns0:ascii="Times New Roman" ns0:hAnsi="Times New Roman" ns0:eastAsia="SimSun" ns0:cs="Times New Roman"/>
+      <ns0:rFonts ns0:ascii="Times New Roman" ns0:hAnsi="Times New Roman" ns0:eastAsia="FangSong" ns0:cs="Times New Roman"/>
     </ns0:rPr>
   </ns0:style>
   <ns0:style ns0:customStyle="1" ns0:styleId="BodyTextChar" ns0:type="character">
@@ -23746,14 +23746,14 @@
     <ns0:basedOn ns0:val="DefaultParagraphFont"/>
     <ns0:link ns0:val="BodyText"/>
     <ns0:rPr>
-      <ns0:rFonts ns0:ascii="Times New Roman" ns0:hAnsi="Times New Roman" ns0:eastAsia="SimSun" ns0:cs="Times New Roman"/>
+      <ns0:rFonts ns0:ascii="Times New Roman" ns0:hAnsi="Times New Roman" ns0:eastAsia="FangSong" ns0:cs="Times New Roman"/>
     </ns0:rPr>
   </ns0:style>
   <ns0:style ns0:customStyle="1" ns0:styleId="VerbatimChar" ns0:type="character">
     <ns0:name ns0:val="Verbatim Char"/>
     <ns0:basedOn ns0:val="BodyTextChar"/>
     <ns0:rPr>
-      <ns0:rFonts ns0:ascii="Times New Roman" ns0:cs="Times New Roman" ns0:eastAsia="SimSun" ns0:hAnsi="Times New Roman"/>
+      <ns0:rFonts ns0:ascii="Times New Roman" ns0:cs="Times New Roman" ns0:eastAsia="FangSong" ns0:hAnsi="Times New Roman"/>
       <ns0:b ns0:val="0"/>
       <ns0:sz ns0:val="20"/>
     </ns0:rPr>
@@ -23762,14 +23762,14 @@
     <ns0:name ns0:val="Section Number"/>
     <ns0:basedOn ns0:val="BodyTextChar"/>
     <ns0:rPr>
-      <ns0:rFonts ns0:ascii="Times New Roman" ns0:hAnsi="Times New Roman" ns0:eastAsia="SimSun" ns0:cs="Times New Roman"/>
+      <ns0:rFonts ns0:ascii="Times New Roman" ns0:hAnsi="Times New Roman" ns0:eastAsia="FangSong" ns0:cs="Times New Roman"/>
     </ns0:rPr>
   </ns0:style>
   <ns0:style ns0:styleId="FootnoteReference" ns0:type="character">
     <ns0:name ns0:val="Footnote Reference"/>
     <ns0:basedOn ns0:val="BodyTextChar"/>
     <ns0:rPr>
-      <ns0:rFonts ns0:ascii="Times New Roman" ns0:hAnsi="Times New Roman" ns0:eastAsia="SimSun" ns0:cs="Times New Roman"/>
+      <ns0:rFonts ns0:ascii="Times New Roman" ns0:hAnsi="Times New Roman" ns0:eastAsia="FangSong" ns0:cs="Times New Roman"/>
       <ns0:vertAlign ns0:val="superscript"/>
     </ns0:rPr>
   </ns0:style>
@@ -23777,7 +23777,7 @@
     <ns0:name ns0:val="Hyperlink"/>
     <ns0:basedOn ns0:val="BodyTextChar"/>
     <ns0:rPr>
-      <ns0:rFonts ns0:ascii="Times New Roman" ns0:hAnsi="Times New Roman" ns0:eastAsia="SimSun" ns0:cs="Times New Roman"/>
+      <ns0:rFonts ns0:ascii="Times New Roman" ns0:hAnsi="Times New Roman" ns0:eastAsia="FangSong" ns0:cs="Times New Roman"/>
       <ns0:color ns0:themeColor="accent1" ns0:val="4F81BD"/>
     </ns0:rPr>
   </ns0:style>
@@ -23804,7 +23804,7 @@
     <w:basedOn w:val="BodyText"/>
     <w:qFormat/>
     <ns0:rPr>
-      <w:rFonts ns0:ascii="Times New Roman" ns0:hAnsi="Times New Roman" ns0:eastAsia="SimSun" ns0:cs="Times New Roman"/>
+      <w:rFonts ns0:ascii="Times New Roman" ns0:hAnsi="Times New Roman" ns0:eastAsia="FangSong" ns0:cs="Times New Roman"/>
     </ns0:rPr>
   </w:style>
   <w:style w:type="paragraph" w:customStyle="1" w:styleId="MethodologyBlock">
@@ -23812,7 +23812,7 @@
     <w:basedOn w:val="BodyText"/>
     <w:qFormat/>
     <ns0:rPr>
-      <w:rFonts ns0:ascii="Times New Roman" ns0:hAnsi="Times New Roman" ns0:eastAsia="SimSun" ns0:cs="Times New Roman"/>
+      <w:rFonts ns0:ascii="Times New Roman" ns0:hAnsi="Times New Roman" ns0:eastAsia="FangSong" ns0:cs="Times New Roman"/>
     </ns0:rPr>
   </w:style>
   <w:style w:type="paragraph" w:customStyle="1" w:styleId="SourceCode">
@@ -23823,14 +23823,14 @@
       <w:wordWrap w:val="off"/>
     </w:pPr>
     <ns0:rPr>
-      <w:rFonts ns0:ascii="Times New Roman" ns0:hAnsi="Times New Roman" ns0:eastAsia="SimSun" ns0:cs="Times New Roman"/>
+      <w:rFonts ns0:ascii="Times New Roman" ns0:hAnsi="Times New Roman" ns0:eastAsia="FangSong" ns0:cs="Times New Roman"/>
     </ns0:rPr>
   </w:style>
   <w:style w:type="character" w:customStyle="1" w:styleId="KeywordTok">
     <w:name w:val="KeywordTok"/>
     <w:basedOn w:val="VerbatimChar"/>
     <w:rPr>
-      <w:rFonts w:ascii="Times New Roman" w:hAnsi="Times New Roman" w:eastAsia="SimSun" w:cs="Times New Roman"/>
+      <w:rFonts w:ascii="Times New Roman" w:hAnsi="Times New Roman" w:eastAsia="FangSong" w:cs="Times New Roman"/>
       <w:b/>
       <w:color w:val="007020"/>
     </w:rPr>
@@ -23839,7 +23839,7 @@
     <w:name w:val="DataTypeTok"/>
     <w:basedOn w:val="VerbatimChar"/>
     <w:rPr>
-      <w:rFonts w:ascii="Times New Roman" w:hAnsi="Times New Roman" w:eastAsia="SimSun" w:cs="Times New Roman"/>
+      <w:rFonts w:ascii="Times New Roman" w:hAnsi="Times New Roman" w:eastAsia="FangSong" w:cs="Times New Roman"/>
       <w:color w:val="902000"/>
     </w:rPr>
   </w:style>
@@ -23847,7 +23847,7 @@
     <w:name w:val="DecValTok"/>
     <w:basedOn w:val="VerbatimChar"/>
     <w:rPr>
-      <w:rFonts w:ascii="Times New Roman" w:hAnsi="Times New Roman" w:eastAsia="SimSun" w:cs="Times New Roman"/>
+      <w:rFonts w:ascii="Times New Roman" w:hAnsi="Times New Roman" w:eastAsia="FangSong" w:cs="Times New Roman"/>
       <w:color w:val="40a070"/>
     </w:rPr>
   </w:style>
@@ -23855,7 +23855,7 @@
     <w:name w:val="BaseNTok"/>
     <w:basedOn w:val="VerbatimChar"/>
     <w:rPr>
-      <w:rFonts w:ascii="Times New Roman" w:hAnsi="Times New Roman" w:eastAsia="SimSun" w:cs="Times New Roman"/>
+      <w:rFonts w:ascii="Times New Roman" w:hAnsi="Times New Roman" w:eastAsia="FangSong" w:cs="Times New Roman"/>
       <w:color w:val="40a070"/>
     </w:rPr>
   </w:style>
@@ -23863,7 +23863,7 @@
     <w:name w:val="FloatTok"/>
     <w:basedOn w:val="VerbatimChar"/>
     <w:rPr>
-      <w:rFonts w:ascii="Times New Roman" w:hAnsi="Times New Roman" w:eastAsia="SimSun" w:cs="Times New Roman"/>
+      <w:rFonts w:ascii="Times New Roman" w:hAnsi="Times New Roman" w:eastAsia="FangSong" w:cs="Times New Roman"/>
       <w:color w:val="40a070"/>
     </w:rPr>
   </w:style>
@@ -23871,7 +23871,7 @@
     <w:name w:val="ConstantTok"/>
     <w:basedOn w:val="VerbatimChar"/>
     <w:rPr>
-      <w:rFonts w:ascii="Times New Roman" w:hAnsi="Times New Roman" w:eastAsia="SimSun" w:cs="Times New Roman"/>
+      <w:rFonts w:ascii="Times New Roman" w:hAnsi="Times New Roman" w:eastAsia="FangSong" w:cs="Times New Roman"/>
       <w:color w:val="880000"/>
     </w:rPr>
   </w:style>
@@ -23879,7 +23879,7 @@
     <w:name w:val="CharTok"/>
     <w:basedOn w:val="VerbatimChar"/>
     <w:rPr>
-      <w:rFonts w:ascii="Times New Roman" w:hAnsi="Times New Roman" w:eastAsia="SimSun" w:cs="Times New Roman"/>
+      <w:rFonts w:ascii="Times New Roman" w:hAnsi="Times New Roman" w:eastAsia="FangSong" w:cs="Times New Roman"/>
       <w:color w:val="4070a0"/>
     </w:rPr>
   </w:style>
@@ -23887,7 +23887,7 @@
     <w:name w:val="SpecialCharTok"/>
     <w:basedOn w:val="VerbatimChar"/>
     <w:rPr>
-      <w:rFonts w:ascii="Times New Roman" w:hAnsi="Times New Roman" w:eastAsia="SimSun" w:cs="Times New Roman"/>
+      <w:rFonts w:ascii="Times New Roman" w:hAnsi="Times New Roman" w:eastAsia="FangSong" w:cs="Times New Roman"/>
       <w:color w:val="4070a0"/>
     </w:rPr>
   </w:style>
@@ -23895,7 +23895,7 @@
     <w:name w:val="StringTok"/>
     <w:basedOn w:val="VerbatimChar"/>
     <w:rPr>
-      <w:rFonts w:ascii="Times New Roman" w:hAnsi="Times New Roman" w:eastAsia="SimSun" w:cs="Times New Roman"/>
+      <w:rFonts w:ascii="Times New Roman" w:hAnsi="Times New Roman" w:eastAsia="FangSong" w:cs="Times New Roman"/>
       <w:color w:val="4070a0"/>
     </w:rPr>
   </w:style>
@@ -23903,7 +23903,7 @@
     <w:name w:val="VerbatimStringTok"/>
     <w:basedOn w:val="VerbatimChar"/>
     <w:rPr>
-      <w:rFonts w:ascii="Times New Roman" w:hAnsi="Times New Roman" w:eastAsia="SimSun" w:cs="Times New Roman"/>
+      <w:rFonts w:ascii="Times New Roman" w:hAnsi="Times New Roman" w:eastAsia="FangSong" w:cs="Times New Roman"/>
       <w:color w:val="4070a0"/>
     </w:rPr>
   </w:style>
@@ -23911,7 +23911,7 @@
     <w:name w:val="SpecialStringTok"/>
     <w:basedOn w:val="VerbatimChar"/>
     <w:rPr>
-      <w:rFonts w:ascii="Times New Roman" w:hAnsi="Times New Roman" w:eastAsia="SimSun" w:cs="Times New Roman"/>
+      <w:rFonts w:ascii="Times New Roman" w:hAnsi="Times New Roman" w:eastAsia="FangSong" w:cs="Times New Roman"/>
       <w:color w:val="bb6688"/>
     </w:rPr>
   </w:style>
@@ -23919,7 +23919,7 @@
     <w:name w:val="ImportTok"/>
     <w:basedOn w:val="VerbatimChar"/>
     <w:rPr>
-      <w:rFonts w:ascii="Times New Roman" w:hAnsi="Times New Roman" w:eastAsia="SimSun" w:cs="Times New Roman"/>
+      <w:rFonts w:ascii="Times New Roman" w:hAnsi="Times New Roman" w:eastAsia="FangSong" w:cs="Times New Roman"/>
       <w:b/>
       <w:color w:val="008000"/>
     </w:rPr>
@@ -23928,7 +23928,7 @@
     <w:name w:val="CommentTok"/>
     <w:basedOn w:val="VerbatimChar"/>
     <w:rPr>
-      <w:rFonts w:ascii="Times New Roman" w:hAnsi="Times New Roman" w:eastAsia="SimSun" w:cs="Times New Roman"/>
+      <w:rFonts w:ascii="Times New Roman" w:hAnsi="Times New Roman" w:eastAsia="FangSong" w:cs="Times New Roman"/>
       <w:i/>
       <w:color w:val="60a0b0"/>
     </w:rPr>
@@ -23937,7 +23937,7 @@
     <w:name w:val="DocumentationTok"/>
     <w:basedOn w:val="VerbatimChar"/>
     <w:rPr>
-      <w:rFonts w:ascii="Times New Roman" w:hAnsi="Times New Roman" w:eastAsia="SimSun" w:cs="Times New Roman"/>
+      <w:rFonts w:ascii="Times New Roman" w:hAnsi="Times New Roman" w:eastAsia="FangSong" w:cs="Times New Roman"/>
       <w:i/>
       <w:color w:val="ba2121"/>
     </w:rPr>
@@ -23946,7 +23946,7 @@
     <w:name w:val="AnnotationTok"/>
     <w:basedOn w:val="VerbatimChar"/>
     <w:rPr>
-      <w:rFonts w:ascii="Times New Roman" w:hAnsi="Times New Roman" w:eastAsia="SimSun" w:cs="Times New Roman"/>
+      <w:rFonts w:ascii="Times New Roman" w:hAnsi="Times New Roman" w:eastAsia="FangSong" w:cs="Times New Roman"/>
       <w:b/>
       <w:i/>
       <w:color w:val="60a0b0"/>
@@ -23956,7 +23956,7 @@
     <w:name w:val="CommentVarTok"/>
     <w:basedOn w:val="VerbatimChar"/>
     <w:rPr>
-      <w:rFonts w:ascii="Times New Roman" w:hAnsi="Times New Roman" w:eastAsia="SimSun" w:cs="Times New Roman"/>
+      <w:rFonts w:ascii="Times New Roman" w:hAnsi="Times New Roman" w:eastAsia="FangSong" w:cs="Times New Roman"/>
       <w:b/>
       <w:i/>
       <w:color w:val="60a0b0"/>
@@ -23966,7 +23966,7 @@
     <w:name w:val="OtherTok"/>
     <w:basedOn w:val="VerbatimChar"/>
     <w:rPr>
-      <w:rFonts w:ascii="Times New Roman" w:hAnsi="Times New Roman" w:eastAsia="SimSun" w:cs="Times New Roman"/>
+      <w:rFonts w:ascii="Times New Roman" w:hAnsi="Times New Roman" w:eastAsia="FangSong" w:cs="Times New Roman"/>
       <w:color w:val="007020"/>
     </w:rPr>
   </w:style>
@@ -23974,7 +23974,7 @@
     <w:name w:val="FunctionTok"/>
     <w:basedOn w:val="VerbatimChar"/>
     <w:rPr>
-      <w:rFonts w:ascii="Times New Roman" w:hAnsi="Times New Roman" w:eastAsia="SimSun" w:cs="Times New Roman"/>
+      <w:rFonts w:ascii="Times New Roman" w:hAnsi="Times New Roman" w:eastAsia="FangSong" w:cs="Times New Roman"/>
       <w:color w:val="06287e"/>
     </w:rPr>
   </w:style>
@@ -23982,7 +23982,7 @@
     <w:name w:val="VariableTok"/>
     <w:basedOn w:val="VerbatimChar"/>
     <w:rPr>
-      <w:rFonts w:ascii="Times New Roman" w:hAnsi="Times New Roman" w:eastAsia="SimSun" w:cs="Times New Roman"/>
+      <w:rFonts w:ascii="Times New Roman" w:hAnsi="Times New Roman" w:eastAsia="FangSong" w:cs="Times New Roman"/>
       <w:color w:val="19177c"/>
     </w:rPr>
   </w:style>
@@ -23990,7 +23990,7 @@
     <w:name w:val="ControlFlowTok"/>
     <w:basedOn w:val="VerbatimChar"/>
     <w:rPr>
-      <w:rFonts w:ascii="Times New Roman" w:hAnsi="Times New Roman" w:eastAsia="SimSun" w:cs="Times New Roman"/>
+      <w:rFonts w:ascii="Times New Roman" w:hAnsi="Times New Roman" w:eastAsia="FangSong" w:cs="Times New Roman"/>
       <w:b/>
       <w:color w:val="007020"/>
     </w:rPr>
@@ -23999,7 +23999,7 @@
     <w:name w:val="OperatorTok"/>
     <w:basedOn w:val="VerbatimChar"/>
     <w:rPr>
-      <w:rFonts w:ascii="Times New Roman" w:hAnsi="Times New Roman" w:eastAsia="SimSun" w:cs="Times New Roman"/>
+      <w:rFonts w:ascii="Times New Roman" w:hAnsi="Times New Roman" w:eastAsia="FangSong" w:cs="Times New Roman"/>
       <w:color w:val="666666"/>
     </w:rPr>
   </w:style>
@@ -24007,7 +24007,7 @@
     <w:name w:val="BuiltInTok"/>
     <w:basedOn w:val="VerbatimChar"/>
     <w:rPr>
-      <w:rFonts w:ascii="Times New Roman" w:hAnsi="Times New Roman" w:eastAsia="SimSun" w:cs="Times New Roman"/>
+      <w:rFonts w:ascii="Times New Roman" w:hAnsi="Times New Roman" w:eastAsia="FangSong" w:cs="Times New Roman"/>
       <w:color w:val="008000"/>
     </w:rPr>
   </w:style>
@@ -24015,14 +24015,14 @@
     <w:name w:val="ExtensionTok"/>
     <w:basedOn w:val="VerbatimChar"/>
     <w:rPr>
-      <w:rFonts w:ascii="Times New Roman" w:hAnsi="Times New Roman" w:eastAsia="SimSun" w:cs="Times New Roman"/>
+      <w:rFonts w:ascii="Times New Roman" w:hAnsi="Times New Roman" w:eastAsia="FangSong" w:cs="Times New Roman"/>
     </w:rPr>
   </w:style>
   <w:style w:type="character" w:customStyle="1" w:styleId="PreprocessorTok">
     <w:name w:val="PreprocessorTok"/>
     <w:basedOn w:val="VerbatimChar"/>
     <w:rPr>
-      <w:rFonts w:ascii="Times New Roman" w:hAnsi="Times New Roman" w:eastAsia="SimSun" w:cs="Times New Roman"/>
+      <w:rFonts w:ascii="Times New Roman" w:hAnsi="Times New Roman" w:eastAsia="FangSong" w:cs="Times New Roman"/>
       <w:color w:val="bc7a00"/>
     </w:rPr>
   </w:style>
@@ -24030,7 +24030,7 @@
     <w:name w:val="AttributeTok"/>
     <w:basedOn w:val="VerbatimChar"/>
     <w:rPr>
-      <w:rFonts w:ascii="Times New Roman" w:hAnsi="Times New Roman" w:eastAsia="SimSun" w:cs="Times New Roman"/>
+      <w:rFonts w:ascii="Times New Roman" w:hAnsi="Times New Roman" w:eastAsia="FangSong" w:cs="Times New Roman"/>
       <w:color w:val="7d9029"/>
     </w:rPr>
   </w:style>
@@ -24038,14 +24038,14 @@
     <w:name w:val="RegionMarkerTok"/>
     <w:basedOn w:val="VerbatimChar"/>
     <w:rPr>
-      <w:rFonts w:ascii="Times New Roman" w:hAnsi="Times New Roman" w:eastAsia="SimSun" w:cs="Times New Roman"/>
+      <w:rFonts w:ascii="Times New Roman" w:hAnsi="Times New Roman" w:eastAsia="FangSong" w:cs="Times New Roman"/>
     </w:rPr>
   </w:style>
   <w:style w:type="character" w:customStyle="1" w:styleId="InformationTok">
     <w:name w:val="InformationTok"/>
     <w:basedOn w:val="VerbatimChar"/>
     <w:rPr>
-      <w:rFonts w:ascii="Times New Roman" w:hAnsi="Times New Roman" w:eastAsia="SimSun" w:cs="Times New Roman"/>
+      <w:rFonts w:ascii="Times New Roman" w:hAnsi="Times New Roman" w:eastAsia="FangSong" w:cs="Times New Roman"/>
       <w:b/>
       <w:i/>
       <w:color w:val="60a0b0"/>
@@ -24055,7 +24055,7 @@
     <w:name w:val="WarningTok"/>
     <w:basedOn w:val="VerbatimChar"/>
     <w:rPr>
-      <w:rFonts w:ascii="Times New Roman" w:hAnsi="Times New Roman" w:eastAsia="SimSun" w:cs="Times New Roman"/>
+      <w:rFonts w:ascii="Times New Roman" w:hAnsi="Times New Roman" w:eastAsia="FangSong" w:cs="Times New Roman"/>
       <w:b/>
       <w:i/>
       <w:color w:val="60a0b0"/>
@@ -24065,7 +24065,7 @@
     <w:name w:val="AlertTok"/>
     <w:basedOn w:val="VerbatimChar"/>
     <w:rPr>
-      <w:rFonts w:ascii="Times New Roman" w:hAnsi="Times New Roman" w:eastAsia="SimSun" w:cs="Times New Roman"/>
+      <w:rFonts w:ascii="Times New Roman" w:hAnsi="Times New Roman" w:eastAsia="FangSong" w:cs="Times New Roman"/>
       <w:b/>
       <w:color w:val="ff0000"/>
     </w:rPr>
@@ -24074,7 +24074,7 @@
     <w:name w:val="ErrorTok"/>
     <w:basedOn w:val="VerbatimChar"/>
     <w:rPr>
-      <w:rFonts w:ascii="Times New Roman" w:hAnsi="Times New Roman" w:eastAsia="SimSun" w:cs="Times New Roman"/>
+      <w:rFonts w:ascii="Times New Roman" w:hAnsi="Times New Roman" w:eastAsia="FangSong" w:cs="Times New Roman"/>
       <w:b/>
       <w:color w:val="ff0000"/>
     </w:rPr>
@@ -24083,7 +24083,7 @@
     <w:name w:val="NormalTok"/>
     <w:basedOn w:val="VerbatimChar"/>
     <w:rPr>
-      <w:rFonts w:ascii="Times New Roman" w:hAnsi="Times New Roman" w:eastAsia="SimSun" w:cs="Times New Roman"/>
+      <w:rFonts w:ascii="Times New Roman" w:hAnsi="Times New Roman" w:eastAsia="FangSong" w:cs="Times New Roman"/>
     </w:rPr>
   </w:style>
 </ns0:styles>

--- a/00-首页/学生讲义Word/分光光度法-超级充实版（自学完整）.docx
+++ b/00-首页/学生讲义Word/分光光度法-超级充实版（自学完整）.docx
@@ -38,37 +38,6 @@
           <w:rFonts w:hint="eastAsia" w:ascii="Times New Roman" w:hAnsi="Times New Roman" w:eastAsia="SimHei" w:cs="Times New Roman"/>
         </w:rPr>
         <w:t>分光光度法</w:t>
-      </w:r>
-    </w:p>
-    <w:p>
-      <w:pPr>
-        <w:pStyle w:val="BlockText"/>
-      </w:pPr>
-      <w:r>
-        <w:rPr>
-          <w:rFonts w:hint="eastAsia" w:ascii="Times New Roman" w:hAnsi="Times New Roman" w:eastAsia="FangSong" w:cs="Times New Roman"/>
-          <w:b/>
-          <w:bCs/>
-        </w:rPr>
-        <w:t xml:space="preserve">考纲覆盖</w:t>
-      </w:r>
-      <w:r>
-        <w:rPr>
-          <w:rFonts w:hint="eastAsia" w:ascii="Times New Roman" w:hAnsi="Times New Roman" w:eastAsia="Times New Roman" w:cs="Times New Roman"/>
-        </w:rPr>
-        <w:t xml:space="preserve">：§20</w:t>
-      </w:r>
-      <w:r>
-        <w:rPr>
-          <w:rFonts w:ascii="Times New Roman" w:hAnsi="Times New Roman" w:eastAsia="Times New Roman" w:cs="Times New Roman"/>
-        </w:rPr>
-        <w:t xml:space="preserve"> </w:t>
-      </w:r>
-      <w:r>
-        <w:rPr>
-          <w:rFonts w:hint="eastAsia" w:ascii="Times New Roman" w:hAnsi="Times New Roman" w:eastAsia="FangSong" w:cs="Times New Roman"/>
-        </w:rPr>
-        <w:t xml:space="preserve">分光光度法</w:t>
       </w:r>
     </w:p>
     <w:p>
@@ -5419,8 +5388,7 @@
     <w:tbl>
       <w:tblPr>
         <w:tblStyle w:val="Table"/>
-        <w:tblW w:type="pct" w:w="5000"/>
-        <w:tblLayout w:type="fixed"/>
+        <w:tblW w:type="auto" w:w="0"/>
         <w:tblLook w:firstRow="1" w:lastRow="0" w:firstColumn="0" w:lastColumn="0" w:noHBand="0" w:noVBand="0" w:val="0020"/>
       </w:tblPr>
       <w:tblGrid>
@@ -5647,36 +5615,22 @@
               <w:rPr>
                 <w:rFonts w:ascii="Times New Roman" w:hAnsi="Times New Roman" w:eastAsia="Times New Roman" w:cs="Times New Roman"/>
               </w:rPr>
-              <w:t xml:space="preserve">Fe(SCN)</w:t>
-            </w:r>
-            <m:oMath>
-              <m:sSubSup>
-                <m:e>
-                  <m:r>
-                    <m:t>​</m:t>
-                  </m:r>
-                </m:e>
-                <m:sub>
-                  <m:r>
-                    <m:t>n</m:t>
-                  </m:r>
-                </m:sub>
-                <m:sup>
-                  <m:r>
-                    <m:t>3</m:t>
-                  </m:r>
-                  <m:r>
-                    <m:rPr>
-                      <m:sty m:val="p"/>
-                    </m:rPr>
-                    <m:t>−</m:t>
-                  </m:r>
-                  <m:r>
-                    <m:t>n</m:t>
-                  </m:r>
-                </m:sup>
-              </m:sSubSup>
-            </m:oMath>
+              <w:t>Fe(SCN)</w:t>
+            </w:r>
+            <w:r>
+              <w:rPr>
+                <w:rFonts w:ascii="Times New Roman" w:hAnsi="Times New Roman" w:eastAsia="Times New Roman" w:cs="Times New Roman"/>
+                <w:vertAlign w:val="subscript"/>
+              </w:rPr>
+              <w:t>n</w:t>
+            </w:r>
+            <w:r>
+              <w:rPr>
+                <w:rFonts w:ascii="Times New Roman" w:hAnsi="Times New Roman" w:eastAsia="Times New Roman" w:cs="Times New Roman"/>
+                <w:vertAlign w:val="superscript"/>
+              </w:rPr>
+              <w:t>3-n</w:t>
+            </w:r>
             <w:r>
               <w:rPr>
                 <w:rFonts w:ascii="Times New Roman" w:hAnsi="Times New Roman" w:eastAsia="Times New Roman" w:cs="Times New Roman"/>
